--- a/docs/au-bank-insurance-platform/rule-packs/approval/3-Suitability-Rule-Pack.docx
+++ b/docs/au-bank-insurance-platform/rule-packs/approval/3-Suitability-Rule-Pack.docx
@@ -77,7 +77,7 @@
           <w:sz w:val="40"/>
           <w:szCs w:val="40"/>
         </w:rPr>
-        <w:t xml:space="preserve">The 48 rules, in full</w:t>
+        <w:t xml:space="preserve">The 62 rules, in full</w:t>
       </w:r>
     </w:p>
     <w:p>
@@ -269,7 +269,7 @@
                 <w:szCs w:val="18"/>
               </w:rPr>
               <w:br/>
-              <w:t xml:space="preserve">Approval reference COMP-APPROVE-CNS-SUIT-v1.0</w:t>
+              <w:t xml:space="preserve">Approval reference COMP-APPROVE-CNS-SUIT-v1.1</w:t>
             </w:r>
           </w:p>
         </w:tc>
@@ -336,7 +336,7 @@
                 <w:sz w:val="18"/>
                 <w:szCs w:val="18"/>
               </w:rPr>
-              <w:t xml:space="preserve">Volume 1 — Decision Pack, Decision Schedule B (§7). That schedule is where the approval is recorded; this volume is what it refers to.</w:t>
+              <w:t xml:space="preserve">Volume 1 — Decision Pack, Decision Schedule B (§9). That schedule is where the approval is recorded; this volume is what it refers to.</w:t>
             </w:r>
           </w:p>
         </w:tc>
@@ -401,7 +401,7 @@
                 <w:sz w:val="18"/>
                 <w:szCs w:val="18"/>
               </w:rPr>
-              <w:t xml:space="preserve">48 rules, SUIT-R01 to SUIT-R48, in 14 sections, together with the twelve-input question set, the computation and its worked example, the outcome tables, the 18-field assessment record and the override policy</w:t>
+              <w:t xml:space="preserve">62 rules — SUIT-R01 to SUIT-R48 with fourteen sub-numbered rules added at v1.1 — in 14 sections, together with the sixteen-input question set (four taken from bank records, twelve asked), the computation and its worked example, the outcome tables, the assessment record and the override policy</w:t>
             </w:r>
           </w:p>
         </w:tc>
@@ -468,7 +468,7 @@
                 <w:sz w:val="18"/>
                 <w:szCs w:val="18"/>
               </w:rPr>
-              <w:t xml:space="preserve">SUIT-ALGO-LIFE-v1.0 — the version identifier recorded on every assessment, so that any past assessment can be reproduced exactly</w:t>
+              <w:t xml:space="preserve">SUIT-ALGO-LIFE-v1.1 — recorded on every assessment so any past assessment can be reproduced exactly. Raised from v1.0 because the outcome tables were made exhaustive and income is now taken as an exact figure rather than a band; both change results, so under SUIT-R07 they require a new version</w:t>
             </w:r>
           </w:p>
         </w:tc>
@@ -533,19 +533,19 @@
                 <w:sz w:val="18"/>
                 <w:szCs w:val="18"/>
               </w:rPr>
-              <w:t xml:space="preserve">Not started. </w:t>
-            </w:r>
-            <w:r>
-              <w:rPr>
-                <w:b w:val="false"/>
-                <w:bCs w:val="false"/>
-                <w:i w:val="false"/>
-                <w:iCs w:val="false"/>
-                <w:color w:val="222629"/>
-                <w:sz w:val="18"/>
-                <w:szCs w:val="18"/>
-              </w:rPr>
-              <w:t xml:space="preserve">The Suitability Service and the quote path are held behind a build freeze pending this approval.</w:t>
+              <w:t xml:space="preserve">The Suitability Service does not exist, but the quote path does. </w:t>
+            </w:r>
+            <w:r>
+              <w:rPr>
+                <w:b w:val="false"/>
+                <w:bCs w:val="false"/>
+                <w:i w:val="false"/>
+                <w:iCs w:val="false"/>
+                <w:color w:val="222629"/>
+                <w:sz w:val="18"/>
+                <w:szCs w:val="18"/>
+              </w:rPr>
+              <w:t xml:space="preserve">It was built and hardened without this gate — the defect this approval exists to close. See Volume 1, §3.</w:t>
             </w:r>
           </w:p>
         </w:tc>
@@ -753,6 +753,8 @@
     <w:p>
       <w:pPr>
         <w:pStyle w:val="Heading1"/>
+        <w:keepNext/>
+        <w:keepLines/>
         <w:pageBreakBefore/>
         <w:pBdr>
           <w:bottom w:val="single" w:color="0F6E6E" w:sz="8" w:space="6"/>
@@ -1228,72 +1230,58 @@
         <w:t xml:space="preserve"/>
       </w:r>
     </w:p>
-    <w:tbl>
-      <w:tblPr>
-        <w:tblW w:type="dxa" w:w="9638"/>
-        <w:tblBorders>
-          <w:top w:val="none" w:color="FFFFFF" w:sz="0"/>
-          <w:left w:val="single" w:color="0F6E6E" w:sz="18"/>
-          <w:bottom w:val="none" w:color="FFFFFF" w:sz="0"/>
-          <w:right w:val="none" w:color="FFFFFF" w:sz="0"/>
-          <w:insideH w:val="none" w:color="FFFFFF" w:sz="0"/>
-          <w:insideV w:val="none" w:color="FFFFFF" w:sz="0"/>
-        </w:tblBorders>
-      </w:tblPr>
-      <w:tblGrid>
-        <w:gridCol w:w="9638"/>
-      </w:tblGrid>
-      <w:tr>
-        <w:tc>
-          <w:tcPr>
-            <w:tcW w:type="dxa" w:w="9638"/>
-            <w:shd w:fill="F1F5F8" w:color="auto" w:val="clear"/>
-            <w:tcMar>
-              <w:top w:type="dxa" w:w="140"/>
-              <w:left w:type="dxa" w:w="200"/>
-              <w:bottom w:type="dxa" w:w="140"/>
-              <w:right w:type="dxa" w:w="200"/>
-            </w:tcMar>
-          </w:tcPr>
-          <w:p>
-            <w:pPr>
-              <w:spacing w:after="60" w:before="0" w:line="276"/>
-              <w:jc w:val="left"/>
-            </w:pPr>
-            <w:r>
-              <w:rPr>
-                <w:b/>
-                <w:bCs/>
-                <w:i w:val="false"/>
-                <w:iCs w:val="false"/>
-                <w:color w:val="0F6E6E"/>
-                <w:sz w:val="20"/>
-                <w:szCs w:val="20"/>
-              </w:rPr>
-              <w:t xml:space="preserve">How the sections map to the decision</w:t>
-            </w:r>
-          </w:p>
-          <w:p>
-            <w:pPr>
-              <w:spacing w:after="0" w:before="0" w:line="276"/>
-              <w:jc w:val="left"/>
-            </w:pPr>
-            <w:r>
-              <w:rPr>
-                <w:b w:val="false"/>
-                <w:bCs w:val="false"/>
-                <w:i w:val="false"/>
-                <w:iCs w:val="false"/>
-                <w:color w:val="222629"/>
-                <w:sz w:val="20"/>
-                <w:szCs w:val="20"/>
-              </w:rPr>
-              <w:t xml:space="preserve">Decision Schedule B in Volume 1 has one row per subject, and each row names the section of this volume to read. The order is not identical, because the schedule follows the order in which a reviewer meets the decisions and this volume follows the order in which the model runs. Sections 13 and 14 carry no decision row: section 13 records which obligation each rule serves, and section 14 sets out what the pack deliberately leaves open.</w:t>
-            </w:r>
-          </w:p>
-        </w:tc>
-      </w:tr>
-    </w:tbl>
+    <w:p>
+      <w:pPr>
+        <w:keepNext/>
+        <w:keepLines/>
+        <w:pBdr>
+          <w:top w:val="single" w:color="F1F5F8" w:sz="2" w:space="8"/>
+          <w:left w:val="single" w:color="0F6E6E" w:sz="18" w:space="10"/>
+          <w:right w:val="single" w:color="F1F5F8" w:sz="2" w:space="10"/>
+        </w:pBdr>
+        <w:shd w:fill="F1F5F8" w:color="auto" w:val="clear"/>
+        <w:spacing w:after="100" w:before="140" w:line="276"/>
+        <w:ind w:left="200" w:right="200"/>
+      </w:pPr>
+      <w:r>
+        <w:rPr>
+          <w:b/>
+          <w:bCs/>
+          <w:i w:val="false"/>
+          <w:iCs w:val="false"/>
+          <w:color w:val="0F6E6E"/>
+          <w:sz w:val="20"/>
+          <w:szCs w:val="20"/>
+        </w:rPr>
+        <w:t xml:space="preserve">How the sections map to the decision</w:t>
+      </w:r>
+    </w:p>
+    <w:p>
+      <w:pPr>
+        <w:keepNext w:val="false"/>
+        <w:keepLines/>
+        <w:pBdr>
+          <w:bottom w:val="single" w:color="F1F5F8" w:sz="2" w:space="8"/>
+          <w:left w:val="single" w:color="0F6E6E" w:sz="18" w:space="10"/>
+          <w:right w:val="single" w:color="F1F5F8" w:sz="2" w:space="10"/>
+        </w:pBdr>
+        <w:shd w:fill="F1F5F8" w:color="auto" w:val="clear"/>
+        <w:spacing w:after="140" w:before="0" w:line="276"/>
+        <w:ind w:left="200" w:right="200"/>
+      </w:pPr>
+      <w:r>
+        <w:rPr>
+          <w:b w:val="false"/>
+          <w:bCs w:val="false"/>
+          <w:i w:val="false"/>
+          <w:iCs w:val="false"/>
+          <w:color w:val="222629"/>
+          <w:sz w:val="20"/>
+          <w:szCs w:val="20"/>
+        </w:rPr>
+        <w:t xml:space="preserve">Decision Schedule B in Volume 1 has one row per subject, and each row names the section of this volume to read. The order is not identical, because the schedule follows the order in which a reviewer meets the decisions and this volume follows the order in which the model runs. Sections 13 and 14 carry no decision row: section 13 records which obligation each rule serves, and section 14 sets out what the pack deliberately leaves open.</w:t>
+      </w:r>
+    </w:p>
     <w:p>
       <w:pPr>
         <w:spacing w:after="140"/>
@@ -1323,6 +1311,8 @@
     <w:p>
       <w:pPr>
         <w:pStyle w:val="Heading2"/>
+        <w:keepNext/>
+        <w:keepLines/>
         <w:spacing w:after="120" w:before="300"/>
       </w:pPr>
       <w:r>
@@ -1336,72 +1326,58 @@
         <w:t xml:space="preserve">1.  The gate, stated once and precisely</w:t>
       </w:r>
     </w:p>
-    <w:tbl>
-      <w:tblPr>
-        <w:tblW w:type="dxa" w:w="9638"/>
-        <w:tblBorders>
-          <w:top w:val="none" w:color="FFFFFF" w:sz="0"/>
-          <w:left w:val="single" w:color="11304E" w:sz="18"/>
-          <w:bottom w:val="none" w:color="FFFFFF" w:sz="0"/>
-          <w:right w:val="none" w:color="FFFFFF" w:sz="0"/>
-          <w:insideH w:val="none" w:color="FFFFFF" w:sz="0"/>
-          <w:insideV w:val="none" w:color="FFFFFF" w:sz="0"/>
-        </w:tblBorders>
-      </w:tblPr>
-      <w:tblGrid>
-        <w:gridCol w:w="9638"/>
-      </w:tblGrid>
-      <w:tr>
-        <w:tc>
-          <w:tcPr>
-            <w:tcW w:type="dxa" w:w="9638"/>
-            <w:shd w:fill="F1F5F8" w:color="auto" w:val="clear"/>
-            <w:tcMar>
-              <w:top w:type="dxa" w:w="140"/>
-              <w:left w:type="dxa" w:w="200"/>
-              <w:bottom w:type="dxa" w:w="140"/>
-              <w:right w:type="dxa" w:w="200"/>
-            </w:tcMar>
-          </w:tcPr>
-          <w:p>
-            <w:pPr>
-              <w:spacing w:after="60" w:before="0" w:line="276"/>
-              <w:jc w:val="left"/>
-            </w:pPr>
-            <w:r>
-              <w:rPr>
-                <w:b/>
-                <w:bCs/>
-                <w:i w:val="false"/>
-                <w:iCs w:val="false"/>
-                <w:color w:val="11304E"/>
-                <w:sz w:val="20"/>
-                <w:szCs w:val="20"/>
-              </w:rPr>
-              <w:t xml:space="preserve">SUIT-R20</w:t>
-            </w:r>
-          </w:p>
-          <w:p>
-            <w:pPr>
-              <w:spacing w:after="0" w:before="0" w:line="276"/>
-              <w:jc w:val="left"/>
-            </w:pPr>
-            <w:r>
-              <w:rPr>
-                <w:b w:val="false"/>
-                <w:bCs w:val="false"/>
-                <w:i w:val="false"/>
-                <w:iCs w:val="false"/>
-                <w:color w:val="222629"/>
-                <w:sz w:val="20"/>
-                <w:szCs w:val="20"/>
-              </w:rPr>
-              <w:t xml:space="preserve">Quote endpoints refuse the request unless it carries a suitability assessment that is active, was issued within the last 30 days, is bound to the same customer, and whose outcome permits the product class being requested. Four conditions. All four must hold. Each is separately tested in B.6.</w:t>
-            </w:r>
-          </w:p>
-        </w:tc>
-      </w:tr>
-    </w:tbl>
+    <w:p>
+      <w:pPr>
+        <w:keepNext/>
+        <w:keepLines/>
+        <w:pBdr>
+          <w:top w:val="single" w:color="F1F5F8" w:sz="2" w:space="8"/>
+          <w:left w:val="single" w:color="11304E" w:sz="18" w:space="10"/>
+          <w:right w:val="single" w:color="F1F5F8" w:sz="2" w:space="10"/>
+        </w:pBdr>
+        <w:shd w:fill="F1F5F8" w:color="auto" w:val="clear"/>
+        <w:spacing w:after="100" w:before="140" w:line="276"/>
+        <w:ind w:left="200" w:right="200"/>
+      </w:pPr>
+      <w:r>
+        <w:rPr>
+          <w:b/>
+          <w:bCs/>
+          <w:i w:val="false"/>
+          <w:iCs w:val="false"/>
+          <w:color w:val="11304E"/>
+          <w:sz w:val="20"/>
+          <w:szCs w:val="20"/>
+        </w:rPr>
+        <w:t xml:space="preserve">SUIT-R20</w:t>
+      </w:r>
+    </w:p>
+    <w:p>
+      <w:pPr>
+        <w:keepNext w:val="false"/>
+        <w:keepLines/>
+        <w:pBdr>
+          <w:bottom w:val="single" w:color="F1F5F8" w:sz="2" w:space="8"/>
+          <w:left w:val="single" w:color="11304E" w:sz="18" w:space="10"/>
+          <w:right w:val="single" w:color="F1F5F8" w:sz="2" w:space="10"/>
+        </w:pBdr>
+        <w:shd w:fill="F1F5F8" w:color="auto" w:val="clear"/>
+        <w:spacing w:after="140" w:before="0" w:line="276"/>
+        <w:ind w:left="200" w:right="200"/>
+      </w:pPr>
+      <w:r>
+        <w:rPr>
+          <w:b w:val="false"/>
+          <w:bCs w:val="false"/>
+          <w:i w:val="false"/>
+          <w:iCs w:val="false"/>
+          <w:color w:val="222629"/>
+          <w:sz w:val="20"/>
+          <w:szCs w:val="20"/>
+        </w:rPr>
+        <w:t xml:space="preserve">Quote endpoints refuse the request unless it carries a suitability assessment that is active, was issued within the last 30 days, is bound to the same customer, and whose outcome permits the product class being requested. Four conditions. All four must hold. Each is separately tested in B.6.</w:t>
+      </w:r>
+    </w:p>
     <w:p>
       <w:pPr>
         <w:spacing w:after="100"/>
@@ -1431,6 +1407,8 @@
     <w:p>
       <w:pPr>
         <w:pStyle w:val="Heading2"/>
+        <w:keepNext/>
+        <w:keepLines/>
         <w:spacing w:after="120" w:before="300"/>
       </w:pPr>
       <w:r>
@@ -1459,12 +1437,14 @@
           <w:sz w:val="20"/>
           <w:szCs w:val="20"/>
         </w:rPr>
-        <w:t xml:space="preserve">Twelve inputs. Four are taken from bank records and never asked; eight are asked. A questionnaire longer than this, in a branch conversation, is completed dishonestly — which defeats its purpose.</w:t>
+        <w:t xml:space="preserve">Sixteen inputs in total: four taken from bank records and never asked, and twelve asked of the customer. A questionnaire longer than twelve questions, in a branch conversation, is completed dishonestly — which defeats its purpose.</w:t>
       </w:r>
     </w:p>
     <w:p>
       <w:pPr>
         <w:pStyle w:val="Heading3"/>
+        <w:keepNext/>
+        <w:keepLines/>
         <w:spacing w:after="100" w:before="220"/>
       </w:pPr>
       <w:r>
@@ -2146,6 +2126,8 @@
     <w:p>
       <w:pPr>
         <w:pStyle w:val="Heading3"/>
+        <w:keepNext/>
+        <w:keepLines/>
         <w:spacing w:after="100" w:before="220"/>
       </w:pPr>
       <w:r>
@@ -2397,7 +2379,7 @@
                 <w:sz w:val="18"/>
                 <w:szCs w:val="18"/>
               </w:rPr>
-              <w:t xml:space="preserve">One of eight bands</w:t>
+              <w:t xml:space="preserve">An exact rupee amount</w:t>
             </w:r>
           </w:p>
         </w:tc>
@@ -2427,7 +2409,7 @@
                 <w:sz w:val="18"/>
                 <w:szCs w:val="18"/>
               </w:rPr>
-              <w:t xml:space="preserve">Greater than zero</w:t>
+              <w:t xml:space="preserve">Greater than zero. The band in §3 is derived from this figure and recorded alongside it; the computation uses the exact figure, never the band.</w:t>
             </w:r>
           </w:p>
         </w:tc>
@@ -4016,7 +3998,7 @@
                 <w:sz w:val="18"/>
                 <w:szCs w:val="18"/>
               </w:rPr>
-              <w:t xml:space="preserve">All twelve inputs MUST be present before an assessment is computed. A partial questionnaire produces no assessment.</w:t>
+              <w:t xml:space="preserve">All sixteen inputs — the four taken from bank records and the twelve asked — MUST be present before an assessment is computed. A partial questionnaire produces no assessment.</w:t>
             </w:r>
           </w:p>
         </w:tc>
@@ -4046,7 +4028,7 @@
                 <w:sz w:val="18"/>
                 <w:szCs w:val="18"/>
               </w:rPr>
-              <w:t xml:space="preserve">Submit eleven of twelve: refused as incomplete, listing what is missing, and no assessment record is written.</w:t>
+              <w:t xml:space="preserve">Submit eleven of the twelve asked inputs: refused as incomplete, listing what is missing, and no assessment record is written. Repeat with a derived input unavailable: refused in the same way.</w:t>
             </w:r>
           </w:p>
         </w:tc>
@@ -4113,7 +4095,7 @@
                 <w:sz w:val="18"/>
                 <w:szCs w:val="18"/>
               </w:rPr>
-              <w:t xml:space="preserve">Answers MUST be stored exactly as given alongside the outcome, together with the questionnaire version.</w:t>
+              <w:t xml:space="preserve">The twelve asked answers MUST be stored exactly as given, and the four derived inputs MUST be stored as the values actually used, each with its source and the time it was read. Both are stored alongside the outcome, with the questionnaire version.</w:t>
             </w:r>
           </w:p>
         </w:tc>
@@ -4144,7 +4126,7 @@
                 <w:sz w:val="18"/>
                 <w:szCs w:val="18"/>
               </w:rPr>
-              <w:t xml:space="preserve">Retrieve an assessment; all twelve raw answers and the questionnaire version are present.</w:t>
+              <w:t xml:space="preserve">Retrieve an assessment; twelve raw answers, four derived values each carrying a source and an as-at time, and the questionnaire version are all present. Re-running the computation on the stored values reproduces the stored outcome exactly.</w:t>
             </w:r>
           </w:p>
         </w:tc>
@@ -4346,6 +4328,8 @@
     <w:p>
       <w:pPr>
         <w:pStyle w:val="Heading2"/>
+        <w:keepNext/>
+        <w:keepLines/>
         <w:pageBreakBefore/>
         <w:spacing w:after="120" w:before="0"/>
       </w:pPr>
@@ -4381,6 +4365,8 @@
     <w:p>
       <w:pPr>
         <w:pStyle w:val="Heading3"/>
+        <w:keepNext/>
+        <w:keepLines/>
         <w:spacing w:after="100" w:before="220"/>
       </w:pPr>
       <w:r>
@@ -5320,6 +5306,8 @@
     <w:p>
       <w:pPr>
         <w:pStyle w:val="Heading3"/>
+        <w:keepNext/>
+        <w:keepLines/>
         <w:spacing w:after="100" w:before="220"/>
       </w:pPr>
       <w:r>
@@ -5804,6 +5792,8 @@
     <w:p>
       <w:pPr>
         <w:pStyle w:val="Heading3"/>
+        <w:keepNext/>
+        <w:keepLines/>
         <w:spacing w:after="100" w:before="220"/>
       </w:pPr>
       <w:r>
@@ -5987,6 +5977,8 @@
     <w:p>
       <w:pPr>
         <w:pStyle w:val="Heading3"/>
+        <w:keepNext/>
+        <w:keepLines/>
         <w:spacing w:after="100" w:before="220"/>
       </w:pPr>
       <w:r>
@@ -6000,90 +5992,83 @@
         <w:t xml:space="preserve">Worked reference case</w:t>
       </w:r>
     </w:p>
-    <w:tbl>
-      <w:tblPr>
-        <w:tblW w:type="dxa" w:w="9638"/>
-        <w:tblBorders>
-          <w:top w:val="none" w:color="FFFFFF" w:sz="0"/>
-          <w:left w:val="single" w:color="0F6E6E" w:sz="18"/>
-          <w:bottom w:val="none" w:color="FFFFFF" w:sz="0"/>
-          <w:right w:val="none" w:color="FFFFFF" w:sz="0"/>
-          <w:insideH w:val="none" w:color="FFFFFF" w:sz="0"/>
-          <w:insideV w:val="none" w:color="FFFFFF" w:sz="0"/>
-        </w:tblBorders>
-      </w:tblPr>
-      <w:tblGrid>
-        <w:gridCol w:w="9638"/>
-      </w:tblGrid>
-      <w:tr>
-        <w:tc>
-          <w:tcPr>
-            <w:tcW w:type="dxa" w:w="9638"/>
-            <w:shd w:fill="F1F5F8" w:color="auto" w:val="clear"/>
-            <w:tcMar>
-              <w:top w:type="dxa" w:w="140"/>
-              <w:left w:type="dxa" w:w="200"/>
-              <w:bottom w:type="dxa" w:w="140"/>
-              <w:right w:type="dxa" w:w="200"/>
-            </w:tcMar>
-          </w:tcPr>
-          <w:p>
-            <w:pPr>
-              <w:spacing w:after="60" w:before="0" w:line="276"/>
-              <w:jc w:val="left"/>
-            </w:pPr>
-            <w:r>
-              <w:rPr>
-                <w:b/>
-                <w:bCs/>
-                <w:i w:val="false"/>
-                <w:iCs w:val="false"/>
-                <w:color w:val="0F6E6E"/>
-                <w:sz w:val="20"/>
-                <w:szCs w:val="20"/>
-              </w:rPr>
-              <w:t xml:space="preserve">This case is a mandatory test of the built service</w:t>
-            </w:r>
-          </w:p>
-          <w:p>
-            <w:pPr>
-              <w:spacing w:after="80" w:before="0" w:line="276"/>
-              <w:jc w:val="left"/>
-            </w:pPr>
-            <w:r>
-              <w:rPr>
-                <w:b w:val="false"/>
-                <w:bCs w:val="false"/>
-                <w:i w:val="false"/>
-                <w:iCs w:val="false"/>
-                <w:color w:val="222629"/>
-                <w:sz w:val="20"/>
-                <w:szCs w:val="20"/>
-              </w:rPr>
-              <w:t xml:space="preserve">Age 38 · income ₹12,00,000 (band 4, multiple 18, age factor 1.00) · 2 dependants · existing cover ₹5,00,000 · liabilities ₹30,00,000 · declared premium ₹25,000.</w:t>
-            </w:r>
-          </w:p>
-          <w:p>
-            <w:pPr>
-              <w:spacing w:after="0" w:before="0" w:line="276"/>
-              <w:jc w:val="left"/>
-            </w:pPr>
-            <w:r>
-              <w:rPr>
-                <w:b w:val="false"/>
-                <w:bCs w:val="false"/>
-                <w:i w:val="false"/>
-                <w:iCs w:val="false"/>
-                <w:color w:val="222629"/>
-                <w:sz w:val="20"/>
-                <w:szCs w:val="20"/>
-              </w:rPr>
-              <w:t xml:space="preserve">Recommended cover = round up to the next lakh of (12,00,000 × 18 × 1.00 + 30,00,000 + 10,00,000) = ₹2,56,00,000.  Protection gap = ₹2,51,00,000.  Affordability ratio = 0.0208.</w:t>
-            </w:r>
-          </w:p>
-        </w:tc>
-      </w:tr>
-    </w:tbl>
+    <w:p>
+      <w:pPr>
+        <w:keepNext/>
+        <w:keepLines/>
+        <w:pBdr>
+          <w:top w:val="single" w:color="F1F5F8" w:sz="2" w:space="8"/>
+          <w:left w:val="single" w:color="0F6E6E" w:sz="18" w:space="10"/>
+          <w:right w:val="single" w:color="F1F5F8" w:sz="2" w:space="10"/>
+        </w:pBdr>
+        <w:shd w:fill="F1F5F8" w:color="auto" w:val="clear"/>
+        <w:spacing w:after="100" w:before="140" w:line="276"/>
+        <w:ind w:left="200" w:right="200"/>
+      </w:pPr>
+      <w:r>
+        <w:rPr>
+          <w:b/>
+          <w:bCs/>
+          <w:i w:val="false"/>
+          <w:iCs w:val="false"/>
+          <w:color w:val="0F6E6E"/>
+          <w:sz w:val="20"/>
+          <w:szCs w:val="20"/>
+        </w:rPr>
+        <w:t xml:space="preserve">This case is a mandatory test of the built service</w:t>
+      </w:r>
+    </w:p>
+    <w:p>
+      <w:pPr>
+        <w:keepNext/>
+        <w:keepLines/>
+        <w:pBdr>
+          <w:left w:val="single" w:color="0F6E6E" w:sz="18" w:space="10"/>
+          <w:right w:val="single" w:color="F1F5F8" w:sz="2" w:space="10"/>
+        </w:pBdr>
+        <w:shd w:fill="F1F5F8" w:color="auto" w:val="clear"/>
+        <w:spacing w:after="100" w:before="0" w:line="276"/>
+        <w:ind w:left="200" w:right="200"/>
+      </w:pPr>
+      <w:r>
+        <w:rPr>
+          <w:b w:val="false"/>
+          <w:bCs w:val="false"/>
+          <w:i w:val="false"/>
+          <w:iCs w:val="false"/>
+          <w:color w:val="222629"/>
+          <w:sz w:val="20"/>
+          <w:szCs w:val="20"/>
+        </w:rPr>
+        <w:t xml:space="preserve">Age 38 · income ₹12,00,000 (band 4, multiple 18, age factor 1.00) · 2 dependants · existing cover ₹5,00,000 · liabilities ₹30,00,000 · declared premium ₹25,000.</w:t>
+      </w:r>
+    </w:p>
+    <w:p>
+      <w:pPr>
+        <w:keepNext w:val="false"/>
+        <w:keepLines/>
+        <w:pBdr>
+          <w:bottom w:val="single" w:color="F1F5F8" w:sz="2" w:space="8"/>
+          <w:left w:val="single" w:color="0F6E6E" w:sz="18" w:space="10"/>
+          <w:right w:val="single" w:color="F1F5F8" w:sz="2" w:space="10"/>
+        </w:pBdr>
+        <w:shd w:fill="F1F5F8" w:color="auto" w:val="clear"/>
+        <w:spacing w:after="140" w:before="0" w:line="276"/>
+        <w:ind w:left="200" w:right="200"/>
+      </w:pPr>
+      <w:r>
+        <w:rPr>
+          <w:b w:val="false"/>
+          <w:bCs w:val="false"/>
+          <w:i w:val="false"/>
+          <w:iCs w:val="false"/>
+          <w:color w:val="222629"/>
+          <w:sz w:val="20"/>
+          <w:szCs w:val="20"/>
+        </w:rPr>
+        <w:t xml:space="preserve">Recommended cover = round up to the next lakh of (12,00,000 × 18 × 1.00 + 30,00,000 + 10,00,000) = ₹2,56,00,000.  Protection gap = ₹2,51,00,000.  Affordability ratio = 0.0208.</w:t>
+      </w:r>
+    </w:p>
     <w:p>
       <w:pPr>
         <w:spacing w:after="120"/>
@@ -6598,6 +6583,8 @@
     <w:p>
       <w:pPr>
         <w:pStyle w:val="Heading2"/>
+        <w:keepNext/>
+        <w:keepLines/>
         <w:pageBreakBefore/>
         <w:spacing w:after="120" w:before="0"/>
       </w:pPr>
@@ -6934,7 +6921,7 @@
                 <w:sz w:val="18"/>
                 <w:szCs w:val="18"/>
               </w:rPr>
-              <w:t xml:space="preserve">Yes, with the disclosure in B.9</w:t>
+              <w:t xml:space="preserve">Yes, with the disclosure in §9</w:t>
             </w:r>
           </w:p>
         </w:tc>
@@ -7144,6 +7131,8 @@
     <w:p>
       <w:pPr>
         <w:pStyle w:val="Heading3"/>
+        <w:keepNext/>
+        <w:keepLines/>
         <w:spacing w:after="100" w:before="220"/>
       </w:pPr>
       <w:r>
@@ -7671,6 +7660,8 @@
     <w:p>
       <w:pPr>
         <w:pStyle w:val="Heading3"/>
+        <w:keepNext/>
+        <w:keepLines/>
         <w:spacing w:after="100" w:before="220"/>
       </w:pPr>
       <w:r>
@@ -7926,7 +7917,7 @@
                 <w:sz w:val="18"/>
                 <w:szCs w:val="18"/>
               </w:rPr>
-              <w:t xml:space="preserve">SUIT-R14</w:t>
+              <w:t xml:space="preserve">SUIT-R13a</w:t>
             </w:r>
           </w:p>
         </w:tc>
@@ -7957,7 +7948,7 @@
                 <w:sz w:val="18"/>
                 <w:szCs w:val="18"/>
               </w:rPr>
-              <w:t xml:space="preserve">Horizon under 5 years</w:t>
+              <w:t xml:space="preserve">Affordability ratio above 0.20 and at or below 0.30</w:t>
             </w:r>
           </w:p>
         </w:tc>
@@ -7980,15 +7971,15 @@
             </w:pPr>
             <w:r>
               <w:rPr>
-                <w:b/>
-                <w:bCs/>
-                <w:i w:val="false"/>
-                <w:iCs w:val="false"/>
-                <w:color w:val="222629"/>
-                <w:sz w:val="18"/>
-                <w:szCs w:val="18"/>
-              </w:rPr>
-              <w:t xml:space="preserve">Not suitable: horizon too short for this product class</w:t>
+                <w:b w:val="false"/>
+                <w:bCs w:val="false"/>
+                <w:i w:val="false"/>
+                <w:iCs w:val="false"/>
+                <w:color w:val="222629"/>
+                <w:sz w:val="18"/>
+                <w:szCs w:val="18"/>
+              </w:rPr>
+              <w:t xml:space="preserve">Suitable with caution: premium high relative to income</w:t>
             </w:r>
           </w:p>
         </w:tc>
@@ -8023,6 +8014,199 @@
                 <w:sz w:val="18"/>
                 <w:szCs w:val="18"/>
               </w:rPr>
+              <w:t xml:space="preserve">SUIT-R13b</w:t>
+            </w:r>
+          </w:p>
+        </w:tc>
+        <w:tc>
+          <w:tcPr>
+            <w:tcW w:type="dxa" w:w="4241"/>
+            <w:tcMar>
+              <w:top w:type="dxa" w:w="90"/>
+              <w:left w:type="dxa" w:w="130"/>
+              <w:bottom w:type="dxa" w:w="90"/>
+              <w:right w:type="dxa" w:w="130"/>
+            </w:tcMar>
+            <w:vAlign w:val="top"/>
+          </w:tcPr>
+          <w:p>
+            <w:pPr>
+              <w:spacing w:after="40" w:before="40" w:line="252"/>
+              <w:jc w:val="left"/>
+            </w:pPr>
+            <w:r>
+              <w:rPr>
+                <w:b w:val="false"/>
+                <w:bCs w:val="false"/>
+                <w:i w:val="false"/>
+                <w:iCs w:val="false"/>
+                <w:color w:val="222629"/>
+                <w:sz w:val="18"/>
+                <w:szCs w:val="18"/>
+              </w:rPr>
+              <w:t xml:space="preserve">Affordability ratio above 0.30</w:t>
+            </w:r>
+          </w:p>
+        </w:tc>
+        <w:tc>
+          <w:tcPr>
+            <w:tcW w:type="dxa" w:w="4240"/>
+            <w:tcMar>
+              <w:top w:type="dxa" w:w="90"/>
+              <w:left w:type="dxa" w:w="130"/>
+              <w:bottom w:type="dxa" w:w="90"/>
+              <w:right w:type="dxa" w:w="130"/>
+            </w:tcMar>
+            <w:vAlign w:val="top"/>
+          </w:tcPr>
+          <w:p>
+            <w:pPr>
+              <w:spacing w:after="40" w:before="40" w:line="252"/>
+              <w:jc w:val="left"/>
+            </w:pPr>
+            <w:r>
+              <w:rPr>
+                <w:b/>
+                <w:bCs/>
+                <w:i w:val="false"/>
+                <w:iCs w:val="false"/>
+                <w:color w:val="222629"/>
+                <w:sz w:val="18"/>
+                <w:szCs w:val="18"/>
+              </w:rPr>
+              <w:t xml:space="preserve">Not suitable: premium unaffordable</w:t>
+            </w:r>
+          </w:p>
+        </w:tc>
+      </w:tr>
+      <w:tr>
+        <w:trPr>
+          <w:cantSplit/>
+        </w:trPr>
+        <w:tc>
+          <w:tcPr>
+            <w:tcW w:type="dxa" w:w="1157"/>
+            <w:shd w:fill="F1F5F8" w:color="auto" w:val="clear"/>
+            <w:tcMar>
+              <w:top w:type="dxa" w:w="90"/>
+              <w:left w:type="dxa" w:w="130"/>
+              <w:bottom w:type="dxa" w:w="90"/>
+              <w:right w:type="dxa" w:w="130"/>
+            </w:tcMar>
+            <w:vAlign w:val="top"/>
+          </w:tcPr>
+          <w:p>
+            <w:pPr>
+              <w:spacing w:after="40" w:before="40" w:line="252"/>
+              <w:jc w:val="left"/>
+            </w:pPr>
+            <w:r>
+              <w:rPr>
+                <w:b/>
+                <w:bCs/>
+                <w:i w:val="false"/>
+                <w:iCs w:val="false"/>
+                <w:color w:val="222629"/>
+                <w:sz w:val="18"/>
+                <w:szCs w:val="18"/>
+              </w:rPr>
+              <w:t xml:space="preserve">SUIT-R14</w:t>
+            </w:r>
+          </w:p>
+        </w:tc>
+        <w:tc>
+          <w:tcPr>
+            <w:tcW w:type="dxa" w:w="4241"/>
+            <w:shd w:fill="F1F5F8" w:color="auto" w:val="clear"/>
+            <w:tcMar>
+              <w:top w:type="dxa" w:w="90"/>
+              <w:left w:type="dxa" w:w="130"/>
+              <w:bottom w:type="dxa" w:w="90"/>
+              <w:right w:type="dxa" w:w="130"/>
+            </w:tcMar>
+            <w:vAlign w:val="top"/>
+          </w:tcPr>
+          <w:p>
+            <w:pPr>
+              <w:spacing w:after="40" w:before="40" w:line="252"/>
+              <w:jc w:val="left"/>
+            </w:pPr>
+            <w:r>
+              <w:rPr>
+                <w:b w:val="false"/>
+                <w:bCs w:val="false"/>
+                <w:i w:val="false"/>
+                <w:iCs w:val="false"/>
+                <w:color w:val="222629"/>
+                <w:sz w:val="18"/>
+                <w:szCs w:val="18"/>
+              </w:rPr>
+              <w:t xml:space="preserve">Horizon under 5 years</w:t>
+            </w:r>
+          </w:p>
+        </w:tc>
+        <w:tc>
+          <w:tcPr>
+            <w:tcW w:type="dxa" w:w="4240"/>
+            <w:shd w:fill="F1F5F8" w:color="auto" w:val="clear"/>
+            <w:tcMar>
+              <w:top w:type="dxa" w:w="90"/>
+              <w:left w:type="dxa" w:w="130"/>
+              <w:bottom w:type="dxa" w:w="90"/>
+              <w:right w:type="dxa" w:w="130"/>
+            </w:tcMar>
+            <w:vAlign w:val="top"/>
+          </w:tcPr>
+          <w:p>
+            <w:pPr>
+              <w:spacing w:after="40" w:before="40" w:line="252"/>
+              <w:jc w:val="left"/>
+            </w:pPr>
+            <w:r>
+              <w:rPr>
+                <w:b/>
+                <w:bCs/>
+                <w:i w:val="false"/>
+                <w:iCs w:val="false"/>
+                <w:color w:val="222629"/>
+                <w:sz w:val="18"/>
+                <w:szCs w:val="18"/>
+              </w:rPr>
+              <w:t xml:space="preserve">Not suitable: horizon too short for this product class</w:t>
+            </w:r>
+          </w:p>
+        </w:tc>
+      </w:tr>
+      <w:tr>
+        <w:trPr>
+          <w:cantSplit/>
+        </w:trPr>
+        <w:tc>
+          <w:tcPr>
+            <w:tcW w:type="dxa" w:w="1157"/>
+            <w:tcMar>
+              <w:top w:type="dxa" w:w="90"/>
+              <w:left w:type="dxa" w:w="130"/>
+              <w:bottom w:type="dxa" w:w="90"/>
+              <w:right w:type="dxa" w:w="130"/>
+            </w:tcMar>
+            <w:vAlign w:val="top"/>
+          </w:tcPr>
+          <w:p>
+            <w:pPr>
+              <w:spacing w:after="40" w:before="40" w:line="252"/>
+              <w:jc w:val="left"/>
+            </w:pPr>
+            <w:r>
+              <w:rPr>
+                <w:b/>
+                <w:bCs/>
+                <w:i w:val="false"/>
+                <w:iCs w:val="false"/>
+                <w:color w:val="222629"/>
+                <w:sz w:val="18"/>
+                <w:szCs w:val="18"/>
+              </w:rPr>
               <w:t xml:space="preserve">SUIT-R15</w:t>
             </w:r>
           </w:p>
@@ -8084,6 +8268,104 @@
                 <w:szCs w:val="18"/>
               </w:rPr>
               <w:t xml:space="preserve">Suitable with caution: the protection need is not met by this class</w:t>
+            </w:r>
+          </w:p>
+        </w:tc>
+      </w:tr>
+      <w:tr>
+        <w:trPr>
+          <w:cantSplit/>
+        </w:trPr>
+        <w:tc>
+          <w:tcPr>
+            <w:tcW w:type="dxa" w:w="1157"/>
+            <w:shd w:fill="F1F5F8" w:color="auto" w:val="clear"/>
+            <w:tcMar>
+              <w:top w:type="dxa" w:w="90"/>
+              <w:left w:type="dxa" w:w="130"/>
+              <w:bottom w:type="dxa" w:w="90"/>
+              <w:right w:type="dxa" w:w="130"/>
+            </w:tcMar>
+            <w:vAlign w:val="top"/>
+          </w:tcPr>
+          <w:p>
+            <w:pPr>
+              <w:spacing w:after="40" w:before="40" w:line="252"/>
+              <w:jc w:val="left"/>
+            </w:pPr>
+            <w:r>
+              <w:rPr>
+                <w:b/>
+                <w:bCs/>
+                <w:i w:val="false"/>
+                <w:iCs w:val="false"/>
+                <w:color w:val="222629"/>
+                <w:sz w:val="18"/>
+                <w:szCs w:val="18"/>
+              </w:rPr>
+              <w:t xml:space="preserve">SUIT-R15a</w:t>
+            </w:r>
+          </w:p>
+        </w:tc>
+        <w:tc>
+          <w:tcPr>
+            <w:tcW w:type="dxa" w:w="4241"/>
+            <w:shd w:fill="F1F5F8" w:color="auto" w:val="clear"/>
+            <w:tcMar>
+              <w:top w:type="dxa" w:w="90"/>
+              <w:left w:type="dxa" w:w="130"/>
+              <w:bottom w:type="dxa" w:w="90"/>
+              <w:right w:type="dxa" w:w="130"/>
+            </w:tcMar>
+            <w:vAlign w:val="top"/>
+          </w:tcPr>
+          <w:p>
+            <w:pPr>
+              <w:spacing w:after="40" w:before="40" w:line="252"/>
+              <w:jc w:val="left"/>
+            </w:pPr>
+            <w:r>
+              <w:rPr>
+                <w:b w:val="false"/>
+                <w:bCs w:val="false"/>
+                <w:i w:val="false"/>
+                <w:iCs w:val="false"/>
+                <w:color w:val="222629"/>
+                <w:sz w:val="18"/>
+                <w:szCs w:val="18"/>
+              </w:rPr>
+              <w:t xml:space="preserve">Horizon 5 years or more, affordability ratio 0.20 or below, and the stated objective is protection or wealth growth</w:t>
+            </w:r>
+          </w:p>
+        </w:tc>
+        <w:tc>
+          <w:tcPr>
+            <w:tcW w:type="dxa" w:w="4240"/>
+            <w:shd w:fill="F1F5F8" w:color="auto" w:val="clear"/>
+            <w:tcMar>
+              <w:top w:type="dxa" w:w="90"/>
+              <w:left w:type="dxa" w:w="130"/>
+              <w:bottom w:type="dxa" w:w="90"/>
+              <w:right w:type="dxa" w:w="130"/>
+            </w:tcMar>
+            <w:vAlign w:val="top"/>
+          </w:tcPr>
+          <w:p>
+            <w:pPr>
+              <w:spacing w:after="40" w:before="40" w:line="252"/>
+              <w:jc w:val="left"/>
+            </w:pPr>
+            <w:r>
+              <w:rPr>
+                <w:b w:val="false"/>
+                <w:bCs w:val="false"/>
+                <w:i w:val="false"/>
+                <w:iCs w:val="false"/>
+                <w:color w:val="222629"/>
+                <w:sz w:val="18"/>
+                <w:szCs w:val="18"/>
+              </w:rPr>
+              <w:t xml:space="preserve">Suitable with caution: the stated objective is not the primary purpose of this product class</w:t>
             </w:r>
           </w:p>
         </w:tc>
@@ -8100,6 +8382,8 @@
     <w:p>
       <w:pPr>
         <w:pStyle w:val="Heading3"/>
+        <w:keepNext/>
+        <w:keepLines/>
         <w:spacing w:after="100" w:before="220"/>
       </w:pPr>
       <w:r>
@@ -8355,7 +8639,7 @@
                 <w:sz w:val="18"/>
                 <w:szCs w:val="18"/>
               </w:rPr>
-              <w:t xml:space="preserve">SUIT-R17</w:t>
+              <w:t xml:space="preserve">SUIT-R16a</w:t>
             </w:r>
           </w:p>
         </w:tc>
@@ -8386,7 +8670,7 @@
                 <w:sz w:val="18"/>
                 <w:szCs w:val="18"/>
               </w:rPr>
-              <w:t xml:space="preserve">Risk attitude is capital protection</w:t>
+              <w:t xml:space="preserve">Affordability ratio above 0.20 and at or below 0.30</w:t>
             </w:r>
           </w:p>
         </w:tc>
@@ -8409,15 +8693,15 @@
             </w:pPr>
             <w:r>
               <w:rPr>
-                <w:b/>
-                <w:bCs/>
-                <w:i w:val="false"/>
-                <w:iCs w:val="false"/>
-                <w:color w:val="222629"/>
-                <w:sz w:val="18"/>
-                <w:szCs w:val="18"/>
-              </w:rPr>
-              <w:t xml:space="preserve">Not suitable: risk attitude incompatible</w:t>
+                <w:b w:val="false"/>
+                <w:bCs w:val="false"/>
+                <w:i w:val="false"/>
+                <w:iCs w:val="false"/>
+                <w:color w:val="222629"/>
+                <w:sz w:val="18"/>
+                <w:szCs w:val="18"/>
+              </w:rPr>
+              <w:t xml:space="preserve">Suitable with caution: premium high relative to income</w:t>
             </w:r>
           </w:p>
         </w:tc>
@@ -8452,7 +8736,7 @@
                 <w:sz w:val="18"/>
                 <w:szCs w:val="18"/>
               </w:rPr>
-              <w:t xml:space="preserve">SUIT-R18</w:t>
+              <w:t xml:space="preserve">SUIT-R16b</w:t>
             </w:r>
           </w:p>
         </w:tc>
@@ -8482,7 +8766,7 @@
                 <w:sz w:val="18"/>
                 <w:szCs w:val="18"/>
               </w:rPr>
-              <w:t xml:space="preserve">Horizon 10 years or less</w:t>
+              <w:t xml:space="preserve">Affordability ratio above 0.30</w:t>
             </w:r>
           </w:p>
         </w:tc>
@@ -8512,7 +8796,7 @@
                 <w:sz w:val="18"/>
                 <w:szCs w:val="18"/>
               </w:rPr>
-              <w:t xml:space="preserve">Not suitable: horizon too short for this product class</w:t>
+              <w:t xml:space="preserve">Not suitable: premium unaffordable</w:t>
             </w:r>
           </w:p>
         </w:tc>
@@ -8548,6 +8832,296 @@
                 <w:sz w:val="18"/>
                 <w:szCs w:val="18"/>
               </w:rPr>
+              <w:t xml:space="preserve">SUIT-R16c</w:t>
+            </w:r>
+          </w:p>
+        </w:tc>
+        <w:tc>
+          <w:tcPr>
+            <w:tcW w:type="dxa" w:w="4241"/>
+            <w:shd w:fill="F1F5F8" w:color="auto" w:val="clear"/>
+            <w:tcMar>
+              <w:top w:type="dxa" w:w="90"/>
+              <w:left w:type="dxa" w:w="130"/>
+              <w:bottom w:type="dxa" w:w="90"/>
+              <w:right w:type="dxa" w:w="130"/>
+            </w:tcMar>
+            <w:vAlign w:val="top"/>
+          </w:tcPr>
+          <w:p>
+            <w:pPr>
+              <w:spacing w:after="40" w:before="40" w:line="252"/>
+              <w:jc w:val="left"/>
+            </w:pPr>
+            <w:r>
+              <w:rPr>
+                <w:b w:val="false"/>
+                <w:bCs w:val="false"/>
+                <w:i w:val="false"/>
+                <w:iCs w:val="false"/>
+                <w:color w:val="222629"/>
+                <w:sz w:val="18"/>
+                <w:szCs w:val="18"/>
+              </w:rPr>
+              <w:t xml:space="preserve">Risk attitude moderate or high, horizon over 10 years, affordability ratio 0.20 or below, and the stated objective is protection, savings or tax planning</w:t>
+            </w:r>
+          </w:p>
+        </w:tc>
+        <w:tc>
+          <w:tcPr>
+            <w:tcW w:type="dxa" w:w="4240"/>
+            <w:shd w:fill="F1F5F8" w:color="auto" w:val="clear"/>
+            <w:tcMar>
+              <w:top w:type="dxa" w:w="90"/>
+              <w:left w:type="dxa" w:w="130"/>
+              <w:bottom w:type="dxa" w:w="90"/>
+              <w:right w:type="dxa" w:w="130"/>
+            </w:tcMar>
+            <w:vAlign w:val="top"/>
+          </w:tcPr>
+          <w:p>
+            <w:pPr>
+              <w:spacing w:after="40" w:before="40" w:line="252"/>
+              <w:jc w:val="left"/>
+            </w:pPr>
+            <w:r>
+              <w:rPr>
+                <w:b w:val="false"/>
+                <w:bCs w:val="false"/>
+                <w:i w:val="false"/>
+                <w:iCs w:val="false"/>
+                <w:color w:val="222629"/>
+                <w:sz w:val="18"/>
+                <w:szCs w:val="18"/>
+              </w:rPr>
+              <w:t xml:space="preserve">Suitable with caution: the stated objective is not the primary purpose of this product class</w:t>
+            </w:r>
+          </w:p>
+        </w:tc>
+      </w:tr>
+      <w:tr>
+        <w:trPr>
+          <w:cantSplit/>
+        </w:trPr>
+        <w:tc>
+          <w:tcPr>
+            <w:tcW w:type="dxa" w:w="1157"/>
+            <w:tcMar>
+              <w:top w:type="dxa" w:w="90"/>
+              <w:left w:type="dxa" w:w="130"/>
+              <w:bottom w:type="dxa" w:w="90"/>
+              <w:right w:type="dxa" w:w="130"/>
+            </w:tcMar>
+            <w:vAlign w:val="top"/>
+          </w:tcPr>
+          <w:p>
+            <w:pPr>
+              <w:spacing w:after="40" w:before="40" w:line="252"/>
+              <w:jc w:val="left"/>
+            </w:pPr>
+            <w:r>
+              <w:rPr>
+                <w:b/>
+                <w:bCs/>
+                <w:i w:val="false"/>
+                <w:iCs w:val="false"/>
+                <w:color w:val="222629"/>
+                <w:sz w:val="18"/>
+                <w:szCs w:val="18"/>
+              </w:rPr>
+              <w:t xml:space="preserve">SUIT-R17</w:t>
+            </w:r>
+          </w:p>
+        </w:tc>
+        <w:tc>
+          <w:tcPr>
+            <w:tcW w:type="dxa" w:w="4241"/>
+            <w:tcMar>
+              <w:top w:type="dxa" w:w="90"/>
+              <w:left w:type="dxa" w:w="130"/>
+              <w:bottom w:type="dxa" w:w="90"/>
+              <w:right w:type="dxa" w:w="130"/>
+            </w:tcMar>
+            <w:vAlign w:val="top"/>
+          </w:tcPr>
+          <w:p>
+            <w:pPr>
+              <w:spacing w:after="40" w:before="40" w:line="252"/>
+              <w:jc w:val="left"/>
+            </w:pPr>
+            <w:r>
+              <w:rPr>
+                <w:b w:val="false"/>
+                <w:bCs w:val="false"/>
+                <w:i w:val="false"/>
+                <w:iCs w:val="false"/>
+                <w:color w:val="222629"/>
+                <w:sz w:val="18"/>
+                <w:szCs w:val="18"/>
+              </w:rPr>
+              <w:t xml:space="preserve">Risk attitude is capital protection</w:t>
+            </w:r>
+          </w:p>
+        </w:tc>
+        <w:tc>
+          <w:tcPr>
+            <w:tcW w:type="dxa" w:w="4240"/>
+            <w:tcMar>
+              <w:top w:type="dxa" w:w="90"/>
+              <w:left w:type="dxa" w:w="130"/>
+              <w:bottom w:type="dxa" w:w="90"/>
+              <w:right w:type="dxa" w:w="130"/>
+            </w:tcMar>
+            <w:vAlign w:val="top"/>
+          </w:tcPr>
+          <w:p>
+            <w:pPr>
+              <w:spacing w:after="40" w:before="40" w:line="252"/>
+              <w:jc w:val="left"/>
+            </w:pPr>
+            <w:r>
+              <w:rPr>
+                <w:b/>
+                <w:bCs/>
+                <w:i w:val="false"/>
+                <w:iCs w:val="false"/>
+                <w:color w:val="222629"/>
+                <w:sz w:val="18"/>
+                <w:szCs w:val="18"/>
+              </w:rPr>
+              <w:t xml:space="preserve">Not suitable: risk attitude incompatible</w:t>
+            </w:r>
+          </w:p>
+        </w:tc>
+      </w:tr>
+      <w:tr>
+        <w:trPr>
+          <w:cantSplit/>
+        </w:trPr>
+        <w:tc>
+          <w:tcPr>
+            <w:tcW w:type="dxa" w:w="1157"/>
+            <w:shd w:fill="F1F5F8" w:color="auto" w:val="clear"/>
+            <w:tcMar>
+              <w:top w:type="dxa" w:w="90"/>
+              <w:left w:type="dxa" w:w="130"/>
+              <w:bottom w:type="dxa" w:w="90"/>
+              <w:right w:type="dxa" w:w="130"/>
+            </w:tcMar>
+            <w:vAlign w:val="top"/>
+          </w:tcPr>
+          <w:p>
+            <w:pPr>
+              <w:spacing w:after="40" w:before="40" w:line="252"/>
+              <w:jc w:val="left"/>
+            </w:pPr>
+            <w:r>
+              <w:rPr>
+                <w:b/>
+                <w:bCs/>
+                <w:i w:val="false"/>
+                <w:iCs w:val="false"/>
+                <w:color w:val="222629"/>
+                <w:sz w:val="18"/>
+                <w:szCs w:val="18"/>
+              </w:rPr>
+              <w:t xml:space="preserve">SUIT-R18</w:t>
+            </w:r>
+          </w:p>
+        </w:tc>
+        <w:tc>
+          <w:tcPr>
+            <w:tcW w:type="dxa" w:w="4241"/>
+            <w:shd w:fill="F1F5F8" w:color="auto" w:val="clear"/>
+            <w:tcMar>
+              <w:top w:type="dxa" w:w="90"/>
+              <w:left w:type="dxa" w:w="130"/>
+              <w:bottom w:type="dxa" w:w="90"/>
+              <w:right w:type="dxa" w:w="130"/>
+            </w:tcMar>
+            <w:vAlign w:val="top"/>
+          </w:tcPr>
+          <w:p>
+            <w:pPr>
+              <w:spacing w:after="40" w:before="40" w:line="252"/>
+              <w:jc w:val="left"/>
+            </w:pPr>
+            <w:r>
+              <w:rPr>
+                <w:b w:val="false"/>
+                <w:bCs w:val="false"/>
+                <w:i w:val="false"/>
+                <w:iCs w:val="false"/>
+                <w:color w:val="222629"/>
+                <w:sz w:val="18"/>
+                <w:szCs w:val="18"/>
+              </w:rPr>
+              <w:t xml:space="preserve">Horizon 10 years or less</w:t>
+            </w:r>
+          </w:p>
+        </w:tc>
+        <w:tc>
+          <w:tcPr>
+            <w:tcW w:type="dxa" w:w="4240"/>
+            <w:shd w:fill="F1F5F8" w:color="auto" w:val="clear"/>
+            <w:tcMar>
+              <w:top w:type="dxa" w:w="90"/>
+              <w:left w:type="dxa" w:w="130"/>
+              <w:bottom w:type="dxa" w:w="90"/>
+              <w:right w:type="dxa" w:w="130"/>
+            </w:tcMar>
+            <w:vAlign w:val="top"/>
+          </w:tcPr>
+          <w:p>
+            <w:pPr>
+              <w:spacing w:after="40" w:before="40" w:line="252"/>
+              <w:jc w:val="left"/>
+            </w:pPr>
+            <w:r>
+              <w:rPr>
+                <w:b/>
+                <w:bCs/>
+                <w:i w:val="false"/>
+                <w:iCs w:val="false"/>
+                <w:color w:val="222629"/>
+                <w:sz w:val="18"/>
+                <w:szCs w:val="18"/>
+              </w:rPr>
+              <w:t xml:space="preserve">Not suitable: horizon too short for this product class</w:t>
+            </w:r>
+          </w:p>
+        </w:tc>
+      </w:tr>
+      <w:tr>
+        <w:trPr>
+          <w:cantSplit/>
+        </w:trPr>
+        <w:tc>
+          <w:tcPr>
+            <w:tcW w:type="dxa" w:w="1157"/>
+            <w:tcMar>
+              <w:top w:type="dxa" w:w="90"/>
+              <w:left w:type="dxa" w:w="130"/>
+              <w:bottom w:type="dxa" w:w="90"/>
+              <w:right w:type="dxa" w:w="130"/>
+            </w:tcMar>
+            <w:vAlign w:val="top"/>
+          </w:tcPr>
+          <w:p>
+            <w:pPr>
+              <w:spacing w:after="40" w:before="40" w:line="252"/>
+              <w:jc w:val="left"/>
+            </w:pPr>
+            <w:r>
+              <w:rPr>
+                <w:b/>
+                <w:bCs/>
+                <w:i w:val="false"/>
+                <w:iCs w:val="false"/>
+                <w:color w:val="222629"/>
+                <w:sz w:val="18"/>
+                <w:szCs w:val="18"/>
+              </w:rPr>
               <w:t xml:space="preserve">SUIT-R19</w:t>
             </w:r>
           </w:p>
@@ -8555,7 +9129,6 @@
         <w:tc>
           <w:tcPr>
             <w:tcW w:type="dxa" w:w="4241"/>
-            <w:shd w:fill="F1F5F8" w:color="auto" w:val="clear"/>
             <w:tcMar>
               <w:top w:type="dxa" w:w="90"/>
               <w:left w:type="dxa" w:w="130"/>
@@ -8586,7 +9159,6 @@
         <w:tc>
           <w:tcPr>
             <w:tcW w:type="dxa" w:w="4240"/>
-            <w:shd w:fill="F1F5F8" w:color="auto" w:val="clear"/>
             <w:tcMar>
               <w:top w:type="dxa" w:w="90"/>
               <w:left w:type="dxa" w:w="130"/>
@@ -8622,6 +9194,24 @@
       </w:pPr>
       <w:r>
         <w:t xml:space="preserve"/>
+      </w:r>
+    </w:p>
+    <w:p>
+      <w:pPr>
+        <w:pStyle w:val="Heading3"/>
+        <w:keepNext/>
+        <w:keepLines/>
+        <w:spacing w:after="100" w:before="220"/>
+      </w:pPr>
+      <w:r>
+        <w:rPr>
+          <w:b/>
+          <w:bCs/>
+          <w:color w:val="0F6E6E"/>
+          <w:sz w:val="21"/>
+          <w:szCs w:val="21"/>
+        </w:rPr>
+        <w:t xml:space="preserve">Precedence, totality and the safety net</w:t>
       </w:r>
     </w:p>
     <w:tbl>
@@ -8830,7 +9420,200 @@
                 <w:sz w:val="18"/>
                 <w:szCs w:val="18"/>
               </w:rPr>
-              <w:t xml:space="preserve">A profile firing both a caution rule and a second caution rule records both reasons, and the outcome is the more restrictive of the two.</w:t>
+              <w:t xml:space="preserve">A profile firing a caution rule and a not-suitable rule records both reasons and returns not suitable. A profile firing two caution rules records both and returns caution.</w:t>
+            </w:r>
+          </w:p>
+        </w:tc>
+      </w:tr>
+      <w:tr>
+        <w:trPr>
+          <w:cantSplit/>
+        </w:trPr>
+        <w:tc>
+          <w:tcPr>
+            <w:tcW w:type="dxa" w:w="1253"/>
+            <w:shd w:fill="F1F5F8" w:color="auto" w:val="clear"/>
+            <w:tcMar>
+              <w:top w:type="dxa" w:w="90"/>
+              <w:left w:type="dxa" w:w="130"/>
+              <w:bottom w:type="dxa" w:w="90"/>
+              <w:right w:type="dxa" w:w="130"/>
+            </w:tcMar>
+            <w:vAlign w:val="top"/>
+          </w:tcPr>
+          <w:p>
+            <w:pPr>
+              <w:spacing w:after="40" w:before="40" w:line="252"/>
+              <w:jc w:val="left"/>
+            </w:pPr>
+            <w:r>
+              <w:rPr>
+                <w:b/>
+                <w:bCs/>
+                <w:i w:val="false"/>
+                <w:iCs w:val="false"/>
+                <w:color w:val="222629"/>
+                <w:sz w:val="18"/>
+                <w:szCs w:val="18"/>
+              </w:rPr>
+              <w:t xml:space="preserve">SUIT-R19b</w:t>
+            </w:r>
+          </w:p>
+        </w:tc>
+        <w:tc>
+          <w:tcPr>
+            <w:tcW w:type="dxa" w:w="4723"/>
+            <w:shd w:fill="F1F5F8" w:color="auto" w:val="clear"/>
+            <w:tcMar>
+              <w:top w:type="dxa" w:w="90"/>
+              <w:left w:type="dxa" w:w="130"/>
+              <w:bottom w:type="dxa" w:w="90"/>
+              <w:right w:type="dxa" w:w="130"/>
+            </w:tcMar>
+            <w:vAlign w:val="top"/>
+          </w:tcPr>
+          <w:p>
+            <w:pPr>
+              <w:spacing w:after="40" w:before="40" w:line="252"/>
+              <w:jc w:val="left"/>
+            </w:pPr>
+            <w:r>
+              <w:rPr>
+                <w:b w:val="false"/>
+                <w:bCs w:val="false"/>
+                <w:i w:val="false"/>
+                <w:iCs w:val="false"/>
+                <w:color w:val="222629"/>
+                <w:sz w:val="18"/>
+                <w:szCs w:val="18"/>
+              </w:rPr>
+              <w:t xml:space="preserve">The rules for each product class MUST be exhaustive: every combination of the enumerated inputs MUST cause at least one rule to fire for every class assessed.</w:t>
+            </w:r>
+          </w:p>
+        </w:tc>
+        <w:tc>
+          <w:tcPr>
+            <w:tcW w:type="dxa" w:w="3662"/>
+            <w:shd w:fill="F1F5F8" w:color="auto" w:val="clear"/>
+            <w:tcMar>
+              <w:top w:type="dxa" w:w="90"/>
+              <w:left w:type="dxa" w:w="130"/>
+              <w:bottom w:type="dxa" w:w="90"/>
+              <w:right w:type="dxa" w:w="130"/>
+            </w:tcMar>
+            <w:vAlign w:val="top"/>
+          </w:tcPr>
+          <w:p>
+            <w:pPr>
+              <w:spacing w:after="40" w:before="40" w:line="252"/>
+              <w:jc w:val="left"/>
+            </w:pPr>
+            <w:r>
+              <w:rPr>
+                <w:b w:val="false"/>
+                <w:bCs w:val="false"/>
+                <w:i w:val="false"/>
+                <w:iCs w:val="false"/>
+                <w:color w:val="222629"/>
+                <w:sz w:val="18"/>
+                <w:szCs w:val="18"/>
+              </w:rPr>
+              <w:t xml:space="preserve">Enumerate the complete combination of the five enumerated inputs — objective, horizon, risk attitude, affordability band and protection-gap sign — and assert that every combination produces exactly one outcome for each of the three classes, with at least one reason recorded.</w:t>
+            </w:r>
+          </w:p>
+        </w:tc>
+      </w:tr>
+      <w:tr>
+        <w:trPr>
+          <w:cantSplit/>
+        </w:trPr>
+        <w:tc>
+          <w:tcPr>
+            <w:tcW w:type="dxa" w:w="1253"/>
+            <w:tcMar>
+              <w:top w:type="dxa" w:w="90"/>
+              <w:left w:type="dxa" w:w="130"/>
+              <w:bottom w:type="dxa" w:w="90"/>
+              <w:right w:type="dxa" w:w="130"/>
+            </w:tcMar>
+            <w:vAlign w:val="top"/>
+          </w:tcPr>
+          <w:p>
+            <w:pPr>
+              <w:spacing w:after="40" w:before="40" w:line="252"/>
+              <w:jc w:val="left"/>
+            </w:pPr>
+            <w:r>
+              <w:rPr>
+                <w:b/>
+                <w:bCs/>
+                <w:i w:val="false"/>
+                <w:iCs w:val="false"/>
+                <w:color w:val="222629"/>
+                <w:sz w:val="18"/>
+                <w:szCs w:val="18"/>
+              </w:rPr>
+              <w:t xml:space="preserve">SUIT-R19c</w:t>
+            </w:r>
+          </w:p>
+        </w:tc>
+        <w:tc>
+          <w:tcPr>
+            <w:tcW w:type="dxa" w:w="4723"/>
+            <w:tcMar>
+              <w:top w:type="dxa" w:w="90"/>
+              <w:left w:type="dxa" w:w="130"/>
+              <w:bottom w:type="dxa" w:w="90"/>
+              <w:right w:type="dxa" w:w="130"/>
+            </w:tcMar>
+            <w:vAlign w:val="top"/>
+          </w:tcPr>
+          <w:p>
+            <w:pPr>
+              <w:spacing w:after="40" w:before="40" w:line="252"/>
+              <w:jc w:val="left"/>
+            </w:pPr>
+            <w:r>
+              <w:rPr>
+                <w:b w:val="false"/>
+                <w:bCs w:val="false"/>
+                <w:i w:val="false"/>
+                <w:iCs w:val="false"/>
+                <w:color w:val="222629"/>
+                <w:sz w:val="18"/>
+                <w:szCs w:val="18"/>
+              </w:rPr>
+              <w:t xml:space="preserve">If, despite SUIT-R19b, no rule fires for a class, the outcome MUST be insufficient data with reason MODEL_INCOMPLETE, the quote MUST be refused for that class, and a model defect MUST be raised under §12. The model MUST NOT default to suitable.</w:t>
+            </w:r>
+          </w:p>
+        </w:tc>
+        <w:tc>
+          <w:tcPr>
+            <w:tcW w:type="dxa" w:w="3662"/>
+            <w:tcMar>
+              <w:top w:type="dxa" w:w="90"/>
+              <w:left w:type="dxa" w:w="130"/>
+              <w:bottom w:type="dxa" w:w="90"/>
+              <w:right w:type="dxa" w:w="130"/>
+            </w:tcMar>
+            <w:vAlign w:val="top"/>
+          </w:tcPr>
+          <w:p>
+            <w:pPr>
+              <w:spacing w:after="40" w:before="40" w:line="252"/>
+              <w:jc w:val="left"/>
+            </w:pPr>
+            <w:r>
+              <w:rPr>
+                <w:b w:val="false"/>
+                <w:bCs w:val="false"/>
+                <w:i w:val="false"/>
+                <w:iCs w:val="false"/>
+                <w:color w:val="222629"/>
+                <w:sz w:val="18"/>
+                <w:szCs w:val="18"/>
+              </w:rPr>
+              <w:t xml:space="preserve">Disable one outcome rule in a test build and assert the affected combination returns insufficient data, the quote is refused, and a defect record is created. No combination silently produces a permissive outcome.</w:t>
             </w:r>
           </w:p>
         </w:tc>
@@ -8838,7 +9621,69 @@
     </w:tbl>
     <w:p>
       <w:pPr>
+        <w:spacing w:after="120"/>
+      </w:pPr>
+      <w:r>
+        <w:t xml:space="preserve"/>
+      </w:r>
+    </w:p>
+    <w:p>
+      <w:pPr>
+        <w:keepNext/>
+        <w:keepLines/>
+        <w:pBdr>
+          <w:top w:val="single" w:color="F1F5F8" w:sz="2" w:space="8"/>
+          <w:left w:val="single" w:color="9B2226" w:sz="18" w:space="10"/>
+          <w:right w:val="single" w:color="F1F5F8" w:sz="2" w:space="10"/>
+        </w:pBdr>
+        <w:shd w:fill="F1F5F8" w:color="auto" w:val="clear"/>
+        <w:spacing w:after="100" w:before="140" w:line="276"/>
+        <w:ind w:left="200" w:right="200"/>
+      </w:pPr>
+      <w:r>
+        <w:rPr>
+          <w:b/>
+          <w:bCs/>
+          <w:i w:val="false"/>
+          <w:iCs w:val="false"/>
+          <w:color w:val="9B2226"/>
+          <w:sz w:val="20"/>
+          <w:szCs w:val="20"/>
+        </w:rPr>
+        <w:t xml:space="preserve">Why SUIT-R19c exists</w:t>
+      </w:r>
+    </w:p>
+    <w:p>
+      <w:pPr>
+        <w:keepNext w:val="false"/>
+        <w:keepLines/>
+        <w:pBdr>
+          <w:bottom w:val="single" w:color="F1F5F8" w:sz="2" w:space="8"/>
+          <w:left w:val="single" w:color="9B2226" w:sz="18" w:space="10"/>
+          <w:right w:val="single" w:color="F1F5F8" w:sz="2" w:space="10"/>
+        </w:pBdr>
+        <w:shd w:fill="F1F5F8" w:color="auto" w:val="clear"/>
+        <w:spacing w:after="140" w:before="0" w:line="276"/>
+        <w:ind w:left="200" w:right="200"/>
+      </w:pPr>
+      <w:r>
+        <w:rPr>
+          <w:b w:val="false"/>
+          <w:bCs w:val="false"/>
+          <w:i w:val="false"/>
+          <w:iCs w:val="false"/>
+          <w:color w:val="222629"/>
+          <w:sz w:val="20"/>
+          <w:szCs w:val="20"/>
+        </w:rPr>
+        <w:t xml:space="preserve">A decision table with a hole in it does not fail loudly — it produces whatever the implementation happens to default to, and the commercially convenient default is "suitable". SUIT-R19b makes the table total and SUIT-R19c makes the hole fail closed if one is ever introduced. Together they are the reason the outcome tables can be trusted at audit.</w:t>
+      </w:r>
+    </w:p>
+    <w:p>
+      <w:pPr>
         <w:pStyle w:val="Heading2"/>
+        <w:keepNext/>
+        <w:keepLines/>
         <w:pageBreakBefore/>
         <w:spacing w:after="120" w:before="0"/>
       </w:pPr>
@@ -9512,7 +10357,7 @@
                 <w:sz w:val="18"/>
                 <w:szCs w:val="18"/>
               </w:rPr>
-              <w:t xml:space="preserve">The twelve answers, exactly as given</w:t>
+              <w:t xml:space="preserve">The twelve asked answers, exactly as given</w:t>
             </w:r>
           </w:p>
         </w:tc>
@@ -9578,6 +10423,199 @@
                 <w:sz w:val="18"/>
                 <w:szCs w:val="18"/>
               </w:rPr>
+              <w:t xml:space="preserve">6a</w:t>
+            </w:r>
+          </w:p>
+        </w:tc>
+        <w:tc>
+          <w:tcPr>
+            <w:tcW w:type="dxa" w:w="5976"/>
+            <w:tcMar>
+              <w:top w:type="dxa" w:w="90"/>
+              <w:left w:type="dxa" w:w="130"/>
+              <w:bottom w:type="dxa" w:w="90"/>
+              <w:right w:type="dxa" w:w="130"/>
+            </w:tcMar>
+            <w:vAlign w:val="top"/>
+          </w:tcPr>
+          <w:p>
+            <w:pPr>
+              <w:spacing w:after="40" w:before="40" w:line="252"/>
+              <w:jc w:val="left"/>
+            </w:pPr>
+            <w:r>
+              <w:rPr>
+                <w:b w:val="false"/>
+                <w:bCs w:val="false"/>
+                <w:i w:val="false"/>
+                <w:iCs w:val="false"/>
+                <w:color w:val="222629"/>
+                <w:sz w:val="18"/>
+                <w:szCs w:val="18"/>
+              </w:rPr>
+              <w:t xml:space="preserve">The four bank-sourced inputs as used, each with its source system and the time it was read — the snapshot that makes a historical assessment reproducible</w:t>
+            </w:r>
+          </w:p>
+        </w:tc>
+        <w:tc>
+          <w:tcPr>
+            <w:tcW w:type="dxa" w:w="2891"/>
+            <w:tcMar>
+              <w:top w:type="dxa" w:w="90"/>
+              <w:left w:type="dxa" w:w="130"/>
+              <w:bottom w:type="dxa" w:w="90"/>
+              <w:right w:type="dxa" w:w="130"/>
+            </w:tcMar>
+            <w:vAlign w:val="top"/>
+          </w:tcPr>
+          <w:p>
+            <w:pPr>
+              <w:spacing w:after="40" w:before="40" w:line="252"/>
+              <w:jc w:val="left"/>
+            </w:pPr>
+            <w:r>
+              <w:rPr>
+                <w:b w:val="false"/>
+                <w:bCs w:val="false"/>
+                <w:i w:val="false"/>
+                <w:iCs w:val="false"/>
+                <w:color w:val="222629"/>
+                <w:sz w:val="18"/>
+                <w:szCs w:val="18"/>
+              </w:rPr>
+              <w:t xml:space="preserve">Mandatory</w:t>
+            </w:r>
+          </w:p>
+        </w:tc>
+      </w:tr>
+      <w:tr>
+        <w:trPr>
+          <w:cantSplit/>
+        </w:trPr>
+        <w:tc>
+          <w:tcPr>
+            <w:tcW w:type="dxa" w:w="771"/>
+            <w:shd w:fill="F1F5F8" w:color="auto" w:val="clear"/>
+            <w:tcMar>
+              <w:top w:type="dxa" w:w="90"/>
+              <w:left w:type="dxa" w:w="130"/>
+              <w:bottom w:type="dxa" w:w="90"/>
+              <w:right w:type="dxa" w:w="130"/>
+            </w:tcMar>
+            <w:vAlign w:val="top"/>
+          </w:tcPr>
+          <w:p>
+            <w:pPr>
+              <w:spacing w:after="40" w:before="40" w:line="252"/>
+              <w:jc w:val="left"/>
+            </w:pPr>
+            <w:r>
+              <w:rPr>
+                <w:b w:val="false"/>
+                <w:bCs w:val="false"/>
+                <w:i w:val="false"/>
+                <w:iCs w:val="false"/>
+                <w:color w:val="222629"/>
+                <w:sz w:val="18"/>
+                <w:szCs w:val="18"/>
+              </w:rPr>
+              <w:t xml:space="preserve">6b</w:t>
+            </w:r>
+          </w:p>
+        </w:tc>
+        <w:tc>
+          <w:tcPr>
+            <w:tcW w:type="dxa" w:w="5976"/>
+            <w:shd w:fill="F1F5F8" w:color="auto" w:val="clear"/>
+            <w:tcMar>
+              <w:top w:type="dxa" w:w="90"/>
+              <w:left w:type="dxa" w:w="130"/>
+              <w:bottom w:type="dxa" w:w="90"/>
+              <w:right w:type="dxa" w:w="130"/>
+            </w:tcMar>
+            <w:vAlign w:val="top"/>
+          </w:tcPr>
+          <w:p>
+            <w:pPr>
+              <w:spacing w:after="40" w:before="40" w:line="252"/>
+              <w:jc w:val="left"/>
+            </w:pPr>
+            <w:r>
+              <w:rPr>
+                <w:b w:val="false"/>
+                <w:bCs w:val="false"/>
+                <w:i w:val="false"/>
+                <w:iCs w:val="false"/>
+                <w:color w:val="222629"/>
+                <w:sz w:val="18"/>
+                <w:szCs w:val="18"/>
+              </w:rPr>
+              <w:t xml:space="preserve">The income band derived from the declared figure, recorded for reference; the computation uses the exact figure</w:t>
+            </w:r>
+          </w:p>
+        </w:tc>
+        <w:tc>
+          <w:tcPr>
+            <w:tcW w:type="dxa" w:w="2891"/>
+            <w:shd w:fill="F1F5F8" w:color="auto" w:val="clear"/>
+            <w:tcMar>
+              <w:top w:type="dxa" w:w="90"/>
+              <w:left w:type="dxa" w:w="130"/>
+              <w:bottom w:type="dxa" w:w="90"/>
+              <w:right w:type="dxa" w:w="130"/>
+            </w:tcMar>
+            <w:vAlign w:val="top"/>
+          </w:tcPr>
+          <w:p>
+            <w:pPr>
+              <w:spacing w:after="40" w:before="40" w:line="252"/>
+              <w:jc w:val="left"/>
+            </w:pPr>
+            <w:r>
+              <w:rPr>
+                <w:b w:val="false"/>
+                <w:bCs w:val="false"/>
+                <w:i w:val="false"/>
+                <w:iCs w:val="false"/>
+                <w:color w:val="222629"/>
+                <w:sz w:val="18"/>
+                <w:szCs w:val="18"/>
+              </w:rPr>
+              <w:t xml:space="preserve">Mandatory</w:t>
+            </w:r>
+          </w:p>
+        </w:tc>
+      </w:tr>
+      <w:tr>
+        <w:trPr>
+          <w:cantSplit/>
+        </w:trPr>
+        <w:tc>
+          <w:tcPr>
+            <w:tcW w:type="dxa" w:w="771"/>
+            <w:tcMar>
+              <w:top w:type="dxa" w:w="90"/>
+              <w:left w:type="dxa" w:w="130"/>
+              <w:bottom w:type="dxa" w:w="90"/>
+              <w:right w:type="dxa" w:w="130"/>
+            </w:tcMar>
+            <w:vAlign w:val="top"/>
+          </w:tcPr>
+          <w:p>
+            <w:pPr>
+              <w:spacing w:after="40" w:before="40" w:line="252"/>
+              <w:jc w:val="left"/>
+            </w:pPr>
+            <w:r>
+              <w:rPr>
+                <w:b w:val="false"/>
+                <w:bCs w:val="false"/>
+                <w:i w:val="false"/>
+                <w:iCs w:val="false"/>
+                <w:color w:val="222629"/>
+                <w:sz w:val="18"/>
+                <w:szCs w:val="18"/>
+              </w:rPr>
               <w:t xml:space="preserve">7</w:t>
             </w:r>
           </w:p>
@@ -9608,7 +10646,7 @@
                 <w:sz w:val="18"/>
                 <w:szCs w:val="18"/>
               </w:rPr>
-              <w:t xml:space="preserve">Derived values — recommended cover, protection gap, affordability ratio, multiple, age factor</w:t>
+              <w:t xml:space="preserve">Computed values — recommended cover, protection gap, affordability ratio, multiple, age factor</w:t>
             </w:r>
           </w:p>
         </w:tc>
@@ -11019,7 +12057,7 @@
                 <w:sz w:val="18"/>
                 <w:szCs w:val="18"/>
               </w:rPr>
-              <w:t xml:space="preserve">Every assessment has a resolvable statement, and that statement contains all twelve answers, the derived values, and every outcome with its reasons.</w:t>
+              <w:t xml:space="preserve">Every assessment has a resolvable statement, and that statement contains all sixteen inputs, the computed values, and every outcome with its reasons.</w:t>
             </w:r>
           </w:p>
         </w:tc>
@@ -11084,7 +12122,7 @@
                 <w:sz w:val="18"/>
                 <w:szCs w:val="18"/>
               </w:rPr>
-              <w:t xml:space="preserve">The assessment store MUST be append-only, on the same terms as the consent store.</w:t>
+              <w:t xml:space="preserve">The assessment store MUST be append-only, on the same terms as the consent store. No update and no delete by any application identity.</w:t>
             </w:r>
           </w:p>
         </w:tc>
@@ -11114,7 +12152,7 @@
                 <w:sz w:val="18"/>
                 <w:szCs w:val="18"/>
               </w:rPr>
-              <w:t xml:space="preserve">Update and delete by the application’s database account fail on privilege.</w:t>
+              <w:t xml:space="preserve">Update and delete by the application’s database account fail on privilege, not on application logic.</w:t>
             </w:r>
           </w:p>
         </w:tc>
@@ -11150,6 +12188,199 @@
                 <w:sz w:val="18"/>
                 <w:szCs w:val="18"/>
               </w:rPr>
+              <w:t xml:space="preserve">SUIT-R23a</w:t>
+            </w:r>
+          </w:p>
+        </w:tc>
+        <w:tc>
+          <w:tcPr>
+            <w:tcW w:type="dxa" w:w="4723"/>
+            <w:shd w:fill="F1F5F8" w:color="auto" w:val="clear"/>
+            <w:tcMar>
+              <w:top w:type="dxa" w:w="90"/>
+              <w:left w:type="dxa" w:w="130"/>
+              <w:bottom w:type="dxa" w:w="90"/>
+              <w:right w:type="dxa" w:w="130"/>
+            </w:tcMar>
+            <w:vAlign w:val="top"/>
+          </w:tcPr>
+          <w:p>
+            <w:pPr>
+              <w:spacing w:after="40" w:before="40" w:line="252"/>
+              <w:jc w:val="left"/>
+            </w:pPr>
+            <w:r>
+              <w:rPr>
+                <w:b w:val="false"/>
+                <w:bCs w:val="false"/>
+                <w:i w:val="false"/>
+                <w:iCs w:val="false"/>
+                <w:color w:val="222629"/>
+                <w:sz w:val="18"/>
+                <w:szCs w:val="18"/>
+              </w:rPr>
+              <w:t xml:space="preserve">A change of assessment status — expiry, invalidation or supersession — MUST be recorded as a new status record referencing the assessment, never as an edit to the original. Each status record carries the new status, the reason, the time and what caused it.</w:t>
+            </w:r>
+          </w:p>
+        </w:tc>
+        <w:tc>
+          <w:tcPr>
+            <w:tcW w:type="dxa" w:w="3662"/>
+            <w:shd w:fill="F1F5F8" w:color="auto" w:val="clear"/>
+            <w:tcMar>
+              <w:top w:type="dxa" w:w="90"/>
+              <w:left w:type="dxa" w:w="130"/>
+              <w:bottom w:type="dxa" w:w="90"/>
+              <w:right w:type="dxa" w:w="130"/>
+            </w:tcMar>
+            <w:vAlign w:val="top"/>
+          </w:tcPr>
+          <w:p>
+            <w:pPr>
+              <w:spacing w:after="40" w:before="40" w:line="252"/>
+              <w:jc w:val="left"/>
+            </w:pPr>
+            <w:r>
+              <w:rPr>
+                <w:b w:val="false"/>
+                <w:bCs w:val="false"/>
+                <w:i w:val="false"/>
+                <w:iCs w:val="false"/>
+                <w:color w:val="222629"/>
+                <w:sz w:val="18"/>
+                <w:szCs w:val="18"/>
+              </w:rPr>
+              <w:t xml:space="preserve">Expire an assessment. The original record is byte-for-byte unchanged and a new status record exists referencing it.</w:t>
+            </w:r>
+          </w:p>
+        </w:tc>
+      </w:tr>
+      <w:tr>
+        <w:trPr>
+          <w:cantSplit/>
+        </w:trPr>
+        <w:tc>
+          <w:tcPr>
+            <w:tcW w:type="dxa" w:w="1253"/>
+            <w:tcMar>
+              <w:top w:type="dxa" w:w="90"/>
+              <w:left w:type="dxa" w:w="130"/>
+              <w:bottom w:type="dxa" w:w="90"/>
+              <w:right w:type="dxa" w:w="130"/>
+            </w:tcMar>
+            <w:vAlign w:val="top"/>
+          </w:tcPr>
+          <w:p>
+            <w:pPr>
+              <w:spacing w:after="40" w:before="40" w:line="252"/>
+              <w:jc w:val="left"/>
+            </w:pPr>
+            <w:r>
+              <w:rPr>
+                <w:b/>
+                <w:bCs/>
+                <w:i w:val="false"/>
+                <w:iCs w:val="false"/>
+                <w:color w:val="222629"/>
+                <w:sz w:val="18"/>
+                <w:szCs w:val="18"/>
+              </w:rPr>
+              <w:t xml:space="preserve">SUIT-R23b</w:t>
+            </w:r>
+          </w:p>
+        </w:tc>
+        <w:tc>
+          <w:tcPr>
+            <w:tcW w:type="dxa" w:w="4723"/>
+            <w:tcMar>
+              <w:top w:type="dxa" w:w="90"/>
+              <w:left w:type="dxa" w:w="130"/>
+              <w:bottom w:type="dxa" w:w="90"/>
+              <w:right w:type="dxa" w:w="130"/>
+            </w:tcMar>
+            <w:vAlign w:val="top"/>
+          </w:tcPr>
+          <w:p>
+            <w:pPr>
+              <w:spacing w:after="40" w:before="40" w:line="252"/>
+              <w:jc w:val="left"/>
+            </w:pPr>
+            <w:r>
+              <w:rPr>
+                <w:b w:val="false"/>
+                <w:bCs w:val="false"/>
+                <w:i w:val="false"/>
+                <w:iCs w:val="false"/>
+                <w:color w:val="222629"/>
+                <w:sz w:val="18"/>
+                <w:szCs w:val="18"/>
+              </w:rPr>
+              <w:t xml:space="preserve">The current status of an assessment MUST be derivable from its records with no ambiguity: exactly one record is the head of the chain, determined by the highest sequence number for that assessment. The gate MUST read the head, never the original.</w:t>
+            </w:r>
+          </w:p>
+        </w:tc>
+        <w:tc>
+          <w:tcPr>
+            <w:tcW w:type="dxa" w:w="3662"/>
+            <w:tcMar>
+              <w:top w:type="dxa" w:w="90"/>
+              <w:left w:type="dxa" w:w="130"/>
+              <w:bottom w:type="dxa" w:w="90"/>
+              <w:right w:type="dxa" w:w="130"/>
+            </w:tcMar>
+            <w:vAlign w:val="top"/>
+          </w:tcPr>
+          <w:p>
+            <w:pPr>
+              <w:spacing w:after="40" w:before="40" w:line="252"/>
+              <w:jc w:val="left"/>
+            </w:pPr>
+            <w:r>
+              <w:rPr>
+                <w:b w:val="false"/>
+                <w:bCs w:val="false"/>
+                <w:i w:val="false"/>
+                <w:iCs w:val="false"/>
+                <w:color w:val="222629"/>
+                <w:sz w:val="18"/>
+                <w:szCs w:val="18"/>
+              </w:rPr>
+              <w:t xml:space="preserve">For any assessment, exactly one record is the head. Expire an assessment and assert the gate refuses on the head status while the original record still reads as it did when written.</w:t>
+            </w:r>
+          </w:p>
+        </w:tc>
+      </w:tr>
+      <w:tr>
+        <w:trPr>
+          <w:cantSplit/>
+        </w:trPr>
+        <w:tc>
+          <w:tcPr>
+            <w:tcW w:type="dxa" w:w="1253"/>
+            <w:shd w:fill="F1F5F8" w:color="auto" w:val="clear"/>
+            <w:tcMar>
+              <w:top w:type="dxa" w:w="90"/>
+              <w:left w:type="dxa" w:w="130"/>
+              <w:bottom w:type="dxa" w:w="90"/>
+              <w:right w:type="dxa" w:w="130"/>
+            </w:tcMar>
+            <w:vAlign w:val="top"/>
+          </w:tcPr>
+          <w:p>
+            <w:pPr>
+              <w:spacing w:after="40" w:before="40" w:line="252"/>
+              <w:jc w:val="left"/>
+            </w:pPr>
+            <w:r>
+              <w:rPr>
+                <w:b/>
+                <w:bCs/>
+                <w:i w:val="false"/>
+                <w:iCs w:val="false"/>
+                <w:color w:val="222629"/>
+                <w:sz w:val="18"/>
+                <w:szCs w:val="18"/>
+              </w:rPr>
               <w:t xml:space="preserve">SUIT-R24</w:t>
             </w:r>
           </w:p>
@@ -11181,7 +12412,7 @@
                 <w:sz w:val="18"/>
                 <w:szCs w:val="18"/>
               </w:rPr>
-              <w:t xml:space="preserve">Retention: seven years from the journey’s terminal state, write-once, in an India region.</w:t>
+              <w:t xml:space="preserve">Retention: seven years, write-once, in an India region, on the same terms as consent evidence.</w:t>
             </w:r>
           </w:p>
         </w:tc>
@@ -11212,7 +12443,102 @@
                 <w:sz w:val="18"/>
                 <w:szCs w:val="18"/>
               </w:rPr>
-              <w:t xml:space="preserve">The same test as CNS-R33 and CNS-R34.</w:t>
+              <w:t xml:space="preserve">The same test as the consent retention rules in Volume 2, §10.</w:t>
+            </w:r>
+          </w:p>
+        </w:tc>
+      </w:tr>
+      <w:tr>
+        <w:trPr>
+          <w:cantSplit/>
+        </w:trPr>
+        <w:tc>
+          <w:tcPr>
+            <w:tcW w:type="dxa" w:w="1253"/>
+            <w:tcMar>
+              <w:top w:type="dxa" w:w="90"/>
+              <w:left w:type="dxa" w:w="130"/>
+              <w:bottom w:type="dxa" w:w="90"/>
+              <w:right w:type="dxa" w:w="130"/>
+            </w:tcMar>
+            <w:vAlign w:val="top"/>
+          </w:tcPr>
+          <w:p>
+            <w:pPr>
+              <w:spacing w:after="40" w:before="40" w:line="252"/>
+              <w:jc w:val="left"/>
+            </w:pPr>
+            <w:r>
+              <w:rPr>
+                <w:b/>
+                <w:bCs/>
+                <w:i w:val="false"/>
+                <w:iCs w:val="false"/>
+                <w:color w:val="222629"/>
+                <w:sz w:val="18"/>
+                <w:szCs w:val="18"/>
+              </w:rPr>
+              <w:t xml:space="preserve">SUIT-R24a</w:t>
+            </w:r>
+          </w:p>
+        </w:tc>
+        <w:tc>
+          <w:tcPr>
+            <w:tcW w:type="dxa" w:w="4723"/>
+            <w:tcMar>
+              <w:top w:type="dxa" w:w="90"/>
+              <w:left w:type="dxa" w:w="130"/>
+              <w:bottom w:type="dxa" w:w="90"/>
+              <w:right w:type="dxa" w:w="130"/>
+            </w:tcMar>
+            <w:vAlign w:val="top"/>
+          </w:tcPr>
+          <w:p>
+            <w:pPr>
+              <w:spacing w:after="40" w:before="40" w:line="252"/>
+              <w:jc w:val="left"/>
+            </w:pPr>
+            <w:r>
+              <w:rPr>
+                <w:b w:val="false"/>
+                <w:bCs w:val="false"/>
+                <w:i w:val="false"/>
+                <w:iCs w:val="false"/>
+                <w:color w:val="222629"/>
+                <w:sz w:val="18"/>
+                <w:szCs w:val="18"/>
+              </w:rPr>
+              <w:t xml:space="preserve">Where an assessment is reused across journeys, retention MUST be anchored to the terminal state of the LAST journey that referenced it, not the first. The retention clock MUST restart on each new usage record, and MUST never shorten.</w:t>
+            </w:r>
+          </w:p>
+        </w:tc>
+        <w:tc>
+          <w:tcPr>
+            <w:tcW w:type="dxa" w:w="3662"/>
+            <w:tcMar>
+              <w:top w:type="dxa" w:w="90"/>
+              <w:left w:type="dxa" w:w="130"/>
+              <w:bottom w:type="dxa" w:w="90"/>
+              <w:right w:type="dxa" w:w="130"/>
+            </w:tcMar>
+            <w:vAlign w:val="top"/>
+          </w:tcPr>
+          <w:p>
+            <w:pPr>
+              <w:spacing w:after="40" w:before="40" w:line="252"/>
+              <w:jc w:val="left"/>
+            </w:pPr>
+            <w:r>
+              <w:rPr>
+                <w:b w:val="false"/>
+                <w:bCs w:val="false"/>
+                <w:i w:val="false"/>
+                <w:iCs w:val="false"/>
+                <w:color w:val="222629"/>
+                <w:sz w:val="18"/>
+                <w:szCs w:val="18"/>
+              </w:rPr>
+              <w:t xml:space="preserve">Reuse an assessment across two journeys terminating three months apart. The computed retention expiry equals the later terminal date plus seven years. Re-run after adding a third, later usage: the expiry moves out, never in.</w:t>
             </w:r>
           </w:p>
         </w:tc>
@@ -11221,6 +12547,8 @@
     <w:p>
       <w:pPr>
         <w:pStyle w:val="Heading2"/>
+        <w:keepNext/>
+        <w:keepLines/>
         <w:pageBreakBefore/>
         <w:spacing w:after="120" w:before="0"/>
       </w:pPr>
@@ -11250,7 +12578,7 @@
           <w:sz w:val="20"/>
           <w:szCs w:val="20"/>
         </w:rPr>
-        <w:t xml:space="preserve">All seven refusal cases are mandatory tests of the built service.</w:t>
+        <w:t xml:space="preserve">All nine refusal cases are mandatory tests of the built service. Cases 8 and 9 exist because a disclosure that the journey merely displays, without the gate checking that it was acknowledged, is a disclosure the customer can be walked past.</w:t>
       </w:r>
     </w:p>
     <w:tbl>
@@ -12284,6 +13612,260 @@
                 <w:szCs w:val="18"/>
               </w:rPr>
               <w:t xml:space="preserve">SUITABILITY_EVALUATION_INVALID</w:t>
+            </w:r>
+          </w:p>
+        </w:tc>
+      </w:tr>
+      <w:tr>
+        <w:trPr>
+          <w:cantSplit/>
+        </w:trPr>
+        <w:tc>
+          <w:tcPr>
+            <w:tcW w:type="dxa" w:w="482"/>
+            <w:shd w:fill="F1F5F8" w:color="auto" w:val="clear"/>
+            <w:tcMar>
+              <w:top w:type="dxa" w:w="90"/>
+              <w:left w:type="dxa" w:w="130"/>
+              <w:bottom w:type="dxa" w:w="90"/>
+              <w:right w:type="dxa" w:w="130"/>
+            </w:tcMar>
+            <w:vAlign w:val="top"/>
+          </w:tcPr>
+          <w:p>
+            <w:pPr>
+              <w:spacing w:after="40" w:before="40" w:line="252"/>
+              <w:jc w:val="left"/>
+            </w:pPr>
+            <w:r>
+              <w:rPr>
+                <w:b w:val="false"/>
+                <w:bCs w:val="false"/>
+                <w:i w:val="false"/>
+                <w:iCs w:val="false"/>
+                <w:color w:val="222629"/>
+                <w:sz w:val="18"/>
+                <w:szCs w:val="18"/>
+              </w:rPr>
+              <w:t xml:space="preserve">8</w:t>
+            </w:r>
+          </w:p>
+        </w:tc>
+        <w:tc>
+          <w:tcPr>
+            <w:tcW w:type="dxa" w:w="3855"/>
+            <w:shd w:fill="F1F5F8" w:color="auto" w:val="clear"/>
+            <w:tcMar>
+              <w:top w:type="dxa" w:w="90"/>
+              <w:left w:type="dxa" w:w="130"/>
+              <w:bottom w:type="dxa" w:w="90"/>
+              <w:right w:type="dxa" w:w="130"/>
+            </w:tcMar>
+            <w:vAlign w:val="top"/>
+          </w:tcPr>
+          <w:p>
+            <w:pPr>
+              <w:spacing w:after="40" w:before="40" w:line="252"/>
+              <w:jc w:val="left"/>
+            </w:pPr>
+            <w:r>
+              <w:rPr>
+                <w:b w:val="false"/>
+                <w:bCs w:val="false"/>
+                <w:i w:val="false"/>
+                <w:iCs w:val="false"/>
+                <w:color w:val="222629"/>
+                <w:sz w:val="18"/>
+                <w:szCs w:val="18"/>
+              </w:rPr>
+              <w:t xml:space="preserve">The outcome for the requested class is suitable with caution, and no acknowledgement of those exact reason codes exists for this customer and assessment</w:t>
+            </w:r>
+          </w:p>
+        </w:tc>
+        <w:tc>
+          <w:tcPr>
+            <w:tcW w:type="dxa" w:w="1446"/>
+            <w:shd w:fill="F1F5F8" w:color="auto" w:val="clear"/>
+            <w:tcMar>
+              <w:top w:type="dxa" w:w="90"/>
+              <w:left w:type="dxa" w:w="130"/>
+              <w:bottom w:type="dxa" w:w="90"/>
+              <w:right w:type="dxa" w:w="130"/>
+            </w:tcMar>
+            <w:vAlign w:val="top"/>
+          </w:tcPr>
+          <w:p>
+            <w:pPr>
+              <w:spacing w:after="40" w:before="40" w:line="252"/>
+              <w:jc w:val="left"/>
+            </w:pPr>
+            <w:r>
+              <w:rPr>
+                <w:b w:val="false"/>
+                <w:bCs w:val="false"/>
+                <w:i w:val="false"/>
+                <w:iCs w:val="false"/>
+                <w:color w:val="222629"/>
+                <w:sz w:val="18"/>
+                <w:szCs w:val="18"/>
+              </w:rPr>
+              <w:t xml:space="preserve">Refused</w:t>
+            </w:r>
+          </w:p>
+        </w:tc>
+        <w:tc>
+          <w:tcPr>
+            <w:tcW w:type="dxa" w:w="3855"/>
+            <w:shd w:fill="F1F5F8" w:color="auto" w:val="clear"/>
+            <w:tcMar>
+              <w:top w:type="dxa" w:w="90"/>
+              <w:left w:type="dxa" w:w="130"/>
+              <w:bottom w:type="dxa" w:w="90"/>
+              <w:right w:type="dxa" w:w="130"/>
+            </w:tcMar>
+            <w:vAlign w:val="top"/>
+          </w:tcPr>
+          <w:p>
+            <w:pPr>
+              <w:spacing w:after="40" w:before="40" w:line="252"/>
+              <w:jc w:val="left"/>
+            </w:pPr>
+            <w:r>
+              <w:rPr>
+                <w:b w:val="false"/>
+                <w:bCs w:val="false"/>
+                <w:i w:val="false"/>
+                <w:iCs w:val="false"/>
+                <w:color w:val="222629"/>
+                <w:sz w:val="18"/>
+                <w:szCs w:val="18"/>
+              </w:rPr>
+              <w:t xml:space="preserve">CAUTION_ACKNOWLEDGEMENT_REQUIRED</w:t>
+            </w:r>
+          </w:p>
+        </w:tc>
+      </w:tr>
+      <w:tr>
+        <w:trPr>
+          <w:cantSplit/>
+        </w:trPr>
+        <w:tc>
+          <w:tcPr>
+            <w:tcW w:type="dxa" w:w="482"/>
+            <w:tcMar>
+              <w:top w:type="dxa" w:w="90"/>
+              <w:left w:type="dxa" w:w="130"/>
+              <w:bottom w:type="dxa" w:w="90"/>
+              <w:right w:type="dxa" w:w="130"/>
+            </w:tcMar>
+            <w:vAlign w:val="top"/>
+          </w:tcPr>
+          <w:p>
+            <w:pPr>
+              <w:spacing w:after="40" w:before="40" w:line="252"/>
+              <w:jc w:val="left"/>
+            </w:pPr>
+            <w:r>
+              <w:rPr>
+                <w:b w:val="false"/>
+                <w:bCs w:val="false"/>
+                <w:i w:val="false"/>
+                <w:iCs w:val="false"/>
+                <w:color w:val="222629"/>
+                <w:sz w:val="18"/>
+                <w:szCs w:val="18"/>
+              </w:rPr>
+              <w:t xml:space="preserve">9</w:t>
+            </w:r>
+          </w:p>
+        </w:tc>
+        <w:tc>
+          <w:tcPr>
+            <w:tcW w:type="dxa" w:w="3855"/>
+            <w:tcMar>
+              <w:top w:type="dxa" w:w="90"/>
+              <w:left w:type="dxa" w:w="130"/>
+              <w:bottom w:type="dxa" w:w="90"/>
+              <w:right w:type="dxa" w:w="130"/>
+            </w:tcMar>
+            <w:vAlign w:val="top"/>
+          </w:tcPr>
+          <w:p>
+            <w:pPr>
+              <w:spacing w:after="40" w:before="40" w:line="252"/>
+              <w:jc w:val="left"/>
+            </w:pPr>
+            <w:r>
+              <w:rPr>
+                <w:b w:val="false"/>
+                <w:bCs w:val="false"/>
+                <w:i w:val="false"/>
+                <w:iCs w:val="false"/>
+                <w:color w:val="222629"/>
+                <w:sz w:val="18"/>
+                <w:szCs w:val="18"/>
+              </w:rPr>
+              <w:t xml:space="preserve">The customer is replacing an existing policy and no replacement acknowledgement exists for this assessment</w:t>
+            </w:r>
+          </w:p>
+        </w:tc>
+        <w:tc>
+          <w:tcPr>
+            <w:tcW w:type="dxa" w:w="1446"/>
+            <w:tcMar>
+              <w:top w:type="dxa" w:w="90"/>
+              <w:left w:type="dxa" w:w="130"/>
+              <w:bottom w:type="dxa" w:w="90"/>
+              <w:right w:type="dxa" w:w="130"/>
+            </w:tcMar>
+            <w:vAlign w:val="top"/>
+          </w:tcPr>
+          <w:p>
+            <w:pPr>
+              <w:spacing w:after="40" w:before="40" w:line="252"/>
+              <w:jc w:val="left"/>
+            </w:pPr>
+            <w:r>
+              <w:rPr>
+                <w:b w:val="false"/>
+                <w:bCs w:val="false"/>
+                <w:i w:val="false"/>
+                <w:iCs w:val="false"/>
+                <w:color w:val="222629"/>
+                <w:sz w:val="18"/>
+                <w:szCs w:val="18"/>
+              </w:rPr>
+              <w:t xml:space="preserve">Refused</w:t>
+            </w:r>
+          </w:p>
+        </w:tc>
+        <w:tc>
+          <w:tcPr>
+            <w:tcW w:type="dxa" w:w="3855"/>
+            <w:tcMar>
+              <w:top w:type="dxa" w:w="90"/>
+              <w:left w:type="dxa" w:w="130"/>
+              <w:bottom w:type="dxa" w:w="90"/>
+              <w:right w:type="dxa" w:w="130"/>
+            </w:tcMar>
+            <w:vAlign w:val="top"/>
+          </w:tcPr>
+          <w:p>
+            <w:pPr>
+              <w:spacing w:after="40" w:before="40" w:line="252"/>
+              <w:jc w:val="left"/>
+            </w:pPr>
+            <w:r>
+              <w:rPr>
+                <w:b w:val="false"/>
+                <w:bCs w:val="false"/>
+                <w:i w:val="false"/>
+                <w:iCs w:val="false"/>
+                <w:color w:val="222629"/>
+                <w:sz w:val="18"/>
+                <w:szCs w:val="18"/>
+              </w:rPr>
+              <w:t xml:space="preserve">REPLACEMENT_DISCLOSURE_REQUIRED</w:t>
             </w:r>
           </w:p>
         </w:tc>
@@ -12794,7 +14376,102 @@
                 <w:sz w:val="18"/>
                 <w:szCs w:val="18"/>
               </w:rPr>
-              <w:t xml:space="preserve">Trigger each of the seven cases; seven audit events exist with seven distinct reasons.</w:t>
+              <w:t xml:space="preserve">Trigger each of the nine cases; nine audit events exist with nine distinct reasons.</w:t>
+            </w:r>
+          </w:p>
+        </w:tc>
+      </w:tr>
+      <w:tr>
+        <w:trPr>
+          <w:cantSplit/>
+        </w:trPr>
+        <w:tc>
+          <w:tcPr>
+            <w:tcW w:type="dxa" w:w="1253"/>
+            <w:tcMar>
+              <w:top w:type="dxa" w:w="90"/>
+              <w:left w:type="dxa" w:w="130"/>
+              <w:bottom w:type="dxa" w:w="90"/>
+              <w:right w:type="dxa" w:w="130"/>
+            </w:tcMar>
+            <w:vAlign w:val="top"/>
+          </w:tcPr>
+          <w:p>
+            <w:pPr>
+              <w:spacing w:after="40" w:before="40" w:line="252"/>
+              <w:jc w:val="left"/>
+            </w:pPr>
+            <w:r>
+              <w:rPr>
+                <w:b/>
+                <w:bCs/>
+                <w:i w:val="false"/>
+                <w:iCs w:val="false"/>
+                <w:color w:val="222629"/>
+                <w:sz w:val="18"/>
+                <w:szCs w:val="18"/>
+              </w:rPr>
+              <w:t xml:space="preserve">SUIT-R28a</w:t>
+            </w:r>
+          </w:p>
+        </w:tc>
+        <w:tc>
+          <w:tcPr>
+            <w:tcW w:type="dxa" w:w="4723"/>
+            <w:tcMar>
+              <w:top w:type="dxa" w:w="90"/>
+              <w:left w:type="dxa" w:w="130"/>
+              <w:bottom w:type="dxa" w:w="90"/>
+              <w:right w:type="dxa" w:w="130"/>
+            </w:tcMar>
+            <w:vAlign w:val="top"/>
+          </w:tcPr>
+          <w:p>
+            <w:pPr>
+              <w:spacing w:after="40" w:before="40" w:line="252"/>
+              <w:jc w:val="left"/>
+            </w:pPr>
+            <w:r>
+              <w:rPr>
+                <w:b w:val="false"/>
+                <w:bCs w:val="false"/>
+                <w:i w:val="false"/>
+                <w:iCs w:val="false"/>
+                <w:color w:val="222629"/>
+                <w:sz w:val="18"/>
+                <w:szCs w:val="18"/>
+              </w:rPr>
+              <w:t xml:space="preserve">The gate MUST verify the two acknowledgements itself, server-side, and MUST compare the acknowledged reason codes against the reason codes the assessment actually produced. An acknowledgement of different reasons, or of an earlier assessment, MUST NOT satisfy the gate.</w:t>
+            </w:r>
+          </w:p>
+        </w:tc>
+        <w:tc>
+          <w:tcPr>
+            <w:tcW w:type="dxa" w:w="3662"/>
+            <w:tcMar>
+              <w:top w:type="dxa" w:w="90"/>
+              <w:left w:type="dxa" w:w="130"/>
+              <w:bottom w:type="dxa" w:w="90"/>
+              <w:right w:type="dxa" w:w="130"/>
+            </w:tcMar>
+            <w:vAlign w:val="top"/>
+          </w:tcPr>
+          <w:p>
+            <w:pPr>
+              <w:spacing w:after="40" w:before="40" w:line="252"/>
+              <w:jc w:val="left"/>
+            </w:pPr>
+            <w:r>
+              <w:rPr>
+                <w:b w:val="false"/>
+                <w:bCs w:val="false"/>
+                <w:i w:val="false"/>
+                <w:iCs w:val="false"/>
+                <w:color w:val="222629"/>
+                <w:sz w:val="18"/>
+                <w:szCs w:val="18"/>
+              </w:rPr>
+              <w:t xml:space="preserve">Acknowledge reason A, then request a quote for a class whose outcome carries reasons A and B: refused. Acknowledge against a superseded assessment: refused. Acknowledge both reasons against the current assessment: permitted.</w:t>
             </w:r>
           </w:p>
         </w:tc>
@@ -12808,75 +14485,63 @@
         <w:t xml:space="preserve"/>
       </w:r>
     </w:p>
-    <w:tbl>
-      <w:tblPr>
-        <w:tblW w:type="dxa" w:w="9638"/>
-        <w:tblBorders>
-          <w:top w:val="none" w:color="FFFFFF" w:sz="0"/>
-          <w:left w:val="single" w:color="9B2226" w:sz="18"/>
-          <w:bottom w:val="none" w:color="FFFFFF" w:sz="0"/>
-          <w:right w:val="none" w:color="FFFFFF" w:sz="0"/>
-          <w:insideH w:val="none" w:color="FFFFFF" w:sz="0"/>
-          <w:insideV w:val="none" w:color="FFFFFF" w:sz="0"/>
-        </w:tblBorders>
-      </w:tblPr>
-      <w:tblGrid>
-        <w:gridCol w:w="9638"/>
-      </w:tblGrid>
-      <w:tr>
-        <w:tc>
-          <w:tcPr>
-            <w:tcW w:type="dxa" w:w="9638"/>
-            <w:shd w:fill="F1F5F8" w:color="auto" w:val="clear"/>
-            <w:tcMar>
-              <w:top w:type="dxa" w:w="140"/>
-              <w:left w:type="dxa" w:w="200"/>
-              <w:bottom w:type="dxa" w:w="140"/>
-              <w:right w:type="dxa" w:w="200"/>
-            </w:tcMar>
-          </w:tcPr>
-          <w:p>
-            <w:pPr>
-              <w:spacing w:after="60" w:before="0" w:line="276"/>
-              <w:jc w:val="left"/>
-            </w:pPr>
-            <w:r>
-              <w:rPr>
-                <w:b/>
-                <w:bCs/>
-                <w:i w:val="false"/>
-                <w:iCs w:val="false"/>
-                <w:color w:val="9B2226"/>
-                <w:sz w:val="20"/>
-                <w:szCs w:val="20"/>
-              </w:rPr>
-              <w:t xml:space="preserve">SUIT-R26 is the rule that prevents the classic failure</w:t>
-            </w:r>
-          </w:p>
-          <w:p>
-            <w:pPr>
-              <w:spacing w:after="0" w:before="0" w:line="276"/>
-              <w:jc w:val="left"/>
-            </w:pPr>
-            <w:r>
-              <w:rPr>
-                <w:b w:val="false"/>
-                <w:bCs w:val="false"/>
-                <w:i w:val="false"/>
-                <w:iCs w:val="false"/>
-                <w:color w:val="222629"/>
-                <w:sz w:val="20"/>
-                <w:szCs w:val="20"/>
-              </w:rPr>
-              <w:t xml:space="preserve">A gate that fails open under load is a gate that is absent exactly when volume is highest — which is also when the volume of unsuitable sales would be highest.</w:t>
-            </w:r>
-          </w:p>
-        </w:tc>
-      </w:tr>
-    </w:tbl>
+    <w:p>
+      <w:pPr>
+        <w:keepNext/>
+        <w:keepLines/>
+        <w:pBdr>
+          <w:top w:val="single" w:color="F1F5F8" w:sz="2" w:space="8"/>
+          <w:left w:val="single" w:color="9B2226" w:sz="18" w:space="10"/>
+          <w:right w:val="single" w:color="F1F5F8" w:sz="2" w:space="10"/>
+        </w:pBdr>
+        <w:shd w:fill="F1F5F8" w:color="auto" w:val="clear"/>
+        <w:spacing w:after="100" w:before="140" w:line="276"/>
+        <w:ind w:left="200" w:right="200"/>
+      </w:pPr>
+      <w:r>
+        <w:rPr>
+          <w:b/>
+          <w:bCs/>
+          <w:i w:val="false"/>
+          <w:iCs w:val="false"/>
+          <w:color w:val="9B2226"/>
+          <w:sz w:val="20"/>
+          <w:szCs w:val="20"/>
+        </w:rPr>
+        <w:t xml:space="preserve">SUIT-R26 is the rule that prevents the classic failure</w:t>
+      </w:r>
+    </w:p>
+    <w:p>
+      <w:pPr>
+        <w:keepNext w:val="false"/>
+        <w:keepLines/>
+        <w:pBdr>
+          <w:bottom w:val="single" w:color="F1F5F8" w:sz="2" w:space="8"/>
+          <w:left w:val="single" w:color="9B2226" w:sz="18" w:space="10"/>
+          <w:right w:val="single" w:color="F1F5F8" w:sz="2" w:space="10"/>
+        </w:pBdr>
+        <w:shd w:fill="F1F5F8" w:color="auto" w:val="clear"/>
+        <w:spacing w:after="140" w:before="0" w:line="276"/>
+        <w:ind w:left="200" w:right="200"/>
+      </w:pPr>
+      <w:r>
+        <w:rPr>
+          <w:b w:val="false"/>
+          <w:bCs w:val="false"/>
+          <w:i w:val="false"/>
+          <w:iCs w:val="false"/>
+          <w:color w:val="222629"/>
+          <w:sz w:val="20"/>
+          <w:szCs w:val="20"/>
+        </w:rPr>
+        <w:t xml:space="preserve">A gate that fails open under load is a gate that is absent exactly when volume is highest — which is also when the volume of unsuitable sales would be highest.</w:t>
+      </w:r>
+    </w:p>
     <w:p>
       <w:pPr>
         <w:pStyle w:val="Heading2"/>
+        <w:keepNext/>
+        <w:keepLines/>
         <w:pageBreakBefore/>
         <w:spacing w:after="120" w:before="0"/>
       </w:pPr>
@@ -13883,75 +15548,63 @@
         <w:t xml:space="preserve"/>
       </w:r>
     </w:p>
-    <w:tbl>
-      <w:tblPr>
-        <w:tblW w:type="dxa" w:w="9638"/>
-        <w:tblBorders>
-          <w:top w:val="none" w:color="FFFFFF" w:sz="0"/>
-          <w:left w:val="single" w:color="0F6E6E" w:sz="18"/>
-          <w:bottom w:val="none" w:color="FFFFFF" w:sz="0"/>
-          <w:right w:val="none" w:color="FFFFFF" w:sz="0"/>
-          <w:insideH w:val="none" w:color="FFFFFF" w:sz="0"/>
-          <w:insideV w:val="none" w:color="FFFFFF" w:sz="0"/>
-        </w:tblBorders>
-      </w:tblPr>
-      <w:tblGrid>
-        <w:gridCol w:w="9638"/>
-      </w:tblGrid>
-      <w:tr>
-        <w:tc>
-          <w:tcPr>
-            <w:tcW w:type="dxa" w:w="9638"/>
-            <w:shd w:fill="F1F5F8" w:color="auto" w:val="clear"/>
-            <w:tcMar>
-              <w:top w:type="dxa" w:w="140"/>
-              <w:left w:type="dxa" w:w="200"/>
-              <w:bottom w:type="dxa" w:w="140"/>
-              <w:right w:type="dxa" w:w="200"/>
-            </w:tcMar>
-          </w:tcPr>
-          <w:p>
-            <w:pPr>
-              <w:spacing w:after="60" w:before="0" w:line="276"/>
-              <w:jc w:val="left"/>
-            </w:pPr>
-            <w:r>
-              <w:rPr>
-                <w:b/>
-                <w:bCs/>
-                <w:i w:val="false"/>
-                <w:iCs w:val="false"/>
-                <w:color w:val="0F6E6E"/>
-                <w:sz w:val="20"/>
-                <w:szCs w:val="20"/>
-              </w:rPr>
-              <w:t xml:space="preserve">Why SUIT-R34 exists</w:t>
-            </w:r>
-          </w:p>
-          <w:p>
-            <w:pPr>
-              <w:spacing w:after="0" w:before="0" w:line="276"/>
-              <w:jc w:val="left"/>
-            </w:pPr>
-            <w:r>
-              <w:rPr>
-                <w:b w:val="false"/>
-                <w:bCs w:val="false"/>
-                <w:i w:val="false"/>
-                <w:iCs w:val="false"/>
-                <w:color w:val="222629"/>
-                <w:sz w:val="20"/>
-                <w:szCs w:val="20"/>
-              </w:rPr>
-              <w:t xml:space="preserve">A submitted proposal is a completed regulated act. Retrospectively invalidating the basis on which it was made creates a contradiction in the audit record rather than a control. This mirrors the equivalent consent rule, CNS-R05.</w:t>
-            </w:r>
-          </w:p>
-        </w:tc>
-      </w:tr>
-    </w:tbl>
+    <w:p>
+      <w:pPr>
+        <w:keepNext/>
+        <w:keepLines/>
+        <w:pBdr>
+          <w:top w:val="single" w:color="F1F5F8" w:sz="2" w:space="8"/>
+          <w:left w:val="single" w:color="0F6E6E" w:sz="18" w:space="10"/>
+          <w:right w:val="single" w:color="F1F5F8" w:sz="2" w:space="10"/>
+        </w:pBdr>
+        <w:shd w:fill="F1F5F8" w:color="auto" w:val="clear"/>
+        <w:spacing w:after="100" w:before="140" w:line="276"/>
+        <w:ind w:left="200" w:right="200"/>
+      </w:pPr>
+      <w:r>
+        <w:rPr>
+          <w:b/>
+          <w:bCs/>
+          <w:i w:val="false"/>
+          <w:iCs w:val="false"/>
+          <w:color w:val="0F6E6E"/>
+          <w:sz w:val="20"/>
+          <w:szCs w:val="20"/>
+        </w:rPr>
+        <w:t xml:space="preserve">Why SUIT-R34 exists</w:t>
+      </w:r>
+    </w:p>
+    <w:p>
+      <w:pPr>
+        <w:keepNext w:val="false"/>
+        <w:keepLines/>
+        <w:pBdr>
+          <w:bottom w:val="single" w:color="F1F5F8" w:sz="2" w:space="8"/>
+          <w:left w:val="single" w:color="0F6E6E" w:sz="18" w:space="10"/>
+          <w:right w:val="single" w:color="F1F5F8" w:sz="2" w:space="10"/>
+        </w:pBdr>
+        <w:shd w:fill="F1F5F8" w:color="auto" w:val="clear"/>
+        <w:spacing w:after="140" w:before="0" w:line="276"/>
+        <w:ind w:left="200" w:right="200"/>
+      </w:pPr>
+      <w:r>
+        <w:rPr>
+          <w:b w:val="false"/>
+          <w:bCs w:val="false"/>
+          <w:i w:val="false"/>
+          <w:iCs w:val="false"/>
+          <w:color w:val="222629"/>
+          <w:sz w:val="20"/>
+          <w:szCs w:val="20"/>
+        </w:rPr>
+        <w:t xml:space="preserve">A submitted proposal is a completed regulated act. Retrospectively invalidating the basis on which it was made creates a contradiction in the audit record rather than a control. This mirrors the equivalent consent rule, CNS-R05.</w:t>
+      </w:r>
+    </w:p>
     <w:p>
       <w:pPr>
         <w:pStyle w:val="Heading2"/>
+        <w:keepNext/>
+        <w:keepLines/>
         <w:pageBreakBefore/>
         <w:spacing w:after="120" w:before="0"/>
       </w:pPr>
@@ -14400,6 +16053,8 @@
     <w:p>
       <w:pPr>
         <w:pStyle w:val="Heading2"/>
+        <w:keepNext/>
+        <w:keepLines/>
         <w:pageBreakBefore/>
         <w:spacing w:after="120" w:before="0"/>
       </w:pPr>
@@ -14848,6 +16503,8 @@
     <w:p>
       <w:pPr>
         <w:pStyle w:val="Heading2"/>
+        <w:keepNext/>
+        <w:keepLines/>
         <w:spacing w:after="120" w:before="300"/>
       </w:pPr>
       <w:r>
@@ -15055,7 +16712,7 @@
                 <w:sz w:val="18"/>
                 <w:szCs w:val="18"/>
               </w:rPr>
-              <w:t xml:space="preserve">The customer MAY select any product whose class outcome is suitable or suitable with caution, including one the model did not rank first. The selection is recorded as diverging from the recommendation, with a customer-stated reason.</w:t>
+              <w:t xml:space="preserve">This model determines eligibility per product class. It does not rank products and it does not name a single recommended product; no ranking or recommendation value exists on the assessment record. The customer MAY select any product whose class outcome permits a quote, and the selection MUST be recorded with the class, its outcome and its reason codes.</w:t>
             </w:r>
           </w:p>
         </w:tc>
@@ -15085,7 +16742,7 @@
                 <w:sz w:val="18"/>
                 <w:szCs w:val="18"/>
               </w:rPr>
-              <w:t xml:space="preserve">Select a product that was not ranked first; the divergence flag and the reason persist on the journey.</w:t>
+              <w:t xml:space="preserve">Retrieve an assessment: no ranking or recommended-product field exists. Select an eligible product; the class, outcome and reasons are recorded against the journey.</w:t>
             </w:r>
           </w:p>
         </w:tc>
@@ -15121,6 +16778,103 @@
                 <w:sz w:val="18"/>
                 <w:szCs w:val="18"/>
               </w:rPr>
+              <w:t xml:space="preserve">SUIT-R44a</w:t>
+            </w:r>
+          </w:p>
+        </w:tc>
+        <w:tc>
+          <w:tcPr>
+            <w:tcW w:type="dxa" w:w="4723"/>
+            <w:shd w:fill="F1F5F8" w:color="auto" w:val="clear"/>
+            <w:tcMar>
+              <w:top w:type="dxa" w:w="90"/>
+              <w:left w:type="dxa" w:w="130"/>
+              <w:bottom w:type="dxa" w:w="90"/>
+              <w:right w:type="dxa" w:w="130"/>
+            </w:tcMar>
+            <w:vAlign w:val="top"/>
+          </w:tcPr>
+          <w:p>
+            <w:pPr>
+              <w:spacing w:after="40" w:before="40" w:line="252"/>
+              <w:jc w:val="left"/>
+            </w:pPr>
+            <w:r>
+              <w:rPr>
+                <w:b w:val="false"/>
+                <w:bCs w:val="false"/>
+                <w:i w:val="false"/>
+                <w:iCs w:val="false"/>
+                <w:color w:val="222629"/>
+                <w:sz w:val="18"/>
+                <w:szCs w:val="18"/>
+              </w:rPr>
+              <w:t xml:space="preserve">Where the customer selects a product in a class whose outcome is suitable with caution, while another class assessed at the same time returned an unqualified suitable, the selection MUST be recorded as a diverged selection with a customer-stated reason. This is a deterministic comparison of outcomes, not a judgement about which product was better.</w:t>
+            </w:r>
+          </w:p>
+        </w:tc>
+        <w:tc>
+          <w:tcPr>
+            <w:tcW w:type="dxa" w:w="3662"/>
+            <w:shd w:fill="F1F5F8" w:color="auto" w:val="clear"/>
+            <w:tcMar>
+              <w:top w:type="dxa" w:w="90"/>
+              <w:left w:type="dxa" w:w="130"/>
+              <w:bottom w:type="dxa" w:w="90"/>
+              <w:right w:type="dxa" w:w="130"/>
+            </w:tcMar>
+            <w:vAlign w:val="top"/>
+          </w:tcPr>
+          <w:p>
+            <w:pPr>
+              <w:spacing w:after="40" w:before="40" w:line="252"/>
+              <w:jc w:val="left"/>
+            </w:pPr>
+            <w:r>
+              <w:rPr>
+                <w:b w:val="false"/>
+                <w:bCs w:val="false"/>
+                <w:i w:val="false"/>
+                <w:iCs w:val="false"/>
+                <w:color w:val="222629"/>
+                <w:sz w:val="18"/>
+                <w:szCs w:val="18"/>
+              </w:rPr>
+              <w:t xml:space="preserve">Construct an assessment returning suitable for term cover and caution for unit-linked. Select the unit-linked product: the divergence flag and the customer-stated reason persist. Select the term product: no divergence is recorded.</w:t>
+            </w:r>
+          </w:p>
+        </w:tc>
+      </w:tr>
+      <w:tr>
+        <w:trPr>
+          <w:cantSplit/>
+        </w:trPr>
+        <w:tc>
+          <w:tcPr>
+            <w:tcW w:type="dxa" w:w="1253"/>
+            <w:tcMar>
+              <w:top w:type="dxa" w:w="90"/>
+              <w:left w:type="dxa" w:w="130"/>
+              <w:bottom w:type="dxa" w:w="90"/>
+              <w:right w:type="dxa" w:w="130"/>
+            </w:tcMar>
+            <w:vAlign w:val="top"/>
+          </w:tcPr>
+          <w:p>
+            <w:pPr>
+              <w:spacing w:after="40" w:before="40" w:line="252"/>
+              <w:jc w:val="left"/>
+            </w:pPr>
+            <w:r>
+              <w:rPr>
+                <w:b/>
+                <w:bCs/>
+                <w:i w:val="false"/>
+                <w:iCs w:val="false"/>
+                <w:color w:val="222629"/>
+                <w:sz w:val="18"/>
+                <w:szCs w:val="18"/>
+              </w:rPr>
               <w:t xml:space="preserve">SUIT-R45</w:t>
             </w:r>
           </w:p>
@@ -15128,7 +16882,6 @@
         <w:tc>
           <w:tcPr>
             <w:tcW w:type="dxa" w:w="4723"/>
-            <w:shd w:fill="F1F5F8" w:color="auto" w:val="clear"/>
             <w:tcMar>
               <w:top w:type="dxa" w:w="90"/>
               <w:left w:type="dxa" w:w="130"/>
@@ -15159,7 +16912,6 @@
         <w:tc>
           <w:tcPr>
             <w:tcW w:type="dxa" w:w="3662"/>
-            <w:shd w:fill="F1F5F8" w:color="auto" w:val="clear"/>
             <w:tcMar>
               <w:top w:type="dxa" w:w="90"/>
               <w:left w:type="dxa" w:w="130"/>
@@ -15200,6 +16952,8 @@
     <w:p>
       <w:pPr>
         <w:pStyle w:val="Heading2"/>
+        <w:keepNext/>
+        <w:keepLines/>
         <w:spacing w:after="120" w:before="300"/>
       </w:pPr>
       <w:r>
@@ -15534,6 +17288,8 @@
     <w:p>
       <w:pPr>
         <w:pStyle w:val="Heading2"/>
+        <w:keepNext/>
+        <w:keepLines/>
         <w:spacing w:after="120" w:before="300"/>
       </w:pPr>
       <w:r>
@@ -15767,75 +17523,63 @@
         <w:t xml:space="preserve"/>
       </w:r>
     </w:p>
-    <w:tbl>
-      <w:tblPr>
-        <w:tblW w:type="dxa" w:w="9638"/>
-        <w:tblBorders>
-          <w:top w:val="none" w:color="FFFFFF" w:sz="0"/>
-          <w:left w:val="single" w:color="9B2226" w:sz="18"/>
-          <w:bottom w:val="none" w:color="FFFFFF" w:sz="0"/>
-          <w:right w:val="none" w:color="FFFFFF" w:sz="0"/>
-          <w:insideH w:val="none" w:color="FFFFFF" w:sz="0"/>
-          <w:insideV w:val="none" w:color="FFFFFF" w:sz="0"/>
-        </w:tblBorders>
-      </w:tblPr>
-      <w:tblGrid>
-        <w:gridCol w:w="9638"/>
-      </w:tblGrid>
-      <w:tr>
-        <w:tc>
-          <w:tcPr>
-            <w:tcW w:type="dxa" w:w="9638"/>
-            <w:shd w:fill="F1F5F8" w:color="auto" w:val="clear"/>
-            <w:tcMar>
-              <w:top w:type="dxa" w:w="140"/>
-              <w:left w:type="dxa" w:w="200"/>
-              <w:bottom w:type="dxa" w:w="140"/>
-              <w:right w:type="dxa" w:w="200"/>
-            </w:tcMar>
-          </w:tcPr>
-          <w:p>
-            <w:pPr>
-              <w:spacing w:after="60" w:before="0" w:line="276"/>
-              <w:jc w:val="left"/>
-            </w:pPr>
-            <w:r>
-              <w:rPr>
-                <w:b/>
-                <w:bCs/>
-                <w:i w:val="false"/>
-                <w:iCs w:val="false"/>
-                <w:color w:val="9B2226"/>
-                <w:sz w:val="20"/>
-                <w:szCs w:val="20"/>
-              </w:rPr>
-              <w:t xml:space="preserve">The reasoning behind SUIT-R48</w:t>
-            </w:r>
-          </w:p>
-          <w:p>
-            <w:pPr>
-              <w:spacing w:after="0" w:before="0" w:line="276"/>
-              <w:jc w:val="left"/>
-            </w:pPr>
-            <w:r>
-              <w:rPr>
-                <w:b w:val="false"/>
-                <w:bCs w:val="false"/>
-                <w:i w:val="false"/>
-                <w:iCs w:val="false"/>
-                <w:color w:val="222629"/>
-                <w:sz w:val="20"/>
-                <w:szCs w:val="20"/>
-              </w:rPr>
-              <w:t xml:space="preserve">Per-case exceptions to a suitability model are indistinguishable, at audit, from mis-selling. A model that is wrong for one customer is wrong for a population, and the correct remedy operates on the population.</w:t>
-            </w:r>
-          </w:p>
-        </w:tc>
-      </w:tr>
-    </w:tbl>
+    <w:p>
+      <w:pPr>
+        <w:keepNext/>
+        <w:keepLines/>
+        <w:pBdr>
+          <w:top w:val="single" w:color="F1F5F8" w:sz="2" w:space="8"/>
+          <w:left w:val="single" w:color="9B2226" w:sz="18" w:space="10"/>
+          <w:right w:val="single" w:color="F1F5F8" w:sz="2" w:space="10"/>
+        </w:pBdr>
+        <w:shd w:fill="F1F5F8" w:color="auto" w:val="clear"/>
+        <w:spacing w:after="100" w:before="140" w:line="276"/>
+        <w:ind w:left="200" w:right="200"/>
+      </w:pPr>
+      <w:r>
+        <w:rPr>
+          <w:b/>
+          <w:bCs/>
+          <w:i w:val="false"/>
+          <w:iCs w:val="false"/>
+          <w:color w:val="9B2226"/>
+          <w:sz w:val="20"/>
+          <w:szCs w:val="20"/>
+        </w:rPr>
+        <w:t xml:space="preserve">The reasoning behind SUIT-R48</w:t>
+      </w:r>
+    </w:p>
+    <w:p>
+      <w:pPr>
+        <w:keepNext w:val="false"/>
+        <w:keepLines/>
+        <w:pBdr>
+          <w:bottom w:val="single" w:color="F1F5F8" w:sz="2" w:space="8"/>
+          <w:left w:val="single" w:color="9B2226" w:sz="18" w:space="10"/>
+          <w:right w:val="single" w:color="F1F5F8" w:sz="2" w:space="10"/>
+        </w:pBdr>
+        <w:shd w:fill="F1F5F8" w:color="auto" w:val="clear"/>
+        <w:spacing w:after="140" w:before="0" w:line="276"/>
+        <w:ind w:left="200" w:right="200"/>
+      </w:pPr>
+      <w:r>
+        <w:rPr>
+          <w:b w:val="false"/>
+          <w:bCs w:val="false"/>
+          <w:i w:val="false"/>
+          <w:iCs w:val="false"/>
+          <w:color w:val="222629"/>
+          <w:sz w:val="20"/>
+          <w:szCs w:val="20"/>
+        </w:rPr>
+        <w:t xml:space="preserve">Per-case exceptions to a suitability model are indistinguishable, at audit, from mis-selling. A model that is wrong for one customer is wrong for a population, and the correct remedy operates on the population.</w:t>
+      </w:r>
+    </w:p>
     <w:p>
       <w:pPr>
         <w:pStyle w:val="Heading2"/>
+        <w:keepNext/>
+        <w:keepLines/>
         <w:spacing w:after="120" w:before="300"/>
       </w:pPr>
       <w:r>
@@ -16548,6 +18292,8 @@
     <w:p>
       <w:pPr>
         <w:pStyle w:val="Heading2"/>
+        <w:keepNext/>
+        <w:keepLines/>
         <w:spacing w:after="120" w:before="300"/>
       </w:pPr>
       <w:r>
@@ -17188,6 +18934,8 @@
     <w:p>
       <w:pPr>
         <w:pStyle w:val="Heading1"/>
+        <w:keepNext/>
+        <w:keepLines/>
         <w:pageBreakBefore/>
         <w:pBdr>
           <w:bottom w:val="single" w:color="0F6E6E" w:sz="8" w:space="6"/>
@@ -17226,6 +18974,8 @@
     <w:p>
       <w:pPr>
         <w:pStyle w:val="Heading2"/>
+        <w:keepNext/>
+        <w:keepLines/>
         <w:spacing w:after="120" w:before="300"/>
       </w:pPr>
       <w:r>
@@ -18251,6 +20001,8 @@
     <w:p>
       <w:pPr>
         <w:pStyle w:val="Heading2"/>
+        <w:keepNext/>
+        <w:keepLines/>
         <w:pageBreakBefore/>
         <w:spacing w:after="120" w:before="0"/>
       </w:pPr>
@@ -19068,7 +20820,7 @@
                 <w:sz w:val="18"/>
                 <w:szCs w:val="18"/>
               </w:rPr>
-              <w:t xml:space="preserve">Described in plain words in Volume 1, §4, without the codes.</w:t>
+              <w:t xml:space="preserve">Described in plain words in Volume 1, §5, without the codes.</w:t>
             </w:r>
           </w:p>
         </w:tc>
@@ -19166,7 +20918,7 @@
                 <w:sz w:val="18"/>
                 <w:szCs w:val="18"/>
               </w:rPr>
-              <w:t xml:space="preserve">Used as written; conventions explained in Volume 1, §5.</w:t>
+              <w:t xml:space="preserve">Used as written; conventions explained in Volume 1, §7.</w:t>
             </w:r>
           </w:p>
         </w:tc>
@@ -19261,7 +21013,7 @@
                 <w:sz w:val="18"/>
                 <w:szCs w:val="18"/>
               </w:rPr>
-              <w:t xml:space="preserve">Used as written; all are listed in Volume 1, §8.</w:t>
+              <w:t xml:space="preserve">Used as written; all are listed in Volume 1, §10.</w:t>
             </w:r>
           </w:p>
         </w:tc>
@@ -19297,7 +21049,7 @@
                 <w:sz w:val="18"/>
                 <w:szCs w:val="18"/>
               </w:rPr>
-              <w:t xml:space="preserve">SUIT-ALGO-LIFE-v1.0</w:t>
+              <w:t xml:space="preserve">SUIT-ALGO-LIFE-v1.1</w:t>
             </w:r>
           </w:p>
         </w:tc>
@@ -19390,14 +21142,14 @@
           <w:sz w:val="17"/>
           <w:szCs w:val="17"/>
         </w:rPr>
-        <w:t xml:space="preserve">Volume 3 of 3 — Suitability Rule Pack · Prepared by Rajal, Principal Insurance Platform Product Owner · AU Bank Insurance Distribution Platform · 17 August 2026 · Approval reference COMP-APPROVE-CNS-SUIT-v1.0</w:t>
+        <w:t xml:space="preserve">Volume 3 of 3 — Suitability Rule Pack · Prepared by Rajal, Principal Insurance Platform Product Owner · AU Bank Insurance Distribution Platform · 17 August 2026 · Approval reference COMP-APPROVE-CNS-SUIT-v1.1</w:t>
       </w:r>
     </w:p>
     <w:sectPr>
       <w:headerReference w:type="default" r:id="rId7"/>
       <w:footerReference w:type="default" r:id="rId8"/>
       <w:pgSz w:w="11906" w:h="16838" w:orient="portrait"/>
-      <w:pgMar w:top="1134" w:right="1134" w:bottom="1134" w:left="1134" w:header="680" w:footer="567" w:gutter="0"/>
+      <w:pgMar w:top="1191" w:right="1134" w:bottom="1418" w:left="1134" w:header="624" w:footer="680" w:gutter="0"/>
       <w:pgNumType/>
       <w:docGrid w:linePitch="360"/>
     </w:sectPr>

--- a/docs/au-bank-insurance-platform/rule-packs/approval/3-Suitability-Rule-Pack.docx
+++ b/docs/au-bank-insurance-platform/rule-packs/approval/3-Suitability-Rule-Pack.docx
@@ -339,6 +339,20 @@
               <w:t xml:space="preserve">Volume 1 — Decision Pack, Decision Schedule B (§9). That schedule is where the approval is recorded; this volume is what it refers to.</w:t>
             </w:r>
           </w:p>
+          <w:p>
+            <w:r>
+              <w:t xml:space="preserve">Open companion file: </w:t>
+            </w:r>
+            <w:hyperlink r:id="rId10">
+              <w:r>
+                <w:rPr>
+                  <w:color w:val="0563C1"/>
+                  <w:u w:val="single"/>
+                </w:rPr>
+                <w:t>Volume 1 — Decision Pack</w:t>
+              </w:r>
+            </w:hyperlink>
+          </w:p>
         </w:tc>
       </w:tr>
       <w:tr>
@@ -612,7 +626,7 @@
                 <w:sz w:val="18"/>
                 <w:szCs w:val="18"/>
               </w:rPr>
-              <w:t xml:space="preserve">The first release — Life products (Term, Savings/Endowment and unit-linked), sold to existing bank customers, assisted by a relationship manager</w:t>
+              <w:t>R0 execution — one Term Life sale to an existing bank customer, assisted by a relationship manager, through one Group A insurer. The model also covers Savings/Endowment and unit-linked classes for later governed releases; approval does not move those classes into R0.</w:t>
             </w:r>
           </w:p>
         </w:tc>
@@ -751,6 +765,7 @@
       </w:tr>
     </w:tbl>
     <w:p>
+      <w:bookmarkStart w:id="1" w:name="toc"/>
       <w:pPr>
         <w:pStyle w:val="Heading1"/>
         <w:keepNext/>
@@ -771,456 +786,547 @@
         </w:rPr>
         <w:t xml:space="preserve">Contents of this volume</w:t>
       </w:r>
+      <w:bookmarkEnd w:id="1"/>
     </w:p>
     <w:p>
       <w:pPr>
         <w:spacing w:after="70" w:before="0" w:line="276"/>
         <w:jc w:val="left"/>
       </w:pPr>
-      <w:r>
-        <w:rPr>
-          <w:b/>
-          <w:bCs/>
-          <w:i w:val="false"/>
-          <w:iCs w:val="false"/>
-          <w:color w:val="0F6E6E"/>
-          <w:sz w:val="20"/>
-          <w:szCs w:val="20"/>
-        </w:rPr>
-        <w:t xml:space="preserve">1.  </w:t>
-      </w:r>
-      <w:r>
-        <w:rPr>
-          <w:b w:val="false"/>
-          <w:bCs w:val="false"/>
-          <w:i w:val="false"/>
-          <w:iCs w:val="false"/>
-          <w:color w:val="222629"/>
-          <w:sz w:val="20"/>
-          <w:szCs w:val="20"/>
-        </w:rPr>
-        <w:t xml:space="preserve">The gate, stated once and precisely</w:t>
-      </w:r>
+      <w:hyperlink w:anchor="sec_002" w:history="1">
+        <w:r>
+          <w:rPr>
+            <w:b/>
+            <w:bCs/>
+            <w:i w:val="false"/>
+            <w:iCs w:val="false"/>
+            <w:color w:val="0F6E6E"/>
+            <w:sz w:val="20"/>
+            <w:szCs w:val="20"/>
+            <w:color w:val="0563C1"/>
+            <w:u w:val="single"/>
+          </w:rPr>
+          <w:t xml:space="preserve">1.  </w:t>
+        </w:r>
+        <w:r>
+          <w:rPr>
+            <w:b w:val="false"/>
+            <w:bCs w:val="false"/>
+            <w:i w:val="false"/>
+            <w:iCs w:val="false"/>
+            <w:color w:val="222629"/>
+            <w:sz w:val="20"/>
+            <w:szCs w:val="20"/>
+            <w:color w:val="0563C1"/>
+            <w:u w:val="single"/>
+          </w:rPr>
+          <w:t xml:space="preserve">The gate, stated once and precisely</w:t>
+        </w:r>
+      </w:hyperlink>
     </w:p>
     <w:p>
       <w:pPr>
         <w:spacing w:after="70" w:before="0" w:line="276"/>
         <w:jc w:val="left"/>
       </w:pPr>
-      <w:r>
-        <w:rPr>
-          <w:b/>
-          <w:bCs/>
-          <w:i w:val="false"/>
-          <w:iCs w:val="false"/>
-          <w:color w:val="0F6E6E"/>
-          <w:sz w:val="20"/>
-          <w:szCs w:val="20"/>
-        </w:rPr>
-        <w:t xml:space="preserve">2.  </w:t>
-      </w:r>
-      <w:r>
-        <w:rPr>
-          <w:b w:val="false"/>
-          <w:bCs w:val="false"/>
-          <w:i w:val="false"/>
-          <w:iCs w:val="false"/>
-          <w:color w:val="222629"/>
-          <w:sz w:val="20"/>
-          <w:szCs w:val="20"/>
-        </w:rPr>
-        <w:t xml:space="preserve">The need-analysis question set</w:t>
-      </w:r>
+      <w:hyperlink w:anchor="sec_003" w:history="1">
+        <w:r>
+          <w:rPr>
+            <w:b/>
+            <w:bCs/>
+            <w:i w:val="false"/>
+            <w:iCs w:val="false"/>
+            <w:color w:val="0F6E6E"/>
+            <w:sz w:val="20"/>
+            <w:szCs w:val="20"/>
+            <w:color w:val="0563C1"/>
+            <w:u w:val="single"/>
+          </w:rPr>
+          <w:t xml:space="preserve">2.  </w:t>
+        </w:r>
+        <w:r>
+          <w:rPr>
+            <w:b w:val="false"/>
+            <w:bCs w:val="false"/>
+            <w:i w:val="false"/>
+            <w:iCs w:val="false"/>
+            <w:color w:val="222629"/>
+            <w:sz w:val="20"/>
+            <w:szCs w:val="20"/>
+            <w:color w:val="0563C1"/>
+            <w:u w:val="single"/>
+          </w:rPr>
+          <w:t xml:space="preserve">The need-analysis question set</w:t>
+        </w:r>
+      </w:hyperlink>
     </w:p>
     <w:p>
       <w:pPr>
         <w:spacing w:after="70" w:before="0" w:line="276"/>
         <w:jc w:val="left"/>
       </w:pPr>
-      <w:r>
-        <w:rPr>
-          <w:b/>
-          <w:bCs/>
-          <w:i w:val="false"/>
-          <w:iCs w:val="false"/>
-          <w:color w:val="0F6E6E"/>
-          <w:sz w:val="20"/>
-          <w:szCs w:val="20"/>
-        </w:rPr>
-        <w:t xml:space="preserve">3.  </w:t>
-      </w:r>
-      <w:r>
-        <w:rPr>
-          <w:b w:val="false"/>
-          <w:bCs w:val="false"/>
-          <w:i w:val="false"/>
-          <w:iCs w:val="false"/>
-          <w:color w:val="222629"/>
-          <w:sz w:val="20"/>
-          <w:szCs w:val="20"/>
-        </w:rPr>
-        <w:t xml:space="preserve">The computation</w:t>
-      </w:r>
+      <w:hyperlink w:anchor="sec_006" w:history="1">
+        <w:r>
+          <w:rPr>
+            <w:b/>
+            <w:bCs/>
+            <w:i w:val="false"/>
+            <w:iCs w:val="false"/>
+            <w:color w:val="0F6E6E"/>
+            <w:sz w:val="20"/>
+            <w:szCs w:val="20"/>
+            <w:color w:val="0563C1"/>
+            <w:u w:val="single"/>
+          </w:rPr>
+          <w:t xml:space="preserve">3.  </w:t>
+        </w:r>
+        <w:r>
+          <w:rPr>
+            <w:b w:val="false"/>
+            <w:bCs w:val="false"/>
+            <w:i w:val="false"/>
+            <w:iCs w:val="false"/>
+            <w:color w:val="222629"/>
+            <w:sz w:val="20"/>
+            <w:szCs w:val="20"/>
+            <w:color w:val="0563C1"/>
+            <w:u w:val="single"/>
+          </w:rPr>
+          <w:t xml:space="preserve">The computation</w:t>
+        </w:r>
+      </w:hyperlink>
     </w:p>
     <w:p>
       <w:pPr>
         <w:spacing w:after="70" w:before="0" w:line="276"/>
         <w:jc w:val="left"/>
       </w:pPr>
-      <w:r>
-        <w:rPr>
-          <w:b/>
-          <w:bCs/>
-          <w:i w:val="false"/>
-          <w:iCs w:val="false"/>
-          <w:color w:val="0F6E6E"/>
-          <w:sz w:val="20"/>
-          <w:szCs w:val="20"/>
-        </w:rPr>
-        <w:t xml:space="preserve">4.  </w:t>
-      </w:r>
-      <w:r>
-        <w:rPr>
-          <w:b w:val="false"/>
-          <w:bCs w:val="false"/>
-          <w:i w:val="false"/>
-          <w:iCs w:val="false"/>
-          <w:color w:val="222629"/>
-          <w:sz w:val="20"/>
-          <w:szCs w:val="20"/>
-        </w:rPr>
-        <w:t xml:space="preserve">Product-class outcomes</w:t>
-      </w:r>
+      <w:hyperlink w:anchor="sec_011" w:history="1">
+        <w:r>
+          <w:rPr>
+            <w:b/>
+            <w:bCs/>
+            <w:i w:val="false"/>
+            <w:iCs w:val="false"/>
+            <w:color w:val="0F6E6E"/>
+            <w:sz w:val="20"/>
+            <w:szCs w:val="20"/>
+            <w:color w:val="0563C1"/>
+            <w:u w:val="single"/>
+          </w:rPr>
+          <w:t xml:space="preserve">4.  </w:t>
+        </w:r>
+        <w:r>
+          <w:rPr>
+            <w:b w:val="false"/>
+            <w:bCs w:val="false"/>
+            <w:i w:val="false"/>
+            <w:iCs w:val="false"/>
+            <w:color w:val="222629"/>
+            <w:sz w:val="20"/>
+            <w:szCs w:val="20"/>
+            <w:color w:val="0563C1"/>
+            <w:u w:val="single"/>
+          </w:rPr>
+          <w:t xml:space="preserve">Product-class outcomes</w:t>
+        </w:r>
+      </w:hyperlink>
     </w:p>
     <w:p>
       <w:pPr>
         <w:spacing w:after="70" w:before="0" w:line="276"/>
         <w:jc w:val="left"/>
       </w:pPr>
-      <w:r>
-        <w:rPr>
-          <w:b/>
-          <w:bCs/>
-          <w:i w:val="false"/>
-          <w:iCs w:val="false"/>
-          <w:color w:val="0F6E6E"/>
-          <w:sz w:val="20"/>
-          <w:szCs w:val="20"/>
-        </w:rPr>
-        <w:t xml:space="preserve">5.  </w:t>
-      </w:r>
-      <w:r>
-        <w:rPr>
-          <w:b w:val="false"/>
-          <w:bCs w:val="false"/>
-          <w:i w:val="false"/>
-          <w:iCs w:val="false"/>
-          <w:color w:val="222629"/>
-          <w:sz w:val="20"/>
-          <w:szCs w:val="20"/>
-        </w:rPr>
-        <w:t xml:space="preserve">The assessment record</w:t>
-      </w:r>
+      <w:hyperlink w:anchor="sec_016" w:history="1">
+        <w:r>
+          <w:rPr>
+            <w:b/>
+            <w:bCs/>
+            <w:i w:val="false"/>
+            <w:iCs w:val="false"/>
+            <w:color w:val="0F6E6E"/>
+            <w:sz w:val="20"/>
+            <w:szCs w:val="20"/>
+            <w:color w:val="0563C1"/>
+            <w:u w:val="single"/>
+          </w:rPr>
+          <w:t xml:space="preserve">5.  </w:t>
+        </w:r>
+        <w:r>
+          <w:rPr>
+            <w:b w:val="false"/>
+            <w:bCs w:val="false"/>
+            <w:i w:val="false"/>
+            <w:iCs w:val="false"/>
+            <w:color w:val="222629"/>
+            <w:sz w:val="20"/>
+            <w:szCs w:val="20"/>
+            <w:color w:val="0563C1"/>
+            <w:u w:val="single"/>
+          </w:rPr>
+          <w:t xml:space="preserve">The assessment record</w:t>
+        </w:r>
+      </w:hyperlink>
     </w:p>
     <w:p>
       <w:pPr>
         <w:spacing w:after="70" w:before="0" w:line="276"/>
         <w:jc w:val="left"/>
       </w:pPr>
-      <w:r>
-        <w:rPr>
-          <w:b/>
-          <w:bCs/>
-          <w:i w:val="false"/>
-          <w:iCs w:val="false"/>
-          <w:color w:val="0F6E6E"/>
-          <w:sz w:val="20"/>
-          <w:szCs w:val="20"/>
-        </w:rPr>
-        <w:t xml:space="preserve">6.  </w:t>
-      </w:r>
-      <w:r>
-        <w:rPr>
-          <w:b w:val="false"/>
-          <w:bCs w:val="false"/>
-          <w:i w:val="false"/>
-          <w:iCs w:val="false"/>
-          <w:color w:val="222629"/>
-          <w:sz w:val="20"/>
-          <w:szCs w:val="20"/>
-        </w:rPr>
-        <w:t xml:space="preserve">The gate before quote</w:t>
-      </w:r>
+      <w:hyperlink w:anchor="sec_017" w:history="1">
+        <w:r>
+          <w:rPr>
+            <w:b/>
+            <w:bCs/>
+            <w:i w:val="false"/>
+            <w:iCs w:val="false"/>
+            <w:color w:val="0F6E6E"/>
+            <w:sz w:val="20"/>
+            <w:szCs w:val="20"/>
+            <w:color w:val="0563C1"/>
+            <w:u w:val="single"/>
+          </w:rPr>
+          <w:t xml:space="preserve">6.  </w:t>
+        </w:r>
+        <w:r>
+          <w:rPr>
+            <w:b w:val="false"/>
+            <w:bCs w:val="false"/>
+            <w:i w:val="false"/>
+            <w:iCs w:val="false"/>
+            <w:color w:val="222629"/>
+            <w:sz w:val="20"/>
+            <w:szCs w:val="20"/>
+            <w:color w:val="0563C1"/>
+            <w:u w:val="single"/>
+          </w:rPr>
+          <w:t xml:space="preserve">The gate before quote</w:t>
+        </w:r>
+      </w:hyperlink>
     </w:p>
     <w:p>
       <w:pPr>
         <w:spacing w:after="70" w:before="0" w:line="276"/>
         <w:jc w:val="left"/>
       </w:pPr>
-      <w:r>
-        <w:rPr>
-          <w:b/>
-          <w:bCs/>
-          <w:i w:val="false"/>
-          <w:iCs w:val="false"/>
-          <w:color w:val="0F6E6E"/>
-          <w:sz w:val="20"/>
-          <w:szCs w:val="20"/>
-        </w:rPr>
-        <w:t xml:space="preserve">7.  </w:t>
-      </w:r>
-      <w:r>
-        <w:rPr>
-          <w:b w:val="false"/>
-          <w:bCs w:val="false"/>
-          <w:i w:val="false"/>
-          <w:iCs w:val="false"/>
-          <w:color w:val="222629"/>
-          <w:sz w:val="20"/>
-          <w:szCs w:val="20"/>
-        </w:rPr>
-        <w:t xml:space="preserve">Invalidation, re-assessment and reuse</w:t>
-      </w:r>
+      <w:hyperlink w:anchor="sec_018" w:history="1">
+        <w:r>
+          <w:rPr>
+            <w:b/>
+            <w:bCs/>
+            <w:i w:val="false"/>
+            <w:iCs w:val="false"/>
+            <w:color w:val="0F6E6E"/>
+            <w:sz w:val="20"/>
+            <w:szCs w:val="20"/>
+            <w:color w:val="0563C1"/>
+            <w:u w:val="single"/>
+          </w:rPr>
+          <w:t xml:space="preserve">7.  </w:t>
+        </w:r>
+        <w:r>
+          <w:rPr>
+            <w:b w:val="false"/>
+            <w:bCs w:val="false"/>
+            <w:i w:val="false"/>
+            <w:iCs w:val="false"/>
+            <w:color w:val="222629"/>
+            <w:sz w:val="20"/>
+            <w:szCs w:val="20"/>
+            <w:color w:val="0563C1"/>
+            <w:u w:val="single"/>
+          </w:rPr>
+          <w:t xml:space="preserve">Invalidation, re-assessment and reuse</w:t>
+        </w:r>
+      </w:hyperlink>
     </w:p>
     <w:p>
       <w:pPr>
         <w:spacing w:after="70" w:before="0" w:line="276"/>
         <w:jc w:val="left"/>
       </w:pPr>
-      <w:r>
-        <w:rPr>
-          <w:b/>
-          <w:bCs/>
-          <w:i w:val="false"/>
-          <w:iCs w:val="false"/>
-          <w:color w:val="0F6E6E"/>
-          <w:sz w:val="20"/>
-          <w:szCs w:val="20"/>
-        </w:rPr>
-        <w:t xml:space="preserve">8.  </w:t>
-      </w:r>
-      <w:r>
-        <w:rPr>
-          <w:b w:val="false"/>
-          <w:bCs w:val="false"/>
-          <w:i w:val="false"/>
-          <w:iCs w:val="false"/>
-          <w:color w:val="222629"/>
-          <w:sz w:val="20"/>
-          <w:szCs w:val="20"/>
-        </w:rPr>
-        <w:t xml:space="preserve">What may never be overridden</w:t>
-      </w:r>
+      <w:hyperlink w:anchor="sec_019" w:history="1">
+        <w:r>
+          <w:rPr>
+            <w:b/>
+            <w:bCs/>
+            <w:i w:val="false"/>
+            <w:iCs w:val="false"/>
+            <w:color w:val="0F6E6E"/>
+            <w:sz w:val="20"/>
+            <w:szCs w:val="20"/>
+            <w:color w:val="0563C1"/>
+            <w:u w:val="single"/>
+          </w:rPr>
+          <w:t xml:space="preserve">8.  </w:t>
+        </w:r>
+        <w:r>
+          <w:rPr>
+            <w:b w:val="false"/>
+            <w:bCs w:val="false"/>
+            <w:i w:val="false"/>
+            <w:iCs w:val="false"/>
+            <w:color w:val="222629"/>
+            <w:sz w:val="20"/>
+            <w:szCs w:val="20"/>
+            <w:color w:val="0563C1"/>
+            <w:u w:val="single"/>
+          </w:rPr>
+          <w:t xml:space="preserve">What may never be overridden</w:t>
+        </w:r>
+      </w:hyperlink>
     </w:p>
     <w:p>
       <w:pPr>
         <w:spacing w:after="70" w:before="0" w:line="276"/>
         <w:jc w:val="left"/>
       </w:pPr>
-      <w:r>
-        <w:rPr>
-          <w:b/>
-          <w:bCs/>
-          <w:i w:val="false"/>
-          <w:iCs w:val="false"/>
-          <w:color w:val="0F6E6E"/>
-          <w:sz w:val="20"/>
-          <w:szCs w:val="20"/>
-        </w:rPr>
-        <w:t xml:space="preserve">9.  </w:t>
-      </w:r>
-      <w:r>
-        <w:rPr>
-          <w:b w:val="false"/>
-          <w:bCs w:val="false"/>
-          <w:i w:val="false"/>
-          <w:iCs w:val="false"/>
-          <w:color w:val="222629"/>
-          <w:sz w:val="20"/>
-          <w:szCs w:val="20"/>
-        </w:rPr>
-        <w:t xml:space="preserve">Caution outcomes — proceed with disclosure, not with override</w:t>
-      </w:r>
+      <w:hyperlink w:anchor="sec_020" w:history="1">
+        <w:r>
+          <w:rPr>
+            <w:b/>
+            <w:bCs/>
+            <w:i w:val="false"/>
+            <w:iCs w:val="false"/>
+            <w:color w:val="0F6E6E"/>
+            <w:sz w:val="20"/>
+            <w:szCs w:val="20"/>
+            <w:color w:val="0563C1"/>
+            <w:u w:val="single"/>
+          </w:rPr>
+          <w:t xml:space="preserve">9.  </w:t>
+        </w:r>
+        <w:r>
+          <w:rPr>
+            <w:b w:val="false"/>
+            <w:bCs w:val="false"/>
+            <w:i w:val="false"/>
+            <w:iCs w:val="false"/>
+            <w:color w:val="222629"/>
+            <w:sz w:val="20"/>
+            <w:szCs w:val="20"/>
+            <w:color w:val="0563C1"/>
+            <w:u w:val="single"/>
+          </w:rPr>
+          <w:t xml:space="preserve">Caution outcomes — proceed with disclosure, not with override</w:t>
+        </w:r>
+      </w:hyperlink>
     </w:p>
     <w:p>
       <w:pPr>
         <w:spacing w:after="70" w:before="0" w:line="276"/>
         <w:jc w:val="left"/>
       </w:pPr>
-      <w:r>
-        <w:rPr>
-          <w:b/>
-          <w:bCs/>
-          <w:i w:val="false"/>
-          <w:iCs w:val="false"/>
-          <w:color w:val="0F6E6E"/>
-          <w:sz w:val="20"/>
-          <w:szCs w:val="20"/>
-        </w:rPr>
-        <w:t xml:space="preserve">10.  </w:t>
-      </w:r>
-      <w:r>
-        <w:rPr>
-          <w:b w:val="false"/>
-          <w:bCs w:val="false"/>
-          <w:i w:val="false"/>
-          <w:iCs w:val="false"/>
-          <w:color w:val="222629"/>
-          <w:sz w:val="20"/>
-          <w:szCs w:val="20"/>
-        </w:rPr>
-        <w:t xml:space="preserve">Customer-initiated deviation</w:t>
-      </w:r>
+      <w:hyperlink w:anchor="sec_021" w:history="1">
+        <w:r>
+          <w:rPr>
+            <w:b/>
+            <w:bCs/>
+            <w:i w:val="false"/>
+            <w:iCs w:val="false"/>
+            <w:color w:val="0F6E6E"/>
+            <w:sz w:val="20"/>
+            <w:szCs w:val="20"/>
+            <w:color w:val="0563C1"/>
+            <w:u w:val="single"/>
+          </w:rPr>
+          <w:t xml:space="preserve">10.  </w:t>
+        </w:r>
+        <w:r>
+          <w:rPr>
+            <w:b w:val="false"/>
+            <w:bCs w:val="false"/>
+            <w:i w:val="false"/>
+            <w:iCs w:val="false"/>
+            <w:color w:val="222629"/>
+            <w:sz w:val="20"/>
+            <w:szCs w:val="20"/>
+            <w:color w:val="0563C1"/>
+            <w:u w:val="single"/>
+          </w:rPr>
+          <w:t xml:space="preserve">Customer-initiated deviation</w:t>
+        </w:r>
+      </w:hyperlink>
     </w:p>
     <w:p>
       <w:pPr>
         <w:spacing w:after="70" w:before="0" w:line="276"/>
         <w:jc w:val="left"/>
       </w:pPr>
-      <w:r>
-        <w:rPr>
-          <w:b/>
-          <w:bCs/>
-          <w:i w:val="false"/>
-          <w:iCs w:val="false"/>
-          <w:color w:val="0F6E6E"/>
-          <w:sz w:val="20"/>
-          <w:szCs w:val="20"/>
-        </w:rPr>
-        <w:t xml:space="preserve">11.  </w:t>
-      </w:r>
-      <w:r>
-        <w:rPr>
-          <w:b w:val="false"/>
-          <w:bCs w:val="false"/>
-          <w:i w:val="false"/>
-          <w:iCs w:val="false"/>
-          <w:color w:val="222629"/>
-          <w:sz w:val="20"/>
-          <w:szCs w:val="20"/>
-        </w:rPr>
-        <w:t xml:space="preserve">Replacement of an existing policy</w:t>
-      </w:r>
+      <w:hyperlink w:anchor="sec_022" w:history="1">
+        <w:r>
+          <w:rPr>
+            <w:b/>
+            <w:bCs/>
+            <w:i w:val="false"/>
+            <w:iCs w:val="false"/>
+            <w:color w:val="0F6E6E"/>
+            <w:sz w:val="20"/>
+            <w:szCs w:val="20"/>
+            <w:color w:val="0563C1"/>
+            <w:u w:val="single"/>
+          </w:rPr>
+          <w:t xml:space="preserve">11.  </w:t>
+        </w:r>
+        <w:r>
+          <w:rPr>
+            <w:b w:val="false"/>
+            <w:bCs w:val="false"/>
+            <w:i w:val="false"/>
+            <w:iCs w:val="false"/>
+            <w:color w:val="222629"/>
+            <w:sz w:val="20"/>
+            <w:szCs w:val="20"/>
+            <w:color w:val="0563C1"/>
+            <w:u w:val="single"/>
+          </w:rPr>
+          <w:t xml:space="preserve">Replacement of an existing policy</w:t>
+        </w:r>
+      </w:hyperlink>
     </w:p>
     <w:p>
       <w:pPr>
         <w:spacing w:after="70" w:before="0" w:line="276"/>
         <w:jc w:val="left"/>
       </w:pPr>
-      <w:r>
-        <w:rPr>
-          <w:b/>
-          <w:bCs/>
-          <w:i w:val="false"/>
-          <w:iCs w:val="false"/>
-          <w:color w:val="0F6E6E"/>
-          <w:sz w:val="20"/>
-          <w:szCs w:val="20"/>
-        </w:rPr>
-        <w:t xml:space="preserve">12.  </w:t>
-      </w:r>
-      <w:r>
-        <w:rPr>
-          <w:b w:val="false"/>
-          <w:bCs w:val="false"/>
-          <w:i w:val="false"/>
-          <w:iCs w:val="false"/>
-          <w:color w:val="222629"/>
-          <w:sz w:val="20"/>
-          <w:szCs w:val="20"/>
-        </w:rPr>
-        <w:t xml:space="preserve">The one exception that does exist</w:t>
-      </w:r>
+      <w:hyperlink w:anchor="sec_023" w:history="1">
+        <w:r>
+          <w:rPr>
+            <w:b/>
+            <w:bCs/>
+            <w:i w:val="false"/>
+            <w:iCs w:val="false"/>
+            <w:color w:val="0F6E6E"/>
+            <w:sz w:val="20"/>
+            <w:szCs w:val="20"/>
+            <w:color w:val="0563C1"/>
+            <w:u w:val="single"/>
+          </w:rPr>
+          <w:t xml:space="preserve">12.  </w:t>
+        </w:r>
+        <w:r>
+          <w:rPr>
+            <w:b w:val="false"/>
+            <w:bCs w:val="false"/>
+            <w:i w:val="false"/>
+            <w:iCs w:val="false"/>
+            <w:color w:val="222629"/>
+            <w:sz w:val="20"/>
+            <w:szCs w:val="20"/>
+            <w:color w:val="0563C1"/>
+            <w:u w:val="single"/>
+          </w:rPr>
+          <w:t xml:space="preserve">The one exception that does exist</w:t>
+        </w:r>
+      </w:hyperlink>
     </w:p>
     <w:p>
       <w:pPr>
         <w:spacing w:after="70" w:before="0" w:line="276"/>
         <w:jc w:val="left"/>
       </w:pPr>
-      <w:r>
-        <w:rPr>
-          <w:b/>
-          <w:bCs/>
-          <w:i w:val="false"/>
-          <w:iCs w:val="false"/>
-          <w:color w:val="0F6E6E"/>
-          <w:sz w:val="20"/>
-          <w:szCs w:val="20"/>
-        </w:rPr>
-        <w:t xml:space="preserve">13.  </w:t>
-      </w:r>
-      <w:r>
-        <w:rPr>
-          <w:b w:val="false"/>
-          <w:bCs w:val="false"/>
-          <w:i w:val="false"/>
-          <w:iCs w:val="false"/>
-          <w:color w:val="222629"/>
-          <w:sz w:val="20"/>
-          <w:szCs w:val="20"/>
-        </w:rPr>
-        <w:t xml:space="preserve">Traceability</w:t>
-      </w:r>
+      <w:hyperlink w:anchor="sec_024" w:history="1">
+        <w:r>
+          <w:rPr>
+            <w:b/>
+            <w:bCs/>
+            <w:i w:val="false"/>
+            <w:iCs w:val="false"/>
+            <w:color w:val="0F6E6E"/>
+            <w:sz w:val="20"/>
+            <w:szCs w:val="20"/>
+            <w:color w:val="0563C1"/>
+            <w:u w:val="single"/>
+          </w:rPr>
+          <w:t xml:space="preserve">13.  </w:t>
+        </w:r>
+        <w:r>
+          <w:rPr>
+            <w:b w:val="false"/>
+            <w:bCs w:val="false"/>
+            <w:i w:val="false"/>
+            <w:iCs w:val="false"/>
+            <w:color w:val="222629"/>
+            <w:sz w:val="20"/>
+            <w:szCs w:val="20"/>
+            <w:color w:val="0563C1"/>
+            <w:u w:val="single"/>
+          </w:rPr>
+          <w:t xml:space="preserve">Traceability</w:t>
+        </w:r>
+      </w:hyperlink>
     </w:p>
     <w:p>
       <w:pPr>
         <w:spacing w:after="70" w:before="0" w:line="276"/>
         <w:jc w:val="left"/>
       </w:pPr>
-      <w:r>
-        <w:rPr>
-          <w:b/>
-          <w:bCs/>
-          <w:i w:val="false"/>
-          <w:iCs w:val="false"/>
-          <w:color w:val="0F6E6E"/>
-          <w:sz w:val="20"/>
-          <w:szCs w:val="20"/>
-        </w:rPr>
-        <w:t xml:space="preserve">14.  </w:t>
-      </w:r>
-      <w:r>
-        <w:rPr>
-          <w:b w:val="false"/>
-          <w:bCs w:val="false"/>
-          <w:i w:val="false"/>
-          <w:iCs w:val="false"/>
-          <w:color w:val="222629"/>
-          <w:sz w:val="20"/>
-          <w:szCs w:val="20"/>
-        </w:rPr>
-        <w:t xml:space="preserve">What this pack does not decide</w:t>
-      </w:r>
+      <w:hyperlink w:anchor="sec_025" w:history="1">
+        <w:r>
+          <w:rPr>
+            <w:b/>
+            <w:bCs/>
+            <w:i w:val="false"/>
+            <w:iCs w:val="false"/>
+            <w:color w:val="0F6E6E"/>
+            <w:sz w:val="20"/>
+            <w:szCs w:val="20"/>
+            <w:color w:val="0563C1"/>
+            <w:u w:val="single"/>
+          </w:rPr>
+          <w:t xml:space="preserve">14.  </w:t>
+        </w:r>
+        <w:r>
+          <w:rPr>
+            <w:b w:val="false"/>
+            <w:bCs w:val="false"/>
+            <w:i w:val="false"/>
+            <w:iCs w:val="false"/>
+            <w:color w:val="222629"/>
+            <w:sz w:val="20"/>
+            <w:szCs w:val="20"/>
+            <w:color w:val="0563C1"/>
+            <w:u w:val="single"/>
+          </w:rPr>
+          <w:t xml:space="preserve">What this pack does not decide</w:t>
+        </w:r>
+      </w:hyperlink>
     </w:p>
     <w:p>
       <w:pPr>
         <w:spacing w:after="70" w:before="0" w:line="276"/>
         <w:jc w:val="left"/>
       </w:pPr>
-      <w:r>
-        <w:rPr>
-          <w:b/>
-          <w:bCs/>
-          <w:i w:val="false"/>
-          <w:iCs w:val="false"/>
-          <w:color w:val="0F6E6E"/>
-          <w:sz w:val="20"/>
-          <w:szCs w:val="20"/>
-        </w:rPr>
-        <w:t xml:space="preserve">—  </w:t>
-      </w:r>
-      <w:r>
-        <w:rPr>
-          <w:b w:val="false"/>
-          <w:bCs w:val="false"/>
-          <w:i w:val="false"/>
-          <w:iCs w:val="false"/>
-          <w:color w:val="222629"/>
-          <w:sz w:val="20"/>
-          <w:szCs w:val="20"/>
-        </w:rPr>
-        <w:t xml:space="preserve">Appendix — Terms and internal references</w:t>
-      </w:r>
+      <w:hyperlink w:anchor="sec_026" w:history="1">
+        <w:r>
+          <w:rPr>
+            <w:b/>
+            <w:bCs/>
+            <w:i w:val="false"/>
+            <w:iCs w:val="false"/>
+            <w:color w:val="0F6E6E"/>
+            <w:sz w:val="20"/>
+            <w:szCs w:val="20"/>
+            <w:color w:val="0563C1"/>
+            <w:u w:val="single"/>
+          </w:rPr>
+          <w:t xml:space="preserve">—  </w:t>
+        </w:r>
+        <w:r>
+          <w:rPr>
+            <w:b w:val="false"/>
+            <w:bCs w:val="false"/>
+            <w:i w:val="false"/>
+            <w:iCs w:val="false"/>
+            <w:color w:val="222629"/>
+            <w:sz w:val="20"/>
+            <w:szCs w:val="20"/>
+            <w:color w:val="0563C1"/>
+            <w:u w:val="single"/>
+          </w:rPr>
+          <w:t xml:space="preserve">Appendix — Terms and internal references</w:t>
+        </w:r>
+      </w:hyperlink>
     </w:p>
     <w:p>
       <w:pPr>
@@ -1309,6 +1415,7 @@
       </w:r>
     </w:p>
     <w:p>
+      <w:bookmarkStart w:id="2" w:name="sec_002"/>
       <w:pPr>
         <w:pStyle w:val="Heading2"/>
         <w:keepNext/>
@@ -1325,6 +1432,7 @@
         </w:rPr>
         <w:t xml:space="preserve">1.  The gate, stated once and precisely</w:t>
       </w:r>
+      <w:bookmarkEnd w:id="2"/>
     </w:p>
     <w:p>
       <w:pPr>
@@ -1401,10 +1509,11 @@
           <w:sz w:val="20"/>
           <w:szCs w:val="20"/>
         </w:rPr>
-        <w:t xml:space="preserve">That the gate exists at all is not in question — bypassing suitability before quote is described in the programme’s own baseline as unlawful. What was missing, and what this pack supplies, is the content: the questions, the arithmetic, the outcome bands, and what a valid assessment actually means.</w:t>
+        <w:t>The programme currently treats bypassing suitability before quote as a legal and compliance exposure it will not accept. Volume 1, §6 records that the legal characterisation still requires a source-backed Compliance determination. What this pack supplies is the control content: the questions, arithmetic, outcome bands and meaning of a valid assessment.</w:t>
       </w:r>
     </w:p>
     <w:p>
+      <w:bookmarkStart w:id="3" w:name="sec_003"/>
       <w:pPr>
         <w:pStyle w:val="Heading2"/>
         <w:keepNext/>
@@ -1421,6 +1530,7 @@
         </w:rPr>
         <w:t xml:space="preserve">2.  The need-analysis question set</w:t>
       </w:r>
+      <w:bookmarkEnd w:id="3"/>
     </w:p>
     <w:p>
       <w:pPr>
@@ -1441,6 +1551,7 @@
       </w:r>
     </w:p>
     <w:p>
+      <w:bookmarkStart w:id="4" w:name="sec_004"/>
       <w:pPr>
         <w:pStyle w:val="Heading3"/>
         <w:keepNext/>
@@ -1457,6 +1568,7 @@
         </w:rPr>
         <w:t xml:space="preserve">Taken from bank records — no question asked</w:t>
       </w:r>
+      <w:bookmarkEnd w:id="4"/>
     </w:p>
     <w:tbl>
       <w:tblPr>
@@ -2124,6 +2236,7 @@
       </w:r>
     </w:p>
     <w:p>
+      <w:bookmarkStart w:id="5" w:name="sec_005"/>
       <w:pPr>
         <w:pStyle w:val="Heading3"/>
         <w:keepNext/>
@@ -2140,6 +2253,7 @@
         </w:rPr>
         <w:t xml:space="preserve">Asked of the customer</w:t>
       </w:r>
+      <w:bookmarkEnd w:id="5"/>
     </w:p>
     <w:tbl>
       <w:tblPr>
@@ -4326,6 +4440,7 @@
       </w:tr>
     </w:tbl>
     <w:p>
+      <w:bookmarkStart w:id="6" w:name="sec_006"/>
       <w:pPr>
         <w:pStyle w:val="Heading2"/>
         <w:keepNext/>
@@ -4343,6 +4458,7 @@
         </w:rPr>
         <w:t xml:space="preserve">3.  The computation</w:t>
       </w:r>
+      <w:bookmarkEnd w:id="6"/>
     </w:p>
     <w:p>
       <w:pPr>
@@ -4363,6 +4479,7 @@
       </w:r>
     </w:p>
     <w:p>
+      <w:bookmarkStart w:id="7" w:name="sec_007"/>
       <w:pPr>
         <w:pStyle w:val="Heading3"/>
         <w:keepNext/>
@@ -4379,6 +4496,7 @@
         </w:rPr>
         <w:t xml:space="preserve">Income bands and the cover multiple</w:t>
       </w:r>
+      <w:bookmarkEnd w:id="7"/>
     </w:p>
     <w:tbl>
       <w:tblPr>
@@ -5304,6 +5422,7 @@
       </w:r>
     </w:p>
     <w:p>
+      <w:bookmarkStart w:id="8" w:name="sec_008"/>
       <w:pPr>
         <w:pStyle w:val="Heading3"/>
         <w:keepNext/>
@@ -5320,6 +5439,7 @@
         </w:rPr>
         <w:t xml:space="preserve">Age adjustment</w:t>
       </w:r>
+      <w:bookmarkEnd w:id="8"/>
     </w:p>
     <w:tbl>
       <w:tblPr>
@@ -5790,6 +5910,7 @@
       </w:r>
     </w:p>
     <w:p>
+      <w:bookmarkStart w:id="9" w:name="sec_009"/>
       <w:pPr>
         <w:pStyle w:val="Heading3"/>
         <w:keepNext/>
@@ -5806,6 +5927,7 @@
         </w:rPr>
         <w:t xml:space="preserve">The formula</w:t>
       </w:r>
+      <w:bookmarkEnd w:id="9"/>
     </w:p>
     <w:p>
       <w:pPr>
@@ -5975,6 +6097,7 @@
       </w:r>
     </w:p>
     <w:p>
+      <w:bookmarkStart w:id="10" w:name="sec_010"/>
       <w:pPr>
         <w:pStyle w:val="Heading3"/>
         <w:keepNext/>
@@ -5991,6 +6114,7 @@
         </w:rPr>
         <w:t xml:space="preserve">Worked reference case</w:t>
       </w:r>
+      <w:bookmarkEnd w:id="10"/>
     </w:p>
     <w:p>
       <w:pPr>
@@ -6581,6 +6705,7 @@
       </w:tr>
     </w:tbl>
     <w:p>
+      <w:bookmarkStart w:id="11" w:name="sec_011"/>
       <w:pPr>
         <w:pStyle w:val="Heading2"/>
         <w:keepNext/>
@@ -6598,6 +6723,7 @@
         </w:rPr>
         <w:t xml:space="preserve">4.  Product-class outcomes</w:t>
       </w:r>
+      <w:bookmarkEnd w:id="11"/>
     </w:p>
     <w:p>
       <w:pPr>
@@ -7129,6 +7255,7 @@
       </w:r>
     </w:p>
     <w:p>
+      <w:bookmarkStart w:id="12" w:name="sec_012"/>
       <w:pPr>
         <w:pStyle w:val="Heading3"/>
         <w:keepNext/>
@@ -7145,6 +7272,7 @@
         </w:rPr>
         <w:t xml:space="preserve">Term life</w:t>
       </w:r>
+      <w:bookmarkEnd w:id="12"/>
     </w:p>
     <w:tbl>
       <w:tblPr>
@@ -7658,6 +7786,7 @@
       </w:r>
     </w:p>
     <w:p>
+      <w:bookmarkStart w:id="13" w:name="sec_013"/>
       <w:pPr>
         <w:pStyle w:val="Heading3"/>
         <w:keepNext/>
@@ -7674,6 +7803,7 @@
         </w:rPr>
         <w:t xml:space="preserve">Savings and endowment</w:t>
       </w:r>
+      <w:bookmarkEnd w:id="13"/>
     </w:p>
     <w:tbl>
       <w:tblPr>
@@ -8380,6 +8510,7 @@
       </w:r>
     </w:p>
     <w:p>
+      <w:bookmarkStart w:id="14" w:name="sec_014"/>
       <w:pPr>
         <w:pStyle w:val="Heading3"/>
         <w:keepNext/>
@@ -8396,6 +8527,7 @@
         </w:rPr>
         <w:t xml:space="preserve">Unit-linked</w:t>
       </w:r>
+      <w:bookmarkEnd w:id="14"/>
     </w:p>
     <w:tbl>
       <w:tblPr>
@@ -9197,6 +9329,7 @@
       </w:r>
     </w:p>
     <w:p>
+      <w:bookmarkStart w:id="15" w:name="sec_015"/>
       <w:pPr>
         <w:pStyle w:val="Heading3"/>
         <w:keepNext/>
@@ -9213,6 +9346,7 @@
         </w:rPr>
         <w:t xml:space="preserve">Precedence, totality and the safety net</w:t>
       </w:r>
+      <w:bookmarkEnd w:id="15"/>
     </w:p>
     <w:tbl>
       <w:tblPr>
@@ -9680,6 +9814,7 @@
       </w:r>
     </w:p>
     <w:p>
+      <w:bookmarkStart w:id="16" w:name="sec_016"/>
       <w:pPr>
         <w:pStyle w:val="Heading2"/>
         <w:keepNext/>
@@ -9697,6 +9832,7 @@
         </w:rPr>
         <w:t xml:space="preserve">5.  The assessment record</w:t>
       </w:r>
+      <w:bookmarkEnd w:id="16"/>
     </w:p>
     <w:tbl>
       <w:tblPr>
@@ -10312,21 +10448,8 @@
             <w:vAlign w:val="top"/>
           </w:tcPr>
           <w:p>
-            <w:pPr>
-              <w:spacing w:after="40" w:before="40" w:line="252"/>
-              <w:jc w:val="left"/>
-            </w:pPr>
-            <w:r>
-              <w:rPr>
-                <w:b w:val="false"/>
-                <w:bCs w:val="false"/>
-                <w:i w:val="false"/>
-                <w:iCs w:val="false"/>
-                <w:color w:val="222629"/>
-                <w:sz w:val="18"/>
-                <w:szCs w:val="18"/>
-              </w:rPr>
-              <w:t xml:space="preserve">6</w:t>
+            <w:r>
+              <w:t>6</w:t>
             </w:r>
           </w:p>
         </w:tc>
@@ -10409,21 +10532,8 @@
             <w:vAlign w:val="top"/>
           </w:tcPr>
           <w:p>
-            <w:pPr>
-              <w:spacing w:after="40" w:before="40" w:line="252"/>
-              <w:jc w:val="left"/>
-            </w:pPr>
-            <w:r>
-              <w:rPr>
-                <w:b w:val="false"/>
-                <w:bCs w:val="false"/>
-                <w:i w:val="false"/>
-                <w:iCs w:val="false"/>
-                <w:color w:val="222629"/>
-                <w:sz w:val="18"/>
-                <w:szCs w:val="18"/>
-              </w:rPr>
-              <w:t xml:space="preserve">6a</w:t>
+            <w:r>
+              <w:t>7</w:t>
             </w:r>
           </w:p>
         </w:tc>
@@ -10505,21 +10615,8 @@
             <w:vAlign w:val="top"/>
           </w:tcPr>
           <w:p>
-            <w:pPr>
-              <w:spacing w:after="40" w:before="40" w:line="252"/>
-              <w:jc w:val="left"/>
-            </w:pPr>
-            <w:r>
-              <w:rPr>
-                <w:b w:val="false"/>
-                <w:bCs w:val="false"/>
-                <w:i w:val="false"/>
-                <w:iCs w:val="false"/>
-                <w:color w:val="222629"/>
-                <w:sz w:val="18"/>
-                <w:szCs w:val="18"/>
-              </w:rPr>
-              <w:t xml:space="preserve">6b</w:t>
+            <w:r>
+              <w:t>8</w:t>
             </w:r>
           </w:p>
         </w:tc>
@@ -10602,21 +10699,8 @@
             <w:vAlign w:val="top"/>
           </w:tcPr>
           <w:p>
-            <w:pPr>
-              <w:spacing w:after="40" w:before="40" w:line="252"/>
-              <w:jc w:val="left"/>
-            </w:pPr>
-            <w:r>
-              <w:rPr>
-                <w:b w:val="false"/>
-                <w:bCs w:val="false"/>
-                <w:i w:val="false"/>
-                <w:iCs w:val="false"/>
-                <w:color w:val="222629"/>
-                <w:sz w:val="18"/>
-                <w:szCs w:val="18"/>
-              </w:rPr>
-              <w:t xml:space="preserve">7</w:t>
+            <w:r>
+              <w:t>9</w:t>
             </w:r>
           </w:p>
         </w:tc>
@@ -10698,21 +10782,8 @@
             <w:vAlign w:val="top"/>
           </w:tcPr>
           <w:p>
-            <w:pPr>
-              <w:spacing w:after="40" w:before="40" w:line="252"/>
-              <w:jc w:val="left"/>
-            </w:pPr>
-            <w:r>
-              <w:rPr>
-                <w:b w:val="false"/>
-                <w:bCs w:val="false"/>
-                <w:i w:val="false"/>
-                <w:iCs w:val="false"/>
-                <w:color w:val="222629"/>
-                <w:sz w:val="18"/>
-                <w:szCs w:val="18"/>
-              </w:rPr>
-              <w:t xml:space="preserve">8</w:t>
+            <w:r>
+              <w:t>10</w:t>
             </w:r>
           </w:p>
         </w:tc>
@@ -10795,21 +10866,8 @@
             <w:vAlign w:val="top"/>
           </w:tcPr>
           <w:p>
-            <w:pPr>
-              <w:spacing w:after="40" w:before="40" w:line="252"/>
-              <w:jc w:val="left"/>
-            </w:pPr>
-            <w:r>
-              <w:rPr>
-                <w:b w:val="false"/>
-                <w:bCs w:val="false"/>
-                <w:i w:val="false"/>
-                <w:iCs w:val="false"/>
-                <w:color w:val="222629"/>
-                <w:sz w:val="18"/>
-                <w:szCs w:val="18"/>
-              </w:rPr>
-              <w:t xml:space="preserve">9</w:t>
+            <w:r>
+              <w:t>11</w:t>
             </w:r>
           </w:p>
         </w:tc>
@@ -10891,21 +10949,8 @@
             <w:vAlign w:val="top"/>
           </w:tcPr>
           <w:p>
-            <w:pPr>
-              <w:spacing w:after="40" w:before="40" w:line="252"/>
-              <w:jc w:val="left"/>
-            </w:pPr>
-            <w:r>
-              <w:rPr>
-                <w:b w:val="false"/>
-                <w:bCs w:val="false"/>
-                <w:i w:val="false"/>
-                <w:iCs w:val="false"/>
-                <w:color w:val="222629"/>
-                <w:sz w:val="18"/>
-                <w:szCs w:val="18"/>
-              </w:rPr>
-              <w:t xml:space="preserve">10</w:t>
+            <w:r>
+              <w:t>12</w:t>
             </w:r>
           </w:p>
         </w:tc>
@@ -10988,21 +11033,8 @@
             <w:vAlign w:val="top"/>
           </w:tcPr>
           <w:p>
-            <w:pPr>
-              <w:spacing w:after="40" w:before="40" w:line="252"/>
-              <w:jc w:val="left"/>
-            </w:pPr>
-            <w:r>
-              <w:rPr>
-                <w:b w:val="false"/>
-                <w:bCs w:val="false"/>
-                <w:i w:val="false"/>
-                <w:iCs w:val="false"/>
-                <w:color w:val="222629"/>
-                <w:sz w:val="18"/>
-                <w:szCs w:val="18"/>
-              </w:rPr>
-              <w:t xml:space="preserve">11</w:t>
+            <w:r>
+              <w:t>13</w:t>
             </w:r>
           </w:p>
         </w:tc>
@@ -11084,21 +11116,8 @@
             <w:vAlign w:val="top"/>
           </w:tcPr>
           <w:p>
-            <w:pPr>
-              <w:spacing w:after="40" w:before="40" w:line="252"/>
-              <w:jc w:val="left"/>
-            </w:pPr>
-            <w:r>
-              <w:rPr>
-                <w:b w:val="false"/>
-                <w:bCs w:val="false"/>
-                <w:i w:val="false"/>
-                <w:iCs w:val="false"/>
-                <w:color w:val="222629"/>
-                <w:sz w:val="18"/>
-                <w:szCs w:val="18"/>
-              </w:rPr>
-              <w:t xml:space="preserve">12</w:t>
+            <w:r>
+              <w:t>14</w:t>
             </w:r>
           </w:p>
         </w:tc>
@@ -11181,21 +11200,8 @@
             <w:vAlign w:val="top"/>
           </w:tcPr>
           <w:p>
-            <w:pPr>
-              <w:spacing w:after="40" w:before="40" w:line="252"/>
-              <w:jc w:val="left"/>
-            </w:pPr>
-            <w:r>
-              <w:rPr>
-                <w:b w:val="false"/>
-                <w:bCs w:val="false"/>
-                <w:i w:val="false"/>
-                <w:iCs w:val="false"/>
-                <w:color w:val="222629"/>
-                <w:sz w:val="18"/>
-                <w:szCs w:val="18"/>
-              </w:rPr>
-              <w:t xml:space="preserve">13</w:t>
+            <w:r>
+              <w:t>15</w:t>
             </w:r>
           </w:p>
         </w:tc>
@@ -11277,21 +11283,8 @@
             <w:vAlign w:val="top"/>
           </w:tcPr>
           <w:p>
-            <w:pPr>
-              <w:spacing w:after="40" w:before="40" w:line="252"/>
-              <w:jc w:val="left"/>
-            </w:pPr>
-            <w:r>
-              <w:rPr>
-                <w:b w:val="false"/>
-                <w:bCs w:val="false"/>
-                <w:i w:val="false"/>
-                <w:iCs w:val="false"/>
-                <w:color w:val="222629"/>
-                <w:sz w:val="18"/>
-                <w:szCs w:val="18"/>
-              </w:rPr>
-              <w:t xml:space="preserve">14</w:t>
+            <w:r>
+              <w:t>16</w:t>
             </w:r>
           </w:p>
         </w:tc>
@@ -11374,21 +11367,8 @@
             <w:vAlign w:val="top"/>
           </w:tcPr>
           <w:p>
-            <w:pPr>
-              <w:spacing w:after="40" w:before="40" w:line="252"/>
-              <w:jc w:val="left"/>
-            </w:pPr>
-            <w:r>
-              <w:rPr>
-                <w:b w:val="false"/>
-                <w:bCs w:val="false"/>
-                <w:i w:val="false"/>
-                <w:iCs w:val="false"/>
-                <w:color w:val="222629"/>
-                <w:sz w:val="18"/>
-                <w:szCs w:val="18"/>
-              </w:rPr>
-              <w:t xml:space="preserve">15</w:t>
+            <w:r>
+              <w:t>17</w:t>
             </w:r>
           </w:p>
         </w:tc>
@@ -11470,21 +11450,8 @@
             <w:vAlign w:val="top"/>
           </w:tcPr>
           <w:p>
-            <w:pPr>
-              <w:spacing w:after="40" w:before="40" w:line="252"/>
-              <w:jc w:val="left"/>
-            </w:pPr>
-            <w:r>
-              <w:rPr>
-                <w:b w:val="false"/>
-                <w:bCs w:val="false"/>
-                <w:i w:val="false"/>
-                <w:iCs w:val="false"/>
-                <w:color w:val="222629"/>
-                <w:sz w:val="18"/>
-                <w:szCs w:val="18"/>
-              </w:rPr>
-              <w:t xml:space="preserve">16</w:t>
+            <w:r>
+              <w:t>18</w:t>
             </w:r>
           </w:p>
         </w:tc>
@@ -11567,21 +11534,8 @@
             <w:vAlign w:val="top"/>
           </w:tcPr>
           <w:p>
-            <w:pPr>
-              <w:spacing w:after="40" w:before="40" w:line="252"/>
-              <w:jc w:val="left"/>
-            </w:pPr>
-            <w:r>
-              <w:rPr>
-                <w:b w:val="false"/>
-                <w:bCs w:val="false"/>
-                <w:i w:val="false"/>
-                <w:iCs w:val="false"/>
-                <w:color w:val="222629"/>
-                <w:sz w:val="18"/>
-                <w:szCs w:val="18"/>
-              </w:rPr>
-              <w:t xml:space="preserve">17</w:t>
+            <w:r>
+              <w:t>19</w:t>
             </w:r>
           </w:p>
         </w:tc>
@@ -11663,21 +11617,8 @@
             <w:vAlign w:val="top"/>
           </w:tcPr>
           <w:p>
-            <w:pPr>
-              <w:spacing w:after="40" w:before="40" w:line="252"/>
-              <w:jc w:val="left"/>
-            </w:pPr>
-            <w:r>
-              <w:rPr>
-                <w:b w:val="false"/>
-                <w:bCs w:val="false"/>
-                <w:i w:val="false"/>
-                <w:iCs w:val="false"/>
-                <w:color w:val="222629"/>
-                <w:sz w:val="18"/>
-                <w:szCs w:val="18"/>
-              </w:rPr>
-              <w:t xml:space="preserve">18</w:t>
+            <w:r>
+              <w:t>20</w:t>
             </w:r>
           </w:p>
         </w:tc>
@@ -12545,6 +12486,7 @@
       </w:tr>
     </w:tbl>
     <w:p>
+      <w:bookmarkStart w:id="17" w:name="sec_017"/>
       <w:pPr>
         <w:pStyle w:val="Heading2"/>
         <w:keepNext/>
@@ -12562,6 +12504,7 @@
         </w:rPr>
         <w:t xml:space="preserve">6.  The gate before quote</w:t>
       </w:r>
+      <w:bookmarkEnd w:id="17"/>
     </w:p>
     <w:p>
       <w:pPr>
@@ -14538,6 +14481,7 @@
       </w:r>
     </w:p>
     <w:p>
+      <w:bookmarkStart w:id="18" w:name="sec_018"/>
       <w:pPr>
         <w:pStyle w:val="Heading2"/>
         <w:keepNext/>
@@ -14555,6 +14499,7 @@
         </w:rPr>
         <w:t xml:space="preserve">7.  Invalidation, re-assessment and reuse</w:t>
       </w:r>
+      <w:bookmarkEnd w:id="18"/>
     </w:p>
     <w:tbl>
       <w:tblPr>
@@ -15601,6 +15546,7 @@
       </w:r>
     </w:p>
     <w:p>
+      <w:bookmarkStart w:id="19" w:name="sec_019"/>
       <w:pPr>
         <w:pStyle w:val="Heading2"/>
         <w:keepNext/>
@@ -15618,6 +15564,7 @@
         </w:rPr>
         <w:t xml:space="preserve">8.  What may never be overridden</w:t>
       </w:r>
+      <w:bookmarkEnd w:id="19"/>
     </w:p>
     <w:p>
       <w:pPr>
@@ -16051,6 +15998,7 @@
       </w:r>
     </w:p>
     <w:p>
+      <w:bookmarkStart w:id="20" w:name="sec_020"/>
       <w:pPr>
         <w:pStyle w:val="Heading2"/>
         <w:keepNext/>
@@ -16068,6 +16016,7 @@
         </w:rPr>
         <w:t xml:space="preserve">9.  Caution outcomes — proceed with disclosure, not with override</w:t>
       </w:r>
+      <w:bookmarkEnd w:id="20"/>
     </w:p>
     <w:p>
       <w:pPr>
@@ -16501,6 +16450,7 @@
       </w:r>
     </w:p>
     <w:p>
+      <w:bookmarkStart w:id="21" w:name="sec_021"/>
       <w:pPr>
         <w:pStyle w:val="Heading2"/>
         <w:keepNext/>
@@ -16517,6 +16467,7 @@
         </w:rPr>
         <w:t xml:space="preserve">10.  Customer-initiated deviation</w:t>
       </w:r>
+      <w:bookmarkEnd w:id="21"/>
     </w:p>
     <w:p>
       <w:pPr>
@@ -16533,7 +16484,7 @@
           <w:sz w:val="20"/>
           <w:szCs w:val="20"/>
         </w:rPr>
-        <w:t xml:space="preserve">A customer may want a product the model did not put first, where that product is nonetheless permitted for them. This is legitimate and is not an override.</w:t>
+        <w:t>A customer may select any product whose class outcome permits a quote, including a caution-eligible class when another class is suitable. This is a customer choice, is recorded with its reason, and is not an override.</w:t>
       </w:r>
     </w:p>
     <w:tbl>
@@ -16950,6 +16901,7 @@
       </w:r>
     </w:p>
     <w:p>
+      <w:bookmarkStart w:id="22" w:name="sec_022"/>
       <w:pPr>
         <w:pStyle w:val="Heading2"/>
         <w:keepNext/>
@@ -16966,6 +16918,7 @@
         </w:rPr>
         <w:t xml:space="preserve">11.  Replacement of an existing policy</w:t>
       </w:r>
+      <w:bookmarkEnd w:id="22"/>
     </w:p>
     <w:tbl>
       <w:tblPr>
@@ -17286,6 +17239,7 @@
       </w:r>
     </w:p>
     <w:p>
+      <w:bookmarkStart w:id="23" w:name="sec_023"/>
       <w:pPr>
         <w:pStyle w:val="Heading2"/>
         <w:keepNext/>
@@ -17302,6 +17256,7 @@
         </w:rPr>
         <w:t xml:space="preserve">12.  The one exception that does exist</w:t>
       </w:r>
+      <w:bookmarkEnd w:id="23"/>
     </w:p>
     <w:tbl>
       <w:tblPr>
@@ -17576,6 +17531,7 @@
       </w:r>
     </w:p>
     <w:p>
+      <w:bookmarkStart w:id="24" w:name="sec_024"/>
       <w:pPr>
         <w:pStyle w:val="Heading2"/>
         <w:keepNext/>
@@ -17592,6 +17548,7 @@
         </w:rPr>
         <w:t xml:space="preserve">13.  Traceability</w:t>
       </w:r>
+      <w:bookmarkEnd w:id="24"/>
     </w:p>
     <w:tbl>
       <w:tblPr>
@@ -17932,7 +17889,7 @@
                 <w:sz w:val="18"/>
                 <w:szCs w:val="18"/>
               </w:rPr>
-              <w:t xml:space="preserve">SUIT-R09 – R19a</w:t>
+              <w:t>SUIT-R09 – R19c</w:t>
             </w:r>
           </w:p>
         </w:tc>
@@ -18290,6 +18247,7 @@
       </w:tr>
     </w:tbl>
     <w:p>
+      <w:bookmarkStart w:id="25" w:name="sec_025"/>
       <w:pPr>
         <w:pStyle w:val="Heading2"/>
         <w:keepNext/>
@@ -18306,6 +18264,7 @@
         </w:rPr>
         <w:t xml:space="preserve">14.  What this pack does not decide</w:t>
       </w:r>
+      <w:bookmarkEnd w:id="25"/>
     </w:p>
     <w:tbl>
       <w:tblPr>
@@ -18932,6 +18891,7 @@
       </w:r>
     </w:p>
     <w:p>
+      <w:bookmarkStart w:id="26" w:name="sec_026"/>
       <w:pPr>
         <w:pStyle w:val="Heading1"/>
         <w:keepNext/>
@@ -18952,6 +18912,7 @@
         </w:rPr>
         <w:t xml:space="preserve">Appendix — Terms and internal references</w:t>
       </w:r>
+      <w:bookmarkEnd w:id="26"/>
     </w:p>
     <w:p>
       <w:pPr>
@@ -18972,6 +18933,7 @@
       </w:r>
     </w:p>
     <w:p>
+      <w:bookmarkStart w:id="27" w:name="sec_027"/>
       <w:pPr>
         <w:pStyle w:val="Heading2"/>
         <w:keepNext/>
@@ -18988,6 +18950,7 @@
         </w:rPr>
         <w:t xml:space="preserve">Part 1 — Terms used in the rules</w:t>
       </w:r>
+      <w:bookmarkEnd w:id="27"/>
     </w:p>
     <w:tbl>
       <w:tblPr>
@@ -19728,7 +19691,7 @@
                 <w:sz w:val="18"/>
                 <w:szCs w:val="18"/>
               </w:rPr>
-              <w:t xml:space="preserve">A sharing consent that names every insurer on the panel at the point of capture, later narrowed to one by the customer’s product selection. Proposed in §9; not part of the packs as drafted.</w:t>
+              <w:t>A sharing consent that names every insurer on the panel at the point of capture, later narrowed to one by the customer’s product selection. Proposed in Volume 1, §11; not part of the packs as drafted.</w:t>
             </w:r>
           </w:p>
         </w:tc>
@@ -19999,6 +19962,7 @@
       </w:tr>
     </w:tbl>
     <w:p>
+      <w:bookmarkStart w:id="28" w:name="sec_028"/>
       <w:pPr>
         <w:pStyle w:val="Heading2"/>
         <w:keepNext/>
@@ -20016,6 +19980,7 @@
         </w:rPr>
         <w:t xml:space="preserve">Part 2 — Internal programme references</w:t>
       </w:r>
+      <w:bookmarkEnd w:id="28"/>
     </w:p>
     <w:p>
       <w:pPr>
@@ -21142,7 +21107,7 @@
           <w:sz w:val="17"/>
           <w:szCs w:val="17"/>
         </w:rPr>
-        <w:t xml:space="preserve">Volume 3 of 3 — Suitability Rule Pack · Prepared by Rajal, Principal Insurance Platform Product Owner · AU Bank Insurance Distribution Platform · 17 August 2026 · Approval reference COMP-APPROVE-CNS-SUIT-v1.1</w:t>
+        <w:t>Volume 3 of 3 — Suitability Rule Pack · AI-drafted for Rajal and Shailja review — unsigned · AU Bank Insurance Distribution Platform · 17 August 2026 · Approval reference COMP-APPROVE-CNS-SUIT-v1.1</w:t>
       </w:r>
     </w:p>
     <w:sectPr>

--- a/docs/au-bank-insurance-platform/rule-packs/approval/3-Suitability-Rule-Pack.docx
+++ b/docs/au-bank-insurance-platform/rule-packs/approval/3-Suitability-Rule-Pack.docx
@@ -1207,7 +1207,7 @@
           <w:sz w:val="20"/>
           <w:szCs w:val="20"/>
         </w:rPr>
-        <w:t xml:space="preserve">—  </w:t>
+        <w:t xml:space="preserve">A.  </w:t>
       </w:r>
       <w:r>
         <w:rPr>
@@ -1219,7 +1219,37 @@
           <w:sz w:val="20"/>
           <w:szCs w:val="20"/>
         </w:rPr>
-        <w:t xml:space="preserve">Appendix — Terms and internal references</w:t>
+        <w:t xml:space="preserve">Appendix A — Regulatory register: every obligation these rules serve</w:t>
+      </w:r>
+    </w:p>
+    <w:p>
+      <w:pPr>
+        <w:spacing w:after="70" w:before="0" w:line="276"/>
+        <w:jc w:val="left"/>
+      </w:pPr>
+      <w:r>
+        <w:rPr>
+          <w:b/>
+          <w:bCs/>
+          <w:i w:val="false"/>
+          <w:iCs w:val="false"/>
+          <w:color w:val="0F6E6E"/>
+          <w:sz w:val="20"/>
+          <w:szCs w:val="20"/>
+        </w:rPr>
+        <w:t xml:space="preserve">B.  </w:t>
+      </w:r>
+      <w:r>
+        <w:rPr>
+          <w:b w:val="false"/>
+          <w:bCs w:val="false"/>
+          <w:i w:val="false"/>
+          <w:iCs w:val="false"/>
+          <w:color w:val="222629"/>
+          <w:sz w:val="20"/>
+          <w:szCs w:val="20"/>
+        </w:rPr>
+        <w:t xml:space="preserve">Appendix B — Terms and internal references</w:t>
       </w:r>
     </w:p>
     <w:p>
@@ -3835,8 +3865,8 @@
         </w:tblBorders>
       </w:tblPr>
       <w:tblGrid>
-        <w:gridCol w:w="1253"/>
-        <w:gridCol w:w="4723"/>
+        <w:gridCol w:w="1446"/>
+        <w:gridCol w:w="4530"/>
         <w:gridCol w:w="3662"/>
       </w:tblGrid>
       <w:tr>
@@ -3846,7 +3876,7 @@
         </w:trPr>
         <w:tc>
           <w:tcPr>
-            <w:tcW w:type="dxa" w:w="1253"/>
+            <w:tcW w:type="dxa" w:w="1446"/>
             <w:shd w:fill="11304E" w:color="auto" w:val="clear"/>
             <w:tcMar>
               <w:top w:type="dxa" w:w="90"/>
@@ -3877,7 +3907,7 @@
         </w:tc>
         <w:tc>
           <w:tcPr>
-            <w:tcW w:type="dxa" w:w="4723"/>
+            <w:tcW w:type="dxa" w:w="4530"/>
             <w:shd w:fill="11304E" w:color="auto" w:val="clear"/>
             <w:tcMar>
               <w:top w:type="dxa" w:w="90"/>
@@ -3944,7 +3974,7 @@
         </w:trPr>
         <w:tc>
           <w:tcPr>
-            <w:tcW w:type="dxa" w:w="1253"/>
+            <w:tcW w:type="dxa" w:w="1446"/>
             <w:tcMar>
               <w:top w:type="dxa" w:w="90"/>
               <w:left w:type="dxa" w:w="130"/>
@@ -3970,11 +4000,49 @@
               </w:rPr>
               <w:t xml:space="preserve">SUIT-R01</w:t>
             </w:r>
-          </w:p>
-        </w:tc>
-        <w:tc>
-          <w:tcPr>
-            <w:tcW w:type="dxa" w:w="4723"/>
+            <w:r>
+              <w:rPr>
+                <w:b w:val="false"/>
+                <w:bCs w:val="false"/>
+                <w:i w:val="false"/>
+                <w:iCs w:val="false"/>
+                <w:color w:val="0F6E6E"/>
+                <w:sz w:val="15"/>
+                <w:szCs w:val="15"/>
+              </w:rPr>
+              <w:t xml:space="preserve"/>
+            </w:r>
+            <w:r>
+              <w:rPr>
+                <w:b w:val="false"/>
+                <w:bCs w:val="false"/>
+                <w:i w:val="false"/>
+                <w:iCs w:val="false"/>
+                <w:color w:val="0F6E6E"/>
+                <w:sz w:val="15"/>
+                <w:szCs w:val="15"/>
+              </w:rPr>
+              <w:br/>
+              <w:t xml:space="preserve">OBL-INS-02</w:t>
+            </w:r>
+            <w:r>
+              <w:rPr>
+                <w:b w:val="false"/>
+                <w:bCs w:val="false"/>
+                <w:i w:val="false"/>
+                <w:iCs w:val="false"/>
+                <w:color w:val="0F6E6E"/>
+                <w:sz w:val="15"/>
+                <w:szCs w:val="15"/>
+              </w:rPr>
+              <w:br/>
+              <w:t xml:space="preserve">OBL-INS-03</w:t>
+            </w:r>
+          </w:p>
+        </w:tc>
+        <w:tc>
+          <w:tcPr>
+            <w:tcW w:type="dxa" w:w="4530"/>
             <w:tcMar>
               <w:top w:type="dxa" w:w="90"/>
               <w:left w:type="dxa" w:w="130"/>
@@ -4039,7 +4107,7 @@
         </w:trPr>
         <w:tc>
           <w:tcPr>
-            <w:tcW w:type="dxa" w:w="1253"/>
+            <w:tcW w:type="dxa" w:w="1446"/>
             <w:shd w:fill="F1F5F8" w:color="auto" w:val="clear"/>
             <w:tcMar>
               <w:top w:type="dxa" w:w="90"/>
@@ -4066,11 +4134,49 @@
               </w:rPr>
               <w:t xml:space="preserve">SUIT-R02</w:t>
             </w:r>
-          </w:p>
-        </w:tc>
-        <w:tc>
-          <w:tcPr>
-            <w:tcW w:type="dxa" w:w="4723"/>
+            <w:r>
+              <w:rPr>
+                <w:b w:val="false"/>
+                <w:bCs w:val="false"/>
+                <w:i w:val="false"/>
+                <w:iCs w:val="false"/>
+                <w:color w:val="0F6E6E"/>
+                <w:sz w:val="15"/>
+                <w:szCs w:val="15"/>
+              </w:rPr>
+              <w:t xml:space="preserve"/>
+            </w:r>
+            <w:r>
+              <w:rPr>
+                <w:b w:val="false"/>
+                <w:bCs w:val="false"/>
+                <w:i w:val="false"/>
+                <w:iCs w:val="false"/>
+                <w:color w:val="0F6E6E"/>
+                <w:sz w:val="15"/>
+                <w:szCs w:val="15"/>
+              </w:rPr>
+              <w:br/>
+              <w:t xml:space="preserve">OBL-INS-02</w:t>
+            </w:r>
+            <w:r>
+              <w:rPr>
+                <w:b w:val="false"/>
+                <w:bCs w:val="false"/>
+                <w:i w:val="false"/>
+                <w:iCs w:val="false"/>
+                <w:color w:val="0F6E6E"/>
+                <w:sz w:val="15"/>
+                <w:szCs w:val="15"/>
+              </w:rPr>
+              <w:br/>
+              <w:t xml:space="preserve">OBL-INS-03</w:t>
+            </w:r>
+          </w:p>
+        </w:tc>
+        <w:tc>
+          <w:tcPr>
+            <w:tcW w:type="dxa" w:w="4530"/>
             <w:shd w:fill="F1F5F8" w:color="auto" w:val="clear"/>
             <w:tcMar>
               <w:top w:type="dxa" w:w="90"/>
@@ -4137,7 +4243,7 @@
         </w:trPr>
         <w:tc>
           <w:tcPr>
-            <w:tcW w:type="dxa" w:w="1253"/>
+            <w:tcW w:type="dxa" w:w="1446"/>
             <w:tcMar>
               <w:top w:type="dxa" w:w="90"/>
               <w:left w:type="dxa" w:w="130"/>
@@ -4163,11 +4269,49 @@
               </w:rPr>
               <w:t xml:space="preserve">SUIT-R03</w:t>
             </w:r>
-          </w:p>
-        </w:tc>
-        <w:tc>
-          <w:tcPr>
-            <w:tcW w:type="dxa" w:w="4723"/>
+            <w:r>
+              <w:rPr>
+                <w:b w:val="false"/>
+                <w:bCs w:val="false"/>
+                <w:i w:val="false"/>
+                <w:iCs w:val="false"/>
+                <w:color w:val="0F6E6E"/>
+                <w:sz w:val="15"/>
+                <w:szCs w:val="15"/>
+              </w:rPr>
+              <w:t xml:space="preserve"/>
+            </w:r>
+            <w:r>
+              <w:rPr>
+                <w:b w:val="false"/>
+                <w:bCs w:val="false"/>
+                <w:i w:val="false"/>
+                <w:iCs w:val="false"/>
+                <w:color w:val="0F6E6E"/>
+                <w:sz w:val="15"/>
+                <w:szCs w:val="15"/>
+              </w:rPr>
+              <w:br/>
+              <w:t xml:space="preserve">OBL-INS-02</w:t>
+            </w:r>
+            <w:r>
+              <w:rPr>
+                <w:b w:val="false"/>
+                <w:bCs w:val="false"/>
+                <w:i w:val="false"/>
+                <w:iCs w:val="false"/>
+                <w:color w:val="0F6E6E"/>
+                <w:sz w:val="15"/>
+                <w:szCs w:val="15"/>
+              </w:rPr>
+              <w:br/>
+              <w:t xml:space="preserve">OBL-DP-08</w:t>
+            </w:r>
+          </w:p>
+        </w:tc>
+        <w:tc>
+          <w:tcPr>
+            <w:tcW w:type="dxa" w:w="4530"/>
             <w:tcMar>
               <w:top w:type="dxa" w:w="90"/>
               <w:left w:type="dxa" w:w="130"/>
@@ -4232,7 +4376,7 @@
         </w:trPr>
         <w:tc>
           <w:tcPr>
-            <w:tcW w:type="dxa" w:w="1253"/>
+            <w:tcW w:type="dxa" w:w="1446"/>
             <w:shd w:fill="F1F5F8" w:color="auto" w:val="clear"/>
             <w:tcMar>
               <w:top w:type="dxa" w:w="90"/>
@@ -4259,11 +4403,36 @@
               </w:rPr>
               <w:t xml:space="preserve">SUIT-R04</w:t>
             </w:r>
-          </w:p>
-        </w:tc>
-        <w:tc>
-          <w:tcPr>
-            <w:tcW w:type="dxa" w:w="4723"/>
+            <w:r>
+              <w:rPr>
+                <w:b w:val="false"/>
+                <w:bCs w:val="false"/>
+                <w:i w:val="false"/>
+                <w:iCs w:val="false"/>
+                <w:color w:val="0F6E6E"/>
+                <w:sz w:val="15"/>
+                <w:szCs w:val="15"/>
+              </w:rPr>
+              <w:t xml:space="preserve"/>
+            </w:r>
+            <w:r>
+              <w:rPr>
+                <w:b w:val="false"/>
+                <w:bCs w:val="false"/>
+                <w:i w:val="false"/>
+                <w:iCs w:val="false"/>
+                <w:color w:val="0F6E6E"/>
+                <w:sz w:val="15"/>
+                <w:szCs w:val="15"/>
+              </w:rPr>
+              <w:br/>
+              <w:t xml:space="preserve">OBL-INS-02</w:t>
+            </w:r>
+          </w:p>
+        </w:tc>
+        <w:tc>
+          <w:tcPr>
+            <w:tcW w:type="dxa" w:w="4530"/>
             <w:shd w:fill="F1F5F8" w:color="auto" w:val="clear"/>
             <w:tcMar>
               <w:top w:type="dxa" w:w="90"/>
@@ -6090,8 +6259,8 @@
         </w:tblBorders>
       </w:tblPr>
       <w:tblGrid>
-        <w:gridCol w:w="1253"/>
-        <w:gridCol w:w="4723"/>
+        <w:gridCol w:w="1446"/>
+        <w:gridCol w:w="4530"/>
         <w:gridCol w:w="3662"/>
       </w:tblGrid>
       <w:tr>
@@ -6101,7 +6270,7 @@
         </w:trPr>
         <w:tc>
           <w:tcPr>
-            <w:tcW w:type="dxa" w:w="1253"/>
+            <w:tcW w:type="dxa" w:w="1446"/>
             <w:shd w:fill="11304E" w:color="auto" w:val="clear"/>
             <w:tcMar>
               <w:top w:type="dxa" w:w="90"/>
@@ -6132,7 +6301,7 @@
         </w:tc>
         <w:tc>
           <w:tcPr>
-            <w:tcW w:type="dxa" w:w="4723"/>
+            <w:tcW w:type="dxa" w:w="4530"/>
             <w:shd w:fill="11304E" w:color="auto" w:val="clear"/>
             <w:tcMar>
               <w:top w:type="dxa" w:w="90"/>
@@ -6199,7 +6368,7 @@
         </w:trPr>
         <w:tc>
           <w:tcPr>
-            <w:tcW w:type="dxa" w:w="1253"/>
+            <w:tcW w:type="dxa" w:w="1446"/>
             <w:tcMar>
               <w:top w:type="dxa" w:w="90"/>
               <w:left w:type="dxa" w:w="130"/>
@@ -6225,11 +6394,49 @@
               </w:rPr>
               <w:t xml:space="preserve">SUIT-R05</w:t>
             </w:r>
-          </w:p>
-        </w:tc>
-        <w:tc>
-          <w:tcPr>
-            <w:tcW w:type="dxa" w:w="4723"/>
+            <w:r>
+              <w:rPr>
+                <w:b w:val="false"/>
+                <w:bCs w:val="false"/>
+                <w:i w:val="false"/>
+                <w:iCs w:val="false"/>
+                <w:color w:val="0F6E6E"/>
+                <w:sz w:val="15"/>
+                <w:szCs w:val="15"/>
+              </w:rPr>
+              <w:t xml:space="preserve"/>
+            </w:r>
+            <w:r>
+              <w:rPr>
+                <w:b w:val="false"/>
+                <w:bCs w:val="false"/>
+                <w:i w:val="false"/>
+                <w:iCs w:val="false"/>
+                <w:color w:val="0F6E6E"/>
+                <w:sz w:val="15"/>
+                <w:szCs w:val="15"/>
+              </w:rPr>
+              <w:br/>
+              <w:t xml:space="preserve">OBL-INS-03</w:t>
+            </w:r>
+            <w:r>
+              <w:rPr>
+                <w:b w:val="false"/>
+                <w:bCs w:val="false"/>
+                <w:i w:val="false"/>
+                <w:iCs w:val="false"/>
+                <w:color w:val="0F6E6E"/>
+                <w:sz w:val="15"/>
+                <w:szCs w:val="15"/>
+              </w:rPr>
+              <w:br/>
+              <w:t xml:space="preserve">OBL-INS-08</w:t>
+            </w:r>
+          </w:p>
+        </w:tc>
+        <w:tc>
+          <w:tcPr>
+            <w:tcW w:type="dxa" w:w="4530"/>
             <w:tcMar>
               <w:top w:type="dxa" w:w="90"/>
               <w:left w:type="dxa" w:w="130"/>
@@ -6294,7 +6501,7 @@
         </w:trPr>
         <w:tc>
           <w:tcPr>
-            <w:tcW w:type="dxa" w:w="1253"/>
+            <w:tcW w:type="dxa" w:w="1446"/>
             <w:shd w:fill="F1F5F8" w:color="auto" w:val="clear"/>
             <w:tcMar>
               <w:top w:type="dxa" w:w="90"/>
@@ -6321,11 +6528,49 @@
               </w:rPr>
               <w:t xml:space="preserve">SUIT-R06</w:t>
             </w:r>
-          </w:p>
-        </w:tc>
-        <w:tc>
-          <w:tcPr>
-            <w:tcW w:type="dxa" w:w="4723"/>
+            <w:r>
+              <w:rPr>
+                <w:b w:val="false"/>
+                <w:bCs w:val="false"/>
+                <w:i w:val="false"/>
+                <w:iCs w:val="false"/>
+                <w:color w:val="0F6E6E"/>
+                <w:sz w:val="15"/>
+                <w:szCs w:val="15"/>
+              </w:rPr>
+              <w:t xml:space="preserve"/>
+            </w:r>
+            <w:r>
+              <w:rPr>
+                <w:b w:val="false"/>
+                <w:bCs w:val="false"/>
+                <w:i w:val="false"/>
+                <w:iCs w:val="false"/>
+                <w:color w:val="0F6E6E"/>
+                <w:sz w:val="15"/>
+                <w:szCs w:val="15"/>
+              </w:rPr>
+              <w:br/>
+              <w:t xml:space="preserve">OBL-INS-03</w:t>
+            </w:r>
+            <w:r>
+              <w:rPr>
+                <w:b w:val="false"/>
+                <w:bCs w:val="false"/>
+                <w:i w:val="false"/>
+                <w:iCs w:val="false"/>
+                <w:color w:val="0F6E6E"/>
+                <w:sz w:val="15"/>
+                <w:szCs w:val="15"/>
+              </w:rPr>
+              <w:br/>
+              <w:t xml:space="preserve">OBL-INS-08</w:t>
+            </w:r>
+          </w:p>
+        </w:tc>
+        <w:tc>
+          <w:tcPr>
+            <w:tcW w:type="dxa" w:w="4530"/>
             <w:shd w:fill="F1F5F8" w:color="auto" w:val="clear"/>
             <w:tcMar>
               <w:top w:type="dxa" w:w="90"/>
@@ -6392,7 +6637,7 @@
         </w:trPr>
         <w:tc>
           <w:tcPr>
-            <w:tcW w:type="dxa" w:w="1253"/>
+            <w:tcW w:type="dxa" w:w="1446"/>
             <w:tcMar>
               <w:top w:type="dxa" w:w="90"/>
               <w:left w:type="dxa" w:w="130"/>
@@ -6418,11 +6663,49 @@
               </w:rPr>
               <w:t xml:space="preserve">SUIT-R07</w:t>
             </w:r>
-          </w:p>
-        </w:tc>
-        <w:tc>
-          <w:tcPr>
-            <w:tcW w:type="dxa" w:w="4723"/>
+            <w:r>
+              <w:rPr>
+                <w:b w:val="false"/>
+                <w:bCs w:val="false"/>
+                <w:i w:val="false"/>
+                <w:iCs w:val="false"/>
+                <w:color w:val="0F6E6E"/>
+                <w:sz w:val="15"/>
+                <w:szCs w:val="15"/>
+              </w:rPr>
+              <w:t xml:space="preserve"/>
+            </w:r>
+            <w:r>
+              <w:rPr>
+                <w:b w:val="false"/>
+                <w:bCs w:val="false"/>
+                <w:i w:val="false"/>
+                <w:iCs w:val="false"/>
+                <w:color w:val="0F6E6E"/>
+                <w:sz w:val="15"/>
+                <w:szCs w:val="15"/>
+              </w:rPr>
+              <w:br/>
+              <w:t xml:space="preserve">OBL-INS-03</w:t>
+            </w:r>
+            <w:r>
+              <w:rPr>
+                <w:b w:val="false"/>
+                <w:bCs w:val="false"/>
+                <w:i w:val="false"/>
+                <w:iCs w:val="false"/>
+                <w:color w:val="0F6E6E"/>
+                <w:sz w:val="15"/>
+                <w:szCs w:val="15"/>
+              </w:rPr>
+              <w:br/>
+              <w:t xml:space="preserve">OBL-INS-05</w:t>
+            </w:r>
+          </w:p>
+        </w:tc>
+        <w:tc>
+          <w:tcPr>
+            <w:tcW w:type="dxa" w:w="4530"/>
             <w:tcMar>
               <w:top w:type="dxa" w:w="90"/>
               <w:left w:type="dxa" w:w="130"/>
@@ -6487,7 +6770,7 @@
         </w:trPr>
         <w:tc>
           <w:tcPr>
-            <w:tcW w:type="dxa" w:w="1253"/>
+            <w:tcW w:type="dxa" w:w="1446"/>
             <w:shd w:fill="F1F5F8" w:color="auto" w:val="clear"/>
             <w:tcMar>
               <w:top w:type="dxa" w:w="90"/>
@@ -6514,11 +6797,36 @@
               </w:rPr>
               <w:t xml:space="preserve">SUIT-R08</w:t>
             </w:r>
-          </w:p>
-        </w:tc>
-        <w:tc>
-          <w:tcPr>
-            <w:tcW w:type="dxa" w:w="4723"/>
+            <w:r>
+              <w:rPr>
+                <w:b w:val="false"/>
+                <w:bCs w:val="false"/>
+                <w:i w:val="false"/>
+                <w:iCs w:val="false"/>
+                <w:color w:val="0F6E6E"/>
+                <w:sz w:val="15"/>
+                <w:szCs w:val="15"/>
+              </w:rPr>
+              <w:t xml:space="preserve"/>
+            </w:r>
+            <w:r>
+              <w:rPr>
+                <w:b w:val="false"/>
+                <w:bCs w:val="false"/>
+                <w:i w:val="false"/>
+                <w:iCs w:val="false"/>
+                <w:color w:val="0F6E6E"/>
+                <w:sz w:val="15"/>
+                <w:szCs w:val="15"/>
+              </w:rPr>
+              <w:br/>
+              <w:t xml:space="preserve">OBL-INS-02</w:t>
+            </w:r>
+          </w:p>
+        </w:tc>
+        <w:tc>
+          <w:tcPr>
+            <w:tcW w:type="dxa" w:w="4530"/>
             <w:shd w:fill="F1F5F8" w:color="auto" w:val="clear"/>
             <w:tcMar>
               <w:top w:type="dxa" w:w="90"/>
@@ -9227,8 +9535,8 @@
         </w:tblBorders>
       </w:tblPr>
       <w:tblGrid>
-        <w:gridCol w:w="1253"/>
-        <w:gridCol w:w="4723"/>
+        <w:gridCol w:w="1446"/>
+        <w:gridCol w:w="4530"/>
         <w:gridCol w:w="3662"/>
       </w:tblGrid>
       <w:tr>
@@ -9238,7 +9546,7 @@
         </w:trPr>
         <w:tc>
           <w:tcPr>
-            <w:tcW w:type="dxa" w:w="1253"/>
+            <w:tcW w:type="dxa" w:w="1446"/>
             <w:shd w:fill="11304E" w:color="auto" w:val="clear"/>
             <w:tcMar>
               <w:top w:type="dxa" w:w="90"/>
@@ -9269,7 +9577,7 @@
         </w:tc>
         <w:tc>
           <w:tcPr>
-            <w:tcW w:type="dxa" w:w="4723"/>
+            <w:tcW w:type="dxa" w:w="4530"/>
             <w:shd w:fill="11304E" w:color="auto" w:val="clear"/>
             <w:tcMar>
               <w:top w:type="dxa" w:w="90"/>
@@ -9336,7 +9644,7 @@
         </w:trPr>
         <w:tc>
           <w:tcPr>
-            <w:tcW w:type="dxa" w:w="1253"/>
+            <w:tcW w:type="dxa" w:w="1446"/>
             <w:tcMar>
               <w:top w:type="dxa" w:w="90"/>
               <w:left w:type="dxa" w:w="130"/>
@@ -9362,11 +9670,49 @@
               </w:rPr>
               <w:t xml:space="preserve">SUIT-R19a</w:t>
             </w:r>
-          </w:p>
-        </w:tc>
-        <w:tc>
-          <w:tcPr>
-            <w:tcW w:type="dxa" w:w="4723"/>
+            <w:r>
+              <w:rPr>
+                <w:b w:val="false"/>
+                <w:bCs w:val="false"/>
+                <w:i w:val="false"/>
+                <w:iCs w:val="false"/>
+                <w:color w:val="0F6E6E"/>
+                <w:sz w:val="15"/>
+                <w:szCs w:val="15"/>
+              </w:rPr>
+              <w:t xml:space="preserve"/>
+            </w:r>
+            <w:r>
+              <w:rPr>
+                <w:b w:val="false"/>
+                <w:bCs w:val="false"/>
+                <w:i w:val="false"/>
+                <w:iCs w:val="false"/>
+                <w:color w:val="0F6E6E"/>
+                <w:sz w:val="15"/>
+                <w:szCs w:val="15"/>
+              </w:rPr>
+              <w:br/>
+              <w:t xml:space="preserve">OBL-INS-02</w:t>
+            </w:r>
+            <w:r>
+              <w:rPr>
+                <w:b w:val="false"/>
+                <w:bCs w:val="false"/>
+                <w:i w:val="false"/>
+                <w:iCs w:val="false"/>
+                <w:color w:val="0F6E6E"/>
+                <w:sz w:val="15"/>
+                <w:szCs w:val="15"/>
+              </w:rPr>
+              <w:br/>
+              <w:t xml:space="preserve">OBL-INS-08</w:t>
+            </w:r>
+          </w:p>
+        </w:tc>
+        <w:tc>
+          <w:tcPr>
+            <w:tcW w:type="dxa" w:w="4530"/>
             <w:tcMar>
               <w:top w:type="dxa" w:w="90"/>
               <w:left w:type="dxa" w:w="130"/>
@@ -9431,7 +9777,7 @@
         </w:trPr>
         <w:tc>
           <w:tcPr>
-            <w:tcW w:type="dxa" w:w="1253"/>
+            <w:tcW w:type="dxa" w:w="1446"/>
             <w:shd w:fill="F1F5F8" w:color="auto" w:val="clear"/>
             <w:tcMar>
               <w:top w:type="dxa" w:w="90"/>
@@ -9458,11 +9804,49 @@
               </w:rPr>
               <w:t xml:space="preserve">SUIT-R19b</w:t>
             </w:r>
-          </w:p>
-        </w:tc>
-        <w:tc>
-          <w:tcPr>
-            <w:tcW w:type="dxa" w:w="4723"/>
+            <w:r>
+              <w:rPr>
+                <w:b w:val="false"/>
+                <w:bCs w:val="false"/>
+                <w:i w:val="false"/>
+                <w:iCs w:val="false"/>
+                <w:color w:val="0F6E6E"/>
+                <w:sz w:val="15"/>
+                <w:szCs w:val="15"/>
+              </w:rPr>
+              <w:t xml:space="preserve"/>
+            </w:r>
+            <w:r>
+              <w:rPr>
+                <w:b w:val="false"/>
+                <w:bCs w:val="false"/>
+                <w:i w:val="false"/>
+                <w:iCs w:val="false"/>
+                <w:color w:val="0F6E6E"/>
+                <w:sz w:val="15"/>
+                <w:szCs w:val="15"/>
+              </w:rPr>
+              <w:br/>
+              <w:t xml:space="preserve">OBL-INS-02</w:t>
+            </w:r>
+            <w:r>
+              <w:rPr>
+                <w:b w:val="false"/>
+                <w:bCs w:val="false"/>
+                <w:i w:val="false"/>
+                <w:iCs w:val="false"/>
+                <w:color w:val="0F6E6E"/>
+                <w:sz w:val="15"/>
+                <w:szCs w:val="15"/>
+              </w:rPr>
+              <w:br/>
+              <w:t xml:space="preserve">OBL-INS-08</w:t>
+            </w:r>
+          </w:p>
+        </w:tc>
+        <w:tc>
+          <w:tcPr>
+            <w:tcW w:type="dxa" w:w="4530"/>
             <w:shd w:fill="F1F5F8" w:color="auto" w:val="clear"/>
             <w:tcMar>
               <w:top w:type="dxa" w:w="90"/>
@@ -9529,7 +9913,7 @@
         </w:trPr>
         <w:tc>
           <w:tcPr>
-            <w:tcW w:type="dxa" w:w="1253"/>
+            <w:tcW w:type="dxa" w:w="1446"/>
             <w:tcMar>
               <w:top w:type="dxa" w:w="90"/>
               <w:left w:type="dxa" w:w="130"/>
@@ -9555,11 +9939,49 @@
               </w:rPr>
               <w:t xml:space="preserve">SUIT-R19c</w:t>
             </w:r>
-          </w:p>
-        </w:tc>
-        <w:tc>
-          <w:tcPr>
-            <w:tcW w:type="dxa" w:w="4723"/>
+            <w:r>
+              <w:rPr>
+                <w:b w:val="false"/>
+                <w:bCs w:val="false"/>
+                <w:i w:val="false"/>
+                <w:iCs w:val="false"/>
+                <w:color w:val="0F6E6E"/>
+                <w:sz w:val="15"/>
+                <w:szCs w:val="15"/>
+              </w:rPr>
+              <w:t xml:space="preserve"/>
+            </w:r>
+            <w:r>
+              <w:rPr>
+                <w:b w:val="false"/>
+                <w:bCs w:val="false"/>
+                <w:i w:val="false"/>
+                <w:iCs w:val="false"/>
+                <w:color w:val="0F6E6E"/>
+                <w:sz w:val="15"/>
+                <w:szCs w:val="15"/>
+              </w:rPr>
+              <w:br/>
+              <w:t xml:space="preserve">OBL-INS-02</w:t>
+            </w:r>
+            <w:r>
+              <w:rPr>
+                <w:b w:val="false"/>
+                <w:bCs w:val="false"/>
+                <w:i w:val="false"/>
+                <w:iCs w:val="false"/>
+                <w:color w:val="0F6E6E"/>
+                <w:sz w:val="15"/>
+                <w:szCs w:val="15"/>
+              </w:rPr>
+              <w:br/>
+              <w:t xml:space="preserve">OBL-INS-08</w:t>
+            </w:r>
+          </w:p>
+        </w:tc>
+        <w:tc>
+          <w:tcPr>
+            <w:tcW w:type="dxa" w:w="4530"/>
             <w:tcMar>
               <w:top w:type="dxa" w:w="90"/>
               <w:left w:type="dxa" w:w="130"/>
@@ -11766,8 +12188,8 @@
         </w:tblBorders>
       </w:tblPr>
       <w:tblGrid>
-        <w:gridCol w:w="1253"/>
-        <w:gridCol w:w="4723"/>
+        <w:gridCol w:w="1446"/>
+        <w:gridCol w:w="4530"/>
         <w:gridCol w:w="3662"/>
       </w:tblGrid>
       <w:tr>
@@ -11777,7 +12199,7 @@
         </w:trPr>
         <w:tc>
           <w:tcPr>
-            <w:tcW w:type="dxa" w:w="1253"/>
+            <w:tcW w:type="dxa" w:w="1446"/>
             <w:shd w:fill="11304E" w:color="auto" w:val="clear"/>
             <w:tcMar>
               <w:top w:type="dxa" w:w="90"/>
@@ -11808,7 +12230,7 @@
         </w:tc>
         <w:tc>
           <w:tcPr>
-            <w:tcW w:type="dxa" w:w="4723"/>
+            <w:tcW w:type="dxa" w:w="4530"/>
             <w:shd w:fill="11304E" w:color="auto" w:val="clear"/>
             <w:tcMar>
               <w:top w:type="dxa" w:w="90"/>
@@ -11875,7 +12297,7 @@
         </w:trPr>
         <w:tc>
           <w:tcPr>
-            <w:tcW w:type="dxa" w:w="1253"/>
+            <w:tcW w:type="dxa" w:w="1446"/>
             <w:tcMar>
               <w:top w:type="dxa" w:w="90"/>
               <w:left w:type="dxa" w:w="130"/>
@@ -11901,11 +12323,49 @@
               </w:rPr>
               <w:t xml:space="preserve">SUIT-R21</w:t>
             </w:r>
-          </w:p>
-        </w:tc>
-        <w:tc>
-          <w:tcPr>
-            <w:tcW w:type="dxa" w:w="4723"/>
+            <w:r>
+              <w:rPr>
+                <w:b w:val="false"/>
+                <w:bCs w:val="false"/>
+                <w:i w:val="false"/>
+                <w:iCs w:val="false"/>
+                <w:color w:val="0F6E6E"/>
+                <w:sz w:val="15"/>
+                <w:szCs w:val="15"/>
+              </w:rPr>
+              <w:t xml:space="preserve"/>
+            </w:r>
+            <w:r>
+              <w:rPr>
+                <w:b w:val="false"/>
+                <w:bCs w:val="false"/>
+                <w:i w:val="false"/>
+                <w:iCs w:val="false"/>
+                <w:color w:val="0F6E6E"/>
+                <w:sz w:val="15"/>
+                <w:szCs w:val="15"/>
+              </w:rPr>
+              <w:br/>
+              <w:t xml:space="preserve">OBL-DP-02</w:t>
+            </w:r>
+            <w:r>
+              <w:rPr>
+                <w:b w:val="false"/>
+                <w:bCs w:val="false"/>
+                <w:i w:val="false"/>
+                <w:iCs w:val="false"/>
+                <w:color w:val="0F6E6E"/>
+                <w:sz w:val="15"/>
+                <w:szCs w:val="15"/>
+              </w:rPr>
+              <w:br/>
+              <w:t xml:space="preserve">OBL-INS-02</w:t>
+            </w:r>
+          </w:p>
+        </w:tc>
+        <w:tc>
+          <w:tcPr>
+            <w:tcW w:type="dxa" w:w="4530"/>
             <w:tcMar>
               <w:top w:type="dxa" w:w="90"/>
               <w:left w:type="dxa" w:w="130"/>
@@ -11970,7 +12430,7 @@
         </w:trPr>
         <w:tc>
           <w:tcPr>
-            <w:tcW w:type="dxa" w:w="1253"/>
+            <w:tcW w:type="dxa" w:w="1446"/>
             <w:shd w:fill="F1F5F8" w:color="auto" w:val="clear"/>
             <w:tcMar>
               <w:top w:type="dxa" w:w="90"/>
@@ -11997,11 +12457,49 @@
               </w:rPr>
               <w:t xml:space="preserve">SUIT-R22</w:t>
             </w:r>
-          </w:p>
-        </w:tc>
-        <w:tc>
-          <w:tcPr>
-            <w:tcW w:type="dxa" w:w="4723"/>
+            <w:r>
+              <w:rPr>
+                <w:b w:val="false"/>
+                <w:bCs w:val="false"/>
+                <w:i w:val="false"/>
+                <w:iCs w:val="false"/>
+                <w:color w:val="0F6E6E"/>
+                <w:sz w:val="15"/>
+                <w:szCs w:val="15"/>
+              </w:rPr>
+              <w:t xml:space="preserve"/>
+            </w:r>
+            <w:r>
+              <w:rPr>
+                <w:b w:val="false"/>
+                <w:bCs w:val="false"/>
+                <w:i w:val="false"/>
+                <w:iCs w:val="false"/>
+                <w:color w:val="0F6E6E"/>
+                <w:sz w:val="15"/>
+                <w:szCs w:val="15"/>
+              </w:rPr>
+              <w:br/>
+              <w:t xml:space="preserve">OBL-INS-03</w:t>
+            </w:r>
+            <w:r>
+              <w:rPr>
+                <w:b w:val="false"/>
+                <w:bCs w:val="false"/>
+                <w:i w:val="false"/>
+                <w:iCs w:val="false"/>
+                <w:color w:val="0F6E6E"/>
+                <w:sz w:val="15"/>
+                <w:szCs w:val="15"/>
+              </w:rPr>
+              <w:br/>
+              <w:t xml:space="preserve">OBL-INS-04</w:t>
+            </w:r>
+          </w:p>
+        </w:tc>
+        <w:tc>
+          <w:tcPr>
+            <w:tcW w:type="dxa" w:w="4530"/>
             <w:shd w:fill="F1F5F8" w:color="auto" w:val="clear"/>
             <w:tcMar>
               <w:top w:type="dxa" w:w="90"/>
@@ -12068,7 +12566,7 @@
         </w:trPr>
         <w:tc>
           <w:tcPr>
-            <w:tcW w:type="dxa" w:w="1253"/>
+            <w:tcW w:type="dxa" w:w="1446"/>
             <w:tcMar>
               <w:top w:type="dxa" w:w="90"/>
               <w:left w:type="dxa" w:w="130"/>
@@ -12094,11 +12592,49 @@
               </w:rPr>
               <w:t xml:space="preserve">SUIT-R23</w:t>
             </w:r>
-          </w:p>
-        </w:tc>
-        <w:tc>
-          <w:tcPr>
-            <w:tcW w:type="dxa" w:w="4723"/>
+            <w:r>
+              <w:rPr>
+                <w:b w:val="false"/>
+                <w:bCs w:val="false"/>
+                <w:i w:val="false"/>
+                <w:iCs w:val="false"/>
+                <w:color w:val="0F6E6E"/>
+                <w:sz w:val="15"/>
+                <w:szCs w:val="15"/>
+              </w:rPr>
+              <w:t xml:space="preserve"/>
+            </w:r>
+            <w:r>
+              <w:rPr>
+                <w:b w:val="false"/>
+                <w:bCs w:val="false"/>
+                <w:i w:val="false"/>
+                <w:iCs w:val="false"/>
+                <w:color w:val="0F6E6E"/>
+                <w:sz w:val="15"/>
+                <w:szCs w:val="15"/>
+              </w:rPr>
+              <w:br/>
+              <w:t xml:space="preserve">OBL-INS-05</w:t>
+            </w:r>
+            <w:r>
+              <w:rPr>
+                <w:b w:val="false"/>
+                <w:bCs w:val="false"/>
+                <w:i w:val="false"/>
+                <w:iCs w:val="false"/>
+                <w:color w:val="0F6E6E"/>
+                <w:sz w:val="15"/>
+                <w:szCs w:val="15"/>
+              </w:rPr>
+              <w:br/>
+              <w:t xml:space="preserve">OBL-DP-07</w:t>
+            </w:r>
+          </w:p>
+        </w:tc>
+        <w:tc>
+          <w:tcPr>
+            <w:tcW w:type="dxa" w:w="4530"/>
             <w:tcMar>
               <w:top w:type="dxa" w:w="90"/>
               <w:left w:type="dxa" w:w="130"/>
@@ -12163,7 +12699,7 @@
         </w:trPr>
         <w:tc>
           <w:tcPr>
-            <w:tcW w:type="dxa" w:w="1253"/>
+            <w:tcW w:type="dxa" w:w="1446"/>
             <w:shd w:fill="F1F5F8" w:color="auto" w:val="clear"/>
             <w:tcMar>
               <w:top w:type="dxa" w:w="90"/>
@@ -12190,11 +12726,49 @@
               </w:rPr>
               <w:t xml:space="preserve">SUIT-R23a</w:t>
             </w:r>
-          </w:p>
-        </w:tc>
-        <w:tc>
-          <w:tcPr>
-            <w:tcW w:type="dxa" w:w="4723"/>
+            <w:r>
+              <w:rPr>
+                <w:b w:val="false"/>
+                <w:bCs w:val="false"/>
+                <w:i w:val="false"/>
+                <w:iCs w:val="false"/>
+                <w:color w:val="0F6E6E"/>
+                <w:sz w:val="15"/>
+                <w:szCs w:val="15"/>
+              </w:rPr>
+              <w:t xml:space="preserve"/>
+            </w:r>
+            <w:r>
+              <w:rPr>
+                <w:b w:val="false"/>
+                <w:bCs w:val="false"/>
+                <w:i w:val="false"/>
+                <w:iCs w:val="false"/>
+                <w:color w:val="0F6E6E"/>
+                <w:sz w:val="15"/>
+                <w:szCs w:val="15"/>
+              </w:rPr>
+              <w:br/>
+              <w:t xml:space="preserve">OBL-INS-05</w:t>
+            </w:r>
+            <w:r>
+              <w:rPr>
+                <w:b w:val="false"/>
+                <w:bCs w:val="false"/>
+                <w:i w:val="false"/>
+                <w:iCs w:val="false"/>
+                <w:color w:val="0F6E6E"/>
+                <w:sz w:val="15"/>
+                <w:szCs w:val="15"/>
+              </w:rPr>
+              <w:br/>
+              <w:t xml:space="preserve">OBL-DP-07</w:t>
+            </w:r>
+          </w:p>
+        </w:tc>
+        <w:tc>
+          <w:tcPr>
+            <w:tcW w:type="dxa" w:w="4530"/>
             <w:shd w:fill="F1F5F8" w:color="auto" w:val="clear"/>
             <w:tcMar>
               <w:top w:type="dxa" w:w="90"/>
@@ -12261,7 +12835,7 @@
         </w:trPr>
         <w:tc>
           <w:tcPr>
-            <w:tcW w:type="dxa" w:w="1253"/>
+            <w:tcW w:type="dxa" w:w="1446"/>
             <w:tcMar>
               <w:top w:type="dxa" w:w="90"/>
               <w:left w:type="dxa" w:w="130"/>
@@ -12287,11 +12861,49 @@
               </w:rPr>
               <w:t xml:space="preserve">SUIT-R23b</w:t>
             </w:r>
-          </w:p>
-        </w:tc>
-        <w:tc>
-          <w:tcPr>
-            <w:tcW w:type="dxa" w:w="4723"/>
+            <w:r>
+              <w:rPr>
+                <w:b w:val="false"/>
+                <w:bCs w:val="false"/>
+                <w:i w:val="false"/>
+                <w:iCs w:val="false"/>
+                <w:color w:val="0F6E6E"/>
+                <w:sz w:val="15"/>
+                <w:szCs w:val="15"/>
+              </w:rPr>
+              <w:t xml:space="preserve"/>
+            </w:r>
+            <w:r>
+              <w:rPr>
+                <w:b w:val="false"/>
+                <w:bCs w:val="false"/>
+                <w:i w:val="false"/>
+                <w:iCs w:val="false"/>
+                <w:color w:val="0F6E6E"/>
+                <w:sz w:val="15"/>
+                <w:szCs w:val="15"/>
+              </w:rPr>
+              <w:br/>
+              <w:t xml:space="preserve">OBL-INS-05</w:t>
+            </w:r>
+            <w:r>
+              <w:rPr>
+                <w:b w:val="false"/>
+                <w:bCs w:val="false"/>
+                <w:i w:val="false"/>
+                <w:iCs w:val="false"/>
+                <w:color w:val="0F6E6E"/>
+                <w:sz w:val="15"/>
+                <w:szCs w:val="15"/>
+              </w:rPr>
+              <w:br/>
+              <w:t xml:space="preserve">OBL-DP-07</w:t>
+            </w:r>
+          </w:p>
+        </w:tc>
+        <w:tc>
+          <w:tcPr>
+            <w:tcW w:type="dxa" w:w="4530"/>
             <w:tcMar>
               <w:top w:type="dxa" w:w="90"/>
               <w:left w:type="dxa" w:w="130"/>
@@ -12356,7 +12968,7 @@
         </w:trPr>
         <w:tc>
           <w:tcPr>
-            <w:tcW w:type="dxa" w:w="1253"/>
+            <w:tcW w:type="dxa" w:w="1446"/>
             <w:shd w:fill="F1F5F8" w:color="auto" w:val="clear"/>
             <w:tcMar>
               <w:top w:type="dxa" w:w="90"/>
@@ -12383,11 +12995,49 @@
               </w:rPr>
               <w:t xml:space="preserve">SUIT-R24</w:t>
             </w:r>
-          </w:p>
-        </w:tc>
-        <w:tc>
-          <w:tcPr>
-            <w:tcW w:type="dxa" w:w="4723"/>
+            <w:r>
+              <w:rPr>
+                <w:b w:val="false"/>
+                <w:bCs w:val="false"/>
+                <w:i w:val="false"/>
+                <w:iCs w:val="false"/>
+                <w:color w:val="0F6E6E"/>
+                <w:sz w:val="15"/>
+                <w:szCs w:val="15"/>
+              </w:rPr>
+              <w:t xml:space="preserve"/>
+            </w:r>
+            <w:r>
+              <w:rPr>
+                <w:b w:val="false"/>
+                <w:bCs w:val="false"/>
+                <w:i w:val="false"/>
+                <w:iCs w:val="false"/>
+                <w:color w:val="0F6E6E"/>
+                <w:sz w:val="15"/>
+                <w:szCs w:val="15"/>
+              </w:rPr>
+              <w:br/>
+              <w:t xml:space="preserve">OBL-INS-05</w:t>
+            </w:r>
+            <w:r>
+              <w:rPr>
+                <w:b w:val="false"/>
+                <w:bCs w:val="false"/>
+                <w:i w:val="false"/>
+                <w:iCs w:val="false"/>
+                <w:color w:val="0F6E6E"/>
+                <w:sz w:val="15"/>
+                <w:szCs w:val="15"/>
+              </w:rPr>
+              <w:br/>
+              <w:t xml:space="preserve">OBL-REC-01</w:t>
+            </w:r>
+          </w:p>
+        </w:tc>
+        <w:tc>
+          <w:tcPr>
+            <w:tcW w:type="dxa" w:w="4530"/>
             <w:shd w:fill="F1F5F8" w:color="auto" w:val="clear"/>
             <w:tcMar>
               <w:top w:type="dxa" w:w="90"/>
@@ -12454,7 +13104,7 @@
         </w:trPr>
         <w:tc>
           <w:tcPr>
-            <w:tcW w:type="dxa" w:w="1253"/>
+            <w:tcW w:type="dxa" w:w="1446"/>
             <w:tcMar>
               <w:top w:type="dxa" w:w="90"/>
               <w:left w:type="dxa" w:w="130"/>
@@ -12480,11 +13130,49 @@
               </w:rPr>
               <w:t xml:space="preserve">SUIT-R24a</w:t>
             </w:r>
-          </w:p>
-        </w:tc>
-        <w:tc>
-          <w:tcPr>
-            <w:tcW w:type="dxa" w:w="4723"/>
+            <w:r>
+              <w:rPr>
+                <w:b w:val="false"/>
+                <w:bCs w:val="false"/>
+                <w:i w:val="false"/>
+                <w:iCs w:val="false"/>
+                <w:color w:val="0F6E6E"/>
+                <w:sz w:val="15"/>
+                <w:szCs w:val="15"/>
+              </w:rPr>
+              <w:t xml:space="preserve"/>
+            </w:r>
+            <w:r>
+              <w:rPr>
+                <w:b w:val="false"/>
+                <w:bCs w:val="false"/>
+                <w:i w:val="false"/>
+                <w:iCs w:val="false"/>
+                <w:color w:val="0F6E6E"/>
+                <w:sz w:val="15"/>
+                <w:szCs w:val="15"/>
+              </w:rPr>
+              <w:br/>
+              <w:t xml:space="preserve">OBL-INS-05</w:t>
+            </w:r>
+            <w:r>
+              <w:rPr>
+                <w:b w:val="false"/>
+                <w:bCs w:val="false"/>
+                <w:i w:val="false"/>
+                <w:iCs w:val="false"/>
+                <w:color w:val="0F6E6E"/>
+                <w:sz w:val="15"/>
+                <w:szCs w:val="15"/>
+              </w:rPr>
+              <w:br/>
+              <w:t xml:space="preserve">OBL-REC-01</w:t>
+            </w:r>
+          </w:p>
+        </w:tc>
+        <w:tc>
+          <w:tcPr>
+            <w:tcW w:type="dxa" w:w="4530"/>
             <w:tcMar>
               <w:top w:type="dxa" w:w="90"/>
               <w:left w:type="dxa" w:w="130"/>
@@ -13892,8 +14580,8 @@
         </w:tblBorders>
       </w:tblPr>
       <w:tblGrid>
-        <w:gridCol w:w="1253"/>
-        <w:gridCol w:w="4723"/>
+        <w:gridCol w:w="1446"/>
+        <w:gridCol w:w="4530"/>
         <w:gridCol w:w="3662"/>
       </w:tblGrid>
       <w:tr>
@@ -13903,7 +14591,7 @@
         </w:trPr>
         <w:tc>
           <w:tcPr>
-            <w:tcW w:type="dxa" w:w="1253"/>
+            <w:tcW w:type="dxa" w:w="1446"/>
             <w:shd w:fill="11304E" w:color="auto" w:val="clear"/>
             <w:tcMar>
               <w:top w:type="dxa" w:w="90"/>
@@ -13934,7 +14622,7 @@
         </w:tc>
         <w:tc>
           <w:tcPr>
-            <w:tcW w:type="dxa" w:w="4723"/>
+            <w:tcW w:type="dxa" w:w="4530"/>
             <w:shd w:fill="11304E" w:color="auto" w:val="clear"/>
             <w:tcMar>
               <w:top w:type="dxa" w:w="90"/>
@@ -14001,7 +14689,7 @@
         </w:trPr>
         <w:tc>
           <w:tcPr>
-            <w:tcW w:type="dxa" w:w="1253"/>
+            <w:tcW w:type="dxa" w:w="1446"/>
             <w:tcMar>
               <w:top w:type="dxa" w:w="90"/>
               <w:left w:type="dxa" w:w="130"/>
@@ -14027,11 +14715,36 @@
               </w:rPr>
               <w:t xml:space="preserve">SUIT-R25</w:t>
             </w:r>
-          </w:p>
-        </w:tc>
-        <w:tc>
-          <w:tcPr>
-            <w:tcW w:type="dxa" w:w="4723"/>
+            <w:r>
+              <w:rPr>
+                <w:b w:val="false"/>
+                <w:bCs w:val="false"/>
+                <w:i w:val="false"/>
+                <w:iCs w:val="false"/>
+                <w:color w:val="0F6E6E"/>
+                <w:sz w:val="15"/>
+                <w:szCs w:val="15"/>
+              </w:rPr>
+              <w:t xml:space="preserve"/>
+            </w:r>
+            <w:r>
+              <w:rPr>
+                <w:b w:val="false"/>
+                <w:bCs w:val="false"/>
+                <w:i w:val="false"/>
+                <w:iCs w:val="false"/>
+                <w:color w:val="0F6E6E"/>
+                <w:sz w:val="15"/>
+                <w:szCs w:val="15"/>
+              </w:rPr>
+              <w:br/>
+              <w:t xml:space="preserve">OBL-INS-02</w:t>
+            </w:r>
+          </w:p>
+        </w:tc>
+        <w:tc>
+          <w:tcPr>
+            <w:tcW w:type="dxa" w:w="4530"/>
             <w:tcMar>
               <w:top w:type="dxa" w:w="90"/>
               <w:left w:type="dxa" w:w="130"/>
@@ -14096,7 +14809,7 @@
         </w:trPr>
         <w:tc>
           <w:tcPr>
-            <w:tcW w:type="dxa" w:w="1253"/>
+            <w:tcW w:type="dxa" w:w="1446"/>
             <w:shd w:fill="F1F5F8" w:color="auto" w:val="clear"/>
             <w:tcMar>
               <w:top w:type="dxa" w:w="90"/>
@@ -14123,11 +14836,36 @@
               </w:rPr>
               <w:t xml:space="preserve">SUIT-R26</w:t>
             </w:r>
-          </w:p>
-        </w:tc>
-        <w:tc>
-          <w:tcPr>
-            <w:tcW w:type="dxa" w:w="4723"/>
+            <w:r>
+              <w:rPr>
+                <w:b w:val="false"/>
+                <w:bCs w:val="false"/>
+                <w:i w:val="false"/>
+                <w:iCs w:val="false"/>
+                <w:color w:val="0F6E6E"/>
+                <w:sz w:val="15"/>
+                <w:szCs w:val="15"/>
+              </w:rPr>
+              <w:t xml:space="preserve"/>
+            </w:r>
+            <w:r>
+              <w:rPr>
+                <w:b w:val="false"/>
+                <w:bCs w:val="false"/>
+                <w:i w:val="false"/>
+                <w:iCs w:val="false"/>
+                <w:color w:val="0F6E6E"/>
+                <w:sz w:val="15"/>
+                <w:szCs w:val="15"/>
+              </w:rPr>
+              <w:br/>
+              <w:t xml:space="preserve">OBL-INS-02</w:t>
+            </w:r>
+          </w:p>
+        </w:tc>
+        <w:tc>
+          <w:tcPr>
+            <w:tcW w:type="dxa" w:w="4530"/>
             <w:shd w:fill="F1F5F8" w:color="auto" w:val="clear"/>
             <w:tcMar>
               <w:top w:type="dxa" w:w="90"/>
@@ -14194,7 +14932,7 @@
         </w:trPr>
         <w:tc>
           <w:tcPr>
-            <w:tcW w:type="dxa" w:w="1253"/>
+            <w:tcW w:type="dxa" w:w="1446"/>
             <w:tcMar>
               <w:top w:type="dxa" w:w="90"/>
               <w:left w:type="dxa" w:w="130"/>
@@ -14220,11 +14958,36 @@
               </w:rPr>
               <w:t xml:space="preserve">SUIT-R27</w:t>
             </w:r>
-          </w:p>
-        </w:tc>
-        <w:tc>
-          <w:tcPr>
-            <w:tcW w:type="dxa" w:w="4723"/>
+            <w:r>
+              <w:rPr>
+                <w:b w:val="false"/>
+                <w:bCs w:val="false"/>
+                <w:i w:val="false"/>
+                <w:iCs w:val="false"/>
+                <w:color w:val="0F6E6E"/>
+                <w:sz w:val="15"/>
+                <w:szCs w:val="15"/>
+              </w:rPr>
+              <w:t xml:space="preserve"/>
+            </w:r>
+            <w:r>
+              <w:rPr>
+                <w:b w:val="false"/>
+                <w:bCs w:val="false"/>
+                <w:i w:val="false"/>
+                <w:iCs w:val="false"/>
+                <w:color w:val="0F6E6E"/>
+                <w:sz w:val="15"/>
+                <w:szCs w:val="15"/>
+              </w:rPr>
+              <w:br/>
+              <w:t xml:space="preserve">OBL-INS-02</w:t>
+            </w:r>
+          </w:p>
+        </w:tc>
+        <w:tc>
+          <w:tcPr>
+            <w:tcW w:type="dxa" w:w="4530"/>
             <w:tcMar>
               <w:top w:type="dxa" w:w="90"/>
               <w:left w:type="dxa" w:w="130"/>
@@ -14289,7 +15052,7 @@
         </w:trPr>
         <w:tc>
           <w:tcPr>
-            <w:tcW w:type="dxa" w:w="1253"/>
+            <w:tcW w:type="dxa" w:w="1446"/>
             <w:shd w:fill="F1F5F8" w:color="auto" w:val="clear"/>
             <w:tcMar>
               <w:top w:type="dxa" w:w="90"/>
@@ -14316,11 +15079,36 @@
               </w:rPr>
               <w:t xml:space="preserve">SUIT-R28</w:t>
             </w:r>
-          </w:p>
-        </w:tc>
-        <w:tc>
-          <w:tcPr>
-            <w:tcW w:type="dxa" w:w="4723"/>
+            <w:r>
+              <w:rPr>
+                <w:b w:val="false"/>
+                <w:bCs w:val="false"/>
+                <w:i w:val="false"/>
+                <w:iCs w:val="false"/>
+                <w:color w:val="0F6E6E"/>
+                <w:sz w:val="15"/>
+                <w:szCs w:val="15"/>
+              </w:rPr>
+              <w:t xml:space="preserve"/>
+            </w:r>
+            <w:r>
+              <w:rPr>
+                <w:b w:val="false"/>
+                <w:bCs w:val="false"/>
+                <w:i w:val="false"/>
+                <w:iCs w:val="false"/>
+                <w:color w:val="0F6E6E"/>
+                <w:sz w:val="15"/>
+                <w:szCs w:val="15"/>
+              </w:rPr>
+              <w:br/>
+              <w:t xml:space="preserve">OBL-INS-02</w:t>
+            </w:r>
+          </w:p>
+        </w:tc>
+        <w:tc>
+          <w:tcPr>
+            <w:tcW w:type="dxa" w:w="4530"/>
             <w:shd w:fill="F1F5F8" w:color="auto" w:val="clear"/>
             <w:tcMar>
               <w:top w:type="dxa" w:w="90"/>
@@ -14387,7 +15175,7 @@
         </w:trPr>
         <w:tc>
           <w:tcPr>
-            <w:tcW w:type="dxa" w:w="1253"/>
+            <w:tcW w:type="dxa" w:w="1446"/>
             <w:tcMar>
               <w:top w:type="dxa" w:w="90"/>
               <w:left w:type="dxa" w:w="130"/>
@@ -14413,11 +15201,36 @@
               </w:rPr>
               <w:t xml:space="preserve">SUIT-R28a</w:t>
             </w:r>
-          </w:p>
-        </w:tc>
-        <w:tc>
-          <w:tcPr>
-            <w:tcW w:type="dxa" w:w="4723"/>
+            <w:r>
+              <w:rPr>
+                <w:b w:val="false"/>
+                <w:bCs w:val="false"/>
+                <w:i w:val="false"/>
+                <w:iCs w:val="false"/>
+                <w:color w:val="0F6E6E"/>
+                <w:sz w:val="15"/>
+                <w:szCs w:val="15"/>
+              </w:rPr>
+              <w:t xml:space="preserve"/>
+            </w:r>
+            <w:r>
+              <w:rPr>
+                <w:b w:val="false"/>
+                <w:bCs w:val="false"/>
+                <w:i w:val="false"/>
+                <w:iCs w:val="false"/>
+                <w:color w:val="0F6E6E"/>
+                <w:sz w:val="15"/>
+                <w:szCs w:val="15"/>
+              </w:rPr>
+              <w:br/>
+              <w:t xml:space="preserve">OBL-INS-02</w:t>
+            </w:r>
+          </w:p>
+        </w:tc>
+        <w:tc>
+          <w:tcPr>
+            <w:tcW w:type="dxa" w:w="4530"/>
             <w:tcMar>
               <w:top w:type="dxa" w:w="90"/>
               <w:left w:type="dxa" w:w="130"/>
@@ -14569,8 +15382,8 @@
         </w:tblBorders>
       </w:tblPr>
       <w:tblGrid>
-        <w:gridCol w:w="1253"/>
-        <w:gridCol w:w="4723"/>
+        <w:gridCol w:w="1446"/>
+        <w:gridCol w:w="4530"/>
         <w:gridCol w:w="3662"/>
       </w:tblGrid>
       <w:tr>
@@ -14580,7 +15393,7 @@
         </w:trPr>
         <w:tc>
           <w:tcPr>
-            <w:tcW w:type="dxa" w:w="1253"/>
+            <w:tcW w:type="dxa" w:w="1446"/>
             <w:shd w:fill="11304E" w:color="auto" w:val="clear"/>
             <w:tcMar>
               <w:top w:type="dxa" w:w="90"/>
@@ -14611,7 +15424,7 @@
         </w:tc>
         <w:tc>
           <w:tcPr>
-            <w:tcW w:type="dxa" w:w="4723"/>
+            <w:tcW w:type="dxa" w:w="4530"/>
             <w:shd w:fill="11304E" w:color="auto" w:val="clear"/>
             <w:tcMar>
               <w:top w:type="dxa" w:w="90"/>
@@ -14678,7 +15491,7 @@
         </w:trPr>
         <w:tc>
           <w:tcPr>
-            <w:tcW w:type="dxa" w:w="1253"/>
+            <w:tcW w:type="dxa" w:w="1446"/>
             <w:tcMar>
               <w:top w:type="dxa" w:w="90"/>
               <w:left w:type="dxa" w:w="130"/>
@@ -14704,11 +15517,49 @@
               </w:rPr>
               <w:t xml:space="preserve">SUIT-R29</w:t>
             </w:r>
-          </w:p>
-        </w:tc>
-        <w:tc>
-          <w:tcPr>
-            <w:tcW w:type="dxa" w:w="4723"/>
+            <w:r>
+              <w:rPr>
+                <w:b w:val="false"/>
+                <w:bCs w:val="false"/>
+                <w:i w:val="false"/>
+                <w:iCs w:val="false"/>
+                <w:color w:val="0F6E6E"/>
+                <w:sz w:val="15"/>
+                <w:szCs w:val="15"/>
+              </w:rPr>
+              <w:t xml:space="preserve"/>
+            </w:r>
+            <w:r>
+              <w:rPr>
+                <w:b w:val="false"/>
+                <w:bCs w:val="false"/>
+                <w:i w:val="false"/>
+                <w:iCs w:val="false"/>
+                <w:color w:val="0F6E6E"/>
+                <w:sz w:val="15"/>
+                <w:szCs w:val="15"/>
+              </w:rPr>
+              <w:br/>
+              <w:t xml:space="preserve">OBL-INS-02</w:t>
+            </w:r>
+            <w:r>
+              <w:rPr>
+                <w:b w:val="false"/>
+                <w:bCs w:val="false"/>
+                <w:i w:val="false"/>
+                <w:iCs w:val="false"/>
+                <w:color w:val="0F6E6E"/>
+                <w:sz w:val="15"/>
+                <w:szCs w:val="15"/>
+              </w:rPr>
+              <w:br/>
+              <w:t xml:space="preserve">OBL-INS-03</w:t>
+            </w:r>
+          </w:p>
+        </w:tc>
+        <w:tc>
+          <w:tcPr>
+            <w:tcW w:type="dxa" w:w="4530"/>
             <w:tcMar>
               <w:top w:type="dxa" w:w="90"/>
               <w:left w:type="dxa" w:w="130"/>
@@ -14773,7 +15624,7 @@
         </w:trPr>
         <w:tc>
           <w:tcPr>
-            <w:tcW w:type="dxa" w:w="1253"/>
+            <w:tcW w:type="dxa" w:w="1446"/>
             <w:shd w:fill="F1F5F8" w:color="auto" w:val="clear"/>
             <w:tcMar>
               <w:top w:type="dxa" w:w="90"/>
@@ -14800,11 +15651,49 @@
               </w:rPr>
               <w:t xml:space="preserve">SUIT-R30</w:t>
             </w:r>
-          </w:p>
-        </w:tc>
-        <w:tc>
-          <w:tcPr>
-            <w:tcW w:type="dxa" w:w="4723"/>
+            <w:r>
+              <w:rPr>
+                <w:b w:val="false"/>
+                <w:bCs w:val="false"/>
+                <w:i w:val="false"/>
+                <w:iCs w:val="false"/>
+                <w:color w:val="0F6E6E"/>
+                <w:sz w:val="15"/>
+                <w:szCs w:val="15"/>
+              </w:rPr>
+              <w:t xml:space="preserve"/>
+            </w:r>
+            <w:r>
+              <w:rPr>
+                <w:b w:val="false"/>
+                <w:bCs w:val="false"/>
+                <w:i w:val="false"/>
+                <w:iCs w:val="false"/>
+                <w:color w:val="0F6E6E"/>
+                <w:sz w:val="15"/>
+                <w:szCs w:val="15"/>
+              </w:rPr>
+              <w:br/>
+              <w:t xml:space="preserve">OBL-DP-04</w:t>
+            </w:r>
+            <w:r>
+              <w:rPr>
+                <w:b w:val="false"/>
+                <w:bCs w:val="false"/>
+                <w:i w:val="false"/>
+                <w:iCs w:val="false"/>
+                <w:color w:val="0F6E6E"/>
+                <w:sz w:val="15"/>
+                <w:szCs w:val="15"/>
+              </w:rPr>
+              <w:br/>
+              <w:t xml:space="preserve">OBL-INS-02</w:t>
+            </w:r>
+          </w:p>
+        </w:tc>
+        <w:tc>
+          <w:tcPr>
+            <w:tcW w:type="dxa" w:w="4530"/>
             <w:shd w:fill="F1F5F8" w:color="auto" w:val="clear"/>
             <w:tcMar>
               <w:top w:type="dxa" w:w="90"/>
@@ -14871,7 +15760,7 @@
         </w:trPr>
         <w:tc>
           <w:tcPr>
-            <w:tcW w:type="dxa" w:w="1253"/>
+            <w:tcW w:type="dxa" w:w="1446"/>
             <w:tcMar>
               <w:top w:type="dxa" w:w="90"/>
               <w:left w:type="dxa" w:w="130"/>
@@ -14897,11 +15786,49 @@
               </w:rPr>
               <w:t xml:space="preserve">SUIT-R31</w:t>
             </w:r>
-          </w:p>
-        </w:tc>
-        <w:tc>
-          <w:tcPr>
-            <w:tcW w:type="dxa" w:w="4723"/>
+            <w:r>
+              <w:rPr>
+                <w:b w:val="false"/>
+                <w:bCs w:val="false"/>
+                <w:i w:val="false"/>
+                <w:iCs w:val="false"/>
+                <w:color w:val="0F6E6E"/>
+                <w:sz w:val="15"/>
+                <w:szCs w:val="15"/>
+              </w:rPr>
+              <w:t xml:space="preserve"/>
+            </w:r>
+            <w:r>
+              <w:rPr>
+                <w:b w:val="false"/>
+                <w:bCs w:val="false"/>
+                <w:i w:val="false"/>
+                <w:iCs w:val="false"/>
+                <w:color w:val="0F6E6E"/>
+                <w:sz w:val="15"/>
+                <w:szCs w:val="15"/>
+              </w:rPr>
+              <w:br/>
+              <w:t xml:space="preserve">OBL-INS-02</w:t>
+            </w:r>
+            <w:r>
+              <w:rPr>
+                <w:b w:val="false"/>
+                <w:bCs w:val="false"/>
+                <w:i w:val="false"/>
+                <w:iCs w:val="false"/>
+                <w:color w:val="0F6E6E"/>
+                <w:sz w:val="15"/>
+                <w:szCs w:val="15"/>
+              </w:rPr>
+              <w:br/>
+              <w:t xml:space="preserve">OBL-INS-03</w:t>
+            </w:r>
+          </w:p>
+        </w:tc>
+        <w:tc>
+          <w:tcPr>
+            <w:tcW w:type="dxa" w:w="4530"/>
             <w:tcMar>
               <w:top w:type="dxa" w:w="90"/>
               <w:left w:type="dxa" w:w="130"/>
@@ -14966,7 +15893,7 @@
         </w:trPr>
         <w:tc>
           <w:tcPr>
-            <w:tcW w:type="dxa" w:w="1253"/>
+            <w:tcW w:type="dxa" w:w="1446"/>
             <w:shd w:fill="F1F5F8" w:color="auto" w:val="clear"/>
             <w:tcMar>
               <w:top w:type="dxa" w:w="90"/>
@@ -14993,11 +15920,49 @@
               </w:rPr>
               <w:t xml:space="preserve">SUIT-R32</w:t>
             </w:r>
-          </w:p>
-        </w:tc>
-        <w:tc>
-          <w:tcPr>
-            <w:tcW w:type="dxa" w:w="4723"/>
+            <w:r>
+              <w:rPr>
+                <w:b w:val="false"/>
+                <w:bCs w:val="false"/>
+                <w:i w:val="false"/>
+                <w:iCs w:val="false"/>
+                <w:color w:val="0F6E6E"/>
+                <w:sz w:val="15"/>
+                <w:szCs w:val="15"/>
+              </w:rPr>
+              <w:t xml:space="preserve"/>
+            </w:r>
+            <w:r>
+              <w:rPr>
+                <w:b w:val="false"/>
+                <w:bCs w:val="false"/>
+                <w:i w:val="false"/>
+                <w:iCs w:val="false"/>
+                <w:color w:val="0F6E6E"/>
+                <w:sz w:val="15"/>
+                <w:szCs w:val="15"/>
+              </w:rPr>
+              <w:br/>
+              <w:t xml:space="preserve">OBL-INS-02</w:t>
+            </w:r>
+            <w:r>
+              <w:rPr>
+                <w:b w:val="false"/>
+                <w:bCs w:val="false"/>
+                <w:i w:val="false"/>
+                <w:iCs w:val="false"/>
+                <w:color w:val="0F6E6E"/>
+                <w:sz w:val="15"/>
+                <w:szCs w:val="15"/>
+              </w:rPr>
+              <w:br/>
+              <w:t xml:space="preserve">OBL-INS-03</w:t>
+            </w:r>
+          </w:p>
+        </w:tc>
+        <w:tc>
+          <w:tcPr>
+            <w:tcW w:type="dxa" w:w="4530"/>
             <w:shd w:fill="F1F5F8" w:color="auto" w:val="clear"/>
             <w:tcMar>
               <w:top w:type="dxa" w:w="90"/>
@@ -15064,7 +16029,7 @@
         </w:trPr>
         <w:tc>
           <w:tcPr>
-            <w:tcW w:type="dxa" w:w="1253"/>
+            <w:tcW w:type="dxa" w:w="1446"/>
             <w:tcMar>
               <w:top w:type="dxa" w:w="90"/>
               <w:left w:type="dxa" w:w="130"/>
@@ -15090,11 +16055,49 @@
               </w:rPr>
               <w:t xml:space="preserve">SUIT-R33</w:t>
             </w:r>
-          </w:p>
-        </w:tc>
-        <w:tc>
-          <w:tcPr>
-            <w:tcW w:type="dxa" w:w="4723"/>
+            <w:r>
+              <w:rPr>
+                <w:b w:val="false"/>
+                <w:bCs w:val="false"/>
+                <w:i w:val="false"/>
+                <w:iCs w:val="false"/>
+                <w:color w:val="0F6E6E"/>
+                <w:sz w:val="15"/>
+                <w:szCs w:val="15"/>
+              </w:rPr>
+              <w:t xml:space="preserve"/>
+            </w:r>
+            <w:r>
+              <w:rPr>
+                <w:b w:val="false"/>
+                <w:bCs w:val="false"/>
+                <w:i w:val="false"/>
+                <w:iCs w:val="false"/>
+                <w:color w:val="0F6E6E"/>
+                <w:sz w:val="15"/>
+                <w:szCs w:val="15"/>
+              </w:rPr>
+              <w:br/>
+              <w:t xml:space="preserve">OBL-INS-02</w:t>
+            </w:r>
+            <w:r>
+              <w:rPr>
+                <w:b w:val="false"/>
+                <w:bCs w:val="false"/>
+                <w:i w:val="false"/>
+                <w:iCs w:val="false"/>
+                <w:color w:val="0F6E6E"/>
+                <w:sz w:val="15"/>
+                <w:szCs w:val="15"/>
+              </w:rPr>
+              <w:br/>
+              <w:t xml:space="preserve">OBL-INS-03</w:t>
+            </w:r>
+          </w:p>
+        </w:tc>
+        <w:tc>
+          <w:tcPr>
+            <w:tcW w:type="dxa" w:w="4530"/>
             <w:tcMar>
               <w:top w:type="dxa" w:w="90"/>
               <w:left w:type="dxa" w:w="130"/>
@@ -15159,7 +16162,7 @@
         </w:trPr>
         <w:tc>
           <w:tcPr>
-            <w:tcW w:type="dxa" w:w="1253"/>
+            <w:tcW w:type="dxa" w:w="1446"/>
             <w:shd w:fill="F1F5F8" w:color="auto" w:val="clear"/>
             <w:tcMar>
               <w:top w:type="dxa" w:w="90"/>
@@ -15186,11 +16189,49 @@
               </w:rPr>
               <w:t xml:space="preserve">SUIT-R34</w:t>
             </w:r>
-          </w:p>
-        </w:tc>
-        <w:tc>
-          <w:tcPr>
-            <w:tcW w:type="dxa" w:w="4723"/>
+            <w:r>
+              <w:rPr>
+                <w:b w:val="false"/>
+                <w:bCs w:val="false"/>
+                <w:i w:val="false"/>
+                <w:iCs w:val="false"/>
+                <w:color w:val="0F6E6E"/>
+                <w:sz w:val="15"/>
+                <w:szCs w:val="15"/>
+              </w:rPr>
+              <w:t xml:space="preserve"/>
+            </w:r>
+            <w:r>
+              <w:rPr>
+                <w:b w:val="false"/>
+                <w:bCs w:val="false"/>
+                <w:i w:val="false"/>
+                <w:iCs w:val="false"/>
+                <w:color w:val="0F6E6E"/>
+                <w:sz w:val="15"/>
+                <w:szCs w:val="15"/>
+              </w:rPr>
+              <w:br/>
+              <w:t xml:space="preserve">OBL-INS-02</w:t>
+            </w:r>
+            <w:r>
+              <w:rPr>
+                <w:b w:val="false"/>
+                <w:bCs w:val="false"/>
+                <w:i w:val="false"/>
+                <w:iCs w:val="false"/>
+                <w:color w:val="0F6E6E"/>
+                <w:sz w:val="15"/>
+                <w:szCs w:val="15"/>
+              </w:rPr>
+              <w:br/>
+              <w:t xml:space="preserve">OBL-INS-03</w:t>
+            </w:r>
+          </w:p>
+        </w:tc>
+        <w:tc>
+          <w:tcPr>
+            <w:tcW w:type="dxa" w:w="4530"/>
             <w:shd w:fill="F1F5F8" w:color="auto" w:val="clear"/>
             <w:tcMar>
               <w:top w:type="dxa" w:w="90"/>
@@ -15257,7 +16298,7 @@
         </w:trPr>
         <w:tc>
           <w:tcPr>
-            <w:tcW w:type="dxa" w:w="1253"/>
+            <w:tcW w:type="dxa" w:w="1446"/>
             <w:tcMar>
               <w:top w:type="dxa" w:w="90"/>
               <w:left w:type="dxa" w:w="130"/>
@@ -15283,11 +16324,49 @@
               </w:rPr>
               <w:t xml:space="preserve">SUIT-R35</w:t>
             </w:r>
-          </w:p>
-        </w:tc>
-        <w:tc>
-          <w:tcPr>
-            <w:tcW w:type="dxa" w:w="4723"/>
+            <w:r>
+              <w:rPr>
+                <w:b w:val="false"/>
+                <w:bCs w:val="false"/>
+                <w:i w:val="false"/>
+                <w:iCs w:val="false"/>
+                <w:color w:val="0F6E6E"/>
+                <w:sz w:val="15"/>
+                <w:szCs w:val="15"/>
+              </w:rPr>
+              <w:t xml:space="preserve"/>
+            </w:r>
+            <w:r>
+              <w:rPr>
+                <w:b w:val="false"/>
+                <w:bCs w:val="false"/>
+                <w:i w:val="false"/>
+                <w:iCs w:val="false"/>
+                <w:color w:val="0F6E6E"/>
+                <w:sz w:val="15"/>
+                <w:szCs w:val="15"/>
+              </w:rPr>
+              <w:br/>
+              <w:t xml:space="preserve">OBL-INS-02</w:t>
+            </w:r>
+            <w:r>
+              <w:rPr>
+                <w:b w:val="false"/>
+                <w:bCs w:val="false"/>
+                <w:i w:val="false"/>
+                <w:iCs w:val="false"/>
+                <w:color w:val="0F6E6E"/>
+                <w:sz w:val="15"/>
+                <w:szCs w:val="15"/>
+              </w:rPr>
+              <w:br/>
+              <w:t xml:space="preserve">OBL-INS-05</w:t>
+            </w:r>
+          </w:p>
+        </w:tc>
+        <w:tc>
+          <w:tcPr>
+            <w:tcW w:type="dxa" w:w="4530"/>
             <w:tcMar>
               <w:top w:type="dxa" w:w="90"/>
               <w:left w:type="dxa" w:w="130"/>
@@ -15352,7 +16431,7 @@
         </w:trPr>
         <w:tc>
           <w:tcPr>
-            <w:tcW w:type="dxa" w:w="1253"/>
+            <w:tcW w:type="dxa" w:w="1446"/>
             <w:shd w:fill="F1F5F8" w:color="auto" w:val="clear"/>
             <w:tcMar>
               <w:top w:type="dxa" w:w="90"/>
@@ -15379,11 +16458,49 @@
               </w:rPr>
               <w:t xml:space="preserve">SUIT-R36</w:t>
             </w:r>
-          </w:p>
-        </w:tc>
-        <w:tc>
-          <w:tcPr>
-            <w:tcW w:type="dxa" w:w="4723"/>
+            <w:r>
+              <w:rPr>
+                <w:b w:val="false"/>
+                <w:bCs w:val="false"/>
+                <w:i w:val="false"/>
+                <w:iCs w:val="false"/>
+                <w:color w:val="0F6E6E"/>
+                <w:sz w:val="15"/>
+                <w:szCs w:val="15"/>
+              </w:rPr>
+              <w:t xml:space="preserve"/>
+            </w:r>
+            <w:r>
+              <w:rPr>
+                <w:b w:val="false"/>
+                <w:bCs w:val="false"/>
+                <w:i w:val="false"/>
+                <w:iCs w:val="false"/>
+                <w:color w:val="0F6E6E"/>
+                <w:sz w:val="15"/>
+                <w:szCs w:val="15"/>
+              </w:rPr>
+              <w:br/>
+              <w:t xml:space="preserve">OBL-INS-02</w:t>
+            </w:r>
+            <w:r>
+              <w:rPr>
+                <w:b w:val="false"/>
+                <w:bCs w:val="false"/>
+                <w:i w:val="false"/>
+                <w:iCs w:val="false"/>
+                <w:color w:val="0F6E6E"/>
+                <w:sz w:val="15"/>
+                <w:szCs w:val="15"/>
+              </w:rPr>
+              <w:br/>
+              <w:t xml:space="preserve">OBL-INS-05</w:t>
+            </w:r>
+          </w:p>
+        </w:tc>
+        <w:tc>
+          <w:tcPr>
+            <w:tcW w:type="dxa" w:w="4530"/>
             <w:shd w:fill="F1F5F8" w:color="auto" w:val="clear"/>
             <w:tcMar>
               <w:top w:type="dxa" w:w="90"/>
@@ -15450,7 +16567,7 @@
         </w:trPr>
         <w:tc>
           <w:tcPr>
-            <w:tcW w:type="dxa" w:w="1253"/>
+            <w:tcW w:type="dxa" w:w="1446"/>
             <w:tcMar>
               <w:top w:type="dxa" w:w="90"/>
               <w:left w:type="dxa" w:w="130"/>
@@ -15476,11 +16593,49 @@
               </w:rPr>
               <w:t xml:space="preserve">SUIT-R37</w:t>
             </w:r>
-          </w:p>
-        </w:tc>
-        <w:tc>
-          <w:tcPr>
-            <w:tcW w:type="dxa" w:w="4723"/>
+            <w:r>
+              <w:rPr>
+                <w:b w:val="false"/>
+                <w:bCs w:val="false"/>
+                <w:i w:val="false"/>
+                <w:iCs w:val="false"/>
+                <w:color w:val="0F6E6E"/>
+                <w:sz w:val="15"/>
+                <w:szCs w:val="15"/>
+              </w:rPr>
+              <w:t xml:space="preserve"/>
+            </w:r>
+            <w:r>
+              <w:rPr>
+                <w:b w:val="false"/>
+                <w:bCs w:val="false"/>
+                <w:i w:val="false"/>
+                <w:iCs w:val="false"/>
+                <w:color w:val="0F6E6E"/>
+                <w:sz w:val="15"/>
+                <w:szCs w:val="15"/>
+              </w:rPr>
+              <w:br/>
+              <w:t xml:space="preserve">OBL-INS-02</w:t>
+            </w:r>
+            <w:r>
+              <w:rPr>
+                <w:b w:val="false"/>
+                <w:bCs w:val="false"/>
+                <w:i w:val="false"/>
+                <w:iCs w:val="false"/>
+                <w:color w:val="0F6E6E"/>
+                <w:sz w:val="15"/>
+                <w:szCs w:val="15"/>
+              </w:rPr>
+              <w:br/>
+              <w:t xml:space="preserve">OBL-INS-05</w:t>
+            </w:r>
+          </w:p>
+        </w:tc>
+        <w:tc>
+          <w:tcPr>
+            <w:tcW w:type="dxa" w:w="4530"/>
             <w:tcMar>
               <w:top w:type="dxa" w:w="90"/>
               <w:left w:type="dxa" w:w="130"/>
@@ -15650,8 +16805,8 @@
         </w:tblBorders>
       </w:tblPr>
       <w:tblGrid>
-        <w:gridCol w:w="1253"/>
-        <w:gridCol w:w="4723"/>
+        <w:gridCol w:w="1446"/>
+        <w:gridCol w:w="4530"/>
         <w:gridCol w:w="3662"/>
       </w:tblGrid>
       <w:tr>
@@ -15661,7 +16816,7 @@
         </w:trPr>
         <w:tc>
           <w:tcPr>
-            <w:tcW w:type="dxa" w:w="1253"/>
+            <w:tcW w:type="dxa" w:w="1446"/>
             <w:shd w:fill="11304E" w:color="auto" w:val="clear"/>
             <w:tcMar>
               <w:top w:type="dxa" w:w="90"/>
@@ -15692,7 +16847,7 @@
         </w:tc>
         <w:tc>
           <w:tcPr>
-            <w:tcW w:type="dxa" w:w="4723"/>
+            <w:tcW w:type="dxa" w:w="4530"/>
             <w:shd w:fill="11304E" w:color="auto" w:val="clear"/>
             <w:tcMar>
               <w:top w:type="dxa" w:w="90"/>
@@ -15759,7 +16914,7 @@
         </w:trPr>
         <w:tc>
           <w:tcPr>
-            <w:tcW w:type="dxa" w:w="1253"/>
+            <w:tcW w:type="dxa" w:w="1446"/>
             <w:tcMar>
               <w:top w:type="dxa" w:w="90"/>
               <w:left w:type="dxa" w:w="130"/>
@@ -15785,11 +16940,49 @@
               </w:rPr>
               <w:t xml:space="preserve">SUIT-R38</w:t>
             </w:r>
-          </w:p>
-        </w:tc>
-        <w:tc>
-          <w:tcPr>
-            <w:tcW w:type="dxa" w:w="4723"/>
+            <w:r>
+              <w:rPr>
+                <w:b w:val="false"/>
+                <w:bCs w:val="false"/>
+                <w:i w:val="false"/>
+                <w:iCs w:val="false"/>
+                <w:color w:val="0F6E6E"/>
+                <w:sz w:val="15"/>
+                <w:szCs w:val="15"/>
+              </w:rPr>
+              <w:t xml:space="preserve"/>
+            </w:r>
+            <w:r>
+              <w:rPr>
+                <w:b w:val="false"/>
+                <w:bCs w:val="false"/>
+                <w:i w:val="false"/>
+                <w:iCs w:val="false"/>
+                <w:color w:val="0F6E6E"/>
+                <w:sz w:val="15"/>
+                <w:szCs w:val="15"/>
+              </w:rPr>
+              <w:br/>
+              <w:t xml:space="preserve">OBL-INS-08</w:t>
+            </w:r>
+            <w:r>
+              <w:rPr>
+                <w:b w:val="false"/>
+                <w:bCs w:val="false"/>
+                <w:i w:val="false"/>
+                <w:iCs w:val="false"/>
+                <w:color w:val="0F6E6E"/>
+                <w:sz w:val="15"/>
+                <w:szCs w:val="15"/>
+              </w:rPr>
+              <w:br/>
+              <w:t xml:space="preserve">OBL-INS-02</w:t>
+            </w:r>
+          </w:p>
+        </w:tc>
+        <w:tc>
+          <w:tcPr>
+            <w:tcW w:type="dxa" w:w="4530"/>
             <w:tcMar>
               <w:top w:type="dxa" w:w="90"/>
               <w:left w:type="dxa" w:w="130"/>
@@ -15854,7 +17047,7 @@
         </w:trPr>
         <w:tc>
           <w:tcPr>
-            <w:tcW w:type="dxa" w:w="1253"/>
+            <w:tcW w:type="dxa" w:w="1446"/>
             <w:shd w:fill="F1F5F8" w:color="auto" w:val="clear"/>
             <w:tcMar>
               <w:top w:type="dxa" w:w="90"/>
@@ -15881,11 +17074,49 @@
               </w:rPr>
               <w:t xml:space="preserve">SUIT-R39</w:t>
             </w:r>
-          </w:p>
-        </w:tc>
-        <w:tc>
-          <w:tcPr>
-            <w:tcW w:type="dxa" w:w="4723"/>
+            <w:r>
+              <w:rPr>
+                <w:b w:val="false"/>
+                <w:bCs w:val="false"/>
+                <w:i w:val="false"/>
+                <w:iCs w:val="false"/>
+                <w:color w:val="0F6E6E"/>
+                <w:sz w:val="15"/>
+                <w:szCs w:val="15"/>
+              </w:rPr>
+              <w:t xml:space="preserve"/>
+            </w:r>
+            <w:r>
+              <w:rPr>
+                <w:b w:val="false"/>
+                <w:bCs w:val="false"/>
+                <w:i w:val="false"/>
+                <w:iCs w:val="false"/>
+                <w:color w:val="0F6E6E"/>
+                <w:sz w:val="15"/>
+                <w:szCs w:val="15"/>
+              </w:rPr>
+              <w:br/>
+              <w:t xml:space="preserve">OBL-INS-08</w:t>
+            </w:r>
+            <w:r>
+              <w:rPr>
+                <w:b w:val="false"/>
+                <w:bCs w:val="false"/>
+                <w:i w:val="false"/>
+                <w:iCs w:val="false"/>
+                <w:color w:val="0F6E6E"/>
+                <w:sz w:val="15"/>
+                <w:szCs w:val="15"/>
+              </w:rPr>
+              <w:br/>
+              <w:t xml:space="preserve">OBL-INS-02</w:t>
+            </w:r>
+          </w:p>
+        </w:tc>
+        <w:tc>
+          <w:tcPr>
+            <w:tcW w:type="dxa" w:w="4530"/>
             <w:shd w:fill="F1F5F8" w:color="auto" w:val="clear"/>
             <w:tcMar>
               <w:top w:type="dxa" w:w="90"/>
@@ -15952,7 +17183,7 @@
         </w:trPr>
         <w:tc>
           <w:tcPr>
-            <w:tcW w:type="dxa" w:w="1253"/>
+            <w:tcW w:type="dxa" w:w="1446"/>
             <w:tcMar>
               <w:top w:type="dxa" w:w="90"/>
               <w:left w:type="dxa" w:w="130"/>
@@ -15978,11 +17209,49 @@
               </w:rPr>
               <w:t xml:space="preserve">SUIT-R40</w:t>
             </w:r>
-          </w:p>
-        </w:tc>
-        <w:tc>
-          <w:tcPr>
-            <w:tcW w:type="dxa" w:w="4723"/>
+            <w:r>
+              <w:rPr>
+                <w:b w:val="false"/>
+                <w:bCs w:val="false"/>
+                <w:i w:val="false"/>
+                <w:iCs w:val="false"/>
+                <w:color w:val="0F6E6E"/>
+                <w:sz w:val="15"/>
+                <w:szCs w:val="15"/>
+              </w:rPr>
+              <w:t xml:space="preserve"/>
+            </w:r>
+            <w:r>
+              <w:rPr>
+                <w:b w:val="false"/>
+                <w:bCs w:val="false"/>
+                <w:i w:val="false"/>
+                <w:iCs w:val="false"/>
+                <w:color w:val="0F6E6E"/>
+                <w:sz w:val="15"/>
+                <w:szCs w:val="15"/>
+              </w:rPr>
+              <w:br/>
+              <w:t xml:space="preserve">OBL-INS-08</w:t>
+            </w:r>
+            <w:r>
+              <w:rPr>
+                <w:b w:val="false"/>
+                <w:bCs w:val="false"/>
+                <w:i w:val="false"/>
+                <w:iCs w:val="false"/>
+                <w:color w:val="0F6E6E"/>
+                <w:sz w:val="15"/>
+                <w:szCs w:val="15"/>
+              </w:rPr>
+              <w:br/>
+              <w:t xml:space="preserve">OBL-INS-02</w:t>
+            </w:r>
+          </w:p>
+        </w:tc>
+        <w:tc>
+          <w:tcPr>
+            <w:tcW w:type="dxa" w:w="4530"/>
             <w:tcMar>
               <w:top w:type="dxa" w:w="90"/>
               <w:left w:type="dxa" w:w="130"/>
@@ -16100,8 +17369,8 @@
         </w:tblBorders>
       </w:tblPr>
       <w:tblGrid>
-        <w:gridCol w:w="1253"/>
-        <w:gridCol w:w="4723"/>
+        <w:gridCol w:w="1446"/>
+        <w:gridCol w:w="4530"/>
         <w:gridCol w:w="3662"/>
       </w:tblGrid>
       <w:tr>
@@ -16111,7 +17380,7 @@
         </w:trPr>
         <w:tc>
           <w:tcPr>
-            <w:tcW w:type="dxa" w:w="1253"/>
+            <w:tcW w:type="dxa" w:w="1446"/>
             <w:shd w:fill="11304E" w:color="auto" w:val="clear"/>
             <w:tcMar>
               <w:top w:type="dxa" w:w="90"/>
@@ -16142,7 +17411,7 @@
         </w:tc>
         <w:tc>
           <w:tcPr>
-            <w:tcW w:type="dxa" w:w="4723"/>
+            <w:tcW w:type="dxa" w:w="4530"/>
             <w:shd w:fill="11304E" w:color="auto" w:val="clear"/>
             <w:tcMar>
               <w:top w:type="dxa" w:w="90"/>
@@ -16209,7 +17478,7 @@
         </w:trPr>
         <w:tc>
           <w:tcPr>
-            <w:tcW w:type="dxa" w:w="1253"/>
+            <w:tcW w:type="dxa" w:w="1446"/>
             <w:tcMar>
               <w:top w:type="dxa" w:w="90"/>
               <w:left w:type="dxa" w:w="130"/>
@@ -16235,11 +17504,49 @@
               </w:rPr>
               <w:t xml:space="preserve">SUIT-R41</w:t>
             </w:r>
-          </w:p>
-        </w:tc>
-        <w:tc>
-          <w:tcPr>
-            <w:tcW w:type="dxa" w:w="4723"/>
+            <w:r>
+              <w:rPr>
+                <w:b w:val="false"/>
+                <w:bCs w:val="false"/>
+                <w:i w:val="false"/>
+                <w:iCs w:val="false"/>
+                <w:color w:val="0F6E6E"/>
+                <w:sz w:val="15"/>
+                <w:szCs w:val="15"/>
+              </w:rPr>
+              <w:t xml:space="preserve"/>
+            </w:r>
+            <w:r>
+              <w:rPr>
+                <w:b w:val="false"/>
+                <w:bCs w:val="false"/>
+                <w:i w:val="false"/>
+                <w:iCs w:val="false"/>
+                <w:color w:val="0F6E6E"/>
+                <w:sz w:val="15"/>
+                <w:szCs w:val="15"/>
+              </w:rPr>
+              <w:br/>
+              <w:t xml:space="preserve">OBL-INS-04</w:t>
+            </w:r>
+            <w:r>
+              <w:rPr>
+                <w:b w:val="false"/>
+                <w:bCs w:val="false"/>
+                <w:i w:val="false"/>
+                <w:iCs w:val="false"/>
+                <w:color w:val="0F6E6E"/>
+                <w:sz w:val="15"/>
+                <w:szCs w:val="15"/>
+              </w:rPr>
+              <w:br/>
+              <w:t xml:space="preserve">OBL-INS-08</w:t>
+            </w:r>
+          </w:p>
+        </w:tc>
+        <w:tc>
+          <w:tcPr>
+            <w:tcW w:type="dxa" w:w="4530"/>
             <w:tcMar>
               <w:top w:type="dxa" w:w="90"/>
               <w:left w:type="dxa" w:w="130"/>
@@ -16304,7 +17611,7 @@
         </w:trPr>
         <w:tc>
           <w:tcPr>
-            <w:tcW w:type="dxa" w:w="1253"/>
+            <w:tcW w:type="dxa" w:w="1446"/>
             <w:shd w:fill="F1F5F8" w:color="auto" w:val="clear"/>
             <w:tcMar>
               <w:top w:type="dxa" w:w="90"/>
@@ -16331,11 +17638,49 @@
               </w:rPr>
               <w:t xml:space="preserve">SUIT-R42</w:t>
             </w:r>
-          </w:p>
-        </w:tc>
-        <w:tc>
-          <w:tcPr>
-            <w:tcW w:type="dxa" w:w="4723"/>
+            <w:r>
+              <w:rPr>
+                <w:b w:val="false"/>
+                <w:bCs w:val="false"/>
+                <w:i w:val="false"/>
+                <w:iCs w:val="false"/>
+                <w:color w:val="0F6E6E"/>
+                <w:sz w:val="15"/>
+                <w:szCs w:val="15"/>
+              </w:rPr>
+              <w:t xml:space="preserve"/>
+            </w:r>
+            <w:r>
+              <w:rPr>
+                <w:b w:val="false"/>
+                <w:bCs w:val="false"/>
+                <w:i w:val="false"/>
+                <w:iCs w:val="false"/>
+                <w:color w:val="0F6E6E"/>
+                <w:sz w:val="15"/>
+                <w:szCs w:val="15"/>
+              </w:rPr>
+              <w:br/>
+              <w:t xml:space="preserve">OBL-INS-04</w:t>
+            </w:r>
+            <w:r>
+              <w:rPr>
+                <w:b w:val="false"/>
+                <w:bCs w:val="false"/>
+                <w:i w:val="false"/>
+                <w:iCs w:val="false"/>
+                <w:color w:val="0F6E6E"/>
+                <w:sz w:val="15"/>
+                <w:szCs w:val="15"/>
+              </w:rPr>
+              <w:br/>
+              <w:t xml:space="preserve">OBL-INS-08</w:t>
+            </w:r>
+          </w:p>
+        </w:tc>
+        <w:tc>
+          <w:tcPr>
+            <w:tcW w:type="dxa" w:w="4530"/>
             <w:shd w:fill="F1F5F8" w:color="auto" w:val="clear"/>
             <w:tcMar>
               <w:top w:type="dxa" w:w="90"/>
@@ -16402,7 +17747,7 @@
         </w:trPr>
         <w:tc>
           <w:tcPr>
-            <w:tcW w:type="dxa" w:w="1253"/>
+            <w:tcW w:type="dxa" w:w="1446"/>
             <w:tcMar>
               <w:top w:type="dxa" w:w="90"/>
               <w:left w:type="dxa" w:w="130"/>
@@ -16428,11 +17773,49 @@
               </w:rPr>
               <w:t xml:space="preserve">SUIT-R43</w:t>
             </w:r>
-          </w:p>
-        </w:tc>
-        <w:tc>
-          <w:tcPr>
-            <w:tcW w:type="dxa" w:w="4723"/>
+            <w:r>
+              <w:rPr>
+                <w:b w:val="false"/>
+                <w:bCs w:val="false"/>
+                <w:i w:val="false"/>
+                <w:iCs w:val="false"/>
+                <w:color w:val="0F6E6E"/>
+                <w:sz w:val="15"/>
+                <w:szCs w:val="15"/>
+              </w:rPr>
+              <w:t xml:space="preserve"/>
+            </w:r>
+            <w:r>
+              <w:rPr>
+                <w:b w:val="false"/>
+                <w:bCs w:val="false"/>
+                <w:i w:val="false"/>
+                <w:iCs w:val="false"/>
+                <w:color w:val="0F6E6E"/>
+                <w:sz w:val="15"/>
+                <w:szCs w:val="15"/>
+              </w:rPr>
+              <w:br/>
+              <w:t xml:space="preserve">OBL-INS-04</w:t>
+            </w:r>
+            <w:r>
+              <w:rPr>
+                <w:b w:val="false"/>
+                <w:bCs w:val="false"/>
+                <w:i w:val="false"/>
+                <w:iCs w:val="false"/>
+                <w:color w:val="0F6E6E"/>
+                <w:sz w:val="15"/>
+                <w:szCs w:val="15"/>
+              </w:rPr>
+              <w:br/>
+              <w:t xml:space="preserve">OBL-INS-08</w:t>
+            </w:r>
+          </w:p>
+        </w:tc>
+        <w:tc>
+          <w:tcPr>
+            <w:tcW w:type="dxa" w:w="4530"/>
             <w:tcMar>
               <w:top w:type="dxa" w:w="90"/>
               <w:left w:type="dxa" w:w="130"/>
@@ -16549,8 +17932,8 @@
         </w:tblBorders>
       </w:tblPr>
       <w:tblGrid>
-        <w:gridCol w:w="1253"/>
-        <w:gridCol w:w="4723"/>
+        <w:gridCol w:w="1446"/>
+        <w:gridCol w:w="4530"/>
         <w:gridCol w:w="3662"/>
       </w:tblGrid>
       <w:tr>
@@ -16560,7 +17943,7 @@
         </w:trPr>
         <w:tc>
           <w:tcPr>
-            <w:tcW w:type="dxa" w:w="1253"/>
+            <w:tcW w:type="dxa" w:w="1446"/>
             <w:shd w:fill="11304E" w:color="auto" w:val="clear"/>
             <w:tcMar>
               <w:top w:type="dxa" w:w="90"/>
@@ -16591,7 +17974,7 @@
         </w:tc>
         <w:tc>
           <w:tcPr>
-            <w:tcW w:type="dxa" w:w="4723"/>
+            <w:tcW w:type="dxa" w:w="4530"/>
             <w:shd w:fill="11304E" w:color="auto" w:val="clear"/>
             <w:tcMar>
               <w:top w:type="dxa" w:w="90"/>
@@ -16658,7 +18041,7 @@
         </w:trPr>
         <w:tc>
           <w:tcPr>
-            <w:tcW w:type="dxa" w:w="1253"/>
+            <w:tcW w:type="dxa" w:w="1446"/>
             <w:tcMar>
               <w:top w:type="dxa" w:w="90"/>
               <w:left w:type="dxa" w:w="130"/>
@@ -16684,11 +18067,49 @@
               </w:rPr>
               <w:t xml:space="preserve">SUIT-R44</w:t>
             </w:r>
-          </w:p>
-        </w:tc>
-        <w:tc>
-          <w:tcPr>
-            <w:tcW w:type="dxa" w:w="4723"/>
+            <w:r>
+              <w:rPr>
+                <w:b w:val="false"/>
+                <w:bCs w:val="false"/>
+                <w:i w:val="false"/>
+                <w:iCs w:val="false"/>
+                <w:color w:val="0F6E6E"/>
+                <w:sz w:val="15"/>
+                <w:szCs w:val="15"/>
+              </w:rPr>
+              <w:t xml:space="preserve"/>
+            </w:r>
+            <w:r>
+              <w:rPr>
+                <w:b w:val="false"/>
+                <w:bCs w:val="false"/>
+                <w:i w:val="false"/>
+                <w:iCs w:val="false"/>
+                <w:color w:val="0F6E6E"/>
+                <w:sz w:val="15"/>
+                <w:szCs w:val="15"/>
+              </w:rPr>
+              <w:br/>
+              <w:t xml:space="preserve">OBL-INS-08</w:t>
+            </w:r>
+            <w:r>
+              <w:rPr>
+                <w:b w:val="false"/>
+                <w:bCs w:val="false"/>
+                <w:i w:val="false"/>
+                <w:iCs w:val="false"/>
+                <w:color w:val="0F6E6E"/>
+                <w:sz w:val="15"/>
+                <w:szCs w:val="15"/>
+              </w:rPr>
+              <w:br/>
+              <w:t xml:space="preserve">OBL-INS-05</w:t>
+            </w:r>
+          </w:p>
+        </w:tc>
+        <w:tc>
+          <w:tcPr>
+            <w:tcW w:type="dxa" w:w="4530"/>
             <w:tcMar>
               <w:top w:type="dxa" w:w="90"/>
               <w:left w:type="dxa" w:w="130"/>
@@ -16753,7 +18174,7 @@
         </w:trPr>
         <w:tc>
           <w:tcPr>
-            <w:tcW w:type="dxa" w:w="1253"/>
+            <w:tcW w:type="dxa" w:w="1446"/>
             <w:shd w:fill="F1F5F8" w:color="auto" w:val="clear"/>
             <w:tcMar>
               <w:top w:type="dxa" w:w="90"/>
@@ -16780,11 +18201,49 @@
               </w:rPr>
               <w:t xml:space="preserve">SUIT-R44a</w:t>
             </w:r>
-          </w:p>
-        </w:tc>
-        <w:tc>
-          <w:tcPr>
-            <w:tcW w:type="dxa" w:w="4723"/>
+            <w:r>
+              <w:rPr>
+                <w:b w:val="false"/>
+                <w:bCs w:val="false"/>
+                <w:i w:val="false"/>
+                <w:iCs w:val="false"/>
+                <w:color w:val="0F6E6E"/>
+                <w:sz w:val="15"/>
+                <w:szCs w:val="15"/>
+              </w:rPr>
+              <w:t xml:space="preserve"/>
+            </w:r>
+            <w:r>
+              <w:rPr>
+                <w:b w:val="false"/>
+                <w:bCs w:val="false"/>
+                <w:i w:val="false"/>
+                <w:iCs w:val="false"/>
+                <w:color w:val="0F6E6E"/>
+                <w:sz w:val="15"/>
+                <w:szCs w:val="15"/>
+              </w:rPr>
+              <w:br/>
+              <w:t xml:space="preserve">OBL-INS-08</w:t>
+            </w:r>
+            <w:r>
+              <w:rPr>
+                <w:b w:val="false"/>
+                <w:bCs w:val="false"/>
+                <w:i w:val="false"/>
+                <w:iCs w:val="false"/>
+                <w:color w:val="0F6E6E"/>
+                <w:sz w:val="15"/>
+                <w:szCs w:val="15"/>
+              </w:rPr>
+              <w:br/>
+              <w:t xml:space="preserve">OBL-INS-05</w:t>
+            </w:r>
+          </w:p>
+        </w:tc>
+        <w:tc>
+          <w:tcPr>
+            <w:tcW w:type="dxa" w:w="4530"/>
             <w:shd w:fill="F1F5F8" w:color="auto" w:val="clear"/>
             <w:tcMar>
               <w:top w:type="dxa" w:w="90"/>
@@ -16851,7 +18310,7 @@
         </w:trPr>
         <w:tc>
           <w:tcPr>
-            <w:tcW w:type="dxa" w:w="1253"/>
+            <w:tcW w:type="dxa" w:w="1446"/>
             <w:tcMar>
               <w:top w:type="dxa" w:w="90"/>
               <w:left w:type="dxa" w:w="130"/>
@@ -16877,11 +18336,49 @@
               </w:rPr>
               <w:t xml:space="preserve">SUIT-R45</w:t>
             </w:r>
-          </w:p>
-        </w:tc>
-        <w:tc>
-          <w:tcPr>
-            <w:tcW w:type="dxa" w:w="4723"/>
+            <w:r>
+              <w:rPr>
+                <w:b w:val="false"/>
+                <w:bCs w:val="false"/>
+                <w:i w:val="false"/>
+                <w:iCs w:val="false"/>
+                <w:color w:val="0F6E6E"/>
+                <w:sz w:val="15"/>
+                <w:szCs w:val="15"/>
+              </w:rPr>
+              <w:t xml:space="preserve"/>
+            </w:r>
+            <w:r>
+              <w:rPr>
+                <w:b w:val="false"/>
+                <w:bCs w:val="false"/>
+                <w:i w:val="false"/>
+                <w:iCs w:val="false"/>
+                <w:color w:val="0F6E6E"/>
+                <w:sz w:val="15"/>
+                <w:szCs w:val="15"/>
+              </w:rPr>
+              <w:br/>
+              <w:t xml:space="preserve">OBL-INS-08</w:t>
+            </w:r>
+            <w:r>
+              <w:rPr>
+                <w:b w:val="false"/>
+                <w:bCs w:val="false"/>
+                <w:i w:val="false"/>
+                <w:iCs w:val="false"/>
+                <w:color w:val="0F6E6E"/>
+                <w:sz w:val="15"/>
+                <w:szCs w:val="15"/>
+              </w:rPr>
+              <w:br/>
+              <w:t xml:space="preserve">OBL-INS-05</w:t>
+            </w:r>
+          </w:p>
+        </w:tc>
+        <w:tc>
+          <w:tcPr>
+            <w:tcW w:type="dxa" w:w="4530"/>
             <w:tcMar>
               <w:top w:type="dxa" w:w="90"/>
               <w:left w:type="dxa" w:w="130"/>
@@ -16980,8 +18477,8 @@
         </w:tblBorders>
       </w:tblPr>
       <w:tblGrid>
-        <w:gridCol w:w="1253"/>
-        <w:gridCol w:w="4723"/>
+        <w:gridCol w:w="1446"/>
+        <w:gridCol w:w="4530"/>
         <w:gridCol w:w="3662"/>
       </w:tblGrid>
       <w:tr>
@@ -16991,7 +18488,7 @@
         </w:trPr>
         <w:tc>
           <w:tcPr>
-            <w:tcW w:type="dxa" w:w="1253"/>
+            <w:tcW w:type="dxa" w:w="1446"/>
             <w:shd w:fill="11304E" w:color="auto" w:val="clear"/>
             <w:tcMar>
               <w:top w:type="dxa" w:w="90"/>
@@ -17022,7 +18519,7 @@
         </w:tc>
         <w:tc>
           <w:tcPr>
-            <w:tcW w:type="dxa" w:w="4723"/>
+            <w:tcW w:type="dxa" w:w="4530"/>
             <w:shd w:fill="11304E" w:color="auto" w:val="clear"/>
             <w:tcMar>
               <w:top w:type="dxa" w:w="90"/>
@@ -17089,7 +18586,7 @@
         </w:trPr>
         <w:tc>
           <w:tcPr>
-            <w:tcW w:type="dxa" w:w="1253"/>
+            <w:tcW w:type="dxa" w:w="1446"/>
             <w:tcMar>
               <w:top w:type="dxa" w:w="90"/>
               <w:left w:type="dxa" w:w="130"/>
@@ -17115,11 +18612,49 @@
               </w:rPr>
               <w:t xml:space="preserve">SUIT-R46</w:t>
             </w:r>
-          </w:p>
-        </w:tc>
-        <w:tc>
-          <w:tcPr>
-            <w:tcW w:type="dxa" w:w="4723"/>
+            <w:r>
+              <w:rPr>
+                <w:b w:val="false"/>
+                <w:bCs w:val="false"/>
+                <w:i w:val="false"/>
+                <w:iCs w:val="false"/>
+                <w:color w:val="0F6E6E"/>
+                <w:sz w:val="15"/>
+                <w:szCs w:val="15"/>
+              </w:rPr>
+              <w:t xml:space="preserve"/>
+            </w:r>
+            <w:r>
+              <w:rPr>
+                <w:b w:val="false"/>
+                <w:bCs w:val="false"/>
+                <w:i w:val="false"/>
+                <w:iCs w:val="false"/>
+                <w:color w:val="0F6E6E"/>
+                <w:sz w:val="15"/>
+                <w:szCs w:val="15"/>
+              </w:rPr>
+              <w:br/>
+              <w:t xml:space="preserve">OBL-INS-07</w:t>
+            </w:r>
+            <w:r>
+              <w:rPr>
+                <w:b w:val="false"/>
+                <w:bCs w:val="false"/>
+                <w:i w:val="false"/>
+                <w:iCs w:val="false"/>
+                <w:color w:val="0F6E6E"/>
+                <w:sz w:val="15"/>
+                <w:szCs w:val="15"/>
+              </w:rPr>
+              <w:br/>
+              <w:t xml:space="preserve">OBL-INS-04</w:t>
+            </w:r>
+          </w:p>
+        </w:tc>
+        <w:tc>
+          <w:tcPr>
+            <w:tcW w:type="dxa" w:w="4530"/>
             <w:tcMar>
               <w:top w:type="dxa" w:w="90"/>
               <w:left w:type="dxa" w:w="130"/>
@@ -17184,7 +18719,7 @@
         </w:trPr>
         <w:tc>
           <w:tcPr>
-            <w:tcW w:type="dxa" w:w="1253"/>
+            <w:tcW w:type="dxa" w:w="1446"/>
             <w:shd w:fill="F1F5F8" w:color="auto" w:val="clear"/>
             <w:tcMar>
               <w:top w:type="dxa" w:w="90"/>
@@ -17211,11 +18746,49 @@
               </w:rPr>
               <w:t xml:space="preserve">SUIT-R47</w:t>
             </w:r>
-          </w:p>
-        </w:tc>
-        <w:tc>
-          <w:tcPr>
-            <w:tcW w:type="dxa" w:w="4723"/>
+            <w:r>
+              <w:rPr>
+                <w:b w:val="false"/>
+                <w:bCs w:val="false"/>
+                <w:i w:val="false"/>
+                <w:iCs w:val="false"/>
+                <w:color w:val="0F6E6E"/>
+                <w:sz w:val="15"/>
+                <w:szCs w:val="15"/>
+              </w:rPr>
+              <w:t xml:space="preserve"/>
+            </w:r>
+            <w:r>
+              <w:rPr>
+                <w:b w:val="false"/>
+                <w:bCs w:val="false"/>
+                <w:i w:val="false"/>
+                <w:iCs w:val="false"/>
+                <w:color w:val="0F6E6E"/>
+                <w:sz w:val="15"/>
+                <w:szCs w:val="15"/>
+              </w:rPr>
+              <w:br/>
+              <w:t xml:space="preserve">OBL-INS-07</w:t>
+            </w:r>
+            <w:r>
+              <w:rPr>
+                <w:b w:val="false"/>
+                <w:bCs w:val="false"/>
+                <w:i w:val="false"/>
+                <w:iCs w:val="false"/>
+                <w:color w:val="0F6E6E"/>
+                <w:sz w:val="15"/>
+                <w:szCs w:val="15"/>
+              </w:rPr>
+              <w:br/>
+              <w:t xml:space="preserve">OBL-INS-04</w:t>
+            </w:r>
+          </w:p>
+        </w:tc>
+        <w:tc>
+          <w:tcPr>
+            <w:tcW w:type="dxa" w:w="4530"/>
             <w:shd w:fill="F1F5F8" w:color="auto" w:val="clear"/>
             <w:tcMar>
               <w:top w:type="dxa" w:w="90"/>
@@ -17316,8 +18889,8 @@
         </w:tblBorders>
       </w:tblPr>
       <w:tblGrid>
-        <w:gridCol w:w="1253"/>
-        <w:gridCol w:w="4723"/>
+        <w:gridCol w:w="1446"/>
+        <w:gridCol w:w="4530"/>
         <w:gridCol w:w="3662"/>
       </w:tblGrid>
       <w:tr>
@@ -17327,7 +18900,7 @@
         </w:trPr>
         <w:tc>
           <w:tcPr>
-            <w:tcW w:type="dxa" w:w="1253"/>
+            <w:tcW w:type="dxa" w:w="1446"/>
             <w:shd w:fill="11304E" w:color="auto" w:val="clear"/>
             <w:tcMar>
               <w:top w:type="dxa" w:w="90"/>
@@ -17358,7 +18931,7 @@
         </w:tc>
         <w:tc>
           <w:tcPr>
-            <w:tcW w:type="dxa" w:w="4723"/>
+            <w:tcW w:type="dxa" w:w="4530"/>
             <w:shd w:fill="11304E" w:color="auto" w:val="clear"/>
             <w:tcMar>
               <w:top w:type="dxa" w:w="90"/>
@@ -17425,7 +18998,7 @@
         </w:trPr>
         <w:tc>
           <w:tcPr>
-            <w:tcW w:type="dxa" w:w="1253"/>
+            <w:tcW w:type="dxa" w:w="1446"/>
             <w:tcMar>
               <w:top w:type="dxa" w:w="90"/>
               <w:left w:type="dxa" w:w="130"/>
@@ -17451,11 +19024,49 @@
               </w:rPr>
               <w:t xml:space="preserve">SUIT-R48</w:t>
             </w:r>
-          </w:p>
-        </w:tc>
-        <w:tc>
-          <w:tcPr>
-            <w:tcW w:type="dxa" w:w="4723"/>
+            <w:r>
+              <w:rPr>
+                <w:b w:val="false"/>
+                <w:bCs w:val="false"/>
+                <w:i w:val="false"/>
+                <w:iCs w:val="false"/>
+                <w:color w:val="0F6E6E"/>
+                <w:sz w:val="15"/>
+                <w:szCs w:val="15"/>
+              </w:rPr>
+              <w:t xml:space="preserve"/>
+            </w:r>
+            <w:r>
+              <w:rPr>
+                <w:b w:val="false"/>
+                <w:bCs w:val="false"/>
+                <w:i w:val="false"/>
+                <w:iCs w:val="false"/>
+                <w:color w:val="0F6E6E"/>
+                <w:sz w:val="15"/>
+                <w:szCs w:val="15"/>
+              </w:rPr>
+              <w:br/>
+              <w:t xml:space="preserve">OBL-INS-08</w:t>
+            </w:r>
+            <w:r>
+              <w:rPr>
+                <w:b w:val="false"/>
+                <w:bCs w:val="false"/>
+                <w:i w:val="false"/>
+                <w:iCs w:val="false"/>
+                <w:color w:val="0F6E6E"/>
+                <w:sz w:val="15"/>
+                <w:szCs w:val="15"/>
+              </w:rPr>
+              <w:br/>
+              <w:t xml:space="preserve">OBL-INS-03</w:t>
+            </w:r>
+          </w:p>
+        </w:tc>
+        <w:tc>
+          <w:tcPr>
+            <w:tcW w:type="dxa" w:w="4530"/>
             <w:tcMar>
               <w:top w:type="dxa" w:w="90"/>
               <w:left w:type="dxa" w:w="130"/>
@@ -17593,6 +19204,32 @@
         <w:t xml:space="preserve">13.  Traceability</w:t>
       </w:r>
     </w:p>
+    <w:p>
+      <w:pPr>
+        <w:spacing w:after="120" w:before="0" w:line="276"/>
+        <w:jc w:val="left"/>
+      </w:pPr>
+      <w:r>
+        <w:rPr>
+          <w:b w:val="false"/>
+          <w:bCs w:val="false"/>
+          <w:i w:val="false"/>
+          <w:iCs w:val="false"/>
+          <w:color w:val="222629"/>
+          <w:sz w:val="20"/>
+          <w:szCs w:val="20"/>
+        </w:rPr>
+        <w:t xml:space="preserve">Which obligation each group of rules serves. The obligation codes are defined in Appendix A; every individual rule also prints its own codes beneath its identifier.</w:t>
+      </w:r>
+    </w:p>
+    <w:p>
+      <w:pPr>
+        <w:spacing w:after="60"/>
+      </w:pPr>
+      <w:r>
+        <w:t xml:space="preserve"/>
+      </w:r>
+    </w:p>
     <w:tbl>
       <w:tblPr>
         <w:tblW w:type="dxa" w:w="9638"/>
@@ -17606,9 +19243,10 @@
         </w:tblBorders>
       </w:tblPr>
       <w:tblGrid>
-        <w:gridCol w:w="1735"/>
-        <w:gridCol w:w="5012"/>
+        <w:gridCol w:w="1446"/>
+        <w:gridCol w:w="3181"/>
         <w:gridCol w:w="2891"/>
+        <w:gridCol w:w="2120"/>
       </w:tblGrid>
       <w:tr>
         <w:trPr>
@@ -17617,7 +19255,7 @@
         </w:trPr>
         <w:tc>
           <w:tcPr>
-            <w:tcW w:type="dxa" w:w="1735"/>
+            <w:tcW w:type="dxa" w:w="1446"/>
             <w:shd w:fill="11304E" w:color="auto" w:val="clear"/>
             <w:tcMar>
               <w:top w:type="dxa" w:w="90"/>
@@ -17648,7 +19286,7 @@
         </w:tc>
         <w:tc>
           <w:tcPr>
-            <w:tcW w:type="dxa" w:w="5012"/>
+            <w:tcW w:type="dxa" w:w="3181"/>
             <w:shd w:fill="11304E" w:color="auto" w:val="clear"/>
             <w:tcMar>
               <w:top w:type="dxa" w:w="90"/>
@@ -17673,13 +19311,44 @@
                 <w:sz w:val="18"/>
                 <w:szCs w:val="18"/>
               </w:rPr>
-              <w:t xml:space="preserve">Obligation the rules serve</w:t>
+              <w:t xml:space="preserve">Obligations served</w:t>
             </w:r>
           </w:p>
         </w:tc>
         <w:tc>
           <w:tcPr>
             <w:tcW w:type="dxa" w:w="2891"/>
+            <w:shd w:fill="11304E" w:color="auto" w:val="clear"/>
+            <w:tcMar>
+              <w:top w:type="dxa" w:w="90"/>
+              <w:left w:type="dxa" w:w="130"/>
+              <w:bottom w:type="dxa" w:w="90"/>
+              <w:right w:type="dxa" w:w="130"/>
+            </w:tcMar>
+            <w:vAlign w:val="center"/>
+          </w:tcPr>
+          <w:p>
+            <w:pPr>
+              <w:spacing w:after="40" w:before="40" w:line="252"/>
+              <w:jc w:val="left"/>
+            </w:pPr>
+            <w:r>
+              <w:rPr>
+                <w:b/>
+                <w:bCs/>
+                <w:i w:val="false"/>
+                <w:iCs w:val="false"/>
+                <w:color w:val="FFFFFF"/>
+                <w:sz w:val="18"/>
+                <w:szCs w:val="18"/>
+              </w:rPr>
+              <w:t xml:space="preserve">What the group is for</w:t>
+            </w:r>
+          </w:p>
+        </w:tc>
+        <w:tc>
+          <w:tcPr>
+            <w:tcW w:type="dxa" w:w="2120"/>
             <w:shd w:fill="11304E" w:color="auto" w:val="clear"/>
             <w:tcMar>
               <w:top w:type="dxa" w:w="90"/>
@@ -17715,7 +19384,7 @@
         </w:trPr>
         <w:tc>
           <w:tcPr>
-            <w:tcW w:type="dxa" w:w="1735"/>
+            <w:tcW w:type="dxa" w:w="1446"/>
             <w:tcMar>
               <w:top w:type="dxa" w:w="90"/>
               <w:left w:type="dxa" w:w="130"/>
@@ -17745,37 +19414,67 @@
         </w:tc>
         <w:tc>
           <w:tcPr>
-            <w:tcW w:type="dxa" w:w="5012"/>
-            <w:tcMar>
-              <w:top w:type="dxa" w:w="90"/>
-              <w:left w:type="dxa" w:w="130"/>
-              <w:bottom w:type="dxa" w:w="90"/>
-              <w:right w:type="dxa" w:w="130"/>
-            </w:tcMar>
-            <w:vAlign w:val="top"/>
-          </w:tcPr>
-          <w:p>
-            <w:pPr>
-              <w:spacing w:after="40" w:before="40" w:line="252"/>
-              <w:jc w:val="left"/>
-            </w:pPr>
-            <w:r>
-              <w:rPr>
-                <w:b w:val="false"/>
-                <w:bCs w:val="false"/>
-                <w:i w:val="false"/>
-                <w:iCs w:val="false"/>
-                <w:color w:val="222629"/>
-                <w:sz w:val="18"/>
-                <w:szCs w:val="18"/>
-              </w:rPr>
-              <w:t xml:space="preserve">A documented need analysis</w:t>
+            <w:tcW w:type="dxa" w:w="3181"/>
+            <w:tcMar>
+              <w:top w:type="dxa" w:w="90"/>
+              <w:left w:type="dxa" w:w="130"/>
+              <w:bottom w:type="dxa" w:w="90"/>
+              <w:right w:type="dxa" w:w="130"/>
+            </w:tcMar>
+            <w:vAlign w:val="top"/>
+          </w:tcPr>
+          <w:p>
+            <w:pPr>
+              <w:spacing w:after="40" w:before="40" w:line="252"/>
+              <w:jc w:val="left"/>
+            </w:pPr>
+            <w:r>
+              <w:rPr>
+                <w:b w:val="false"/>
+                <w:bCs w:val="false"/>
+                <w:i w:val="false"/>
+                <w:iCs w:val="false"/>
+                <w:color w:val="222629"/>
+                <w:sz w:val="18"/>
+                <w:szCs w:val="18"/>
+              </w:rPr>
+              <w:t xml:space="preserve">OBL-INS-02, OBL-INS-03, OBL-DP-08</w:t>
             </w:r>
           </w:p>
         </w:tc>
         <w:tc>
           <w:tcPr>
             <w:tcW w:type="dxa" w:w="2891"/>
+            <w:tcMar>
+              <w:top w:type="dxa" w:w="90"/>
+              <w:left w:type="dxa" w:w="130"/>
+              <w:bottom w:type="dxa" w:w="90"/>
+              <w:right w:type="dxa" w:w="130"/>
+            </w:tcMar>
+            <w:vAlign w:val="top"/>
+          </w:tcPr>
+          <w:p>
+            <w:pPr>
+              <w:spacing w:after="40" w:before="40" w:line="252"/>
+              <w:jc w:val="left"/>
+            </w:pPr>
+            <w:r>
+              <w:rPr>
+                <w:b w:val="false"/>
+                <w:bCs w:val="false"/>
+                <w:i w:val="false"/>
+                <w:iCs w:val="false"/>
+                <w:color w:val="222629"/>
+                <w:sz w:val="18"/>
+                <w:szCs w:val="18"/>
+              </w:rPr>
+              <w:t xml:space="preserve">A documented analysis of the customer’s needs, recorded accurately</w:t>
+            </w:r>
+          </w:p>
+        </w:tc>
+        <w:tc>
+          <w:tcPr>
+            <w:tcW w:type="dxa" w:w="2120"/>
             <w:tcMar>
               <w:top w:type="dxa" w:w="90"/>
               <w:left w:type="dxa" w:w="130"/>
@@ -17810,7 +19509,7 @@
         </w:trPr>
         <w:tc>
           <w:tcPr>
-            <w:tcW w:type="dxa" w:w="1735"/>
+            <w:tcW w:type="dxa" w:w="1446"/>
             <w:shd w:fill="F1F5F8" w:color="auto" w:val="clear"/>
             <w:tcMar>
               <w:top w:type="dxa" w:w="90"/>
@@ -17841,38 +19540,69 @@
         </w:tc>
         <w:tc>
           <w:tcPr>
-            <w:tcW w:type="dxa" w:w="5012"/>
-            <w:shd w:fill="F1F5F8" w:color="auto" w:val="clear"/>
-            <w:tcMar>
-              <w:top w:type="dxa" w:w="90"/>
-              <w:left w:type="dxa" w:w="130"/>
-              <w:bottom w:type="dxa" w:w="90"/>
-              <w:right w:type="dxa" w:w="130"/>
-            </w:tcMar>
-            <w:vAlign w:val="top"/>
-          </w:tcPr>
-          <w:p>
-            <w:pPr>
-              <w:spacing w:after="40" w:before="40" w:line="252"/>
-              <w:jc w:val="left"/>
-            </w:pPr>
-            <w:r>
-              <w:rPr>
-                <w:b w:val="false"/>
-                <w:bCs w:val="false"/>
-                <w:i w:val="false"/>
-                <w:iCs w:val="false"/>
-                <w:color w:val="222629"/>
-                <w:sz w:val="18"/>
-                <w:szCs w:val="18"/>
-              </w:rPr>
-              <w:t xml:space="preserve">Advice that is deterministic and reproducible</w:t>
+            <w:tcW w:type="dxa" w:w="3181"/>
+            <w:shd w:fill="F1F5F8" w:color="auto" w:val="clear"/>
+            <w:tcMar>
+              <w:top w:type="dxa" w:w="90"/>
+              <w:left w:type="dxa" w:w="130"/>
+              <w:bottom w:type="dxa" w:w="90"/>
+              <w:right w:type="dxa" w:w="130"/>
+            </w:tcMar>
+            <w:vAlign w:val="top"/>
+          </w:tcPr>
+          <w:p>
+            <w:pPr>
+              <w:spacing w:after="40" w:before="40" w:line="252"/>
+              <w:jc w:val="left"/>
+            </w:pPr>
+            <w:r>
+              <w:rPr>
+                <w:b w:val="false"/>
+                <w:bCs w:val="false"/>
+                <w:i w:val="false"/>
+                <w:iCs w:val="false"/>
+                <w:color w:val="222629"/>
+                <w:sz w:val="18"/>
+                <w:szCs w:val="18"/>
+              </w:rPr>
+              <w:t xml:space="preserve">OBL-INS-02, OBL-INS-03, OBL-INS-05, OBL-INS-08</w:t>
             </w:r>
           </w:p>
         </w:tc>
         <w:tc>
           <w:tcPr>
             <w:tcW w:type="dxa" w:w="2891"/>
+            <w:shd w:fill="F1F5F8" w:color="auto" w:val="clear"/>
+            <w:tcMar>
+              <w:top w:type="dxa" w:w="90"/>
+              <w:left w:type="dxa" w:w="130"/>
+              <w:bottom w:type="dxa" w:w="90"/>
+              <w:right w:type="dxa" w:w="130"/>
+            </w:tcMar>
+            <w:vAlign w:val="top"/>
+          </w:tcPr>
+          <w:p>
+            <w:pPr>
+              <w:spacing w:after="40" w:before="40" w:line="252"/>
+              <w:jc w:val="left"/>
+            </w:pPr>
+            <w:r>
+              <w:rPr>
+                <w:b w:val="false"/>
+                <w:bCs w:val="false"/>
+                <w:i w:val="false"/>
+                <w:iCs w:val="false"/>
+                <w:color w:val="222629"/>
+                <w:sz w:val="18"/>
+                <w:szCs w:val="18"/>
+              </w:rPr>
+              <w:t xml:space="preserve">Advice that is deterministic and reproducible years later</w:t>
+            </w:r>
+          </w:p>
+        </w:tc>
+        <w:tc>
+          <w:tcPr>
+            <w:tcW w:type="dxa" w:w="2120"/>
             <w:shd w:fill="F1F5F8" w:color="auto" w:val="clear"/>
             <w:tcMar>
               <w:top w:type="dxa" w:w="90"/>
@@ -17908,67 +19638,97 @@
         </w:trPr>
         <w:tc>
           <w:tcPr>
-            <w:tcW w:type="dxa" w:w="1735"/>
-            <w:tcMar>
-              <w:top w:type="dxa" w:w="90"/>
-              <w:left w:type="dxa" w:w="130"/>
-              <w:bottom w:type="dxa" w:w="90"/>
-              <w:right w:type="dxa" w:w="130"/>
-            </w:tcMar>
-            <w:vAlign w:val="top"/>
-          </w:tcPr>
-          <w:p>
-            <w:pPr>
-              <w:spacing w:after="40" w:before="40" w:line="252"/>
-              <w:jc w:val="left"/>
-            </w:pPr>
-            <w:r>
-              <w:rPr>
-                <w:b w:val="false"/>
-                <w:bCs w:val="false"/>
-                <w:i w:val="false"/>
-                <w:iCs w:val="false"/>
-                <w:color w:val="222629"/>
-                <w:sz w:val="18"/>
-                <w:szCs w:val="18"/>
-              </w:rPr>
-              <w:t xml:space="preserve">SUIT-R09 – R19a</w:t>
-            </w:r>
-          </w:p>
-        </w:tc>
-        <w:tc>
-          <w:tcPr>
-            <w:tcW w:type="dxa" w:w="5012"/>
-            <w:tcMar>
-              <w:top w:type="dxa" w:w="90"/>
-              <w:left w:type="dxa" w:w="130"/>
-              <w:bottom w:type="dxa" w:w="90"/>
-              <w:right w:type="dxa" w:w="130"/>
-            </w:tcMar>
-            <w:vAlign w:val="top"/>
-          </w:tcPr>
-          <w:p>
-            <w:pPr>
-              <w:spacing w:after="40" w:before="40" w:line="252"/>
-              <w:jc w:val="left"/>
-            </w:pPr>
-            <w:r>
-              <w:rPr>
-                <w:b w:val="false"/>
-                <w:bCs w:val="false"/>
-                <w:i w:val="false"/>
-                <w:iCs w:val="false"/>
-                <w:color w:val="222629"/>
-                <w:sz w:val="18"/>
-                <w:szCs w:val="18"/>
-              </w:rPr>
-              <w:t xml:space="preserve">Suitability of the recommendation to the customer</w:t>
+            <w:tcW w:type="dxa" w:w="1446"/>
+            <w:tcMar>
+              <w:top w:type="dxa" w:w="90"/>
+              <w:left w:type="dxa" w:w="130"/>
+              <w:bottom w:type="dxa" w:w="90"/>
+              <w:right w:type="dxa" w:w="130"/>
+            </w:tcMar>
+            <w:vAlign w:val="top"/>
+          </w:tcPr>
+          <w:p>
+            <w:pPr>
+              <w:spacing w:after="40" w:before="40" w:line="252"/>
+              <w:jc w:val="left"/>
+            </w:pPr>
+            <w:r>
+              <w:rPr>
+                <w:b w:val="false"/>
+                <w:bCs w:val="false"/>
+                <w:i w:val="false"/>
+                <w:iCs w:val="false"/>
+                <w:color w:val="222629"/>
+                <w:sz w:val="18"/>
+                <w:szCs w:val="18"/>
+              </w:rPr>
+              <w:t xml:space="preserve">SUIT-R09 – R19c</w:t>
+            </w:r>
+          </w:p>
+        </w:tc>
+        <w:tc>
+          <w:tcPr>
+            <w:tcW w:type="dxa" w:w="3181"/>
+            <w:tcMar>
+              <w:top w:type="dxa" w:w="90"/>
+              <w:left w:type="dxa" w:w="130"/>
+              <w:bottom w:type="dxa" w:w="90"/>
+              <w:right w:type="dxa" w:w="130"/>
+            </w:tcMar>
+            <w:vAlign w:val="top"/>
+          </w:tcPr>
+          <w:p>
+            <w:pPr>
+              <w:spacing w:after="40" w:before="40" w:line="252"/>
+              <w:jc w:val="left"/>
+            </w:pPr>
+            <w:r>
+              <w:rPr>
+                <w:b w:val="false"/>
+                <w:bCs w:val="false"/>
+                <w:i w:val="false"/>
+                <w:iCs w:val="false"/>
+                <w:color w:val="222629"/>
+                <w:sz w:val="18"/>
+                <w:szCs w:val="18"/>
+              </w:rPr>
+              <w:t xml:space="preserve">OBL-INS-02, OBL-INS-08</w:t>
             </w:r>
           </w:p>
         </w:tc>
         <w:tc>
           <w:tcPr>
             <w:tcW w:type="dxa" w:w="2891"/>
+            <w:tcMar>
+              <w:top w:type="dxa" w:w="90"/>
+              <w:left w:type="dxa" w:w="130"/>
+              <w:bottom w:type="dxa" w:w="90"/>
+              <w:right w:type="dxa" w:w="130"/>
+            </w:tcMar>
+            <w:vAlign w:val="top"/>
+          </w:tcPr>
+          <w:p>
+            <w:pPr>
+              <w:spacing w:after="40" w:before="40" w:line="252"/>
+              <w:jc w:val="left"/>
+            </w:pPr>
+            <w:r>
+              <w:rPr>
+                <w:b w:val="false"/>
+                <w:bCs w:val="false"/>
+                <w:i w:val="false"/>
+                <w:iCs w:val="false"/>
+                <w:color w:val="222629"/>
+                <w:sz w:val="18"/>
+                <w:szCs w:val="18"/>
+              </w:rPr>
+              <w:t xml:space="preserve">That the product recommended is suitable, with no gap in the decision table</w:t>
+            </w:r>
+          </w:p>
+        </w:tc>
+        <w:tc>
+          <w:tcPr>
+            <w:tcW w:type="dxa" w:w="2120"/>
             <w:tcMar>
               <w:top w:type="dxa" w:w="90"/>
               <w:left w:type="dxa" w:w="130"/>
@@ -18003,38 +19763,69 @@
         </w:trPr>
         <w:tc>
           <w:tcPr>
-            <w:tcW w:type="dxa" w:w="1735"/>
-            <w:shd w:fill="F1F5F8" w:color="auto" w:val="clear"/>
-            <w:tcMar>
-              <w:top w:type="dxa" w:w="90"/>
-              <w:left w:type="dxa" w:w="130"/>
-              <w:bottom w:type="dxa" w:w="90"/>
-              <w:right w:type="dxa" w:w="130"/>
-            </w:tcMar>
-            <w:vAlign w:val="top"/>
-          </w:tcPr>
-          <w:p>
-            <w:pPr>
-              <w:spacing w:after="40" w:before="40" w:line="252"/>
-              <w:jc w:val="left"/>
-            </w:pPr>
-            <w:r>
-              <w:rPr>
-                <w:b w:val="false"/>
-                <w:bCs w:val="false"/>
-                <w:i w:val="false"/>
-                <w:iCs w:val="false"/>
-                <w:color w:val="222629"/>
-                <w:sz w:val="18"/>
-                <w:szCs w:val="18"/>
-              </w:rPr>
-              <w:t xml:space="preserve">SUIT-R20 – R28</w:t>
-            </w:r>
-          </w:p>
-        </w:tc>
-        <w:tc>
-          <w:tcPr>
-            <w:tcW w:type="dxa" w:w="5012"/>
+            <w:tcW w:type="dxa" w:w="1446"/>
+            <w:shd w:fill="F1F5F8" w:color="auto" w:val="clear"/>
+            <w:tcMar>
+              <w:top w:type="dxa" w:w="90"/>
+              <w:left w:type="dxa" w:w="130"/>
+              <w:bottom w:type="dxa" w:w="90"/>
+              <w:right w:type="dxa" w:w="130"/>
+            </w:tcMar>
+            <w:vAlign w:val="top"/>
+          </w:tcPr>
+          <w:p>
+            <w:pPr>
+              <w:spacing w:after="40" w:before="40" w:line="252"/>
+              <w:jc w:val="left"/>
+            </w:pPr>
+            <w:r>
+              <w:rPr>
+                <w:b w:val="false"/>
+                <w:bCs w:val="false"/>
+                <w:i w:val="false"/>
+                <w:iCs w:val="false"/>
+                <w:color w:val="222629"/>
+                <w:sz w:val="18"/>
+                <w:szCs w:val="18"/>
+              </w:rPr>
+              <w:t xml:space="preserve">SUIT-R20 – R28a</w:t>
+            </w:r>
+          </w:p>
+        </w:tc>
+        <w:tc>
+          <w:tcPr>
+            <w:tcW w:type="dxa" w:w="3181"/>
+            <w:shd w:fill="F1F5F8" w:color="auto" w:val="clear"/>
+            <w:tcMar>
+              <w:top w:type="dxa" w:w="90"/>
+              <w:left w:type="dxa" w:w="130"/>
+              <w:bottom w:type="dxa" w:w="90"/>
+              <w:right w:type="dxa" w:w="130"/>
+            </w:tcMar>
+            <w:vAlign w:val="top"/>
+          </w:tcPr>
+          <w:p>
+            <w:pPr>
+              <w:spacing w:after="40" w:before="40" w:line="252"/>
+              <w:jc w:val="left"/>
+            </w:pPr>
+            <w:r>
+              <w:rPr>
+                <w:b w:val="false"/>
+                <w:bCs w:val="false"/>
+                <w:i w:val="false"/>
+                <w:iCs w:val="false"/>
+                <w:color w:val="222629"/>
+                <w:sz w:val="18"/>
+                <w:szCs w:val="18"/>
+              </w:rPr>
+              <w:t xml:space="preserve">OBL-INS-02</w:t>
+            </w:r>
+          </w:p>
+        </w:tc>
+        <w:tc>
+          <w:tcPr>
+            <w:tcW w:type="dxa" w:w="2891"/>
             <w:shd w:fill="F1F5F8" w:color="auto" w:val="clear"/>
             <w:tcMar>
               <w:top w:type="dxa" w:w="90"/>
@@ -18059,13 +19850,13 @@
                 <w:sz w:val="18"/>
                 <w:szCs w:val="18"/>
               </w:rPr>
-              <w:t xml:space="preserve">Suitability assessed before any quote is shown</w:t>
-            </w:r>
-          </w:p>
-        </w:tc>
-        <w:tc>
-          <w:tcPr>
-            <w:tcW w:type="dxa" w:w="2891"/>
+              <w:t xml:space="preserve">Suitability assessed before any quote is shown — the obligation the whole pack exists to discharge</w:t>
+            </w:r>
+          </w:p>
+        </w:tc>
+        <w:tc>
+          <w:tcPr>
+            <w:tcW w:type="dxa" w:w="2120"/>
             <w:shd w:fill="F1F5F8" w:color="auto" w:val="clear"/>
             <w:tcMar>
               <w:top w:type="dxa" w:w="90"/>
@@ -18101,67 +19892,97 @@
         </w:trPr>
         <w:tc>
           <w:tcPr>
-            <w:tcW w:type="dxa" w:w="1735"/>
-            <w:tcMar>
-              <w:top w:type="dxa" w:w="90"/>
-              <w:left w:type="dxa" w:w="130"/>
-              <w:bottom w:type="dxa" w:w="90"/>
-              <w:right w:type="dxa" w:w="130"/>
-            </w:tcMar>
-            <w:vAlign w:val="top"/>
-          </w:tcPr>
-          <w:p>
-            <w:pPr>
-              <w:spacing w:after="40" w:before="40" w:line="252"/>
-              <w:jc w:val="left"/>
-            </w:pPr>
-            <w:r>
-              <w:rPr>
-                <w:b w:val="false"/>
-                <w:bCs w:val="false"/>
-                <w:i w:val="false"/>
-                <w:iCs w:val="false"/>
-                <w:color w:val="222629"/>
-                <w:sz w:val="18"/>
-                <w:szCs w:val="18"/>
-              </w:rPr>
-              <w:t xml:space="preserve">SUIT-R29 – R37</w:t>
-            </w:r>
-          </w:p>
-        </w:tc>
-        <w:tc>
-          <w:tcPr>
-            <w:tcW w:type="dxa" w:w="5012"/>
-            <w:tcMar>
-              <w:top w:type="dxa" w:w="90"/>
-              <w:left w:type="dxa" w:w="130"/>
-              <w:bottom w:type="dxa" w:w="90"/>
-              <w:right w:type="dxa" w:w="130"/>
-            </w:tcMar>
-            <w:vAlign w:val="top"/>
-          </w:tcPr>
-          <w:p>
-            <w:pPr>
-              <w:spacing w:after="40" w:before="40" w:line="252"/>
-              <w:jc w:val="left"/>
-            </w:pPr>
-            <w:r>
-              <w:rPr>
-                <w:b w:val="false"/>
-                <w:bCs w:val="false"/>
-                <w:i w:val="false"/>
-                <w:iCs w:val="false"/>
-                <w:color w:val="222629"/>
-                <w:sz w:val="18"/>
-                <w:szCs w:val="18"/>
-              </w:rPr>
-              <w:t xml:space="preserve">Currency of the advice given</w:t>
+            <w:tcW w:type="dxa" w:w="1446"/>
+            <w:tcMar>
+              <w:top w:type="dxa" w:w="90"/>
+              <w:left w:type="dxa" w:w="130"/>
+              <w:bottom w:type="dxa" w:w="90"/>
+              <w:right w:type="dxa" w:w="130"/>
+            </w:tcMar>
+            <w:vAlign w:val="top"/>
+          </w:tcPr>
+          <w:p>
+            <w:pPr>
+              <w:spacing w:after="40" w:before="40" w:line="252"/>
+              <w:jc w:val="left"/>
+            </w:pPr>
+            <w:r>
+              <w:rPr>
+                <w:b w:val="false"/>
+                <w:bCs w:val="false"/>
+                <w:i w:val="false"/>
+                <w:iCs w:val="false"/>
+                <w:color w:val="222629"/>
+                <w:sz w:val="18"/>
+                <w:szCs w:val="18"/>
+              </w:rPr>
+              <w:t xml:space="preserve">SUIT-R21 – R24a</w:t>
+            </w:r>
+          </w:p>
+        </w:tc>
+        <w:tc>
+          <w:tcPr>
+            <w:tcW w:type="dxa" w:w="3181"/>
+            <w:tcMar>
+              <w:top w:type="dxa" w:w="90"/>
+              <w:left w:type="dxa" w:w="130"/>
+              <w:bottom w:type="dxa" w:w="90"/>
+              <w:right w:type="dxa" w:w="130"/>
+            </w:tcMar>
+            <w:vAlign w:val="top"/>
+          </w:tcPr>
+          <w:p>
+            <w:pPr>
+              <w:spacing w:after="40" w:before="40" w:line="252"/>
+              <w:jc w:val="left"/>
+            </w:pPr>
+            <w:r>
+              <w:rPr>
+                <w:b w:val="false"/>
+                <w:bCs w:val="false"/>
+                <w:i w:val="false"/>
+                <w:iCs w:val="false"/>
+                <w:color w:val="222629"/>
+                <w:sz w:val="18"/>
+                <w:szCs w:val="18"/>
+              </w:rPr>
+              <w:t xml:space="preserve">OBL-DP-02, OBL-DP-07, OBL-INS-03, OBL-INS-04, OBL-INS-05, OBL-REC-01</w:t>
             </w:r>
           </w:p>
         </w:tc>
         <w:tc>
           <w:tcPr>
             <w:tcW w:type="dxa" w:w="2891"/>
+            <w:tcMar>
+              <w:top w:type="dxa" w:w="90"/>
+              <w:left w:type="dxa" w:w="130"/>
+              <w:bottom w:type="dxa" w:w="90"/>
+              <w:right w:type="dxa" w:w="130"/>
+            </w:tcMar>
+            <w:vAlign w:val="top"/>
+          </w:tcPr>
+          <w:p>
+            <w:pPr>
+              <w:spacing w:after="40" w:before="40" w:line="252"/>
+              <w:jc w:val="left"/>
+            </w:pPr>
+            <w:r>
+              <w:rPr>
+                <w:b w:val="false"/>
+                <w:bCs w:val="false"/>
+                <w:i w:val="false"/>
+                <w:iCs w:val="false"/>
+                <w:color w:val="222629"/>
+                <w:sz w:val="18"/>
+                <w:szCs w:val="18"/>
+              </w:rPr>
+              <w:t xml:space="preserve">The record that evidences the assessment, and its preservation</w:t>
+            </w:r>
+          </w:p>
+        </w:tc>
+        <w:tc>
+          <w:tcPr>
+            <w:tcW w:type="dxa" w:w="2120"/>
             <w:tcMar>
               <w:top w:type="dxa" w:w="90"/>
               <w:left w:type="dxa" w:w="130"/>
@@ -18196,63 +20017,63 @@
         </w:trPr>
         <w:tc>
           <w:tcPr>
-            <w:tcW w:type="dxa" w:w="1735"/>
-            <w:shd w:fill="F1F5F8" w:color="auto" w:val="clear"/>
-            <w:tcMar>
-              <w:top w:type="dxa" w:w="90"/>
-              <w:left w:type="dxa" w:w="130"/>
-              <w:bottom w:type="dxa" w:w="90"/>
-              <w:right w:type="dxa" w:w="130"/>
-            </w:tcMar>
-            <w:vAlign w:val="top"/>
-          </w:tcPr>
-          <w:p>
-            <w:pPr>
-              <w:spacing w:after="40" w:before="40" w:line="252"/>
-              <w:jc w:val="left"/>
-            </w:pPr>
-            <w:r>
-              <w:rPr>
-                <w:b w:val="false"/>
-                <w:bCs w:val="false"/>
-                <w:i w:val="false"/>
-                <w:iCs w:val="false"/>
-                <w:color w:val="222629"/>
-                <w:sz w:val="18"/>
-                <w:szCs w:val="18"/>
-              </w:rPr>
-              <w:t xml:space="preserve">SUIT-R38 – R48</w:t>
-            </w:r>
-          </w:p>
-        </w:tc>
-        <w:tc>
-          <w:tcPr>
-            <w:tcW w:type="dxa" w:w="5012"/>
-            <w:shd w:fill="F1F5F8" w:color="auto" w:val="clear"/>
-            <w:tcMar>
-              <w:top w:type="dxa" w:w="90"/>
-              <w:left w:type="dxa" w:w="130"/>
-              <w:bottom w:type="dxa" w:w="90"/>
-              <w:right w:type="dxa" w:w="130"/>
-            </w:tcMar>
-            <w:vAlign w:val="top"/>
-          </w:tcPr>
-          <w:p>
-            <w:pPr>
-              <w:spacing w:after="40" w:before="40" w:line="252"/>
-              <w:jc w:val="left"/>
-            </w:pPr>
-            <w:r>
-              <w:rPr>
-                <w:b w:val="false"/>
-                <w:bCs w:val="false"/>
-                <w:i w:val="false"/>
-                <w:iCs w:val="false"/>
-                <w:color w:val="222629"/>
-                <w:sz w:val="18"/>
-                <w:szCs w:val="18"/>
-              </w:rPr>
-              <w:t xml:space="preserve">Prevention of mis-selling; customer protection</w:t>
+            <w:tcW w:type="dxa" w:w="1446"/>
+            <w:shd w:fill="F1F5F8" w:color="auto" w:val="clear"/>
+            <w:tcMar>
+              <w:top w:type="dxa" w:w="90"/>
+              <w:left w:type="dxa" w:w="130"/>
+              <w:bottom w:type="dxa" w:w="90"/>
+              <w:right w:type="dxa" w:w="130"/>
+            </w:tcMar>
+            <w:vAlign w:val="top"/>
+          </w:tcPr>
+          <w:p>
+            <w:pPr>
+              <w:spacing w:after="40" w:before="40" w:line="252"/>
+              <w:jc w:val="left"/>
+            </w:pPr>
+            <w:r>
+              <w:rPr>
+                <w:b w:val="false"/>
+                <w:bCs w:val="false"/>
+                <w:i w:val="false"/>
+                <w:iCs w:val="false"/>
+                <w:color w:val="222629"/>
+                <w:sz w:val="18"/>
+                <w:szCs w:val="18"/>
+              </w:rPr>
+              <w:t xml:space="preserve">SUIT-R29 – R37</w:t>
+            </w:r>
+          </w:p>
+        </w:tc>
+        <w:tc>
+          <w:tcPr>
+            <w:tcW w:type="dxa" w:w="3181"/>
+            <w:shd w:fill="F1F5F8" w:color="auto" w:val="clear"/>
+            <w:tcMar>
+              <w:top w:type="dxa" w:w="90"/>
+              <w:left w:type="dxa" w:w="130"/>
+              <w:bottom w:type="dxa" w:w="90"/>
+              <w:right w:type="dxa" w:w="130"/>
+            </w:tcMar>
+            <w:vAlign w:val="top"/>
+          </w:tcPr>
+          <w:p>
+            <w:pPr>
+              <w:spacing w:after="40" w:before="40" w:line="252"/>
+              <w:jc w:val="left"/>
+            </w:pPr>
+            <w:r>
+              <w:rPr>
+                <w:b w:val="false"/>
+                <w:bCs w:val="false"/>
+                <w:i w:val="false"/>
+                <w:iCs w:val="false"/>
+                <w:color w:val="222629"/>
+                <w:sz w:val="18"/>
+                <w:szCs w:val="18"/>
+              </w:rPr>
+              <w:t xml:space="preserve">OBL-DP-04, OBL-INS-02, OBL-INS-03, OBL-INS-05</w:t>
             </w:r>
           </w:p>
         </w:tc>
@@ -18283,12 +20104,736 @@
                 <w:sz w:val="18"/>
                 <w:szCs w:val="18"/>
               </w:rPr>
+              <w:t xml:space="preserve">That advice relied on in a sale is current advice</w:t>
+            </w:r>
+          </w:p>
+        </w:tc>
+        <w:tc>
+          <w:tcPr>
+            <w:tcW w:type="dxa" w:w="2120"/>
+            <w:shd w:fill="F1F5F8" w:color="auto" w:val="clear"/>
+            <w:tcMar>
+              <w:top w:type="dxa" w:w="90"/>
+              <w:left w:type="dxa" w:w="130"/>
+              <w:bottom w:type="dxa" w:w="90"/>
+              <w:right w:type="dxa" w:w="130"/>
+            </w:tcMar>
+            <w:vAlign w:val="top"/>
+          </w:tcPr>
+          <w:p>
+            <w:pPr>
+              <w:spacing w:after="40" w:before="40" w:line="252"/>
+              <w:jc w:val="left"/>
+            </w:pPr>
+            <w:r>
+              <w:rPr>
+                <w:b w:val="false"/>
+                <w:bCs w:val="false"/>
+                <w:i w:val="false"/>
+                <w:iCs w:val="false"/>
+                <w:color w:val="222629"/>
+                <w:sz w:val="18"/>
+                <w:szCs w:val="18"/>
+              </w:rPr>
+              <w:t xml:space="preserve">First end-to-end test</w:t>
+            </w:r>
+          </w:p>
+        </w:tc>
+      </w:tr>
+      <w:tr>
+        <w:trPr>
+          <w:cantSplit/>
+        </w:trPr>
+        <w:tc>
+          <w:tcPr>
+            <w:tcW w:type="dxa" w:w="1446"/>
+            <w:tcMar>
+              <w:top w:type="dxa" w:w="90"/>
+              <w:left w:type="dxa" w:w="130"/>
+              <w:bottom w:type="dxa" w:w="90"/>
+              <w:right w:type="dxa" w:w="130"/>
+            </w:tcMar>
+            <w:vAlign w:val="top"/>
+          </w:tcPr>
+          <w:p>
+            <w:pPr>
+              <w:spacing w:after="40" w:before="40" w:line="252"/>
+              <w:jc w:val="left"/>
+            </w:pPr>
+            <w:r>
+              <w:rPr>
+                <w:b w:val="false"/>
+                <w:bCs w:val="false"/>
+                <w:i w:val="false"/>
+                <w:iCs w:val="false"/>
+                <w:color w:val="222629"/>
+                <w:sz w:val="18"/>
+                <w:szCs w:val="18"/>
+              </w:rPr>
+              <w:t xml:space="preserve">SUIT-R38 – R40</w:t>
+            </w:r>
+          </w:p>
+        </w:tc>
+        <w:tc>
+          <w:tcPr>
+            <w:tcW w:type="dxa" w:w="3181"/>
+            <w:tcMar>
+              <w:top w:type="dxa" w:w="90"/>
+              <w:left w:type="dxa" w:w="130"/>
+              <w:bottom w:type="dxa" w:w="90"/>
+              <w:right w:type="dxa" w:w="130"/>
+            </w:tcMar>
+            <w:vAlign w:val="top"/>
+          </w:tcPr>
+          <w:p>
+            <w:pPr>
+              <w:spacing w:after="40" w:before="40" w:line="252"/>
+              <w:jc w:val="left"/>
+            </w:pPr>
+            <w:r>
+              <w:rPr>
+                <w:b w:val="false"/>
+                <w:bCs w:val="false"/>
+                <w:i w:val="false"/>
+                <w:iCs w:val="false"/>
+                <w:color w:val="222629"/>
+                <w:sz w:val="18"/>
+                <w:szCs w:val="18"/>
+              </w:rPr>
+              <w:t xml:space="preserve">OBL-INS-02, OBL-INS-08</w:t>
+            </w:r>
+          </w:p>
+        </w:tc>
+        <w:tc>
+          <w:tcPr>
+            <w:tcW w:type="dxa" w:w="2891"/>
+            <w:tcMar>
+              <w:top w:type="dxa" w:w="90"/>
+              <w:left w:type="dxa" w:w="130"/>
+              <w:bottom w:type="dxa" w:w="90"/>
+              <w:right w:type="dxa" w:w="130"/>
+            </w:tcMar>
+            <w:vAlign w:val="top"/>
+          </w:tcPr>
+          <w:p>
+            <w:pPr>
+              <w:spacing w:after="40" w:before="40" w:line="252"/>
+              <w:jc w:val="left"/>
+            </w:pPr>
+            <w:r>
+              <w:rPr>
+                <w:b w:val="false"/>
+                <w:bCs w:val="false"/>
+                <w:i w:val="false"/>
+                <w:iCs w:val="false"/>
+                <w:color w:val="222629"/>
+                <w:sz w:val="18"/>
+                <w:szCs w:val="18"/>
+              </w:rPr>
+              <w:t xml:space="preserve">That an unsuitable recommendation cannot be pushed through</w:t>
+            </w:r>
+          </w:p>
+        </w:tc>
+        <w:tc>
+          <w:tcPr>
+            <w:tcW w:type="dxa" w:w="2120"/>
+            <w:tcMar>
+              <w:top w:type="dxa" w:w="90"/>
+              <w:left w:type="dxa" w:w="130"/>
+              <w:bottom w:type="dxa" w:w="90"/>
+              <w:right w:type="dxa" w:w="130"/>
+            </w:tcMar>
+            <w:vAlign w:val="top"/>
+          </w:tcPr>
+          <w:p>
+            <w:pPr>
+              <w:spacing w:after="40" w:before="40" w:line="252"/>
+              <w:jc w:val="left"/>
+            </w:pPr>
+            <w:r>
+              <w:rPr>
+                <w:b w:val="false"/>
+                <w:bCs w:val="false"/>
+                <w:i w:val="false"/>
+                <w:iCs w:val="false"/>
+                <w:color w:val="222629"/>
+                <w:sz w:val="18"/>
+                <w:szCs w:val="18"/>
+              </w:rPr>
               <w:t xml:space="preserve">First end-to-end test, then hardening before pilot</w:t>
+            </w:r>
+          </w:p>
+        </w:tc>
+      </w:tr>
+      <w:tr>
+        <w:trPr>
+          <w:cantSplit/>
+        </w:trPr>
+        <w:tc>
+          <w:tcPr>
+            <w:tcW w:type="dxa" w:w="1446"/>
+            <w:shd w:fill="F1F5F8" w:color="auto" w:val="clear"/>
+            <w:tcMar>
+              <w:top w:type="dxa" w:w="90"/>
+              <w:left w:type="dxa" w:w="130"/>
+              <w:bottom w:type="dxa" w:w="90"/>
+              <w:right w:type="dxa" w:w="130"/>
+            </w:tcMar>
+            <w:vAlign w:val="top"/>
+          </w:tcPr>
+          <w:p>
+            <w:pPr>
+              <w:spacing w:after="40" w:before="40" w:line="252"/>
+              <w:jc w:val="left"/>
+            </w:pPr>
+            <w:r>
+              <w:rPr>
+                <w:b w:val="false"/>
+                <w:bCs w:val="false"/>
+                <w:i w:val="false"/>
+                <w:iCs w:val="false"/>
+                <w:color w:val="222629"/>
+                <w:sz w:val="18"/>
+                <w:szCs w:val="18"/>
+              </w:rPr>
+              <w:t xml:space="preserve">SUIT-R41 – R43</w:t>
+            </w:r>
+          </w:p>
+        </w:tc>
+        <w:tc>
+          <w:tcPr>
+            <w:tcW w:type="dxa" w:w="3181"/>
+            <w:shd w:fill="F1F5F8" w:color="auto" w:val="clear"/>
+            <w:tcMar>
+              <w:top w:type="dxa" w:w="90"/>
+              <w:left w:type="dxa" w:w="130"/>
+              <w:bottom w:type="dxa" w:w="90"/>
+              <w:right w:type="dxa" w:w="130"/>
+            </w:tcMar>
+            <w:vAlign w:val="top"/>
+          </w:tcPr>
+          <w:p>
+            <w:pPr>
+              <w:spacing w:after="40" w:before="40" w:line="252"/>
+              <w:jc w:val="left"/>
+            </w:pPr>
+            <w:r>
+              <w:rPr>
+                <w:b w:val="false"/>
+                <w:bCs w:val="false"/>
+                <w:i w:val="false"/>
+                <w:iCs w:val="false"/>
+                <w:color w:val="222629"/>
+                <w:sz w:val="18"/>
+                <w:szCs w:val="18"/>
+              </w:rPr>
+              <w:t xml:space="preserve">OBL-INS-04, OBL-INS-08</w:t>
+            </w:r>
+          </w:p>
+        </w:tc>
+        <w:tc>
+          <w:tcPr>
+            <w:tcW w:type="dxa" w:w="2891"/>
+            <w:shd w:fill="F1F5F8" w:color="auto" w:val="clear"/>
+            <w:tcMar>
+              <w:top w:type="dxa" w:w="90"/>
+              <w:left w:type="dxa" w:w="130"/>
+              <w:bottom w:type="dxa" w:w="90"/>
+              <w:right w:type="dxa" w:w="130"/>
+            </w:tcMar>
+            <w:vAlign w:val="top"/>
+          </w:tcPr>
+          <w:p>
+            <w:pPr>
+              <w:spacing w:after="40" w:before="40" w:line="252"/>
+              <w:jc w:val="left"/>
+            </w:pPr>
+            <w:r>
+              <w:rPr>
+                <w:b w:val="false"/>
+                <w:bCs w:val="false"/>
+                <w:i w:val="false"/>
+                <w:iCs w:val="false"/>
+                <w:color w:val="222629"/>
+                <w:sz w:val="18"/>
+                <w:szCs w:val="18"/>
+              </w:rPr>
+              <w:t xml:space="preserve">Pre-sale disclosure where the match is qualified</w:t>
+            </w:r>
+          </w:p>
+        </w:tc>
+        <w:tc>
+          <w:tcPr>
+            <w:tcW w:type="dxa" w:w="2120"/>
+            <w:shd w:fill="F1F5F8" w:color="auto" w:val="clear"/>
+            <w:tcMar>
+              <w:top w:type="dxa" w:w="90"/>
+              <w:left w:type="dxa" w:w="130"/>
+              <w:bottom w:type="dxa" w:w="90"/>
+              <w:right w:type="dxa" w:w="130"/>
+            </w:tcMar>
+            <w:vAlign w:val="top"/>
+          </w:tcPr>
+          <w:p>
+            <w:pPr>
+              <w:spacing w:after="40" w:before="40" w:line="252"/>
+              <w:jc w:val="left"/>
+            </w:pPr>
+            <w:r>
+              <w:rPr>
+                <w:b w:val="false"/>
+                <w:bCs w:val="false"/>
+                <w:i w:val="false"/>
+                <w:iCs w:val="false"/>
+                <w:color w:val="222629"/>
+                <w:sz w:val="18"/>
+                <w:szCs w:val="18"/>
+              </w:rPr>
+              <w:t xml:space="preserve">First end-to-end test</w:t>
+            </w:r>
+          </w:p>
+        </w:tc>
+      </w:tr>
+      <w:tr>
+        <w:trPr>
+          <w:cantSplit/>
+        </w:trPr>
+        <w:tc>
+          <w:tcPr>
+            <w:tcW w:type="dxa" w:w="1446"/>
+            <w:tcMar>
+              <w:top w:type="dxa" w:w="90"/>
+              <w:left w:type="dxa" w:w="130"/>
+              <w:bottom w:type="dxa" w:w="90"/>
+              <w:right w:type="dxa" w:w="130"/>
+            </w:tcMar>
+            <w:vAlign w:val="top"/>
+          </w:tcPr>
+          <w:p>
+            <w:pPr>
+              <w:spacing w:after="40" w:before="40" w:line="252"/>
+              <w:jc w:val="left"/>
+            </w:pPr>
+            <w:r>
+              <w:rPr>
+                <w:b w:val="false"/>
+                <w:bCs w:val="false"/>
+                <w:i w:val="false"/>
+                <w:iCs w:val="false"/>
+                <w:color w:val="222629"/>
+                <w:sz w:val="18"/>
+                <w:szCs w:val="18"/>
+              </w:rPr>
+              <w:t xml:space="preserve">SUIT-R44 – R45</w:t>
+            </w:r>
+          </w:p>
+        </w:tc>
+        <w:tc>
+          <w:tcPr>
+            <w:tcW w:type="dxa" w:w="3181"/>
+            <w:tcMar>
+              <w:top w:type="dxa" w:w="90"/>
+              <w:left w:type="dxa" w:w="130"/>
+              <w:bottom w:type="dxa" w:w="90"/>
+              <w:right w:type="dxa" w:w="130"/>
+            </w:tcMar>
+            <w:vAlign w:val="top"/>
+          </w:tcPr>
+          <w:p>
+            <w:pPr>
+              <w:spacing w:after="40" w:before="40" w:line="252"/>
+              <w:jc w:val="left"/>
+            </w:pPr>
+            <w:r>
+              <w:rPr>
+                <w:b w:val="false"/>
+                <w:bCs w:val="false"/>
+                <w:i w:val="false"/>
+                <w:iCs w:val="false"/>
+                <w:color w:val="222629"/>
+                <w:sz w:val="18"/>
+                <w:szCs w:val="18"/>
+              </w:rPr>
+              <w:t xml:space="preserve">OBL-INS-05, OBL-INS-08</w:t>
+            </w:r>
+          </w:p>
+        </w:tc>
+        <w:tc>
+          <w:tcPr>
+            <w:tcW w:type="dxa" w:w="2891"/>
+            <w:tcMar>
+              <w:top w:type="dxa" w:w="90"/>
+              <w:left w:type="dxa" w:w="130"/>
+              <w:bottom w:type="dxa" w:w="90"/>
+              <w:right w:type="dxa" w:w="130"/>
+            </w:tcMar>
+            <w:vAlign w:val="top"/>
+          </w:tcPr>
+          <w:p>
+            <w:pPr>
+              <w:spacing w:after="40" w:before="40" w:line="252"/>
+              <w:jc w:val="left"/>
+            </w:pPr>
+            <w:r>
+              <w:rPr>
+                <w:b w:val="false"/>
+                <w:bCs w:val="false"/>
+                <w:i w:val="false"/>
+                <w:iCs w:val="false"/>
+                <w:color w:val="222629"/>
+                <w:sz w:val="18"/>
+                <w:szCs w:val="18"/>
+              </w:rPr>
+              <w:t xml:space="preserve">A customer’s own choice recorded as such, without altering the assessment</w:t>
+            </w:r>
+          </w:p>
+        </w:tc>
+        <w:tc>
+          <w:tcPr>
+            <w:tcW w:type="dxa" w:w="2120"/>
+            <w:tcMar>
+              <w:top w:type="dxa" w:w="90"/>
+              <w:left w:type="dxa" w:w="130"/>
+              <w:bottom w:type="dxa" w:w="90"/>
+              <w:right w:type="dxa" w:w="130"/>
+            </w:tcMar>
+            <w:vAlign w:val="top"/>
+          </w:tcPr>
+          <w:p>
+            <w:pPr>
+              <w:spacing w:after="40" w:before="40" w:line="252"/>
+              <w:jc w:val="left"/>
+            </w:pPr>
+            <w:r>
+              <w:rPr>
+                <w:b w:val="false"/>
+                <w:bCs w:val="false"/>
+                <w:i w:val="false"/>
+                <w:iCs w:val="false"/>
+                <w:color w:val="222629"/>
+                <w:sz w:val="18"/>
+                <w:szCs w:val="18"/>
+              </w:rPr>
+              <w:t xml:space="preserve">First end-to-end test</w:t>
+            </w:r>
+          </w:p>
+        </w:tc>
+      </w:tr>
+      <w:tr>
+        <w:trPr>
+          <w:cantSplit/>
+        </w:trPr>
+        <w:tc>
+          <w:tcPr>
+            <w:tcW w:type="dxa" w:w="1446"/>
+            <w:shd w:fill="F1F5F8" w:color="auto" w:val="clear"/>
+            <w:tcMar>
+              <w:top w:type="dxa" w:w="90"/>
+              <w:left w:type="dxa" w:w="130"/>
+              <w:bottom w:type="dxa" w:w="90"/>
+              <w:right w:type="dxa" w:w="130"/>
+            </w:tcMar>
+            <w:vAlign w:val="top"/>
+          </w:tcPr>
+          <w:p>
+            <w:pPr>
+              <w:spacing w:after="40" w:before="40" w:line="252"/>
+              <w:jc w:val="left"/>
+            </w:pPr>
+            <w:r>
+              <w:rPr>
+                <w:b w:val="false"/>
+                <w:bCs w:val="false"/>
+                <w:i w:val="false"/>
+                <w:iCs w:val="false"/>
+                <w:color w:val="222629"/>
+                <w:sz w:val="18"/>
+                <w:szCs w:val="18"/>
+              </w:rPr>
+              <w:t xml:space="preserve">SUIT-R46 – R47</w:t>
+            </w:r>
+          </w:p>
+        </w:tc>
+        <w:tc>
+          <w:tcPr>
+            <w:tcW w:type="dxa" w:w="3181"/>
+            <w:shd w:fill="F1F5F8" w:color="auto" w:val="clear"/>
+            <w:tcMar>
+              <w:top w:type="dxa" w:w="90"/>
+              <w:left w:type="dxa" w:w="130"/>
+              <w:bottom w:type="dxa" w:w="90"/>
+              <w:right w:type="dxa" w:w="130"/>
+            </w:tcMar>
+            <w:vAlign w:val="top"/>
+          </w:tcPr>
+          <w:p>
+            <w:pPr>
+              <w:spacing w:after="40" w:before="40" w:line="252"/>
+              <w:jc w:val="left"/>
+            </w:pPr>
+            <w:r>
+              <w:rPr>
+                <w:b w:val="false"/>
+                <w:bCs w:val="false"/>
+                <w:i w:val="false"/>
+                <w:iCs w:val="false"/>
+                <w:color w:val="222629"/>
+                <w:sz w:val="18"/>
+                <w:szCs w:val="18"/>
+              </w:rPr>
+              <w:t xml:space="preserve">OBL-INS-04, OBL-INS-07</w:t>
+            </w:r>
+          </w:p>
+        </w:tc>
+        <w:tc>
+          <w:tcPr>
+            <w:tcW w:type="dxa" w:w="2891"/>
+            <w:shd w:fill="F1F5F8" w:color="auto" w:val="clear"/>
+            <w:tcMar>
+              <w:top w:type="dxa" w:w="90"/>
+              <w:left w:type="dxa" w:w="130"/>
+              <w:bottom w:type="dxa" w:w="90"/>
+              <w:right w:type="dxa" w:w="130"/>
+            </w:tcMar>
+            <w:vAlign w:val="top"/>
+          </w:tcPr>
+          <w:p>
+            <w:pPr>
+              <w:spacing w:after="40" w:before="40" w:line="252"/>
+              <w:jc w:val="left"/>
+            </w:pPr>
+            <w:r>
+              <w:rPr>
+                <w:b w:val="false"/>
+                <w:bCs w:val="false"/>
+                <w:i w:val="false"/>
+                <w:iCs w:val="false"/>
+                <w:color w:val="222629"/>
+                <w:sz w:val="18"/>
+                <w:szCs w:val="18"/>
+              </w:rPr>
+              <w:t xml:space="preserve">Disclosure and post-sale review where a policy is being replaced</w:t>
+            </w:r>
+          </w:p>
+        </w:tc>
+        <w:tc>
+          <w:tcPr>
+            <w:tcW w:type="dxa" w:w="2120"/>
+            <w:shd w:fill="F1F5F8" w:color="auto" w:val="clear"/>
+            <w:tcMar>
+              <w:top w:type="dxa" w:w="90"/>
+              <w:left w:type="dxa" w:w="130"/>
+              <w:bottom w:type="dxa" w:w="90"/>
+              <w:right w:type="dxa" w:w="130"/>
+            </w:tcMar>
+            <w:vAlign w:val="top"/>
+          </w:tcPr>
+          <w:p>
+            <w:pPr>
+              <w:spacing w:after="40" w:before="40" w:line="252"/>
+              <w:jc w:val="left"/>
+            </w:pPr>
+            <w:r>
+              <w:rPr>
+                <w:b w:val="false"/>
+                <w:bCs w:val="false"/>
+                <w:i w:val="false"/>
+                <w:iCs w:val="false"/>
+                <w:color w:val="222629"/>
+                <w:sz w:val="18"/>
+                <w:szCs w:val="18"/>
+              </w:rPr>
+              <w:t xml:space="preserve">First end-to-end test</w:t>
+            </w:r>
+          </w:p>
+        </w:tc>
+      </w:tr>
+      <w:tr>
+        <w:trPr>
+          <w:cantSplit/>
+        </w:trPr>
+        <w:tc>
+          <w:tcPr>
+            <w:tcW w:type="dxa" w:w="1446"/>
+            <w:tcMar>
+              <w:top w:type="dxa" w:w="90"/>
+              <w:left w:type="dxa" w:w="130"/>
+              <w:bottom w:type="dxa" w:w="90"/>
+              <w:right w:type="dxa" w:w="130"/>
+            </w:tcMar>
+            <w:vAlign w:val="top"/>
+          </w:tcPr>
+          <w:p>
+            <w:pPr>
+              <w:spacing w:after="40" w:before="40" w:line="252"/>
+              <w:jc w:val="left"/>
+            </w:pPr>
+            <w:r>
+              <w:rPr>
+                <w:b w:val="false"/>
+                <w:bCs w:val="false"/>
+                <w:i w:val="false"/>
+                <w:iCs w:val="false"/>
+                <w:color w:val="222629"/>
+                <w:sz w:val="18"/>
+                <w:szCs w:val="18"/>
+              </w:rPr>
+              <w:t xml:space="preserve">SUIT-R48</w:t>
+            </w:r>
+          </w:p>
+        </w:tc>
+        <w:tc>
+          <w:tcPr>
+            <w:tcW w:type="dxa" w:w="3181"/>
+            <w:tcMar>
+              <w:top w:type="dxa" w:w="90"/>
+              <w:left w:type="dxa" w:w="130"/>
+              <w:bottom w:type="dxa" w:w="90"/>
+              <w:right w:type="dxa" w:w="130"/>
+            </w:tcMar>
+            <w:vAlign w:val="top"/>
+          </w:tcPr>
+          <w:p>
+            <w:pPr>
+              <w:spacing w:after="40" w:before="40" w:line="252"/>
+              <w:jc w:val="left"/>
+            </w:pPr>
+            <w:r>
+              <w:rPr>
+                <w:b w:val="false"/>
+                <w:bCs w:val="false"/>
+                <w:i w:val="false"/>
+                <w:iCs w:val="false"/>
+                <w:color w:val="222629"/>
+                <w:sz w:val="18"/>
+                <w:szCs w:val="18"/>
+              </w:rPr>
+              <w:t xml:space="preserve">OBL-INS-03, OBL-INS-08</w:t>
+            </w:r>
+          </w:p>
+        </w:tc>
+        <w:tc>
+          <w:tcPr>
+            <w:tcW w:type="dxa" w:w="2891"/>
+            <w:tcMar>
+              <w:top w:type="dxa" w:w="90"/>
+              <w:left w:type="dxa" w:w="130"/>
+              <w:bottom w:type="dxa" w:w="90"/>
+              <w:right w:type="dxa" w:w="130"/>
+            </w:tcMar>
+            <w:vAlign w:val="top"/>
+          </w:tcPr>
+          <w:p>
+            <w:pPr>
+              <w:spacing w:after="40" w:before="40" w:line="252"/>
+              <w:jc w:val="left"/>
+            </w:pPr>
+            <w:r>
+              <w:rPr>
+                <w:b w:val="false"/>
+                <w:bCs w:val="false"/>
+                <w:i w:val="false"/>
+                <w:iCs w:val="false"/>
+                <w:color w:val="222629"/>
+                <w:sz w:val="18"/>
+                <w:szCs w:val="18"/>
+              </w:rPr>
+              <w:t xml:space="preserve">A model defect corrected for the population, never for one customer in flight</w:t>
+            </w:r>
+          </w:p>
+        </w:tc>
+        <w:tc>
+          <w:tcPr>
+            <w:tcW w:type="dxa" w:w="2120"/>
+            <w:tcMar>
+              <w:top w:type="dxa" w:w="90"/>
+              <w:left w:type="dxa" w:w="130"/>
+              <w:bottom w:type="dxa" w:w="90"/>
+              <w:right w:type="dxa" w:w="130"/>
+            </w:tcMar>
+            <w:vAlign w:val="top"/>
+          </w:tcPr>
+          <w:p>
+            <w:pPr>
+              <w:spacing w:after="40" w:before="40" w:line="252"/>
+              <w:jc w:val="left"/>
+            </w:pPr>
+            <w:r>
+              <w:rPr>
+                <w:b w:val="false"/>
+                <w:bCs w:val="false"/>
+                <w:i w:val="false"/>
+                <w:iCs w:val="false"/>
+                <w:color w:val="222629"/>
+                <w:sz w:val="18"/>
+                <w:szCs w:val="18"/>
+              </w:rPr>
+              <w:t xml:space="preserve">Change control</w:t>
             </w:r>
           </w:p>
         </w:tc>
       </w:tr>
     </w:tbl>
+    <w:p>
+      <w:pPr>
+        <w:spacing w:after="120"/>
+      </w:pPr>
+      <w:r>
+        <w:t xml:space="preserve"/>
+      </w:r>
+    </w:p>
+    <w:p>
+      <w:pPr>
+        <w:keepNext/>
+        <w:keepLines/>
+        <w:pBdr>
+          <w:top w:val="single" w:color="F1F5F8" w:sz="2" w:space="8"/>
+          <w:left w:val="single" w:color="9B2226" w:sz="18" w:space="10"/>
+          <w:right w:val="single" w:color="F1F5F8" w:sz="2" w:space="10"/>
+        </w:pBdr>
+        <w:shd w:fill="F1F5F8" w:color="auto" w:val="clear"/>
+        <w:spacing w:after="100" w:before="140" w:line="276"/>
+        <w:ind w:left="200" w:right="200"/>
+      </w:pPr>
+      <w:r>
+        <w:rPr>
+          <w:b/>
+          <w:bCs/>
+          <w:i w:val="false"/>
+          <w:iCs w:val="false"/>
+          <w:color w:val="9B2226"/>
+          <w:sz w:val="20"/>
+          <w:szCs w:val="20"/>
+        </w:rPr>
+        <w:t xml:space="preserve">What this table cannot yet tell you</w:t>
+      </w:r>
+    </w:p>
+    <w:p>
+      <w:pPr>
+        <w:keepNext w:val="false"/>
+        <w:keepLines/>
+        <w:pBdr>
+          <w:bottom w:val="single" w:color="F1F5F8" w:sz="2" w:space="8"/>
+          <w:left w:val="single" w:color="9B2226" w:sz="18" w:space="10"/>
+          <w:right w:val="single" w:color="F1F5F8" w:sz="2" w:space="10"/>
+        </w:pBdr>
+        <w:shd w:fill="F1F5F8" w:color="auto" w:val="clear"/>
+        <w:spacing w:after="140" w:before="0" w:line="276"/>
+        <w:ind w:left="200" w:right="200"/>
+      </w:pPr>
+      <w:r>
+        <w:rPr>
+          <w:b w:val="false"/>
+          <w:bCs w:val="false"/>
+          <w:i w:val="false"/>
+          <w:iCs w:val="false"/>
+          <w:color w:val="222629"/>
+          <w:sz w:val="20"/>
+          <w:szCs w:val="20"/>
+        </w:rPr>
+        <w:t xml:space="preserve">It maps rules to obligations Product has identified. It does not prove those obligations apply, and in one case — OBL-INS-02, the suitability obligation itself — whether this model discharges it at all is the open question that blocks approval of the algorithm. See Volume 1, §10, OPEN-SUIT-01.</w:t>
+      </w:r>
+    </w:p>
     <w:p>
       <w:pPr>
         <w:pStyle w:val="Heading2"/>
@@ -18950,7 +21495,4558 @@
           <w:sz w:val="30"/>
           <w:szCs w:val="30"/>
         </w:rPr>
-        <w:t xml:space="preserve">Appendix — Terms and internal references</w:t>
+        <w:t xml:space="preserve">Appendix A — Regulatory register</w:t>
+      </w:r>
+    </w:p>
+    <w:p>
+      <w:pPr>
+        <w:keepNext/>
+        <w:keepLines/>
+        <w:pBdr>
+          <w:top w:val="single" w:color="F1F5F8" w:sz="2" w:space="8"/>
+          <w:left w:val="single" w:color="9B2226" w:sz="18" w:space="10"/>
+          <w:right w:val="single" w:color="F1F5F8" w:sz="2" w:space="10"/>
+        </w:pBdr>
+        <w:shd w:fill="F1F5F8" w:color="auto" w:val="clear"/>
+        <w:spacing w:after="100" w:before="140" w:line="276"/>
+        <w:ind w:left="200" w:right="200"/>
+      </w:pPr>
+      <w:r>
+        <w:rPr>
+          <w:b/>
+          <w:bCs/>
+          <w:i w:val="false"/>
+          <w:iCs w:val="false"/>
+          <w:color w:val="9B2226"/>
+          <w:sz w:val="20"/>
+          <w:szCs w:val="20"/>
+        </w:rPr>
+        <w:t xml:space="preserve">Read this before reading the register</w:t>
+      </w:r>
+    </w:p>
+    <w:p>
+      <w:pPr>
+        <w:keepNext w:val="false"/>
+        <w:keepLines/>
+        <w:pBdr>
+          <w:bottom w:val="single" w:color="F1F5F8" w:sz="2" w:space="8"/>
+          <w:left w:val="single" w:color="9B2226" w:sz="18" w:space="10"/>
+          <w:right w:val="single" w:color="F1F5F8" w:sz="2" w:space="10"/>
+        </w:pBdr>
+        <w:shd w:fill="F1F5F8" w:color="auto" w:val="clear"/>
+        <w:spacing w:after="140" w:before="0" w:line="276"/>
+        <w:ind w:left="200" w:right="200"/>
+      </w:pPr>
+      <w:r>
+        <w:rPr>
+          <w:b w:val="false"/>
+          <w:bCs w:val="false"/>
+          <w:i w:val="false"/>
+          <w:iCs w:val="false"/>
+          <w:color w:val="222629"/>
+          <w:sz w:val="20"/>
+          <w:szCs w:val="20"/>
+        </w:rPr>
+        <w:t xml:space="preserve">Every instrument named in this register is Product’s identification of the likely source. None has been verified by Compliance or Legal, no provision pointer has been checked against the text in force, and no applicability determination has been made for this entity in its distribution capacity. Nothing here may be relied on as a citation until Compliance completes the status column.</w:t>
+      </w:r>
+    </w:p>
+    <w:p>
+      <w:pPr>
+        <w:spacing w:after="140"/>
+      </w:pPr>
+      <w:r>
+        <w:t xml:space="preserve"/>
+      </w:r>
+    </w:p>
+    <w:p>
+      <w:pPr>
+        <w:spacing w:after="120" w:before="0" w:line="276"/>
+        <w:jc w:val="left"/>
+      </w:pPr>
+      <w:r>
+        <w:rPr>
+          <w:b w:val="false"/>
+          <w:bCs w:val="false"/>
+          <w:i w:val="false"/>
+          <w:iCs w:val="false"/>
+          <w:color w:val="222629"/>
+          <w:sz w:val="20"/>
+          <w:szCs w:val="20"/>
+        </w:rPr>
+        <w:t xml:space="preserve">Each rule in this submission carries one or more of the codes below, printed beneath the rule identifier. The code says which obligation the rule is there to serve. Where a rule carries no code, no external obligation is claimed for it and it is Product design.</w:t>
+      </w:r>
+    </w:p>
+    <w:p>
+      <w:pPr>
+        <w:spacing w:after="60"/>
+      </w:pPr>
+      <w:r>
+        <w:t xml:space="preserve"/>
+      </w:r>
+    </w:p>
+    <w:p>
+      <w:pPr>
+        <w:pStyle w:val="Heading2"/>
+        <w:keepNext/>
+        <w:keepLines/>
+        <w:spacing w:after="100" w:before="220"/>
+      </w:pPr>
+      <w:r>
+        <w:rPr>
+          <w:b/>
+          <w:bCs/>
+          <w:color w:val="0F6E6E"/>
+          <w:sz w:val="21"/>
+          <w:szCs w:val="21"/>
+        </w:rPr>
+        <w:t xml:space="preserve">Data protection</w:t>
+      </w:r>
+    </w:p>
+    <w:tbl>
+      <w:tblPr>
+        <w:tblW w:type="dxa" w:w="9638"/>
+        <w:tblBorders>
+          <w:top w:val="single" w:color="C7D2DC" w:sz="4"/>
+          <w:left w:val="single" w:color="C7D2DC" w:sz="4"/>
+          <w:bottom w:val="single" w:color="C7D2DC" w:sz="4"/>
+          <w:right w:val="single" w:color="C7D2DC" w:sz="4"/>
+          <w:insideH w:val="single" w:color="C7D2DC" w:sz="2"/>
+          <w:insideV w:val="single" w:color="C7D2DC" w:sz="2"/>
+        </w:tblBorders>
+      </w:tblPr>
+      <w:tblGrid>
+        <w:gridCol w:w="1349"/>
+        <w:gridCol w:w="2313"/>
+        <w:gridCol w:w="2891"/>
+        <w:gridCol w:w="3085"/>
+      </w:tblGrid>
+      <w:tr>
+        <w:trPr>
+          <w:cantSplit/>
+          <w:tblHeader/>
+        </w:trPr>
+        <w:tc>
+          <w:tcPr>
+            <w:tcW w:type="dxa" w:w="1349"/>
+            <w:shd w:fill="11304E" w:color="auto" w:val="clear"/>
+            <w:tcMar>
+              <w:top w:type="dxa" w:w="90"/>
+              <w:left w:type="dxa" w:w="130"/>
+              <w:bottom w:type="dxa" w:w="90"/>
+              <w:right w:type="dxa" w:w="130"/>
+            </w:tcMar>
+            <w:vAlign w:val="center"/>
+          </w:tcPr>
+          <w:p>
+            <w:pPr>
+              <w:spacing w:after="40" w:before="40" w:line="252"/>
+              <w:jc w:val="left"/>
+            </w:pPr>
+            <w:r>
+              <w:rPr>
+                <w:b/>
+                <w:bCs/>
+                <w:i w:val="false"/>
+                <w:iCs w:val="false"/>
+                <w:color w:val="FFFFFF"/>
+                <w:sz w:val="18"/>
+                <w:szCs w:val="18"/>
+              </w:rPr>
+              <w:t xml:space="preserve">Code</w:t>
+            </w:r>
+          </w:p>
+        </w:tc>
+        <w:tc>
+          <w:tcPr>
+            <w:tcW w:type="dxa" w:w="2313"/>
+            <w:shd w:fill="11304E" w:color="auto" w:val="clear"/>
+            <w:tcMar>
+              <w:top w:type="dxa" w:w="90"/>
+              <w:left w:type="dxa" w:w="130"/>
+              <w:bottom w:type="dxa" w:w="90"/>
+              <w:right w:type="dxa" w:w="130"/>
+            </w:tcMar>
+            <w:vAlign w:val="center"/>
+          </w:tcPr>
+          <w:p>
+            <w:pPr>
+              <w:spacing w:after="40" w:before="40" w:line="252"/>
+              <w:jc w:val="left"/>
+            </w:pPr>
+            <w:r>
+              <w:rPr>
+                <w:b/>
+                <w:bCs/>
+                <w:i w:val="false"/>
+                <w:iCs w:val="false"/>
+                <w:color w:val="FFFFFF"/>
+                <w:sz w:val="18"/>
+                <w:szCs w:val="18"/>
+              </w:rPr>
+              <w:t xml:space="preserve">Instrument as identified by Product</w:t>
+            </w:r>
+          </w:p>
+        </w:tc>
+        <w:tc>
+          <w:tcPr>
+            <w:tcW w:type="dxa" w:w="2891"/>
+            <w:shd w:fill="11304E" w:color="auto" w:val="clear"/>
+            <w:tcMar>
+              <w:top w:type="dxa" w:w="90"/>
+              <w:left w:type="dxa" w:w="130"/>
+              <w:bottom w:type="dxa" w:w="90"/>
+              <w:right w:type="dxa" w:w="130"/>
+            </w:tcMar>
+            <w:vAlign w:val="center"/>
+          </w:tcPr>
+          <w:p>
+            <w:pPr>
+              <w:spacing w:after="40" w:before="40" w:line="252"/>
+              <w:jc w:val="left"/>
+            </w:pPr>
+            <w:r>
+              <w:rPr>
+                <w:b/>
+                <w:bCs/>
+                <w:i w:val="false"/>
+                <w:iCs w:val="false"/>
+                <w:color w:val="FFFFFF"/>
+                <w:sz w:val="18"/>
+                <w:szCs w:val="18"/>
+              </w:rPr>
+              <w:t xml:space="preserve">What the obligation requires</w:t>
+            </w:r>
+          </w:p>
+        </w:tc>
+        <w:tc>
+          <w:tcPr>
+            <w:tcW w:type="dxa" w:w="3085"/>
+            <w:shd w:fill="11304E" w:color="auto" w:val="clear"/>
+            <w:tcMar>
+              <w:top w:type="dxa" w:w="90"/>
+              <w:left w:type="dxa" w:w="130"/>
+              <w:bottom w:type="dxa" w:w="90"/>
+              <w:right w:type="dxa" w:w="130"/>
+            </w:tcMar>
+            <w:vAlign w:val="center"/>
+          </w:tcPr>
+          <w:p>
+            <w:pPr>
+              <w:spacing w:after="40" w:before="40" w:line="252"/>
+              <w:jc w:val="left"/>
+            </w:pPr>
+            <w:r>
+              <w:rPr>
+                <w:b/>
+                <w:bCs/>
+                <w:i w:val="false"/>
+                <w:iCs w:val="false"/>
+                <w:color w:val="FFFFFF"/>
+                <w:sz w:val="18"/>
+                <w:szCs w:val="18"/>
+              </w:rPr>
+              <w:t xml:space="preserve">Citation status — for Compliance to complete</w:t>
+            </w:r>
+          </w:p>
+        </w:tc>
+      </w:tr>
+      <w:tr>
+        <w:trPr>
+          <w:cantSplit/>
+        </w:trPr>
+        <w:tc>
+          <w:tcPr>
+            <w:tcW w:type="dxa" w:w="1349"/>
+            <w:tcMar>
+              <w:top w:type="dxa" w:w="90"/>
+              <w:left w:type="dxa" w:w="130"/>
+              <w:bottom w:type="dxa" w:w="90"/>
+              <w:right w:type="dxa" w:w="130"/>
+            </w:tcMar>
+            <w:vAlign w:val="top"/>
+          </w:tcPr>
+          <w:p>
+            <w:pPr>
+              <w:spacing w:after="40" w:before="40" w:line="252"/>
+              <w:jc w:val="left"/>
+            </w:pPr>
+            <w:r>
+              <w:rPr>
+                <w:b/>
+                <w:bCs/>
+                <w:i w:val="false"/>
+                <w:iCs w:val="false"/>
+                <w:color w:val="11304E"/>
+                <w:sz w:val="17"/>
+                <w:szCs w:val="17"/>
+              </w:rPr>
+              <w:t xml:space="preserve">OBL-DP-01</w:t>
+            </w:r>
+          </w:p>
+        </w:tc>
+        <w:tc>
+          <w:tcPr>
+            <w:tcW w:type="dxa" w:w="2313"/>
+            <w:tcMar>
+              <w:top w:type="dxa" w:w="90"/>
+              <w:left w:type="dxa" w:w="130"/>
+              <w:bottom w:type="dxa" w:w="90"/>
+              <w:right w:type="dxa" w:w="130"/>
+            </w:tcMar>
+            <w:vAlign w:val="top"/>
+          </w:tcPr>
+          <w:p>
+            <w:pPr>
+              <w:spacing w:after="40" w:before="40" w:line="252"/>
+              <w:jc w:val="left"/>
+            </w:pPr>
+            <w:r>
+              <w:rPr>
+                <w:b w:val="false"/>
+                <w:bCs w:val="false"/>
+                <w:i w:val="false"/>
+                <w:iCs w:val="false"/>
+                <w:color w:val="222629"/>
+                <w:sz w:val="18"/>
+                <w:szCs w:val="18"/>
+              </w:rPr>
+              <w:t xml:space="preserve">Digital Personal Data Protection Act, 2023</w:t>
+            </w:r>
+          </w:p>
+        </w:tc>
+        <w:tc>
+          <w:tcPr>
+            <w:tcW w:type="dxa" w:w="2891"/>
+            <w:tcMar>
+              <w:top w:type="dxa" w:w="90"/>
+              <w:left w:type="dxa" w:w="130"/>
+              <w:bottom w:type="dxa" w:w="90"/>
+              <w:right w:type="dxa" w:w="130"/>
+            </w:tcMar>
+            <w:vAlign w:val="top"/>
+          </w:tcPr>
+          <w:p>
+            <w:pPr>
+              <w:spacing w:after="40" w:before="40" w:line="252"/>
+              <w:jc w:val="left"/>
+            </w:pPr>
+            <w:r>
+              <w:rPr>
+                <w:b w:val="false"/>
+                <w:bCs w:val="false"/>
+                <w:i w:val="false"/>
+                <w:iCs w:val="false"/>
+                <w:color w:val="222629"/>
+                <w:sz w:val="18"/>
+                <w:szCs w:val="18"/>
+              </w:rPr>
+              <w:t xml:space="preserve">Notice: an itemised notice describing the personal data and the purpose must be given before, or at the time of, seeking consent.</w:t>
+            </w:r>
+          </w:p>
+        </w:tc>
+        <w:tc>
+          <w:tcPr>
+            <w:tcW w:type="dxa" w:w="3085"/>
+            <w:tcMar>
+              <w:top w:type="dxa" w:w="90"/>
+              <w:left w:type="dxa" w:w="130"/>
+              <w:bottom w:type="dxa" w:w="90"/>
+              <w:right w:type="dxa" w:w="130"/>
+            </w:tcMar>
+            <w:vAlign w:val="top"/>
+          </w:tcPr>
+          <w:p>
+            <w:pPr>
+              <w:spacing w:after="40" w:before="40" w:line="252"/>
+              <w:jc w:val="left"/>
+            </w:pPr>
+            <w:r>
+              <w:rPr>
+                <w:b w:val="false"/>
+                <w:bCs w:val="false"/>
+                <w:i w:val="false"/>
+                <w:iCs w:val="false"/>
+                <w:color w:val="222629"/>
+                <w:sz w:val="18"/>
+                <w:szCs w:val="18"/>
+              </w:rPr>
+              <w:t xml:space="preserve">Notice provision (understood to be s.5). Provision and current amendment status to be confirmed.</w:t>
+            </w:r>
+          </w:p>
+        </w:tc>
+      </w:tr>
+      <w:tr>
+        <w:trPr>
+          <w:cantSplit/>
+        </w:trPr>
+        <w:tc>
+          <w:tcPr>
+            <w:tcW w:type="dxa" w:w="1349"/>
+            <w:shd w:fill="F1F5F8" w:color="auto" w:val="clear"/>
+            <w:tcMar>
+              <w:top w:type="dxa" w:w="90"/>
+              <w:left w:type="dxa" w:w="130"/>
+              <w:bottom w:type="dxa" w:w="90"/>
+              <w:right w:type="dxa" w:w="130"/>
+            </w:tcMar>
+            <w:vAlign w:val="top"/>
+          </w:tcPr>
+          <w:p>
+            <w:pPr>
+              <w:spacing w:after="40" w:before="40" w:line="252"/>
+              <w:jc w:val="left"/>
+            </w:pPr>
+            <w:r>
+              <w:rPr>
+                <w:b/>
+                <w:bCs/>
+                <w:i w:val="false"/>
+                <w:iCs w:val="false"/>
+                <w:color w:val="11304E"/>
+                <w:sz w:val="17"/>
+                <w:szCs w:val="17"/>
+              </w:rPr>
+              <w:t xml:space="preserve">OBL-DP-02</w:t>
+            </w:r>
+          </w:p>
+        </w:tc>
+        <w:tc>
+          <w:tcPr>
+            <w:tcW w:type="dxa" w:w="2313"/>
+            <w:shd w:fill="F1F5F8" w:color="auto" w:val="clear"/>
+            <w:tcMar>
+              <w:top w:type="dxa" w:w="90"/>
+              <w:left w:type="dxa" w:w="130"/>
+              <w:bottom w:type="dxa" w:w="90"/>
+              <w:right w:type="dxa" w:w="130"/>
+            </w:tcMar>
+            <w:vAlign w:val="top"/>
+          </w:tcPr>
+          <w:p>
+            <w:pPr>
+              <w:spacing w:after="40" w:before="40" w:line="252"/>
+              <w:jc w:val="left"/>
+            </w:pPr>
+            <w:r>
+              <w:rPr>
+                <w:b w:val="false"/>
+                <w:bCs w:val="false"/>
+                <w:i w:val="false"/>
+                <w:iCs w:val="false"/>
+                <w:color w:val="222629"/>
+                <w:sz w:val="18"/>
+                <w:szCs w:val="18"/>
+              </w:rPr>
+              <w:t xml:space="preserve">Digital Personal Data Protection Act, 2023</w:t>
+            </w:r>
+          </w:p>
+        </w:tc>
+        <w:tc>
+          <w:tcPr>
+            <w:tcW w:type="dxa" w:w="2891"/>
+            <w:shd w:fill="F1F5F8" w:color="auto" w:val="clear"/>
+            <w:tcMar>
+              <w:top w:type="dxa" w:w="90"/>
+              <w:left w:type="dxa" w:w="130"/>
+              <w:bottom w:type="dxa" w:w="90"/>
+              <w:right w:type="dxa" w:w="130"/>
+            </w:tcMar>
+            <w:vAlign w:val="top"/>
+          </w:tcPr>
+          <w:p>
+            <w:pPr>
+              <w:spacing w:after="40" w:before="40" w:line="252"/>
+              <w:jc w:val="left"/>
+            </w:pPr>
+            <w:r>
+              <w:rPr>
+                <w:b w:val="false"/>
+                <w:bCs w:val="false"/>
+                <w:i w:val="false"/>
+                <w:iCs w:val="false"/>
+                <w:color w:val="222629"/>
+                <w:sz w:val="18"/>
+                <w:szCs w:val="18"/>
+              </w:rPr>
+              <w:t xml:space="preserve">Valid consent: free, specific, informed, unconditional and unambiguous, given by a clear affirmative action, and limited to the data necessary for the stated purpose.</w:t>
+            </w:r>
+          </w:p>
+        </w:tc>
+        <w:tc>
+          <w:tcPr>
+            <w:tcW w:type="dxa" w:w="3085"/>
+            <w:shd w:fill="F1F5F8" w:color="auto" w:val="clear"/>
+            <w:tcMar>
+              <w:top w:type="dxa" w:w="90"/>
+              <w:left w:type="dxa" w:w="130"/>
+              <w:bottom w:type="dxa" w:w="90"/>
+              <w:right w:type="dxa" w:w="130"/>
+            </w:tcMar>
+            <w:vAlign w:val="top"/>
+          </w:tcPr>
+          <w:p>
+            <w:pPr>
+              <w:spacing w:after="40" w:before="40" w:line="252"/>
+              <w:jc w:val="left"/>
+            </w:pPr>
+            <w:r>
+              <w:rPr>
+                <w:b w:val="false"/>
+                <w:bCs w:val="false"/>
+                <w:i w:val="false"/>
+                <w:iCs w:val="false"/>
+                <w:color w:val="222629"/>
+                <w:sz w:val="18"/>
+                <w:szCs w:val="18"/>
+              </w:rPr>
+              <w:t xml:space="preserve">Consent provision (understood to be s.6(1)). To be confirmed.</w:t>
+            </w:r>
+          </w:p>
+        </w:tc>
+      </w:tr>
+      <w:tr>
+        <w:trPr>
+          <w:cantSplit/>
+        </w:trPr>
+        <w:tc>
+          <w:tcPr>
+            <w:tcW w:type="dxa" w:w="1349"/>
+            <w:tcMar>
+              <w:top w:type="dxa" w:w="90"/>
+              <w:left w:type="dxa" w:w="130"/>
+              <w:bottom w:type="dxa" w:w="90"/>
+              <w:right w:type="dxa" w:w="130"/>
+            </w:tcMar>
+            <w:vAlign w:val="top"/>
+          </w:tcPr>
+          <w:p>
+            <w:pPr>
+              <w:spacing w:after="40" w:before="40" w:line="252"/>
+              <w:jc w:val="left"/>
+            </w:pPr>
+            <w:r>
+              <w:rPr>
+                <w:b/>
+                <w:bCs/>
+                <w:i w:val="false"/>
+                <w:iCs w:val="false"/>
+                <w:color w:val="11304E"/>
+                <w:sz w:val="17"/>
+                <w:szCs w:val="17"/>
+              </w:rPr>
+              <w:t xml:space="preserve">OBL-DP-03</w:t>
+            </w:r>
+          </w:p>
+        </w:tc>
+        <w:tc>
+          <w:tcPr>
+            <w:tcW w:type="dxa" w:w="2313"/>
+            <w:tcMar>
+              <w:top w:type="dxa" w:w="90"/>
+              <w:left w:type="dxa" w:w="130"/>
+              <w:bottom w:type="dxa" w:w="90"/>
+              <w:right w:type="dxa" w:w="130"/>
+            </w:tcMar>
+            <w:vAlign w:val="top"/>
+          </w:tcPr>
+          <w:p>
+            <w:pPr>
+              <w:spacing w:after="40" w:before="40" w:line="252"/>
+              <w:jc w:val="left"/>
+            </w:pPr>
+            <w:r>
+              <w:rPr>
+                <w:b w:val="false"/>
+                <w:bCs w:val="false"/>
+                <w:i w:val="false"/>
+                <w:iCs w:val="false"/>
+                <w:color w:val="222629"/>
+                <w:sz w:val="18"/>
+                <w:szCs w:val="18"/>
+              </w:rPr>
+              <w:t xml:space="preserve">Digital Personal Data Protection Act, 2023</w:t>
+            </w:r>
+          </w:p>
+        </w:tc>
+        <w:tc>
+          <w:tcPr>
+            <w:tcW w:type="dxa" w:w="2891"/>
+            <w:tcMar>
+              <w:top w:type="dxa" w:w="90"/>
+              <w:left w:type="dxa" w:w="130"/>
+              <w:bottom w:type="dxa" w:w="90"/>
+              <w:right w:type="dxa" w:w="130"/>
+            </w:tcMar>
+            <w:vAlign w:val="top"/>
+          </w:tcPr>
+          <w:p>
+            <w:pPr>
+              <w:spacing w:after="40" w:before="40" w:line="252"/>
+              <w:jc w:val="left"/>
+            </w:pPr>
+            <w:r>
+              <w:rPr>
+                <w:b w:val="false"/>
+                <w:bCs w:val="false"/>
+                <w:i w:val="false"/>
+                <w:iCs w:val="false"/>
+                <w:color w:val="222629"/>
+                <w:sz w:val="18"/>
+                <w:szCs w:val="18"/>
+              </w:rPr>
+              <w:t xml:space="preserve">Form of the request: clear and plain language, available in English or a language in the Eighth Schedule, with contact details of a person able to answer.</w:t>
+            </w:r>
+          </w:p>
+        </w:tc>
+        <w:tc>
+          <w:tcPr>
+            <w:tcW w:type="dxa" w:w="3085"/>
+            <w:tcMar>
+              <w:top w:type="dxa" w:w="90"/>
+              <w:left w:type="dxa" w:w="130"/>
+              <w:bottom w:type="dxa" w:w="90"/>
+              <w:right w:type="dxa" w:w="130"/>
+            </w:tcMar>
+            <w:vAlign w:val="top"/>
+          </w:tcPr>
+          <w:p>
+            <w:pPr>
+              <w:spacing w:after="40" w:before="40" w:line="252"/>
+              <w:jc w:val="left"/>
+            </w:pPr>
+            <w:r>
+              <w:rPr>
+                <w:b w:val="false"/>
+                <w:bCs w:val="false"/>
+                <w:i w:val="false"/>
+                <w:iCs w:val="false"/>
+                <w:color w:val="222629"/>
+                <w:sz w:val="18"/>
+                <w:szCs w:val="18"/>
+              </w:rPr>
+              <w:t xml:space="preserve">Understood to be s.6(3). To be confirmed.</w:t>
+            </w:r>
+          </w:p>
+        </w:tc>
+      </w:tr>
+      <w:tr>
+        <w:trPr>
+          <w:cantSplit/>
+        </w:trPr>
+        <w:tc>
+          <w:tcPr>
+            <w:tcW w:type="dxa" w:w="1349"/>
+            <w:shd w:fill="F1F5F8" w:color="auto" w:val="clear"/>
+            <w:tcMar>
+              <w:top w:type="dxa" w:w="90"/>
+              <w:left w:type="dxa" w:w="130"/>
+              <w:bottom w:type="dxa" w:w="90"/>
+              <w:right w:type="dxa" w:w="130"/>
+            </w:tcMar>
+            <w:vAlign w:val="top"/>
+          </w:tcPr>
+          <w:p>
+            <w:pPr>
+              <w:spacing w:after="40" w:before="40" w:line="252"/>
+              <w:jc w:val="left"/>
+            </w:pPr>
+            <w:r>
+              <w:rPr>
+                <w:b/>
+                <w:bCs/>
+                <w:i w:val="false"/>
+                <w:iCs w:val="false"/>
+                <w:color w:val="11304E"/>
+                <w:sz w:val="17"/>
+                <w:szCs w:val="17"/>
+              </w:rPr>
+              <w:t xml:space="preserve">OBL-DP-04</w:t>
+            </w:r>
+          </w:p>
+        </w:tc>
+        <w:tc>
+          <w:tcPr>
+            <w:tcW w:type="dxa" w:w="2313"/>
+            <w:shd w:fill="F1F5F8" w:color="auto" w:val="clear"/>
+            <w:tcMar>
+              <w:top w:type="dxa" w:w="90"/>
+              <w:left w:type="dxa" w:w="130"/>
+              <w:bottom w:type="dxa" w:w="90"/>
+              <w:right w:type="dxa" w:w="130"/>
+            </w:tcMar>
+            <w:vAlign w:val="top"/>
+          </w:tcPr>
+          <w:p>
+            <w:pPr>
+              <w:spacing w:after="40" w:before="40" w:line="252"/>
+              <w:jc w:val="left"/>
+            </w:pPr>
+            <w:r>
+              <w:rPr>
+                <w:b w:val="false"/>
+                <w:bCs w:val="false"/>
+                <w:i w:val="false"/>
+                <w:iCs w:val="false"/>
+                <w:color w:val="222629"/>
+                <w:sz w:val="18"/>
+                <w:szCs w:val="18"/>
+              </w:rPr>
+              <w:t xml:space="preserve">Digital Personal Data Protection Act, 2023</w:t>
+            </w:r>
+          </w:p>
+        </w:tc>
+        <w:tc>
+          <w:tcPr>
+            <w:tcW w:type="dxa" w:w="2891"/>
+            <w:shd w:fill="F1F5F8" w:color="auto" w:val="clear"/>
+            <w:tcMar>
+              <w:top w:type="dxa" w:w="90"/>
+              <w:left w:type="dxa" w:w="130"/>
+              <w:bottom w:type="dxa" w:w="90"/>
+              <w:right w:type="dxa" w:w="130"/>
+            </w:tcMar>
+            <w:vAlign w:val="top"/>
+          </w:tcPr>
+          <w:p>
+            <w:pPr>
+              <w:spacing w:after="40" w:before="40" w:line="252"/>
+              <w:jc w:val="left"/>
+            </w:pPr>
+            <w:r>
+              <w:rPr>
+                <w:b w:val="false"/>
+                <w:bCs w:val="false"/>
+                <w:i w:val="false"/>
+                <w:iCs w:val="false"/>
+                <w:color w:val="222629"/>
+                <w:sz w:val="18"/>
+                <w:szCs w:val="18"/>
+              </w:rPr>
+              <w:t xml:space="preserve">Withdrawal: the customer may withdraw consent at any time, with ease comparable to giving it, and processing must stop within a reasonable time.</w:t>
+            </w:r>
+          </w:p>
+        </w:tc>
+        <w:tc>
+          <w:tcPr>
+            <w:tcW w:type="dxa" w:w="3085"/>
+            <w:shd w:fill="F1F5F8" w:color="auto" w:val="clear"/>
+            <w:tcMar>
+              <w:top w:type="dxa" w:w="90"/>
+              <w:left w:type="dxa" w:w="130"/>
+              <w:bottom w:type="dxa" w:w="90"/>
+              <w:right w:type="dxa" w:w="130"/>
+            </w:tcMar>
+            <w:vAlign w:val="top"/>
+          </w:tcPr>
+          <w:p>
+            <w:pPr>
+              <w:spacing w:after="40" w:before="40" w:line="252"/>
+              <w:jc w:val="left"/>
+            </w:pPr>
+            <w:r>
+              <w:rPr>
+                <w:b w:val="false"/>
+                <w:bCs w:val="false"/>
+                <w:i w:val="false"/>
+                <w:iCs w:val="false"/>
+                <w:color w:val="222629"/>
+                <w:sz w:val="18"/>
+                <w:szCs w:val="18"/>
+              </w:rPr>
+              <w:t xml:space="preserve">Understood to be s.6(4) to s.6(6). To be confirmed.</w:t>
+            </w:r>
+          </w:p>
+        </w:tc>
+      </w:tr>
+      <w:tr>
+        <w:trPr>
+          <w:cantSplit/>
+        </w:trPr>
+        <w:tc>
+          <w:tcPr>
+            <w:tcW w:type="dxa" w:w="1349"/>
+            <w:tcMar>
+              <w:top w:type="dxa" w:w="90"/>
+              <w:left w:type="dxa" w:w="130"/>
+              <w:bottom w:type="dxa" w:w="90"/>
+              <w:right w:type="dxa" w:w="130"/>
+            </w:tcMar>
+            <w:vAlign w:val="top"/>
+          </w:tcPr>
+          <w:p>
+            <w:pPr>
+              <w:spacing w:after="40" w:before="40" w:line="252"/>
+              <w:jc w:val="left"/>
+            </w:pPr>
+            <w:r>
+              <w:rPr>
+                <w:b/>
+                <w:bCs/>
+                <w:i w:val="false"/>
+                <w:iCs w:val="false"/>
+                <w:color w:val="11304E"/>
+                <w:sz w:val="17"/>
+                <w:szCs w:val="17"/>
+              </w:rPr>
+              <w:t xml:space="preserve">OBL-DP-05</w:t>
+            </w:r>
+          </w:p>
+        </w:tc>
+        <w:tc>
+          <w:tcPr>
+            <w:tcW w:type="dxa" w:w="2313"/>
+            <w:tcMar>
+              <w:top w:type="dxa" w:w="90"/>
+              <w:left w:type="dxa" w:w="130"/>
+              <w:bottom w:type="dxa" w:w="90"/>
+              <w:right w:type="dxa" w:w="130"/>
+            </w:tcMar>
+            <w:vAlign w:val="top"/>
+          </w:tcPr>
+          <w:p>
+            <w:pPr>
+              <w:spacing w:after="40" w:before="40" w:line="252"/>
+              <w:jc w:val="left"/>
+            </w:pPr>
+            <w:r>
+              <w:rPr>
+                <w:b w:val="false"/>
+                <w:bCs w:val="false"/>
+                <w:i w:val="false"/>
+                <w:iCs w:val="false"/>
+                <w:color w:val="222629"/>
+                <w:sz w:val="18"/>
+                <w:szCs w:val="18"/>
+              </w:rPr>
+              <w:t xml:space="preserve">Digital Personal Data Protection Act, 2023</w:t>
+            </w:r>
+          </w:p>
+        </w:tc>
+        <w:tc>
+          <w:tcPr>
+            <w:tcW w:type="dxa" w:w="2891"/>
+            <w:tcMar>
+              <w:top w:type="dxa" w:w="90"/>
+              <w:left w:type="dxa" w:w="130"/>
+              <w:bottom w:type="dxa" w:w="90"/>
+              <w:right w:type="dxa" w:w="130"/>
+            </w:tcMar>
+            <w:vAlign w:val="top"/>
+          </w:tcPr>
+          <w:p>
+            <w:pPr>
+              <w:spacing w:after="40" w:before="40" w:line="252"/>
+              <w:jc w:val="left"/>
+            </w:pPr>
+            <w:r>
+              <w:rPr>
+                <w:b w:val="false"/>
+                <w:bCs w:val="false"/>
+                <w:i w:val="false"/>
+                <w:iCs w:val="false"/>
+                <w:color w:val="222629"/>
+                <w:sz w:val="18"/>
+                <w:szCs w:val="18"/>
+              </w:rPr>
+              <w:t xml:space="preserve">Consent Manager: consent may be given, managed, reviewed and withdrawn through a registered Consent Manager.</w:t>
+            </w:r>
+          </w:p>
+        </w:tc>
+        <w:tc>
+          <w:tcPr>
+            <w:tcW w:type="dxa" w:w="3085"/>
+            <w:tcMar>
+              <w:top w:type="dxa" w:w="90"/>
+              <w:left w:type="dxa" w:w="130"/>
+              <w:bottom w:type="dxa" w:w="90"/>
+              <w:right w:type="dxa" w:w="130"/>
+            </w:tcMar>
+            <w:vAlign w:val="top"/>
+          </w:tcPr>
+          <w:p>
+            <w:pPr>
+              <w:spacing w:after="40" w:before="40" w:line="252"/>
+              <w:jc w:val="left"/>
+            </w:pPr>
+            <w:r>
+              <w:rPr>
+                <w:b w:val="false"/>
+                <w:bCs w:val="false"/>
+                <w:i w:val="false"/>
+                <w:iCs w:val="false"/>
+                <w:color w:val="222629"/>
+                <w:sz w:val="18"/>
+                <w:szCs w:val="18"/>
+              </w:rPr>
+              <w:t xml:space="preserve">Understood to be s.6(7) to s.6(9). Applicability depends on notification — see OPEN-CNS-05.</w:t>
+            </w:r>
+          </w:p>
+        </w:tc>
+      </w:tr>
+      <w:tr>
+        <w:trPr>
+          <w:cantSplit/>
+        </w:trPr>
+        <w:tc>
+          <w:tcPr>
+            <w:tcW w:type="dxa" w:w="1349"/>
+            <w:shd w:fill="F1F5F8" w:color="auto" w:val="clear"/>
+            <w:tcMar>
+              <w:top w:type="dxa" w:w="90"/>
+              <w:left w:type="dxa" w:w="130"/>
+              <w:bottom w:type="dxa" w:w="90"/>
+              <w:right w:type="dxa" w:w="130"/>
+            </w:tcMar>
+            <w:vAlign w:val="top"/>
+          </w:tcPr>
+          <w:p>
+            <w:pPr>
+              <w:spacing w:after="40" w:before="40" w:line="252"/>
+              <w:jc w:val="left"/>
+            </w:pPr>
+            <w:r>
+              <w:rPr>
+                <w:b/>
+                <w:bCs/>
+                <w:i w:val="false"/>
+                <w:iCs w:val="false"/>
+                <w:color w:val="11304E"/>
+                <w:sz w:val="17"/>
+                <w:szCs w:val="17"/>
+              </w:rPr>
+              <w:t xml:space="preserve">OBL-DP-06</w:t>
+            </w:r>
+          </w:p>
+        </w:tc>
+        <w:tc>
+          <w:tcPr>
+            <w:tcW w:type="dxa" w:w="2313"/>
+            <w:shd w:fill="F1F5F8" w:color="auto" w:val="clear"/>
+            <w:tcMar>
+              <w:top w:type="dxa" w:w="90"/>
+              <w:left w:type="dxa" w:w="130"/>
+              <w:bottom w:type="dxa" w:w="90"/>
+              <w:right w:type="dxa" w:w="130"/>
+            </w:tcMar>
+            <w:vAlign w:val="top"/>
+          </w:tcPr>
+          <w:p>
+            <w:pPr>
+              <w:spacing w:after="40" w:before="40" w:line="252"/>
+              <w:jc w:val="left"/>
+            </w:pPr>
+            <w:r>
+              <w:rPr>
+                <w:b w:val="false"/>
+                <w:bCs w:val="false"/>
+                <w:i w:val="false"/>
+                <w:iCs w:val="false"/>
+                <w:color w:val="222629"/>
+                <w:sz w:val="18"/>
+                <w:szCs w:val="18"/>
+              </w:rPr>
+              <w:t xml:space="preserve">Digital Personal Data Protection Act, 2023</w:t>
+            </w:r>
+          </w:p>
+        </w:tc>
+        <w:tc>
+          <w:tcPr>
+            <w:tcW w:type="dxa" w:w="2891"/>
+            <w:shd w:fill="F1F5F8" w:color="auto" w:val="clear"/>
+            <w:tcMar>
+              <w:top w:type="dxa" w:w="90"/>
+              <w:left w:type="dxa" w:w="130"/>
+              <w:bottom w:type="dxa" w:w="90"/>
+              <w:right w:type="dxa" w:w="130"/>
+            </w:tcMar>
+            <w:vAlign w:val="top"/>
+          </w:tcPr>
+          <w:p>
+            <w:pPr>
+              <w:spacing w:after="40" w:before="40" w:line="252"/>
+              <w:jc w:val="left"/>
+            </w:pPr>
+            <w:r>
+              <w:rPr>
+                <w:b w:val="false"/>
+                <w:bCs w:val="false"/>
+                <w:i w:val="false"/>
+                <w:iCs w:val="false"/>
+                <w:color w:val="222629"/>
+                <w:sz w:val="18"/>
+                <w:szCs w:val="18"/>
+              </w:rPr>
+              <w:t xml:space="preserve">Purpose limitation and erasure: erase personal data once the purpose is no longer served, unless retention is required by law.</w:t>
+            </w:r>
+          </w:p>
+        </w:tc>
+        <w:tc>
+          <w:tcPr>
+            <w:tcW w:type="dxa" w:w="3085"/>
+            <w:shd w:fill="F1F5F8" w:color="auto" w:val="clear"/>
+            <w:tcMar>
+              <w:top w:type="dxa" w:w="90"/>
+              <w:left w:type="dxa" w:w="130"/>
+              <w:bottom w:type="dxa" w:w="90"/>
+              <w:right w:type="dxa" w:w="130"/>
+            </w:tcMar>
+            <w:vAlign w:val="top"/>
+          </w:tcPr>
+          <w:p>
+            <w:pPr>
+              <w:spacing w:after="40" w:before="40" w:line="252"/>
+              <w:jc w:val="left"/>
+            </w:pPr>
+            <w:r>
+              <w:rPr>
+                <w:b w:val="false"/>
+                <w:bCs w:val="false"/>
+                <w:i w:val="false"/>
+                <w:iCs w:val="false"/>
+                <w:color w:val="222629"/>
+                <w:sz w:val="18"/>
+                <w:szCs w:val="18"/>
+              </w:rPr>
+              <w:t xml:space="preserve">Understood to be s.8(7). Interaction with insurance record-preservation is a live question — see §6.5.</w:t>
+            </w:r>
+          </w:p>
+        </w:tc>
+      </w:tr>
+      <w:tr>
+        <w:trPr>
+          <w:cantSplit/>
+        </w:trPr>
+        <w:tc>
+          <w:tcPr>
+            <w:tcW w:type="dxa" w:w="1349"/>
+            <w:tcMar>
+              <w:top w:type="dxa" w:w="90"/>
+              <w:left w:type="dxa" w:w="130"/>
+              <w:bottom w:type="dxa" w:w="90"/>
+              <w:right w:type="dxa" w:w="130"/>
+            </w:tcMar>
+            <w:vAlign w:val="top"/>
+          </w:tcPr>
+          <w:p>
+            <w:pPr>
+              <w:spacing w:after="40" w:before="40" w:line="252"/>
+              <w:jc w:val="left"/>
+            </w:pPr>
+            <w:r>
+              <w:rPr>
+                <w:b/>
+                <w:bCs/>
+                <w:i w:val="false"/>
+                <w:iCs w:val="false"/>
+                <w:color w:val="11304E"/>
+                <w:sz w:val="17"/>
+                <w:szCs w:val="17"/>
+              </w:rPr>
+              <w:t xml:space="preserve">OBL-DP-07</w:t>
+            </w:r>
+          </w:p>
+        </w:tc>
+        <w:tc>
+          <w:tcPr>
+            <w:tcW w:type="dxa" w:w="2313"/>
+            <w:tcMar>
+              <w:top w:type="dxa" w:w="90"/>
+              <w:left w:type="dxa" w:w="130"/>
+              <w:bottom w:type="dxa" w:w="90"/>
+              <w:right w:type="dxa" w:w="130"/>
+            </w:tcMar>
+            <w:vAlign w:val="top"/>
+          </w:tcPr>
+          <w:p>
+            <w:pPr>
+              <w:spacing w:after="40" w:before="40" w:line="252"/>
+              <w:jc w:val="left"/>
+            </w:pPr>
+            <w:r>
+              <w:rPr>
+                <w:b w:val="false"/>
+                <w:bCs w:val="false"/>
+                <w:i w:val="false"/>
+                <w:iCs w:val="false"/>
+                <w:color w:val="222629"/>
+                <w:sz w:val="18"/>
+                <w:szCs w:val="18"/>
+              </w:rPr>
+              <w:t xml:space="preserve">Digital Personal Data Protection Act, 2023</w:t>
+            </w:r>
+          </w:p>
+        </w:tc>
+        <w:tc>
+          <w:tcPr>
+            <w:tcW w:type="dxa" w:w="2891"/>
+            <w:tcMar>
+              <w:top w:type="dxa" w:w="90"/>
+              <w:left w:type="dxa" w:w="130"/>
+              <w:bottom w:type="dxa" w:w="90"/>
+              <w:right w:type="dxa" w:w="130"/>
+            </w:tcMar>
+            <w:vAlign w:val="top"/>
+          </w:tcPr>
+          <w:p>
+            <w:pPr>
+              <w:spacing w:after="40" w:before="40" w:line="252"/>
+              <w:jc w:val="left"/>
+            </w:pPr>
+            <w:r>
+              <w:rPr>
+                <w:b w:val="false"/>
+                <w:bCs w:val="false"/>
+                <w:i w:val="false"/>
+                <w:iCs w:val="false"/>
+                <w:color w:val="222629"/>
+                <w:sz w:val="18"/>
+                <w:szCs w:val="18"/>
+              </w:rPr>
+              <w:t xml:space="preserve">Reasonable security safeguards to prevent a personal data breach.</w:t>
+            </w:r>
+          </w:p>
+        </w:tc>
+        <w:tc>
+          <w:tcPr>
+            <w:tcW w:type="dxa" w:w="3085"/>
+            <w:tcMar>
+              <w:top w:type="dxa" w:w="90"/>
+              <w:left w:type="dxa" w:w="130"/>
+              <w:bottom w:type="dxa" w:w="90"/>
+              <w:right w:type="dxa" w:w="130"/>
+            </w:tcMar>
+            <w:vAlign w:val="top"/>
+          </w:tcPr>
+          <w:p>
+            <w:pPr>
+              <w:spacing w:after="40" w:before="40" w:line="252"/>
+              <w:jc w:val="left"/>
+            </w:pPr>
+            <w:r>
+              <w:rPr>
+                <w:b w:val="false"/>
+                <w:bCs w:val="false"/>
+                <w:i w:val="false"/>
+                <w:iCs w:val="false"/>
+                <w:color w:val="222629"/>
+                <w:sz w:val="18"/>
+                <w:szCs w:val="18"/>
+              </w:rPr>
+              <w:t xml:space="preserve">Understood to be s.8(5). To be confirmed.</w:t>
+            </w:r>
+          </w:p>
+        </w:tc>
+      </w:tr>
+      <w:tr>
+        <w:trPr>
+          <w:cantSplit/>
+        </w:trPr>
+        <w:tc>
+          <w:tcPr>
+            <w:tcW w:type="dxa" w:w="1349"/>
+            <w:shd w:fill="F1F5F8" w:color="auto" w:val="clear"/>
+            <w:tcMar>
+              <w:top w:type="dxa" w:w="90"/>
+              <w:left w:type="dxa" w:w="130"/>
+              <w:bottom w:type="dxa" w:w="90"/>
+              <w:right w:type="dxa" w:w="130"/>
+            </w:tcMar>
+            <w:vAlign w:val="top"/>
+          </w:tcPr>
+          <w:p>
+            <w:pPr>
+              <w:spacing w:after="40" w:before="40" w:line="252"/>
+              <w:jc w:val="left"/>
+            </w:pPr>
+            <w:r>
+              <w:rPr>
+                <w:b/>
+                <w:bCs/>
+                <w:i w:val="false"/>
+                <w:iCs w:val="false"/>
+                <w:color w:val="11304E"/>
+                <w:sz w:val="17"/>
+                <w:szCs w:val="17"/>
+              </w:rPr>
+              <w:t xml:space="preserve">OBL-DP-08</w:t>
+            </w:r>
+          </w:p>
+        </w:tc>
+        <w:tc>
+          <w:tcPr>
+            <w:tcW w:type="dxa" w:w="2313"/>
+            <w:shd w:fill="F1F5F8" w:color="auto" w:val="clear"/>
+            <w:tcMar>
+              <w:top w:type="dxa" w:w="90"/>
+              <w:left w:type="dxa" w:w="130"/>
+              <w:bottom w:type="dxa" w:w="90"/>
+              <w:right w:type="dxa" w:w="130"/>
+            </w:tcMar>
+            <w:vAlign w:val="top"/>
+          </w:tcPr>
+          <w:p>
+            <w:pPr>
+              <w:spacing w:after="40" w:before="40" w:line="252"/>
+              <w:jc w:val="left"/>
+            </w:pPr>
+            <w:r>
+              <w:rPr>
+                <w:b w:val="false"/>
+                <w:bCs w:val="false"/>
+                <w:i w:val="false"/>
+                <w:iCs w:val="false"/>
+                <w:color w:val="222629"/>
+                <w:sz w:val="18"/>
+                <w:szCs w:val="18"/>
+              </w:rPr>
+              <w:t xml:space="preserve">Digital Personal Data Protection Act, 2023</w:t>
+            </w:r>
+          </w:p>
+        </w:tc>
+        <w:tc>
+          <w:tcPr>
+            <w:tcW w:type="dxa" w:w="2891"/>
+            <w:shd w:fill="F1F5F8" w:color="auto" w:val="clear"/>
+            <w:tcMar>
+              <w:top w:type="dxa" w:w="90"/>
+              <w:left w:type="dxa" w:w="130"/>
+              <w:bottom w:type="dxa" w:w="90"/>
+              <w:right w:type="dxa" w:w="130"/>
+            </w:tcMar>
+            <w:vAlign w:val="top"/>
+          </w:tcPr>
+          <w:p>
+            <w:pPr>
+              <w:spacing w:after="40" w:before="40" w:line="252"/>
+              <w:jc w:val="left"/>
+            </w:pPr>
+            <w:r>
+              <w:rPr>
+                <w:b w:val="false"/>
+                <w:bCs w:val="false"/>
+                <w:i w:val="false"/>
+                <w:iCs w:val="false"/>
+                <w:color w:val="222629"/>
+                <w:sz w:val="18"/>
+                <w:szCs w:val="18"/>
+              </w:rPr>
+              <w:t xml:space="preserve">Accuracy and completeness where the data is used to make a decision affecting the customer, or is disclosed to another data fiduciary.</w:t>
+            </w:r>
+          </w:p>
+        </w:tc>
+        <w:tc>
+          <w:tcPr>
+            <w:tcW w:type="dxa" w:w="3085"/>
+            <w:shd w:fill="F1F5F8" w:color="auto" w:val="clear"/>
+            <w:tcMar>
+              <w:top w:type="dxa" w:w="90"/>
+              <w:left w:type="dxa" w:w="130"/>
+              <w:bottom w:type="dxa" w:w="90"/>
+              <w:right w:type="dxa" w:w="130"/>
+            </w:tcMar>
+            <w:vAlign w:val="top"/>
+          </w:tcPr>
+          <w:p>
+            <w:pPr>
+              <w:spacing w:after="40" w:before="40" w:line="252"/>
+              <w:jc w:val="left"/>
+            </w:pPr>
+            <w:r>
+              <w:rPr>
+                <w:b w:val="false"/>
+                <w:bCs w:val="false"/>
+                <w:i w:val="false"/>
+                <w:iCs w:val="false"/>
+                <w:color w:val="222629"/>
+                <w:sz w:val="18"/>
+                <w:szCs w:val="18"/>
+              </w:rPr>
+              <w:t xml:space="preserve">Understood to be s.8(3). Directly relevant: a suitability assessment is such a decision, and it is disclosed to an insurer.</w:t>
+            </w:r>
+          </w:p>
+        </w:tc>
+      </w:tr>
+      <w:tr>
+        <w:trPr>
+          <w:cantSplit/>
+        </w:trPr>
+        <w:tc>
+          <w:tcPr>
+            <w:tcW w:type="dxa" w:w="1349"/>
+            <w:tcMar>
+              <w:top w:type="dxa" w:w="90"/>
+              <w:left w:type="dxa" w:w="130"/>
+              <w:bottom w:type="dxa" w:w="90"/>
+              <w:right w:type="dxa" w:w="130"/>
+            </w:tcMar>
+            <w:vAlign w:val="top"/>
+          </w:tcPr>
+          <w:p>
+            <w:pPr>
+              <w:spacing w:after="40" w:before="40" w:line="252"/>
+              <w:jc w:val="left"/>
+            </w:pPr>
+            <w:r>
+              <w:rPr>
+                <w:b/>
+                <w:bCs/>
+                <w:i w:val="false"/>
+                <w:iCs w:val="false"/>
+                <w:color w:val="11304E"/>
+                <w:sz w:val="17"/>
+                <w:szCs w:val="17"/>
+              </w:rPr>
+              <w:t xml:space="preserve">OBL-DP-09</w:t>
+            </w:r>
+          </w:p>
+        </w:tc>
+        <w:tc>
+          <w:tcPr>
+            <w:tcW w:type="dxa" w:w="2313"/>
+            <w:tcMar>
+              <w:top w:type="dxa" w:w="90"/>
+              <w:left w:type="dxa" w:w="130"/>
+              <w:bottom w:type="dxa" w:w="90"/>
+              <w:right w:type="dxa" w:w="130"/>
+            </w:tcMar>
+            <w:vAlign w:val="top"/>
+          </w:tcPr>
+          <w:p>
+            <w:pPr>
+              <w:spacing w:after="40" w:before="40" w:line="252"/>
+              <w:jc w:val="left"/>
+            </w:pPr>
+            <w:r>
+              <w:rPr>
+                <w:b w:val="false"/>
+                <w:bCs w:val="false"/>
+                <w:i w:val="false"/>
+                <w:iCs w:val="false"/>
+                <w:color w:val="222629"/>
+                <w:sz w:val="18"/>
+                <w:szCs w:val="18"/>
+              </w:rPr>
+              <w:t xml:space="preserve">Digital Personal Data Protection Act, 2023</w:t>
+            </w:r>
+          </w:p>
+        </w:tc>
+        <w:tc>
+          <w:tcPr>
+            <w:tcW w:type="dxa" w:w="2891"/>
+            <w:tcMar>
+              <w:top w:type="dxa" w:w="90"/>
+              <w:left w:type="dxa" w:w="130"/>
+              <w:bottom w:type="dxa" w:w="90"/>
+              <w:right w:type="dxa" w:w="130"/>
+            </w:tcMar>
+            <w:vAlign w:val="top"/>
+          </w:tcPr>
+          <w:p>
+            <w:pPr>
+              <w:spacing w:after="40" w:before="40" w:line="252"/>
+              <w:jc w:val="left"/>
+            </w:pPr>
+            <w:r>
+              <w:rPr>
+                <w:b w:val="false"/>
+                <w:bCs w:val="false"/>
+                <w:i w:val="false"/>
+                <w:iCs w:val="false"/>
+                <w:color w:val="222629"/>
+                <w:sz w:val="18"/>
+                <w:szCs w:val="18"/>
+              </w:rPr>
+              <w:t xml:space="preserve">Accountability: the data fiduciary remains responsible for compliance, including for processing carried out by a processor on its behalf.</w:t>
+            </w:r>
+          </w:p>
+        </w:tc>
+        <w:tc>
+          <w:tcPr>
+            <w:tcW w:type="dxa" w:w="3085"/>
+            <w:tcMar>
+              <w:top w:type="dxa" w:w="90"/>
+              <w:left w:type="dxa" w:w="130"/>
+              <w:bottom w:type="dxa" w:w="90"/>
+              <w:right w:type="dxa" w:w="130"/>
+            </w:tcMar>
+            <w:vAlign w:val="top"/>
+          </w:tcPr>
+          <w:p>
+            <w:pPr>
+              <w:spacing w:after="40" w:before="40" w:line="252"/>
+              <w:jc w:val="left"/>
+            </w:pPr>
+            <w:r>
+              <w:rPr>
+                <w:b w:val="false"/>
+                <w:bCs w:val="false"/>
+                <w:i w:val="false"/>
+                <w:iCs w:val="false"/>
+                <w:color w:val="222629"/>
+                <w:sz w:val="18"/>
+                <w:szCs w:val="18"/>
+              </w:rPr>
+              <w:t xml:space="preserve">Understood to be s.8(1). Bears on the aggregator and cloud arrangements — see §6.1.</w:t>
+            </w:r>
+          </w:p>
+        </w:tc>
+      </w:tr>
+      <w:tr>
+        <w:trPr>
+          <w:cantSplit/>
+        </w:trPr>
+        <w:tc>
+          <w:tcPr>
+            <w:tcW w:type="dxa" w:w="1349"/>
+            <w:shd w:fill="F1F5F8" w:color="auto" w:val="clear"/>
+            <w:tcMar>
+              <w:top w:type="dxa" w:w="90"/>
+              <w:left w:type="dxa" w:w="130"/>
+              <w:bottom w:type="dxa" w:w="90"/>
+              <w:right w:type="dxa" w:w="130"/>
+            </w:tcMar>
+            <w:vAlign w:val="top"/>
+          </w:tcPr>
+          <w:p>
+            <w:pPr>
+              <w:spacing w:after="40" w:before="40" w:line="252"/>
+              <w:jc w:val="left"/>
+            </w:pPr>
+            <w:r>
+              <w:rPr>
+                <w:b/>
+                <w:bCs/>
+                <w:i w:val="false"/>
+                <w:iCs w:val="false"/>
+                <w:color w:val="11304E"/>
+                <w:sz w:val="17"/>
+                <w:szCs w:val="17"/>
+              </w:rPr>
+              <w:t xml:space="preserve">OBL-DP-10</w:t>
+            </w:r>
+          </w:p>
+        </w:tc>
+        <w:tc>
+          <w:tcPr>
+            <w:tcW w:type="dxa" w:w="2313"/>
+            <w:shd w:fill="F1F5F8" w:color="auto" w:val="clear"/>
+            <w:tcMar>
+              <w:top w:type="dxa" w:w="90"/>
+              <w:left w:type="dxa" w:w="130"/>
+              <w:bottom w:type="dxa" w:w="90"/>
+              <w:right w:type="dxa" w:w="130"/>
+            </w:tcMar>
+            <w:vAlign w:val="top"/>
+          </w:tcPr>
+          <w:p>
+            <w:pPr>
+              <w:spacing w:after="40" w:before="40" w:line="252"/>
+              <w:jc w:val="left"/>
+            </w:pPr>
+            <w:r>
+              <w:rPr>
+                <w:b w:val="false"/>
+                <w:bCs w:val="false"/>
+                <w:i w:val="false"/>
+                <w:iCs w:val="false"/>
+                <w:color w:val="222629"/>
+                <w:sz w:val="18"/>
+                <w:szCs w:val="18"/>
+              </w:rPr>
+              <w:t xml:space="preserve">Digital Personal Data Protection Act, 2023</w:t>
+            </w:r>
+          </w:p>
+        </w:tc>
+        <w:tc>
+          <w:tcPr>
+            <w:tcW w:type="dxa" w:w="2891"/>
+            <w:shd w:fill="F1F5F8" w:color="auto" w:val="clear"/>
+            <w:tcMar>
+              <w:top w:type="dxa" w:w="90"/>
+              <w:left w:type="dxa" w:w="130"/>
+              <w:bottom w:type="dxa" w:w="90"/>
+              <w:right w:type="dxa" w:w="130"/>
+            </w:tcMar>
+            <w:vAlign w:val="top"/>
+          </w:tcPr>
+          <w:p>
+            <w:pPr>
+              <w:spacing w:after="40" w:before="40" w:line="252"/>
+              <w:jc w:val="left"/>
+            </w:pPr>
+            <w:r>
+              <w:rPr>
+                <w:b w:val="false"/>
+                <w:bCs w:val="false"/>
+                <w:i w:val="false"/>
+                <w:iCs w:val="false"/>
+                <w:color w:val="222629"/>
+                <w:sz w:val="18"/>
+                <w:szCs w:val="18"/>
+              </w:rPr>
+              <w:t xml:space="preserve">An effective grievance redressal mechanism must be published and operated.</w:t>
+            </w:r>
+          </w:p>
+        </w:tc>
+        <w:tc>
+          <w:tcPr>
+            <w:tcW w:type="dxa" w:w="3085"/>
+            <w:shd w:fill="F1F5F8" w:color="auto" w:val="clear"/>
+            <w:tcMar>
+              <w:top w:type="dxa" w:w="90"/>
+              <w:left w:type="dxa" w:w="130"/>
+              <w:bottom w:type="dxa" w:w="90"/>
+              <w:right w:type="dxa" w:w="130"/>
+            </w:tcMar>
+            <w:vAlign w:val="top"/>
+          </w:tcPr>
+          <w:p>
+            <w:pPr>
+              <w:spacing w:after="40" w:before="40" w:line="252"/>
+              <w:jc w:val="left"/>
+            </w:pPr>
+            <w:r>
+              <w:rPr>
+                <w:b w:val="false"/>
+                <w:bCs w:val="false"/>
+                <w:i w:val="false"/>
+                <w:iCs w:val="false"/>
+                <w:color w:val="222629"/>
+                <w:sz w:val="18"/>
+                <w:szCs w:val="18"/>
+              </w:rPr>
+              <w:t xml:space="preserve">Understood to be s.8(10) with s.13. To be confirmed.</w:t>
+            </w:r>
+          </w:p>
+        </w:tc>
+      </w:tr>
+    </w:tbl>
+    <w:p>
+      <w:pPr>
+        <w:spacing w:after="160"/>
+      </w:pPr>
+      <w:r>
+        <w:t xml:space="preserve"/>
+      </w:r>
+    </w:p>
+    <w:p>
+      <w:pPr>
+        <w:pStyle w:val="Heading2"/>
+        <w:keepNext/>
+        <w:keepLines/>
+        <w:spacing w:after="100" w:before="220"/>
+      </w:pPr>
+      <w:r>
+        <w:rPr>
+          <w:b/>
+          <w:bCs/>
+          <w:color w:val="0F6E6E"/>
+          <w:sz w:val="21"/>
+          <w:szCs w:val="21"/>
+        </w:rPr>
+        <w:t xml:space="preserve">Insurance distribution</w:t>
+      </w:r>
+    </w:p>
+    <w:tbl>
+      <w:tblPr>
+        <w:tblW w:type="dxa" w:w="9638"/>
+        <w:tblBorders>
+          <w:top w:val="single" w:color="C7D2DC" w:sz="4"/>
+          <w:left w:val="single" w:color="C7D2DC" w:sz="4"/>
+          <w:bottom w:val="single" w:color="C7D2DC" w:sz="4"/>
+          <w:right w:val="single" w:color="C7D2DC" w:sz="4"/>
+          <w:insideH w:val="single" w:color="C7D2DC" w:sz="2"/>
+          <w:insideV w:val="single" w:color="C7D2DC" w:sz="2"/>
+        </w:tblBorders>
+      </w:tblPr>
+      <w:tblGrid>
+        <w:gridCol w:w="1349"/>
+        <w:gridCol w:w="2313"/>
+        <w:gridCol w:w="2891"/>
+        <w:gridCol w:w="3085"/>
+      </w:tblGrid>
+      <w:tr>
+        <w:trPr>
+          <w:cantSplit/>
+          <w:tblHeader/>
+        </w:trPr>
+        <w:tc>
+          <w:tcPr>
+            <w:tcW w:type="dxa" w:w="1349"/>
+            <w:shd w:fill="11304E" w:color="auto" w:val="clear"/>
+            <w:tcMar>
+              <w:top w:type="dxa" w:w="90"/>
+              <w:left w:type="dxa" w:w="130"/>
+              <w:bottom w:type="dxa" w:w="90"/>
+              <w:right w:type="dxa" w:w="130"/>
+            </w:tcMar>
+            <w:vAlign w:val="center"/>
+          </w:tcPr>
+          <w:p>
+            <w:pPr>
+              <w:spacing w:after="40" w:before="40" w:line="252"/>
+              <w:jc w:val="left"/>
+            </w:pPr>
+            <w:r>
+              <w:rPr>
+                <w:b/>
+                <w:bCs/>
+                <w:i w:val="false"/>
+                <w:iCs w:val="false"/>
+                <w:color w:val="FFFFFF"/>
+                <w:sz w:val="18"/>
+                <w:szCs w:val="18"/>
+              </w:rPr>
+              <w:t xml:space="preserve">Code</w:t>
+            </w:r>
+          </w:p>
+        </w:tc>
+        <w:tc>
+          <w:tcPr>
+            <w:tcW w:type="dxa" w:w="2313"/>
+            <w:shd w:fill="11304E" w:color="auto" w:val="clear"/>
+            <w:tcMar>
+              <w:top w:type="dxa" w:w="90"/>
+              <w:left w:type="dxa" w:w="130"/>
+              <w:bottom w:type="dxa" w:w="90"/>
+              <w:right w:type="dxa" w:w="130"/>
+            </w:tcMar>
+            <w:vAlign w:val="center"/>
+          </w:tcPr>
+          <w:p>
+            <w:pPr>
+              <w:spacing w:after="40" w:before="40" w:line="252"/>
+              <w:jc w:val="left"/>
+            </w:pPr>
+            <w:r>
+              <w:rPr>
+                <w:b/>
+                <w:bCs/>
+                <w:i w:val="false"/>
+                <w:iCs w:val="false"/>
+                <w:color w:val="FFFFFF"/>
+                <w:sz w:val="18"/>
+                <w:szCs w:val="18"/>
+              </w:rPr>
+              <w:t xml:space="preserve">Instrument as identified by Product</w:t>
+            </w:r>
+          </w:p>
+        </w:tc>
+        <w:tc>
+          <w:tcPr>
+            <w:tcW w:type="dxa" w:w="2891"/>
+            <w:shd w:fill="11304E" w:color="auto" w:val="clear"/>
+            <w:tcMar>
+              <w:top w:type="dxa" w:w="90"/>
+              <w:left w:type="dxa" w:w="130"/>
+              <w:bottom w:type="dxa" w:w="90"/>
+              <w:right w:type="dxa" w:w="130"/>
+            </w:tcMar>
+            <w:vAlign w:val="center"/>
+          </w:tcPr>
+          <w:p>
+            <w:pPr>
+              <w:spacing w:after="40" w:before="40" w:line="252"/>
+              <w:jc w:val="left"/>
+            </w:pPr>
+            <w:r>
+              <w:rPr>
+                <w:b/>
+                <w:bCs/>
+                <w:i w:val="false"/>
+                <w:iCs w:val="false"/>
+                <w:color w:val="FFFFFF"/>
+                <w:sz w:val="18"/>
+                <w:szCs w:val="18"/>
+              </w:rPr>
+              <w:t xml:space="preserve">What the obligation requires</w:t>
+            </w:r>
+          </w:p>
+        </w:tc>
+        <w:tc>
+          <w:tcPr>
+            <w:tcW w:type="dxa" w:w="3085"/>
+            <w:shd w:fill="11304E" w:color="auto" w:val="clear"/>
+            <w:tcMar>
+              <w:top w:type="dxa" w:w="90"/>
+              <w:left w:type="dxa" w:w="130"/>
+              <w:bottom w:type="dxa" w:w="90"/>
+              <w:right w:type="dxa" w:w="130"/>
+            </w:tcMar>
+            <w:vAlign w:val="center"/>
+          </w:tcPr>
+          <w:p>
+            <w:pPr>
+              <w:spacing w:after="40" w:before="40" w:line="252"/>
+              <w:jc w:val="left"/>
+            </w:pPr>
+            <w:r>
+              <w:rPr>
+                <w:b/>
+                <w:bCs/>
+                <w:i w:val="false"/>
+                <w:iCs w:val="false"/>
+                <w:color w:val="FFFFFF"/>
+                <w:sz w:val="18"/>
+                <w:szCs w:val="18"/>
+              </w:rPr>
+              <w:t xml:space="preserve">Citation status — for Compliance to complete</w:t>
+            </w:r>
+          </w:p>
+        </w:tc>
+      </w:tr>
+      <w:tr>
+        <w:trPr>
+          <w:cantSplit/>
+        </w:trPr>
+        <w:tc>
+          <w:tcPr>
+            <w:tcW w:type="dxa" w:w="1349"/>
+            <w:tcMar>
+              <w:top w:type="dxa" w:w="90"/>
+              <w:left w:type="dxa" w:w="130"/>
+              <w:bottom w:type="dxa" w:w="90"/>
+              <w:right w:type="dxa" w:w="130"/>
+            </w:tcMar>
+            <w:vAlign w:val="top"/>
+          </w:tcPr>
+          <w:p>
+            <w:pPr>
+              <w:spacing w:after="40" w:before="40" w:line="252"/>
+              <w:jc w:val="left"/>
+            </w:pPr>
+            <w:r>
+              <w:rPr>
+                <w:b/>
+                <w:bCs/>
+                <w:i w:val="false"/>
+                <w:iCs w:val="false"/>
+                <w:color w:val="11304E"/>
+                <w:sz w:val="17"/>
+                <w:szCs w:val="17"/>
+              </w:rPr>
+              <w:t xml:space="preserve">OBL-INS-01</w:t>
+            </w:r>
+          </w:p>
+        </w:tc>
+        <w:tc>
+          <w:tcPr>
+            <w:tcW w:type="dxa" w:w="2313"/>
+            <w:tcMar>
+              <w:top w:type="dxa" w:w="90"/>
+              <w:left w:type="dxa" w:w="130"/>
+              <w:bottom w:type="dxa" w:w="90"/>
+              <w:right w:type="dxa" w:w="130"/>
+            </w:tcMar>
+            <w:vAlign w:val="top"/>
+          </w:tcPr>
+          <w:p>
+            <w:pPr>
+              <w:spacing w:after="40" w:before="40" w:line="252"/>
+              <w:jc w:val="left"/>
+            </w:pPr>
+            <w:r>
+              <w:rPr>
+                <w:b w:val="false"/>
+                <w:bCs w:val="false"/>
+                <w:i w:val="false"/>
+                <w:iCs w:val="false"/>
+                <w:color w:val="222629"/>
+                <w:sz w:val="18"/>
+                <w:szCs w:val="18"/>
+              </w:rPr>
+              <w:t xml:space="preserve">IRDAI (Registration of Corporate Agents) Regulations, 2015, as amended, and the intermediary framework consolidated by IRDAI in 2024</w:t>
+            </w:r>
+          </w:p>
+        </w:tc>
+        <w:tc>
+          <w:tcPr>
+            <w:tcW w:type="dxa" w:w="2891"/>
+            <w:tcMar>
+              <w:top w:type="dxa" w:w="90"/>
+              <w:left w:type="dxa" w:w="130"/>
+              <w:bottom w:type="dxa" w:w="90"/>
+              <w:right w:type="dxa" w:w="130"/>
+            </w:tcMar>
+            <w:vAlign w:val="top"/>
+          </w:tcPr>
+          <w:p>
+            <w:pPr>
+              <w:spacing w:after="40" w:before="40" w:line="252"/>
+              <w:jc w:val="left"/>
+            </w:pPr>
+            <w:r>
+              <w:rPr>
+                <w:b w:val="false"/>
+                <w:bCs w:val="false"/>
+                <w:i w:val="false"/>
+                <w:iCs w:val="false"/>
+                <w:color w:val="222629"/>
+                <w:sz w:val="18"/>
+                <w:szCs w:val="18"/>
+              </w:rPr>
+              <w:t xml:space="preserve">Solicitation and servicing of insurance by a corporate agent may be carried out only within the registration held, and only by persons authorised under it.</w:t>
+            </w:r>
+          </w:p>
+        </w:tc>
+        <w:tc>
+          <w:tcPr>
+            <w:tcW w:type="dxa" w:w="3085"/>
+            <w:tcMar>
+              <w:top w:type="dxa" w:w="90"/>
+              <w:left w:type="dxa" w:w="130"/>
+              <w:bottom w:type="dxa" w:w="90"/>
+              <w:right w:type="dxa" w:w="130"/>
+            </w:tcMar>
+            <w:vAlign w:val="top"/>
+          </w:tcPr>
+          <w:p>
+            <w:pPr>
+              <w:spacing w:after="40" w:before="40" w:line="252"/>
+              <w:jc w:val="left"/>
+            </w:pPr>
+            <w:r>
+              <w:rPr>
+                <w:b w:val="false"/>
+                <w:bCs w:val="false"/>
+                <w:i w:val="false"/>
+                <w:iCs w:val="false"/>
+                <w:color w:val="222629"/>
+                <w:sz w:val="18"/>
+                <w:szCs w:val="18"/>
+              </w:rPr>
+              <w:t xml:space="preserve">Instrument named; the registration actually held by this entity, and its current conditions, are unknown to Product — see §6.1.</w:t>
+            </w:r>
+          </w:p>
+        </w:tc>
+      </w:tr>
+      <w:tr>
+        <w:trPr>
+          <w:cantSplit/>
+        </w:trPr>
+        <w:tc>
+          <w:tcPr>
+            <w:tcW w:type="dxa" w:w="1349"/>
+            <w:shd w:fill="F1F5F8" w:color="auto" w:val="clear"/>
+            <w:tcMar>
+              <w:top w:type="dxa" w:w="90"/>
+              <w:left w:type="dxa" w:w="130"/>
+              <w:bottom w:type="dxa" w:w="90"/>
+              <w:right w:type="dxa" w:w="130"/>
+            </w:tcMar>
+            <w:vAlign w:val="top"/>
+          </w:tcPr>
+          <w:p>
+            <w:pPr>
+              <w:spacing w:after="40" w:before="40" w:line="252"/>
+              <w:jc w:val="left"/>
+            </w:pPr>
+            <w:r>
+              <w:rPr>
+                <w:b/>
+                <w:bCs/>
+                <w:i w:val="false"/>
+                <w:iCs w:val="false"/>
+                <w:color w:val="11304E"/>
+                <w:sz w:val="17"/>
+                <w:szCs w:val="17"/>
+              </w:rPr>
+              <w:t xml:space="preserve">OBL-INS-02</w:t>
+            </w:r>
+          </w:p>
+        </w:tc>
+        <w:tc>
+          <w:tcPr>
+            <w:tcW w:type="dxa" w:w="2313"/>
+            <w:shd w:fill="F1F5F8" w:color="auto" w:val="clear"/>
+            <w:tcMar>
+              <w:top w:type="dxa" w:w="90"/>
+              <w:left w:type="dxa" w:w="130"/>
+              <w:bottom w:type="dxa" w:w="90"/>
+              <w:right w:type="dxa" w:w="130"/>
+            </w:tcMar>
+            <w:vAlign w:val="top"/>
+          </w:tcPr>
+          <w:p>
+            <w:pPr>
+              <w:spacing w:after="40" w:before="40" w:line="252"/>
+              <w:jc w:val="left"/>
+            </w:pPr>
+            <w:r>
+              <w:rPr>
+                <w:b w:val="false"/>
+                <w:bCs w:val="false"/>
+                <w:i w:val="false"/>
+                <w:iCs w:val="false"/>
+                <w:color w:val="222629"/>
+                <w:sz w:val="18"/>
+                <w:szCs w:val="18"/>
+              </w:rPr>
+              <w:t xml:space="preserve">IRDAI (Protection of Policyholders’ Interests, Operations and Allied Matters of Insurers) Regulations, 2024, and the IRDAI Master Circular on Protection of Policyholders’ Interests, 2024</w:t>
+            </w:r>
+          </w:p>
+        </w:tc>
+        <w:tc>
+          <w:tcPr>
+            <w:tcW w:type="dxa" w:w="2891"/>
+            <w:shd w:fill="F1F5F8" w:color="auto" w:val="clear"/>
+            <w:tcMar>
+              <w:top w:type="dxa" w:w="90"/>
+              <w:left w:type="dxa" w:w="130"/>
+              <w:bottom w:type="dxa" w:w="90"/>
+              <w:right w:type="dxa" w:w="130"/>
+            </w:tcMar>
+            <w:vAlign w:val="top"/>
+          </w:tcPr>
+          <w:p>
+            <w:pPr>
+              <w:spacing w:after="40" w:before="40" w:line="252"/>
+              <w:jc w:val="left"/>
+            </w:pPr>
+            <w:r>
+              <w:rPr>
+                <w:b w:val="false"/>
+                <w:bCs w:val="false"/>
+                <w:i w:val="false"/>
+                <w:iCs w:val="false"/>
+                <w:color w:val="222629"/>
+                <w:sz w:val="18"/>
+                <w:szCs w:val="18"/>
+              </w:rPr>
+              <w:t xml:space="preserve">A recommendation of a life insurance product must be preceded by a documented analysis of the prospect’s needs and circumstances, and the product recommended must be suitable to them.</w:t>
+            </w:r>
+          </w:p>
+        </w:tc>
+        <w:tc>
+          <w:tcPr>
+            <w:tcW w:type="dxa" w:w="3085"/>
+            <w:shd w:fill="F1F5F8" w:color="auto" w:val="clear"/>
+            <w:tcMar>
+              <w:top w:type="dxa" w:w="90"/>
+              <w:left w:type="dxa" w:w="130"/>
+              <w:bottom w:type="dxa" w:w="90"/>
+              <w:right w:type="dxa" w:w="130"/>
+            </w:tcMar>
+            <w:vAlign w:val="top"/>
+          </w:tcPr>
+          <w:p>
+            <w:pPr>
+              <w:spacing w:after="40" w:before="40" w:line="252"/>
+              <w:jc w:val="left"/>
+            </w:pPr>
+            <w:r>
+              <w:rPr>
+                <w:b w:val="false"/>
+                <w:bCs w:val="false"/>
+                <w:i w:val="false"/>
+                <w:iCs w:val="false"/>
+                <w:color w:val="222629"/>
+                <w:sz w:val="18"/>
+                <w:szCs w:val="18"/>
+              </w:rPr>
+              <w:t xml:space="preserve">This is the obligation the whole suitability pack exists to discharge. Instrument named at title level; the operative clause, and whether a prescribed assessment format applies, is OPEN-SUIT-01 and blocks the algorithm decision.</w:t>
+            </w:r>
+          </w:p>
+        </w:tc>
+      </w:tr>
+      <w:tr>
+        <w:trPr>
+          <w:cantSplit/>
+        </w:trPr>
+        <w:tc>
+          <w:tcPr>
+            <w:tcW w:type="dxa" w:w="1349"/>
+            <w:tcMar>
+              <w:top w:type="dxa" w:w="90"/>
+              <w:left w:type="dxa" w:w="130"/>
+              <w:bottom w:type="dxa" w:w="90"/>
+              <w:right w:type="dxa" w:w="130"/>
+            </w:tcMar>
+            <w:vAlign w:val="top"/>
+          </w:tcPr>
+          <w:p>
+            <w:pPr>
+              <w:spacing w:after="40" w:before="40" w:line="252"/>
+              <w:jc w:val="left"/>
+            </w:pPr>
+            <w:r>
+              <w:rPr>
+                <w:b/>
+                <w:bCs/>
+                <w:i w:val="false"/>
+                <w:iCs w:val="false"/>
+                <w:color w:val="11304E"/>
+                <w:sz w:val="17"/>
+                <w:szCs w:val="17"/>
+              </w:rPr>
+              <w:t xml:space="preserve">OBL-INS-03</w:t>
+            </w:r>
+          </w:p>
+        </w:tc>
+        <w:tc>
+          <w:tcPr>
+            <w:tcW w:type="dxa" w:w="2313"/>
+            <w:tcMar>
+              <w:top w:type="dxa" w:w="90"/>
+              <w:left w:type="dxa" w:w="130"/>
+              <w:bottom w:type="dxa" w:w="90"/>
+              <w:right w:type="dxa" w:w="130"/>
+            </w:tcMar>
+            <w:vAlign w:val="top"/>
+          </w:tcPr>
+          <w:p>
+            <w:pPr>
+              <w:spacing w:after="40" w:before="40" w:line="252"/>
+              <w:jc w:val="left"/>
+            </w:pPr>
+            <w:r>
+              <w:rPr>
+                <w:b w:val="false"/>
+                <w:bCs w:val="false"/>
+                <w:i w:val="false"/>
+                <w:iCs w:val="false"/>
+                <w:color w:val="222629"/>
+                <w:sz w:val="18"/>
+                <w:szCs w:val="18"/>
+              </w:rPr>
+              <w:t xml:space="preserve">IRDAI Master Circular on Protection of Policyholders’ Interests, 2024</w:t>
+            </w:r>
+          </w:p>
+        </w:tc>
+        <w:tc>
+          <w:tcPr>
+            <w:tcW w:type="dxa" w:w="2891"/>
+            <w:tcMar>
+              <w:top w:type="dxa" w:w="90"/>
+              <w:left w:type="dxa" w:w="130"/>
+              <w:bottom w:type="dxa" w:w="90"/>
+              <w:right w:type="dxa" w:w="130"/>
+            </w:tcMar>
+            <w:vAlign w:val="top"/>
+          </w:tcPr>
+          <w:p>
+            <w:pPr>
+              <w:spacing w:after="40" w:before="40" w:line="252"/>
+              <w:jc w:val="left"/>
+            </w:pPr>
+            <w:r>
+              <w:rPr>
+                <w:b w:val="false"/>
+                <w:bCs w:val="false"/>
+                <w:i w:val="false"/>
+                <w:iCs w:val="false"/>
+                <w:color w:val="222629"/>
+                <w:sz w:val="18"/>
+                <w:szCs w:val="18"/>
+              </w:rPr>
+              <w:t xml:space="preserve">The suitability analysis must be recorded, retained, and made available to the prospect; a prescribed prospect–product matrix may apply to life products.</w:t>
+            </w:r>
+          </w:p>
+        </w:tc>
+        <w:tc>
+          <w:tcPr>
+            <w:tcW w:type="dxa" w:w="3085"/>
+            <w:tcMar>
+              <w:top w:type="dxa" w:w="90"/>
+              <w:left w:type="dxa" w:w="130"/>
+              <w:bottom w:type="dxa" w:w="90"/>
+              <w:right w:type="dxa" w:w="130"/>
+            </w:tcMar>
+            <w:vAlign w:val="top"/>
+          </w:tcPr>
+          <w:p>
+            <w:pPr>
+              <w:spacing w:after="40" w:before="40" w:line="252"/>
+              <w:jc w:val="left"/>
+            </w:pPr>
+            <w:r>
+              <w:rPr>
+                <w:b w:val="false"/>
+                <w:bCs w:val="false"/>
+                <w:i w:val="false"/>
+                <w:iCs w:val="false"/>
+                <w:color w:val="222629"/>
+                <w:sz w:val="18"/>
+                <w:szCs w:val="18"/>
+              </w:rPr>
+              <w:t xml:space="preserve">Whether a prescribed matrix applies, and in what form, is unresolved. If it does, it replaces the arithmetic in Volume 3, §3 but not its structure.</w:t>
+            </w:r>
+          </w:p>
+        </w:tc>
+      </w:tr>
+      <w:tr>
+        <w:trPr>
+          <w:cantSplit/>
+        </w:trPr>
+        <w:tc>
+          <w:tcPr>
+            <w:tcW w:type="dxa" w:w="1349"/>
+            <w:shd w:fill="F1F5F8" w:color="auto" w:val="clear"/>
+            <w:tcMar>
+              <w:top w:type="dxa" w:w="90"/>
+              <w:left w:type="dxa" w:w="130"/>
+              <w:bottom w:type="dxa" w:w="90"/>
+              <w:right w:type="dxa" w:w="130"/>
+            </w:tcMar>
+            <w:vAlign w:val="top"/>
+          </w:tcPr>
+          <w:p>
+            <w:pPr>
+              <w:spacing w:after="40" w:before="40" w:line="252"/>
+              <w:jc w:val="left"/>
+            </w:pPr>
+            <w:r>
+              <w:rPr>
+                <w:b/>
+                <w:bCs/>
+                <w:i w:val="false"/>
+                <w:iCs w:val="false"/>
+                <w:color w:val="11304E"/>
+                <w:sz w:val="17"/>
+                <w:szCs w:val="17"/>
+              </w:rPr>
+              <w:t xml:space="preserve">OBL-INS-04</w:t>
+            </w:r>
+          </w:p>
+        </w:tc>
+        <w:tc>
+          <w:tcPr>
+            <w:tcW w:type="dxa" w:w="2313"/>
+            <w:shd w:fill="F1F5F8" w:color="auto" w:val="clear"/>
+            <w:tcMar>
+              <w:top w:type="dxa" w:w="90"/>
+              <w:left w:type="dxa" w:w="130"/>
+              <w:bottom w:type="dxa" w:w="90"/>
+              <w:right w:type="dxa" w:w="130"/>
+            </w:tcMar>
+            <w:vAlign w:val="top"/>
+          </w:tcPr>
+          <w:p>
+            <w:pPr>
+              <w:spacing w:after="40" w:before="40" w:line="252"/>
+              <w:jc w:val="left"/>
+            </w:pPr>
+            <w:r>
+              <w:rPr>
+                <w:b w:val="false"/>
+                <w:bCs w:val="false"/>
+                <w:i w:val="false"/>
+                <w:iCs w:val="false"/>
+                <w:color w:val="222629"/>
+                <w:sz w:val="18"/>
+                <w:szCs w:val="18"/>
+              </w:rPr>
+              <w:t xml:space="preserve">IRDAI (Protection of Policyholders’ Interests, Operations and Allied Matters of Insurers) Regulations, 2024</w:t>
+            </w:r>
+          </w:p>
+        </w:tc>
+        <w:tc>
+          <w:tcPr>
+            <w:tcW w:type="dxa" w:w="2891"/>
+            <w:shd w:fill="F1F5F8" w:color="auto" w:val="clear"/>
+            <w:tcMar>
+              <w:top w:type="dxa" w:w="90"/>
+              <w:left w:type="dxa" w:w="130"/>
+              <w:bottom w:type="dxa" w:w="90"/>
+              <w:right w:type="dxa" w:w="130"/>
+            </w:tcMar>
+            <w:vAlign w:val="top"/>
+          </w:tcPr>
+          <w:p>
+            <w:pPr>
+              <w:spacing w:after="40" w:before="40" w:line="252"/>
+              <w:jc w:val="left"/>
+            </w:pPr>
+            <w:r>
+              <w:rPr>
+                <w:b w:val="false"/>
+                <w:bCs w:val="false"/>
+                <w:i w:val="false"/>
+                <w:iCs w:val="false"/>
+                <w:color w:val="222629"/>
+                <w:sz w:val="18"/>
+                <w:szCs w:val="18"/>
+              </w:rPr>
+              <w:t xml:space="preserve">Pre-sale disclosure of material product information, in a form the prospect can understand, before the sale is concluded.</w:t>
+            </w:r>
+          </w:p>
+        </w:tc>
+        <w:tc>
+          <w:tcPr>
+            <w:tcW w:type="dxa" w:w="3085"/>
+            <w:shd w:fill="F1F5F8" w:color="auto" w:val="clear"/>
+            <w:tcMar>
+              <w:top w:type="dxa" w:w="90"/>
+              <w:left w:type="dxa" w:w="130"/>
+              <w:bottom w:type="dxa" w:w="90"/>
+              <w:right w:type="dxa" w:w="130"/>
+            </w:tcMar>
+            <w:vAlign w:val="top"/>
+          </w:tcPr>
+          <w:p>
+            <w:pPr>
+              <w:spacing w:after="40" w:before="40" w:line="252"/>
+              <w:jc w:val="left"/>
+            </w:pPr>
+            <w:r>
+              <w:rPr>
+                <w:b w:val="false"/>
+                <w:bCs w:val="false"/>
+                <w:i w:val="false"/>
+                <w:iCs w:val="false"/>
+                <w:color w:val="222629"/>
+                <w:sz w:val="18"/>
+                <w:szCs w:val="18"/>
+              </w:rPr>
+              <w:t xml:space="preserve">Instrument named; the specific content requirements for a caution disclosure are not established by Product — see OPEN-SUIT-03.</w:t>
+            </w:r>
+          </w:p>
+        </w:tc>
+      </w:tr>
+      <w:tr>
+        <w:trPr>
+          <w:cantSplit/>
+        </w:trPr>
+        <w:tc>
+          <w:tcPr>
+            <w:tcW w:type="dxa" w:w="1349"/>
+            <w:tcMar>
+              <w:top w:type="dxa" w:w="90"/>
+              <w:left w:type="dxa" w:w="130"/>
+              <w:bottom w:type="dxa" w:w="90"/>
+              <w:right w:type="dxa" w:w="130"/>
+            </w:tcMar>
+            <w:vAlign w:val="top"/>
+          </w:tcPr>
+          <w:p>
+            <w:pPr>
+              <w:spacing w:after="40" w:before="40" w:line="252"/>
+              <w:jc w:val="left"/>
+            </w:pPr>
+            <w:r>
+              <w:rPr>
+                <w:b/>
+                <w:bCs/>
+                <w:i w:val="false"/>
+                <w:iCs w:val="false"/>
+                <w:color w:val="11304E"/>
+                <w:sz w:val="17"/>
+                <w:szCs w:val="17"/>
+              </w:rPr>
+              <w:t xml:space="preserve">OBL-INS-05</w:t>
+            </w:r>
+          </w:p>
+        </w:tc>
+        <w:tc>
+          <w:tcPr>
+            <w:tcW w:type="dxa" w:w="2313"/>
+            <w:tcMar>
+              <w:top w:type="dxa" w:w="90"/>
+              <w:left w:type="dxa" w:w="130"/>
+              <w:bottom w:type="dxa" w:w="90"/>
+              <w:right w:type="dxa" w:w="130"/>
+            </w:tcMar>
+            <w:vAlign w:val="top"/>
+          </w:tcPr>
+          <w:p>
+            <w:pPr>
+              <w:spacing w:after="40" w:before="40" w:line="252"/>
+              <w:jc w:val="left"/>
+            </w:pPr>
+            <w:r>
+              <w:rPr>
+                <w:b w:val="false"/>
+                <w:bCs w:val="false"/>
+                <w:i w:val="false"/>
+                <w:iCs w:val="false"/>
+                <w:color w:val="222629"/>
+                <w:sz w:val="18"/>
+                <w:szCs w:val="18"/>
+              </w:rPr>
+              <w:t xml:space="preserve">IRDAI (Protection of Policyholders’ Interests, Operations and Allied Matters of Insurers) Regulations, 2024, read with the IRDAI (Maintenance of Insurance Records) framework</w:t>
+            </w:r>
+          </w:p>
+        </w:tc>
+        <w:tc>
+          <w:tcPr>
+            <w:tcW w:type="dxa" w:w="2891"/>
+            <w:tcMar>
+              <w:top w:type="dxa" w:w="90"/>
+              <w:left w:type="dxa" w:w="130"/>
+              <w:bottom w:type="dxa" w:w="90"/>
+              <w:right w:type="dxa" w:w="130"/>
+            </w:tcMar>
+            <w:vAlign w:val="top"/>
+          </w:tcPr>
+          <w:p>
+            <w:pPr>
+              <w:spacing w:after="40" w:before="40" w:line="252"/>
+              <w:jc w:val="left"/>
+            </w:pPr>
+            <w:r>
+              <w:rPr>
+                <w:b w:val="false"/>
+                <w:bCs w:val="false"/>
+                <w:i w:val="false"/>
+                <w:iCs w:val="false"/>
+                <w:color w:val="222629"/>
+                <w:sz w:val="18"/>
+                <w:szCs w:val="18"/>
+              </w:rPr>
+              <w:t xml:space="preserve">Records relating to a policy and its solicitation must be maintained, preserved for a defined period, and produced on request.</w:t>
+            </w:r>
+          </w:p>
+        </w:tc>
+        <w:tc>
+          <w:tcPr>
+            <w:tcW w:type="dxa" w:w="3085"/>
+            <w:tcMar>
+              <w:top w:type="dxa" w:w="90"/>
+              <w:left w:type="dxa" w:w="130"/>
+              <w:bottom w:type="dxa" w:w="90"/>
+              <w:right w:type="dxa" w:w="130"/>
+            </w:tcMar>
+            <w:vAlign w:val="top"/>
+          </w:tcPr>
+          <w:p>
+            <w:pPr>
+              <w:spacing w:after="40" w:before="40" w:line="252"/>
+              <w:jc w:val="left"/>
+            </w:pPr>
+            <w:r>
+              <w:rPr>
+                <w:b/>
+                <w:bCs/>
+                <w:i w:val="false"/>
+                <w:iCs w:val="false"/>
+                <w:color w:val="222629"/>
+                <w:sz w:val="18"/>
+                <w:szCs w:val="18"/>
+              </w:rPr>
+              <w:t xml:space="preserve">The seven-year period used throughout these packs is carried from the programme baseline and Product has not established its source.</w:t>
+            </w:r>
+            <w:r>
+              <w:rPr>
+                <w:b w:val="false"/>
+                <w:bCs w:val="false"/>
+                <w:i w:val="false"/>
+                <w:iCs w:val="false"/>
+                <w:color w:val="222629"/>
+                <w:sz w:val="18"/>
+                <w:szCs w:val="18"/>
+              </w:rPr>
+              <w:t xml:space="preserve"> The trigger event — record date, policy termination or relationship end — is equally unestablished. See §6.5.</w:t>
+            </w:r>
+          </w:p>
+        </w:tc>
+      </w:tr>
+      <w:tr>
+        <w:trPr>
+          <w:cantSplit/>
+        </w:trPr>
+        <w:tc>
+          <w:tcPr>
+            <w:tcW w:type="dxa" w:w="1349"/>
+            <w:shd w:fill="F1F5F8" w:color="auto" w:val="clear"/>
+            <w:tcMar>
+              <w:top w:type="dxa" w:w="90"/>
+              <w:left w:type="dxa" w:w="130"/>
+              <w:bottom w:type="dxa" w:w="90"/>
+              <w:right w:type="dxa" w:w="130"/>
+            </w:tcMar>
+            <w:vAlign w:val="top"/>
+          </w:tcPr>
+          <w:p>
+            <w:pPr>
+              <w:spacing w:after="40" w:before="40" w:line="252"/>
+              <w:jc w:val="left"/>
+            </w:pPr>
+            <w:r>
+              <w:rPr>
+                <w:b/>
+                <w:bCs/>
+                <w:i w:val="false"/>
+                <w:iCs w:val="false"/>
+                <w:color w:val="11304E"/>
+                <w:sz w:val="17"/>
+                <w:szCs w:val="17"/>
+              </w:rPr>
+              <w:t xml:space="preserve">OBL-INS-06</w:t>
+            </w:r>
+          </w:p>
+        </w:tc>
+        <w:tc>
+          <w:tcPr>
+            <w:tcW w:type="dxa" w:w="2313"/>
+            <w:shd w:fill="F1F5F8" w:color="auto" w:val="clear"/>
+            <w:tcMar>
+              <w:top w:type="dxa" w:w="90"/>
+              <w:left w:type="dxa" w:w="130"/>
+              <w:bottom w:type="dxa" w:w="90"/>
+              <w:right w:type="dxa" w:w="130"/>
+            </w:tcMar>
+            <w:vAlign w:val="top"/>
+          </w:tcPr>
+          <w:p>
+            <w:pPr>
+              <w:spacing w:after="40" w:before="40" w:line="252"/>
+              <w:jc w:val="left"/>
+            </w:pPr>
+            <w:r>
+              <w:rPr>
+                <w:b w:val="false"/>
+                <w:bCs w:val="false"/>
+                <w:i w:val="false"/>
+                <w:iCs w:val="false"/>
+                <w:color w:val="222629"/>
+                <w:sz w:val="18"/>
+                <w:szCs w:val="18"/>
+              </w:rPr>
+              <w:t xml:space="preserve">IRDAI (Registration of Corporate Agents) Regulations, 2015, as amended</w:t>
+            </w:r>
+          </w:p>
+        </w:tc>
+        <w:tc>
+          <w:tcPr>
+            <w:tcW w:type="dxa" w:w="2891"/>
+            <w:shd w:fill="F1F5F8" w:color="auto" w:val="clear"/>
+            <w:tcMar>
+              <w:top w:type="dxa" w:w="90"/>
+              <w:left w:type="dxa" w:w="130"/>
+              <w:bottom w:type="dxa" w:w="90"/>
+              <w:right w:type="dxa" w:w="130"/>
+            </w:tcMar>
+            <w:vAlign w:val="top"/>
+          </w:tcPr>
+          <w:p>
+            <w:pPr>
+              <w:spacing w:after="40" w:before="40" w:line="252"/>
+              <w:jc w:val="left"/>
+            </w:pPr>
+            <w:r>
+              <w:rPr>
+                <w:b w:val="false"/>
+                <w:bCs w:val="false"/>
+                <w:i w:val="false"/>
+                <w:iCs w:val="false"/>
+                <w:color w:val="222629"/>
+                <w:sz w:val="18"/>
+                <w:szCs w:val="18"/>
+              </w:rPr>
+              <w:t xml:space="preserve">Solicitation may be carried out only by a specified person holding a valid certificate, and the identity of that person must be attributable to the sale.</w:t>
+            </w:r>
+          </w:p>
+        </w:tc>
+        <w:tc>
+          <w:tcPr>
+            <w:tcW w:type="dxa" w:w="3085"/>
+            <w:shd w:fill="F1F5F8" w:color="auto" w:val="clear"/>
+            <w:tcMar>
+              <w:top w:type="dxa" w:w="90"/>
+              <w:left w:type="dxa" w:w="130"/>
+              <w:bottom w:type="dxa" w:w="90"/>
+              <w:right w:type="dxa" w:w="130"/>
+            </w:tcMar>
+            <w:vAlign w:val="top"/>
+          </w:tcPr>
+          <w:p>
+            <w:pPr>
+              <w:spacing w:after="40" w:before="40" w:line="252"/>
+              <w:jc w:val="left"/>
+            </w:pPr>
+            <w:r>
+              <w:rPr>
+                <w:b w:val="false"/>
+                <w:bCs w:val="false"/>
+                <w:i w:val="false"/>
+                <w:iCs w:val="false"/>
+                <w:color w:val="222629"/>
+                <w:sz w:val="18"/>
+                <w:szCs w:val="18"/>
+              </w:rPr>
+              <w:t xml:space="preserve">Instrument named. This is why the agent licence identifier is a mandatory field on the consent record.</w:t>
+            </w:r>
+          </w:p>
+        </w:tc>
+      </w:tr>
+      <w:tr>
+        <w:trPr>
+          <w:cantSplit/>
+        </w:trPr>
+        <w:tc>
+          <w:tcPr>
+            <w:tcW w:type="dxa" w:w="1349"/>
+            <w:tcMar>
+              <w:top w:type="dxa" w:w="90"/>
+              <w:left w:type="dxa" w:w="130"/>
+              <w:bottom w:type="dxa" w:w="90"/>
+              <w:right w:type="dxa" w:w="130"/>
+            </w:tcMar>
+            <w:vAlign w:val="top"/>
+          </w:tcPr>
+          <w:p>
+            <w:pPr>
+              <w:spacing w:after="40" w:before="40" w:line="252"/>
+              <w:jc w:val="left"/>
+            </w:pPr>
+            <w:r>
+              <w:rPr>
+                <w:b/>
+                <w:bCs/>
+                <w:i w:val="false"/>
+                <w:iCs w:val="false"/>
+                <w:color w:val="11304E"/>
+                <w:sz w:val="17"/>
+                <w:szCs w:val="17"/>
+              </w:rPr>
+              <w:t xml:space="preserve">OBL-INS-07</w:t>
+            </w:r>
+          </w:p>
+        </w:tc>
+        <w:tc>
+          <w:tcPr>
+            <w:tcW w:type="dxa" w:w="2313"/>
+            <w:tcMar>
+              <w:top w:type="dxa" w:w="90"/>
+              <w:left w:type="dxa" w:w="130"/>
+              <w:bottom w:type="dxa" w:w="90"/>
+              <w:right w:type="dxa" w:w="130"/>
+            </w:tcMar>
+            <w:vAlign w:val="top"/>
+          </w:tcPr>
+          <w:p>
+            <w:pPr>
+              <w:spacing w:after="40" w:before="40" w:line="252"/>
+              <w:jc w:val="left"/>
+            </w:pPr>
+            <w:r>
+              <w:rPr>
+                <w:b w:val="false"/>
+                <w:bCs w:val="false"/>
+                <w:i w:val="false"/>
+                <w:iCs w:val="false"/>
+                <w:color w:val="222629"/>
+                <w:sz w:val="18"/>
+                <w:szCs w:val="18"/>
+              </w:rPr>
+              <w:t xml:space="preserve">IRDAI (Protection of Policyholders’ Interests, Operations and Allied Matters of Insurers) Regulations, 2024</w:t>
+            </w:r>
+          </w:p>
+        </w:tc>
+        <w:tc>
+          <w:tcPr>
+            <w:tcW w:type="dxa" w:w="2891"/>
+            <w:tcMar>
+              <w:top w:type="dxa" w:w="90"/>
+              <w:left w:type="dxa" w:w="130"/>
+              <w:bottom w:type="dxa" w:w="90"/>
+              <w:right w:type="dxa" w:w="130"/>
+            </w:tcMar>
+            <w:vAlign w:val="top"/>
+          </w:tcPr>
+          <w:p>
+            <w:pPr>
+              <w:spacing w:after="40" w:before="40" w:line="252"/>
+              <w:jc w:val="left"/>
+            </w:pPr>
+            <w:r>
+              <w:rPr>
+                <w:b w:val="false"/>
+                <w:bCs w:val="false"/>
+                <w:i w:val="false"/>
+                <w:iCs w:val="false"/>
+                <w:color w:val="222629"/>
+                <w:sz w:val="18"/>
+                <w:szCs w:val="18"/>
+              </w:rPr>
+              <w:t xml:space="preserve">Where a proposed policy would replace an existing one, the consequences must be disclosed to the prospect before the sale.</w:t>
+            </w:r>
+          </w:p>
+        </w:tc>
+        <w:tc>
+          <w:tcPr>
+            <w:tcW w:type="dxa" w:w="3085"/>
+            <w:tcMar>
+              <w:top w:type="dxa" w:w="90"/>
+              <w:left w:type="dxa" w:w="130"/>
+              <w:bottom w:type="dxa" w:w="90"/>
+              <w:right w:type="dxa" w:w="130"/>
+            </w:tcMar>
+            <w:vAlign w:val="top"/>
+          </w:tcPr>
+          <w:p>
+            <w:pPr>
+              <w:spacing w:after="40" w:before="40" w:line="252"/>
+              <w:jc w:val="left"/>
+            </w:pPr>
+            <w:r>
+              <w:rPr>
+                <w:b w:val="false"/>
+                <w:bCs w:val="false"/>
+                <w:i w:val="false"/>
+                <w:iCs w:val="false"/>
+                <w:color w:val="222629"/>
+                <w:sz w:val="18"/>
+                <w:szCs w:val="18"/>
+              </w:rPr>
+              <w:t xml:space="preserve">Instrument named; the prescribed content of a replacement disclosure is not established by Product.</w:t>
+            </w:r>
+          </w:p>
+        </w:tc>
+      </w:tr>
+      <w:tr>
+        <w:trPr>
+          <w:cantSplit/>
+        </w:trPr>
+        <w:tc>
+          <w:tcPr>
+            <w:tcW w:type="dxa" w:w="1349"/>
+            <w:shd w:fill="F1F5F8" w:color="auto" w:val="clear"/>
+            <w:tcMar>
+              <w:top w:type="dxa" w:w="90"/>
+              <w:left w:type="dxa" w:w="130"/>
+              <w:bottom w:type="dxa" w:w="90"/>
+              <w:right w:type="dxa" w:w="130"/>
+            </w:tcMar>
+            <w:vAlign w:val="top"/>
+          </w:tcPr>
+          <w:p>
+            <w:pPr>
+              <w:spacing w:after="40" w:before="40" w:line="252"/>
+              <w:jc w:val="left"/>
+            </w:pPr>
+            <w:r>
+              <w:rPr>
+                <w:b/>
+                <w:bCs/>
+                <w:i w:val="false"/>
+                <w:iCs w:val="false"/>
+                <w:color w:val="11304E"/>
+                <w:sz w:val="17"/>
+                <w:szCs w:val="17"/>
+              </w:rPr>
+              <w:t xml:space="preserve">OBL-INS-08</w:t>
+            </w:r>
+          </w:p>
+        </w:tc>
+        <w:tc>
+          <w:tcPr>
+            <w:tcW w:type="dxa" w:w="2313"/>
+            <w:shd w:fill="F1F5F8" w:color="auto" w:val="clear"/>
+            <w:tcMar>
+              <w:top w:type="dxa" w:w="90"/>
+              <w:left w:type="dxa" w:w="130"/>
+              <w:bottom w:type="dxa" w:w="90"/>
+              <w:right w:type="dxa" w:w="130"/>
+            </w:tcMar>
+            <w:vAlign w:val="top"/>
+          </w:tcPr>
+          <w:p>
+            <w:pPr>
+              <w:spacing w:after="40" w:before="40" w:line="252"/>
+              <w:jc w:val="left"/>
+            </w:pPr>
+            <w:r>
+              <w:rPr>
+                <w:b w:val="false"/>
+                <w:bCs w:val="false"/>
+                <w:i w:val="false"/>
+                <w:iCs w:val="false"/>
+                <w:color w:val="222629"/>
+                <w:sz w:val="18"/>
+                <w:szCs w:val="18"/>
+              </w:rPr>
+              <w:t xml:space="preserve">IRDAI (Protection of Policyholders’ Interests, Operations and Allied Matters of Insurers) Regulations, 2024, and IRDAI conduct requirements for intermediaries</w:t>
+            </w:r>
+          </w:p>
+        </w:tc>
+        <w:tc>
+          <w:tcPr>
+            <w:tcW w:type="dxa" w:w="2891"/>
+            <w:shd w:fill="F1F5F8" w:color="auto" w:val="clear"/>
+            <w:tcMar>
+              <w:top w:type="dxa" w:w="90"/>
+              <w:left w:type="dxa" w:w="130"/>
+              <w:bottom w:type="dxa" w:w="90"/>
+              <w:right w:type="dxa" w:w="130"/>
+            </w:tcMar>
+            <w:vAlign w:val="top"/>
+          </w:tcPr>
+          <w:p>
+            <w:pPr>
+              <w:spacing w:after="40" w:before="40" w:line="252"/>
+              <w:jc w:val="left"/>
+            </w:pPr>
+            <w:r>
+              <w:rPr>
+                <w:b w:val="false"/>
+                <w:bCs w:val="false"/>
+                <w:i w:val="false"/>
+                <w:iCs w:val="false"/>
+                <w:color w:val="222629"/>
+                <w:sz w:val="18"/>
+                <w:szCs w:val="18"/>
+              </w:rPr>
+              <w:t xml:space="preserve">A product must not be mis-sold; a recommendation must not be driven by the distributor’s remuneration or commercial preference.</w:t>
+            </w:r>
+          </w:p>
+        </w:tc>
+        <w:tc>
+          <w:tcPr>
+            <w:tcW w:type="dxa" w:w="3085"/>
+            <w:shd w:fill="F1F5F8" w:color="auto" w:val="clear"/>
+            <w:tcMar>
+              <w:top w:type="dxa" w:w="90"/>
+              <w:left w:type="dxa" w:w="130"/>
+              <w:bottom w:type="dxa" w:w="90"/>
+              <w:right w:type="dxa" w:w="130"/>
+            </w:tcMar>
+            <w:vAlign w:val="top"/>
+          </w:tcPr>
+          <w:p>
+            <w:pPr>
+              <w:spacing w:after="40" w:before="40" w:line="252"/>
+              <w:jc w:val="left"/>
+            </w:pPr>
+            <w:r>
+              <w:rPr>
+                <w:b w:val="false"/>
+                <w:bCs w:val="false"/>
+                <w:i w:val="false"/>
+                <w:iCs w:val="false"/>
+                <w:color w:val="222629"/>
+                <w:sz w:val="18"/>
+                <w:szCs w:val="18"/>
+              </w:rPr>
+              <w:t xml:space="preserve">Instrument named at title level. The no-override rule and the exclusion of commission from ranking are Product’s response to this obligation, not a quotation of it.</w:t>
+            </w:r>
+          </w:p>
+        </w:tc>
+      </w:tr>
+      <w:tr>
+        <w:trPr>
+          <w:cantSplit/>
+        </w:trPr>
+        <w:tc>
+          <w:tcPr>
+            <w:tcW w:type="dxa" w:w="1349"/>
+            <w:tcMar>
+              <w:top w:type="dxa" w:w="90"/>
+              <w:left w:type="dxa" w:w="130"/>
+              <w:bottom w:type="dxa" w:w="90"/>
+              <w:right w:type="dxa" w:w="130"/>
+            </w:tcMar>
+            <w:vAlign w:val="top"/>
+          </w:tcPr>
+          <w:p>
+            <w:pPr>
+              <w:spacing w:after="40" w:before="40" w:line="252"/>
+              <w:jc w:val="left"/>
+            </w:pPr>
+            <w:r>
+              <w:rPr>
+                <w:b/>
+                <w:bCs/>
+                <w:i w:val="false"/>
+                <w:iCs w:val="false"/>
+                <w:color w:val="11304E"/>
+                <w:sz w:val="17"/>
+                <w:szCs w:val="17"/>
+              </w:rPr>
+              <w:t xml:space="preserve">OBL-INS-09</w:t>
+            </w:r>
+          </w:p>
+        </w:tc>
+        <w:tc>
+          <w:tcPr>
+            <w:tcW w:type="dxa" w:w="2313"/>
+            <w:tcMar>
+              <w:top w:type="dxa" w:w="90"/>
+              <w:left w:type="dxa" w:w="130"/>
+              <w:bottom w:type="dxa" w:w="90"/>
+              <w:right w:type="dxa" w:w="130"/>
+            </w:tcMar>
+            <w:vAlign w:val="top"/>
+          </w:tcPr>
+          <w:p>
+            <w:pPr>
+              <w:spacing w:after="40" w:before="40" w:line="252"/>
+              <w:jc w:val="left"/>
+            </w:pPr>
+            <w:r>
+              <w:rPr>
+                <w:b w:val="false"/>
+                <w:bCs w:val="false"/>
+                <w:i w:val="false"/>
+                <w:iCs w:val="false"/>
+                <w:color w:val="222629"/>
+                <w:sz w:val="18"/>
+                <w:szCs w:val="18"/>
+              </w:rPr>
+              <w:t xml:space="preserve">IRDAI framework for electronic solicitation and insurance self-network platforms</w:t>
+            </w:r>
+          </w:p>
+        </w:tc>
+        <w:tc>
+          <w:tcPr>
+            <w:tcW w:type="dxa" w:w="2891"/>
+            <w:tcMar>
+              <w:top w:type="dxa" w:w="90"/>
+              <w:left w:type="dxa" w:w="130"/>
+              <w:bottom w:type="dxa" w:w="90"/>
+              <w:right w:type="dxa" w:w="130"/>
+            </w:tcMar>
+            <w:vAlign w:val="top"/>
+          </w:tcPr>
+          <w:p>
+            <w:pPr>
+              <w:spacing w:after="40" w:before="40" w:line="252"/>
+              <w:jc w:val="left"/>
+            </w:pPr>
+            <w:r>
+              <w:rPr>
+                <w:b w:val="false"/>
+                <w:bCs w:val="false"/>
+                <w:i w:val="false"/>
+                <w:iCs w:val="false"/>
+                <w:color w:val="222629"/>
+                <w:sz w:val="18"/>
+                <w:szCs w:val="18"/>
+              </w:rPr>
+              <w:t xml:space="preserve">Where solicitation is conducted electronically, the process must identify the prospect, evidence their assent, and preserve the electronic record.</w:t>
+            </w:r>
+          </w:p>
+        </w:tc>
+        <w:tc>
+          <w:tcPr>
+            <w:tcW w:type="dxa" w:w="3085"/>
+            <w:tcMar>
+              <w:top w:type="dxa" w:w="90"/>
+              <w:left w:type="dxa" w:w="130"/>
+              <w:bottom w:type="dxa" w:w="90"/>
+              <w:right w:type="dxa" w:w="130"/>
+            </w:tcMar>
+            <w:vAlign w:val="top"/>
+          </w:tcPr>
+          <w:p>
+            <w:pPr>
+              <w:spacing w:after="40" w:before="40" w:line="252"/>
+              <w:jc w:val="left"/>
+            </w:pPr>
+            <w:r>
+              <w:rPr>
+                <w:b w:val="false"/>
+                <w:bCs w:val="false"/>
+                <w:i w:val="false"/>
+                <w:iCs w:val="false"/>
+                <w:color w:val="222629"/>
+                <w:sz w:val="18"/>
+                <w:szCs w:val="18"/>
+              </w:rPr>
+              <w:t xml:space="preserve">Instrument identified only in general terms; the applicable circular for an assisted branch journey on a bank-owned platform needs Compliance to determine.</w:t>
+            </w:r>
+          </w:p>
+        </w:tc>
+      </w:tr>
+      <w:tr>
+        <w:trPr>
+          <w:cantSplit/>
+        </w:trPr>
+        <w:tc>
+          <w:tcPr>
+            <w:tcW w:type="dxa" w:w="1349"/>
+            <w:shd w:fill="F1F5F8" w:color="auto" w:val="clear"/>
+            <w:tcMar>
+              <w:top w:type="dxa" w:w="90"/>
+              <w:left w:type="dxa" w:w="130"/>
+              <w:bottom w:type="dxa" w:w="90"/>
+              <w:right w:type="dxa" w:w="130"/>
+            </w:tcMar>
+            <w:vAlign w:val="top"/>
+          </w:tcPr>
+          <w:p>
+            <w:pPr>
+              <w:spacing w:after="40" w:before="40" w:line="252"/>
+              <w:jc w:val="left"/>
+            </w:pPr>
+            <w:r>
+              <w:rPr>
+                <w:b/>
+                <w:bCs/>
+                <w:i w:val="false"/>
+                <w:iCs w:val="false"/>
+                <w:color w:val="11304E"/>
+                <w:sz w:val="17"/>
+                <w:szCs w:val="17"/>
+              </w:rPr>
+              <w:t xml:space="preserve">OBL-INS-10</w:t>
+            </w:r>
+          </w:p>
+        </w:tc>
+        <w:tc>
+          <w:tcPr>
+            <w:tcW w:type="dxa" w:w="2313"/>
+            <w:shd w:fill="F1F5F8" w:color="auto" w:val="clear"/>
+            <w:tcMar>
+              <w:top w:type="dxa" w:w="90"/>
+              <w:left w:type="dxa" w:w="130"/>
+              <w:bottom w:type="dxa" w:w="90"/>
+              <w:right w:type="dxa" w:w="130"/>
+            </w:tcMar>
+            <w:vAlign w:val="top"/>
+          </w:tcPr>
+          <w:p>
+            <w:pPr>
+              <w:spacing w:after="40" w:before="40" w:line="252"/>
+              <w:jc w:val="left"/>
+            </w:pPr>
+            <w:r>
+              <w:rPr>
+                <w:b w:val="false"/>
+                <w:bCs w:val="false"/>
+                <w:i w:val="false"/>
+                <w:iCs w:val="false"/>
+                <w:color w:val="222629"/>
+                <w:sz w:val="18"/>
+                <w:szCs w:val="18"/>
+              </w:rPr>
+              <w:t xml:space="preserve">IRDAI (Protection of Policyholders’ Interests, Operations and Allied Matters of Insurers) Regulations, 2024</w:t>
+            </w:r>
+          </w:p>
+        </w:tc>
+        <w:tc>
+          <w:tcPr>
+            <w:tcW w:type="dxa" w:w="2891"/>
+            <w:shd w:fill="F1F5F8" w:color="auto" w:val="clear"/>
+            <w:tcMar>
+              <w:top w:type="dxa" w:w="90"/>
+              <w:left w:type="dxa" w:w="130"/>
+              <w:bottom w:type="dxa" w:w="90"/>
+              <w:right w:type="dxa" w:w="130"/>
+            </w:tcMar>
+            <w:vAlign w:val="top"/>
+          </w:tcPr>
+          <w:p>
+            <w:pPr>
+              <w:spacing w:after="40" w:before="40" w:line="252"/>
+              <w:jc w:val="left"/>
+            </w:pPr>
+            <w:r>
+              <w:rPr>
+                <w:b w:val="false"/>
+                <w:bCs w:val="false"/>
+                <w:i w:val="false"/>
+                <w:iCs w:val="false"/>
+                <w:color w:val="222629"/>
+                <w:sz w:val="18"/>
+                <w:szCs w:val="18"/>
+              </w:rPr>
+              <w:t xml:space="preserve">A grievance redressal mechanism with defined turnaround times must be available to the policyholder.</w:t>
+            </w:r>
+          </w:p>
+        </w:tc>
+        <w:tc>
+          <w:tcPr>
+            <w:tcW w:type="dxa" w:w="3085"/>
+            <w:shd w:fill="F1F5F8" w:color="auto" w:val="clear"/>
+            <w:tcMar>
+              <w:top w:type="dxa" w:w="90"/>
+              <w:left w:type="dxa" w:w="130"/>
+              <w:bottom w:type="dxa" w:w="90"/>
+              <w:right w:type="dxa" w:w="130"/>
+            </w:tcMar>
+            <w:vAlign w:val="top"/>
+          </w:tcPr>
+          <w:p>
+            <w:pPr>
+              <w:spacing w:after="40" w:before="40" w:line="252"/>
+              <w:jc w:val="left"/>
+            </w:pPr>
+            <w:r>
+              <w:rPr>
+                <w:b w:val="false"/>
+                <w:bCs w:val="false"/>
+                <w:i w:val="false"/>
+                <w:iCs w:val="false"/>
+                <w:color w:val="222629"/>
+                <w:sz w:val="18"/>
+                <w:szCs w:val="18"/>
+              </w:rPr>
+              <w:t xml:space="preserve">Instrument named. Not yet reflected in these packs — raised as a gap in §6.5.</w:t>
+            </w:r>
+          </w:p>
+        </w:tc>
+      </w:tr>
+    </w:tbl>
+    <w:p>
+      <w:pPr>
+        <w:spacing w:after="160"/>
+      </w:pPr>
+      <w:r>
+        <w:t xml:space="preserve"/>
+      </w:r>
+    </w:p>
+    <w:p>
+      <w:pPr>
+        <w:pStyle w:val="Heading2"/>
+        <w:keepNext/>
+        <w:keepLines/>
+        <w:spacing w:after="100" w:before="220"/>
+      </w:pPr>
+      <w:r>
+        <w:rPr>
+          <w:b/>
+          <w:bCs/>
+          <w:color w:val="0F6E6E"/>
+          <w:sz w:val="21"/>
+          <w:szCs w:val="21"/>
+        </w:rPr>
+        <w:t xml:space="preserve">Banking and outsourcing</w:t>
+      </w:r>
+    </w:p>
+    <w:tbl>
+      <w:tblPr>
+        <w:tblW w:type="dxa" w:w="9638"/>
+        <w:tblBorders>
+          <w:top w:val="single" w:color="C7D2DC" w:sz="4"/>
+          <w:left w:val="single" w:color="C7D2DC" w:sz="4"/>
+          <w:bottom w:val="single" w:color="C7D2DC" w:sz="4"/>
+          <w:right w:val="single" w:color="C7D2DC" w:sz="4"/>
+          <w:insideH w:val="single" w:color="C7D2DC" w:sz="2"/>
+          <w:insideV w:val="single" w:color="C7D2DC" w:sz="2"/>
+        </w:tblBorders>
+      </w:tblPr>
+      <w:tblGrid>
+        <w:gridCol w:w="1349"/>
+        <w:gridCol w:w="2313"/>
+        <w:gridCol w:w="2891"/>
+        <w:gridCol w:w="3085"/>
+      </w:tblGrid>
+      <w:tr>
+        <w:trPr>
+          <w:cantSplit/>
+          <w:tblHeader/>
+        </w:trPr>
+        <w:tc>
+          <w:tcPr>
+            <w:tcW w:type="dxa" w:w="1349"/>
+            <w:shd w:fill="11304E" w:color="auto" w:val="clear"/>
+            <w:tcMar>
+              <w:top w:type="dxa" w:w="90"/>
+              <w:left w:type="dxa" w:w="130"/>
+              <w:bottom w:type="dxa" w:w="90"/>
+              <w:right w:type="dxa" w:w="130"/>
+            </w:tcMar>
+            <w:vAlign w:val="center"/>
+          </w:tcPr>
+          <w:p>
+            <w:pPr>
+              <w:spacing w:after="40" w:before="40" w:line="252"/>
+              <w:jc w:val="left"/>
+            </w:pPr>
+            <w:r>
+              <w:rPr>
+                <w:b/>
+                <w:bCs/>
+                <w:i w:val="false"/>
+                <w:iCs w:val="false"/>
+                <w:color w:val="FFFFFF"/>
+                <w:sz w:val="18"/>
+                <w:szCs w:val="18"/>
+              </w:rPr>
+              <w:t xml:space="preserve">Code</w:t>
+            </w:r>
+          </w:p>
+        </w:tc>
+        <w:tc>
+          <w:tcPr>
+            <w:tcW w:type="dxa" w:w="2313"/>
+            <w:shd w:fill="11304E" w:color="auto" w:val="clear"/>
+            <w:tcMar>
+              <w:top w:type="dxa" w:w="90"/>
+              <w:left w:type="dxa" w:w="130"/>
+              <w:bottom w:type="dxa" w:w="90"/>
+              <w:right w:type="dxa" w:w="130"/>
+            </w:tcMar>
+            <w:vAlign w:val="center"/>
+          </w:tcPr>
+          <w:p>
+            <w:pPr>
+              <w:spacing w:after="40" w:before="40" w:line="252"/>
+              <w:jc w:val="left"/>
+            </w:pPr>
+            <w:r>
+              <w:rPr>
+                <w:b/>
+                <w:bCs/>
+                <w:i w:val="false"/>
+                <w:iCs w:val="false"/>
+                <w:color w:val="FFFFFF"/>
+                <w:sz w:val="18"/>
+                <w:szCs w:val="18"/>
+              </w:rPr>
+              <w:t xml:space="preserve">Instrument as identified by Product</w:t>
+            </w:r>
+          </w:p>
+        </w:tc>
+        <w:tc>
+          <w:tcPr>
+            <w:tcW w:type="dxa" w:w="2891"/>
+            <w:shd w:fill="11304E" w:color="auto" w:val="clear"/>
+            <w:tcMar>
+              <w:top w:type="dxa" w:w="90"/>
+              <w:left w:type="dxa" w:w="130"/>
+              <w:bottom w:type="dxa" w:w="90"/>
+              <w:right w:type="dxa" w:w="130"/>
+            </w:tcMar>
+            <w:vAlign w:val="center"/>
+          </w:tcPr>
+          <w:p>
+            <w:pPr>
+              <w:spacing w:after="40" w:before="40" w:line="252"/>
+              <w:jc w:val="left"/>
+            </w:pPr>
+            <w:r>
+              <w:rPr>
+                <w:b/>
+                <w:bCs/>
+                <w:i w:val="false"/>
+                <w:iCs w:val="false"/>
+                <w:color w:val="FFFFFF"/>
+                <w:sz w:val="18"/>
+                <w:szCs w:val="18"/>
+              </w:rPr>
+              <w:t xml:space="preserve">What the obligation requires</w:t>
+            </w:r>
+          </w:p>
+        </w:tc>
+        <w:tc>
+          <w:tcPr>
+            <w:tcW w:type="dxa" w:w="3085"/>
+            <w:shd w:fill="11304E" w:color="auto" w:val="clear"/>
+            <w:tcMar>
+              <w:top w:type="dxa" w:w="90"/>
+              <w:left w:type="dxa" w:w="130"/>
+              <w:bottom w:type="dxa" w:w="90"/>
+              <w:right w:type="dxa" w:w="130"/>
+            </w:tcMar>
+            <w:vAlign w:val="center"/>
+          </w:tcPr>
+          <w:p>
+            <w:pPr>
+              <w:spacing w:after="40" w:before="40" w:line="252"/>
+              <w:jc w:val="left"/>
+            </w:pPr>
+            <w:r>
+              <w:rPr>
+                <w:b/>
+                <w:bCs/>
+                <w:i w:val="false"/>
+                <w:iCs w:val="false"/>
+                <w:color w:val="FFFFFF"/>
+                <w:sz w:val="18"/>
+                <w:szCs w:val="18"/>
+              </w:rPr>
+              <w:t xml:space="preserve">Citation status — for Compliance to complete</w:t>
+            </w:r>
+          </w:p>
+        </w:tc>
+      </w:tr>
+      <w:tr>
+        <w:trPr>
+          <w:cantSplit/>
+        </w:trPr>
+        <w:tc>
+          <w:tcPr>
+            <w:tcW w:type="dxa" w:w="1349"/>
+            <w:tcMar>
+              <w:top w:type="dxa" w:w="90"/>
+              <w:left w:type="dxa" w:w="130"/>
+              <w:bottom w:type="dxa" w:w="90"/>
+              <w:right w:type="dxa" w:w="130"/>
+            </w:tcMar>
+            <w:vAlign w:val="top"/>
+          </w:tcPr>
+          <w:p>
+            <w:pPr>
+              <w:spacing w:after="40" w:before="40" w:line="252"/>
+              <w:jc w:val="left"/>
+            </w:pPr>
+            <w:r>
+              <w:rPr>
+                <w:b/>
+                <w:bCs/>
+                <w:i w:val="false"/>
+                <w:iCs w:val="false"/>
+                <w:color w:val="11304E"/>
+                <w:sz w:val="17"/>
+                <w:szCs w:val="17"/>
+              </w:rPr>
+              <w:t xml:space="preserve">OBL-RBI-01</w:t>
+            </w:r>
+          </w:p>
+        </w:tc>
+        <w:tc>
+          <w:tcPr>
+            <w:tcW w:type="dxa" w:w="2313"/>
+            <w:tcMar>
+              <w:top w:type="dxa" w:w="90"/>
+              <w:left w:type="dxa" w:w="130"/>
+              <w:bottom w:type="dxa" w:w="90"/>
+              <w:right w:type="dxa" w:w="130"/>
+            </w:tcMar>
+            <w:vAlign w:val="top"/>
+          </w:tcPr>
+          <w:p>
+            <w:pPr>
+              <w:spacing w:after="40" w:before="40" w:line="252"/>
+              <w:jc w:val="left"/>
+            </w:pPr>
+            <w:r>
+              <w:rPr>
+                <w:b w:val="false"/>
+                <w:bCs w:val="false"/>
+                <w:i w:val="false"/>
+                <w:iCs w:val="false"/>
+                <w:color w:val="222629"/>
+                <w:sz w:val="18"/>
+                <w:szCs w:val="18"/>
+              </w:rPr>
+              <w:t xml:space="preserve">RBI Master Direction on Financial Services provided by Banks</w:t>
+            </w:r>
+          </w:p>
+        </w:tc>
+        <w:tc>
+          <w:tcPr>
+            <w:tcW w:type="dxa" w:w="2891"/>
+            <w:tcMar>
+              <w:top w:type="dxa" w:w="90"/>
+              <w:left w:type="dxa" w:w="130"/>
+              <w:bottom w:type="dxa" w:w="90"/>
+              <w:right w:type="dxa" w:w="130"/>
+            </w:tcMar>
+            <w:vAlign w:val="top"/>
+          </w:tcPr>
+          <w:p>
+            <w:pPr>
+              <w:spacing w:after="40" w:before="40" w:line="252"/>
+              <w:jc w:val="left"/>
+            </w:pPr>
+            <w:r>
+              <w:rPr>
+                <w:b w:val="false"/>
+                <w:bCs w:val="false"/>
+                <w:i w:val="false"/>
+                <w:iCs w:val="false"/>
+                <w:color w:val="222629"/>
+                <w:sz w:val="18"/>
+                <w:szCs w:val="18"/>
+              </w:rPr>
+              <w:t xml:space="preserve">A bank undertaking insurance agency business must do so without linking it to any other facility, and without compelling the customer to buy.</w:t>
+            </w:r>
+          </w:p>
+        </w:tc>
+        <w:tc>
+          <w:tcPr>
+            <w:tcW w:type="dxa" w:w="3085"/>
+            <w:tcMar>
+              <w:top w:type="dxa" w:w="90"/>
+              <w:left w:type="dxa" w:w="130"/>
+              <w:bottom w:type="dxa" w:w="90"/>
+              <w:right w:type="dxa" w:w="130"/>
+            </w:tcMar>
+            <w:vAlign w:val="top"/>
+          </w:tcPr>
+          <w:p>
+            <w:pPr>
+              <w:spacing w:after="40" w:before="40" w:line="252"/>
+              <w:jc w:val="left"/>
+            </w:pPr>
+            <w:r>
+              <w:rPr>
+                <w:b w:val="false"/>
+                <w:bCs w:val="false"/>
+                <w:i w:val="false"/>
+                <w:iCs w:val="false"/>
+                <w:color w:val="222629"/>
+                <w:sz w:val="18"/>
+                <w:szCs w:val="18"/>
+              </w:rPr>
+              <w:t xml:space="preserve">Instrument named at title level. Bears directly on how a relationship-manager-assisted journey may be conducted in a branch.</w:t>
+            </w:r>
+          </w:p>
+        </w:tc>
+      </w:tr>
+      <w:tr>
+        <w:trPr>
+          <w:cantSplit/>
+        </w:trPr>
+        <w:tc>
+          <w:tcPr>
+            <w:tcW w:type="dxa" w:w="1349"/>
+            <w:shd w:fill="F1F5F8" w:color="auto" w:val="clear"/>
+            <w:tcMar>
+              <w:top w:type="dxa" w:w="90"/>
+              <w:left w:type="dxa" w:w="130"/>
+              <w:bottom w:type="dxa" w:w="90"/>
+              <w:right w:type="dxa" w:w="130"/>
+            </w:tcMar>
+            <w:vAlign w:val="top"/>
+          </w:tcPr>
+          <w:p>
+            <w:pPr>
+              <w:spacing w:after="40" w:before="40" w:line="252"/>
+              <w:jc w:val="left"/>
+            </w:pPr>
+            <w:r>
+              <w:rPr>
+                <w:b/>
+                <w:bCs/>
+                <w:i w:val="false"/>
+                <w:iCs w:val="false"/>
+                <w:color w:val="11304E"/>
+                <w:sz w:val="17"/>
+                <w:szCs w:val="17"/>
+              </w:rPr>
+              <w:t xml:space="preserve">OBL-RBI-02</w:t>
+            </w:r>
+          </w:p>
+        </w:tc>
+        <w:tc>
+          <w:tcPr>
+            <w:tcW w:type="dxa" w:w="2313"/>
+            <w:shd w:fill="F1F5F8" w:color="auto" w:val="clear"/>
+            <w:tcMar>
+              <w:top w:type="dxa" w:w="90"/>
+              <w:left w:type="dxa" w:w="130"/>
+              <w:bottom w:type="dxa" w:w="90"/>
+              <w:right w:type="dxa" w:w="130"/>
+            </w:tcMar>
+            <w:vAlign w:val="top"/>
+          </w:tcPr>
+          <w:p>
+            <w:pPr>
+              <w:spacing w:after="40" w:before="40" w:line="252"/>
+              <w:jc w:val="left"/>
+            </w:pPr>
+            <w:r>
+              <w:rPr>
+                <w:b w:val="false"/>
+                <w:bCs w:val="false"/>
+                <w:i w:val="false"/>
+                <w:iCs w:val="false"/>
+                <w:color w:val="222629"/>
+                <w:sz w:val="18"/>
+                <w:szCs w:val="18"/>
+              </w:rPr>
+              <w:t xml:space="preserve">RBI directions on outsourcing of financial services by banks</w:t>
+            </w:r>
+          </w:p>
+        </w:tc>
+        <w:tc>
+          <w:tcPr>
+            <w:tcW w:type="dxa" w:w="2891"/>
+            <w:shd w:fill="F1F5F8" w:color="auto" w:val="clear"/>
+            <w:tcMar>
+              <w:top w:type="dxa" w:w="90"/>
+              <w:left w:type="dxa" w:w="130"/>
+              <w:bottom w:type="dxa" w:w="90"/>
+              <w:right w:type="dxa" w:w="130"/>
+            </w:tcMar>
+            <w:vAlign w:val="top"/>
+          </w:tcPr>
+          <w:p>
+            <w:pPr>
+              <w:spacing w:after="40" w:before="40" w:line="252"/>
+              <w:jc w:val="left"/>
+            </w:pPr>
+            <w:r>
+              <w:rPr>
+                <w:b w:val="false"/>
+                <w:bCs w:val="false"/>
+                <w:i w:val="false"/>
+                <w:iCs w:val="false"/>
+                <w:color w:val="222629"/>
+                <w:sz w:val="18"/>
+                <w:szCs w:val="18"/>
+              </w:rPr>
+              <w:t xml:space="preserve">Responsibility for an outsourced activity remains with the bank, and customer data handled by a service provider remains the bank’s responsibility.</w:t>
+            </w:r>
+          </w:p>
+        </w:tc>
+        <w:tc>
+          <w:tcPr>
+            <w:tcW w:type="dxa" w:w="3085"/>
+            <w:shd w:fill="F1F5F8" w:color="auto" w:val="clear"/>
+            <w:tcMar>
+              <w:top w:type="dxa" w:w="90"/>
+              <w:left w:type="dxa" w:w="130"/>
+              <w:bottom w:type="dxa" w:w="90"/>
+              <w:right w:type="dxa" w:w="130"/>
+            </w:tcMar>
+            <w:vAlign w:val="top"/>
+          </w:tcPr>
+          <w:p>
+            <w:pPr>
+              <w:spacing w:after="40" w:before="40" w:line="252"/>
+              <w:jc w:val="left"/>
+            </w:pPr>
+            <w:r>
+              <w:rPr>
+                <w:b w:val="false"/>
+                <w:bCs w:val="false"/>
+                <w:i w:val="false"/>
+                <w:iCs w:val="false"/>
+                <w:color w:val="222629"/>
+                <w:sz w:val="18"/>
+                <w:szCs w:val="18"/>
+              </w:rPr>
+              <w:t xml:space="preserve">Relevant because insurer traffic passes through an integration intermediary — see §6.1.</w:t>
+            </w:r>
+          </w:p>
+        </w:tc>
+      </w:tr>
+      <w:tr>
+        <w:trPr>
+          <w:cantSplit/>
+        </w:trPr>
+        <w:tc>
+          <w:tcPr>
+            <w:tcW w:type="dxa" w:w="1349"/>
+            <w:tcMar>
+              <w:top w:type="dxa" w:w="90"/>
+              <w:left w:type="dxa" w:w="130"/>
+              <w:bottom w:type="dxa" w:w="90"/>
+              <w:right w:type="dxa" w:w="130"/>
+            </w:tcMar>
+            <w:vAlign w:val="top"/>
+          </w:tcPr>
+          <w:p>
+            <w:pPr>
+              <w:spacing w:after="40" w:before="40" w:line="252"/>
+              <w:jc w:val="left"/>
+            </w:pPr>
+            <w:r>
+              <w:rPr>
+                <w:b/>
+                <w:bCs/>
+                <w:i w:val="false"/>
+                <w:iCs w:val="false"/>
+                <w:color w:val="11304E"/>
+                <w:sz w:val="17"/>
+                <w:szCs w:val="17"/>
+              </w:rPr>
+              <w:t xml:space="preserve">OBL-RBI-03</w:t>
+            </w:r>
+          </w:p>
+        </w:tc>
+        <w:tc>
+          <w:tcPr>
+            <w:tcW w:type="dxa" w:w="2313"/>
+            <w:tcMar>
+              <w:top w:type="dxa" w:w="90"/>
+              <w:left w:type="dxa" w:w="130"/>
+              <w:bottom w:type="dxa" w:w="90"/>
+              <w:right w:type="dxa" w:w="130"/>
+            </w:tcMar>
+            <w:vAlign w:val="top"/>
+          </w:tcPr>
+          <w:p>
+            <w:pPr>
+              <w:spacing w:after="40" w:before="40" w:line="252"/>
+              <w:jc w:val="left"/>
+            </w:pPr>
+            <w:r>
+              <w:rPr>
+                <w:b w:val="false"/>
+                <w:bCs w:val="false"/>
+                <w:i w:val="false"/>
+                <w:iCs w:val="false"/>
+                <w:color w:val="222629"/>
+                <w:sz w:val="18"/>
+                <w:szCs w:val="18"/>
+              </w:rPr>
+              <w:t xml:space="preserve">RBI Master Direction on Outsourcing of Information Technology Services, 2023, and the RBI Master Direction on IT Governance, Risk, Controls and Assurance Practices, 2023</w:t>
+            </w:r>
+          </w:p>
+        </w:tc>
+        <w:tc>
+          <w:tcPr>
+            <w:tcW w:type="dxa" w:w="2891"/>
+            <w:tcMar>
+              <w:top w:type="dxa" w:w="90"/>
+              <w:left w:type="dxa" w:w="130"/>
+              <w:bottom w:type="dxa" w:w="90"/>
+              <w:right w:type="dxa" w:w="130"/>
+            </w:tcMar>
+            <w:vAlign w:val="top"/>
+          </w:tcPr>
+          <w:p>
+            <w:pPr>
+              <w:spacing w:after="40" w:before="40" w:line="252"/>
+              <w:jc w:val="left"/>
+            </w:pPr>
+            <w:r>
+              <w:rPr>
+                <w:b w:val="false"/>
+                <w:bCs w:val="false"/>
+                <w:i w:val="false"/>
+                <w:iCs w:val="false"/>
+                <w:color w:val="222629"/>
+                <w:sz w:val="18"/>
+                <w:szCs w:val="18"/>
+              </w:rPr>
+              <w:t xml:space="preserve">Governance, control and assurance requirements over IT services, including those provided by third parties, and over the records they hold.</w:t>
+            </w:r>
+          </w:p>
+        </w:tc>
+        <w:tc>
+          <w:tcPr>
+            <w:tcW w:type="dxa" w:w="3085"/>
+            <w:tcMar>
+              <w:top w:type="dxa" w:w="90"/>
+              <w:left w:type="dxa" w:w="130"/>
+              <w:bottom w:type="dxa" w:w="90"/>
+              <w:right w:type="dxa" w:w="130"/>
+            </w:tcMar>
+            <w:vAlign w:val="top"/>
+          </w:tcPr>
+          <w:p>
+            <w:pPr>
+              <w:spacing w:after="40" w:before="40" w:line="252"/>
+              <w:jc w:val="left"/>
+            </w:pPr>
+            <w:r>
+              <w:rPr>
+                <w:b w:val="false"/>
+                <w:bCs w:val="false"/>
+                <w:i w:val="false"/>
+                <w:iCs w:val="false"/>
+                <w:color w:val="222629"/>
+                <w:sz w:val="18"/>
+                <w:szCs w:val="18"/>
+              </w:rPr>
+              <w:t xml:space="preserve">Instruments named. Applicability to this platform’s hosting and to the aggregator is for Compliance and Architecture jointly.</w:t>
+            </w:r>
+          </w:p>
+        </w:tc>
+      </w:tr>
+      <w:tr>
+        <w:trPr>
+          <w:cantSplit/>
+        </w:trPr>
+        <w:tc>
+          <w:tcPr>
+            <w:tcW w:type="dxa" w:w="1349"/>
+            <w:shd w:fill="F1F5F8" w:color="auto" w:val="clear"/>
+            <w:tcMar>
+              <w:top w:type="dxa" w:w="90"/>
+              <w:left w:type="dxa" w:w="130"/>
+              <w:bottom w:type="dxa" w:w="90"/>
+              <w:right w:type="dxa" w:w="130"/>
+            </w:tcMar>
+            <w:vAlign w:val="top"/>
+          </w:tcPr>
+          <w:p>
+            <w:pPr>
+              <w:spacing w:after="40" w:before="40" w:line="252"/>
+              <w:jc w:val="left"/>
+            </w:pPr>
+            <w:r>
+              <w:rPr>
+                <w:b/>
+                <w:bCs/>
+                <w:i w:val="false"/>
+                <w:iCs w:val="false"/>
+                <w:color w:val="11304E"/>
+                <w:sz w:val="17"/>
+                <w:szCs w:val="17"/>
+              </w:rPr>
+              <w:t xml:space="preserve">OBL-RBI-04</w:t>
+            </w:r>
+          </w:p>
+        </w:tc>
+        <w:tc>
+          <w:tcPr>
+            <w:tcW w:type="dxa" w:w="2313"/>
+            <w:shd w:fill="F1F5F8" w:color="auto" w:val="clear"/>
+            <w:tcMar>
+              <w:top w:type="dxa" w:w="90"/>
+              <w:left w:type="dxa" w:w="130"/>
+              <w:bottom w:type="dxa" w:w="90"/>
+              <w:right w:type="dxa" w:w="130"/>
+            </w:tcMar>
+            <w:vAlign w:val="top"/>
+          </w:tcPr>
+          <w:p>
+            <w:pPr>
+              <w:spacing w:after="40" w:before="40" w:line="252"/>
+              <w:jc w:val="left"/>
+            </w:pPr>
+            <w:r>
+              <w:rPr>
+                <w:b w:val="false"/>
+                <w:bCs w:val="false"/>
+                <w:i w:val="false"/>
+                <w:iCs w:val="false"/>
+                <w:color w:val="222629"/>
+                <w:sz w:val="18"/>
+                <w:szCs w:val="18"/>
+              </w:rPr>
+              <w:t xml:space="preserve">RBI circular on storage of payment system data (April 2018)</w:t>
+            </w:r>
+          </w:p>
+        </w:tc>
+        <w:tc>
+          <w:tcPr>
+            <w:tcW w:type="dxa" w:w="2891"/>
+            <w:shd w:fill="F1F5F8" w:color="auto" w:val="clear"/>
+            <w:tcMar>
+              <w:top w:type="dxa" w:w="90"/>
+              <w:left w:type="dxa" w:w="130"/>
+              <w:bottom w:type="dxa" w:w="90"/>
+              <w:right w:type="dxa" w:w="130"/>
+            </w:tcMar>
+            <w:vAlign w:val="top"/>
+          </w:tcPr>
+          <w:p>
+            <w:pPr>
+              <w:spacing w:after="40" w:before="40" w:line="252"/>
+              <w:jc w:val="left"/>
+            </w:pPr>
+            <w:r>
+              <w:rPr>
+                <w:b w:val="false"/>
+                <w:bCs w:val="false"/>
+                <w:i w:val="false"/>
+                <w:iCs w:val="false"/>
+                <w:color w:val="222629"/>
+                <w:sz w:val="18"/>
+                <w:szCs w:val="18"/>
+              </w:rPr>
+              <w:t xml:space="preserve">Payment system data must be stored within India.</w:t>
+            </w:r>
+          </w:p>
+        </w:tc>
+        <w:tc>
+          <w:tcPr>
+            <w:tcW w:type="dxa" w:w="3085"/>
+            <w:shd w:fill="F1F5F8" w:color="auto" w:val="clear"/>
+            <w:tcMar>
+              <w:top w:type="dxa" w:w="90"/>
+              <w:left w:type="dxa" w:w="130"/>
+              <w:bottom w:type="dxa" w:w="90"/>
+              <w:right w:type="dxa" w:w="130"/>
+            </w:tcMar>
+            <w:vAlign w:val="top"/>
+          </w:tcPr>
+          <w:p>
+            <w:pPr>
+              <w:spacing w:after="40" w:before="40" w:line="252"/>
+              <w:jc w:val="left"/>
+            </w:pPr>
+            <w:r>
+              <w:rPr>
+                <w:b/>
+                <w:bCs/>
+                <w:i w:val="false"/>
+                <w:iCs w:val="false"/>
+                <w:color w:val="222629"/>
+                <w:sz w:val="18"/>
+                <w:szCs w:val="18"/>
+              </w:rPr>
+              <w:t xml:space="preserve">Product has cited this as the likely source of the residency requirement and is not confident it is the right one</w:t>
+            </w:r>
+            <w:r>
+              <w:rPr>
+                <w:b w:val="false"/>
+                <w:bCs w:val="false"/>
+                <w:i w:val="false"/>
+                <w:iCs w:val="false"/>
+                <w:color w:val="222629"/>
+                <w:sz w:val="18"/>
+                <w:szCs w:val="18"/>
+              </w:rPr>
+              <w:t xml:space="preserve">, because these packs concern insurance records rather than payment system data. Compliance should either confirm a different source or reclassify residency as internal policy.</w:t>
+            </w:r>
+          </w:p>
+        </w:tc>
+      </w:tr>
+      <w:tr>
+        <w:trPr>
+          <w:cantSplit/>
+        </w:trPr>
+        <w:tc>
+          <w:tcPr>
+            <w:tcW w:type="dxa" w:w="1349"/>
+            <w:tcMar>
+              <w:top w:type="dxa" w:w="90"/>
+              <w:left w:type="dxa" w:w="130"/>
+              <w:bottom w:type="dxa" w:w="90"/>
+              <w:right w:type="dxa" w:w="130"/>
+            </w:tcMar>
+            <w:vAlign w:val="top"/>
+          </w:tcPr>
+          <w:p>
+            <w:pPr>
+              <w:spacing w:after="40" w:before="40" w:line="252"/>
+              <w:jc w:val="left"/>
+            </w:pPr>
+            <w:r>
+              <w:rPr>
+                <w:b/>
+                <w:bCs/>
+                <w:i w:val="false"/>
+                <w:iCs w:val="false"/>
+                <w:color w:val="11304E"/>
+                <w:sz w:val="17"/>
+                <w:szCs w:val="17"/>
+              </w:rPr>
+              <w:t xml:space="preserve">OBL-RBI-05</w:t>
+            </w:r>
+          </w:p>
+        </w:tc>
+        <w:tc>
+          <w:tcPr>
+            <w:tcW w:type="dxa" w:w="2313"/>
+            <w:tcMar>
+              <w:top w:type="dxa" w:w="90"/>
+              <w:left w:type="dxa" w:w="130"/>
+              <w:bottom w:type="dxa" w:w="90"/>
+              <w:right w:type="dxa" w:w="130"/>
+            </w:tcMar>
+            <w:vAlign w:val="top"/>
+          </w:tcPr>
+          <w:p>
+            <w:pPr>
+              <w:spacing w:after="40" w:before="40" w:line="252"/>
+              <w:jc w:val="left"/>
+            </w:pPr>
+            <w:r>
+              <w:rPr>
+                <w:b w:val="false"/>
+                <w:bCs w:val="false"/>
+                <w:i w:val="false"/>
+                <w:iCs w:val="false"/>
+                <w:color w:val="222629"/>
+                <w:sz w:val="18"/>
+                <w:szCs w:val="18"/>
+              </w:rPr>
+              <w:t xml:space="preserve">RBI framework for customer protection in unauthorised electronic transactions, and RBI authentication requirements</w:t>
+            </w:r>
+          </w:p>
+        </w:tc>
+        <w:tc>
+          <w:tcPr>
+            <w:tcW w:type="dxa" w:w="2891"/>
+            <w:tcMar>
+              <w:top w:type="dxa" w:w="90"/>
+              <w:left w:type="dxa" w:w="130"/>
+              <w:bottom w:type="dxa" w:w="90"/>
+              <w:right w:type="dxa" w:w="130"/>
+            </w:tcMar>
+            <w:vAlign w:val="top"/>
+          </w:tcPr>
+          <w:p>
+            <w:pPr>
+              <w:spacing w:after="40" w:before="40" w:line="252"/>
+              <w:jc w:val="left"/>
+            </w:pPr>
+            <w:r>
+              <w:rPr>
+                <w:b w:val="false"/>
+                <w:bCs w:val="false"/>
+                <w:i w:val="false"/>
+                <w:iCs w:val="false"/>
+                <w:color w:val="222629"/>
+                <w:sz w:val="18"/>
+                <w:szCs w:val="18"/>
+              </w:rPr>
+              <w:t xml:space="preserve">Authentication of a customer-authorised transaction must be performed by the customer, and liability turns on whether it was.</w:t>
+            </w:r>
+          </w:p>
+        </w:tc>
+        <w:tc>
+          <w:tcPr>
+            <w:tcW w:type="dxa" w:w="3085"/>
+            <w:tcMar>
+              <w:top w:type="dxa" w:w="90"/>
+              <w:left w:type="dxa" w:w="130"/>
+              <w:bottom w:type="dxa" w:w="90"/>
+              <w:right w:type="dxa" w:w="130"/>
+            </w:tcMar>
+            <w:vAlign w:val="top"/>
+          </w:tcPr>
+          <w:p>
+            <w:pPr>
+              <w:spacing w:after="40" w:before="40" w:line="252"/>
+              <w:jc w:val="left"/>
+            </w:pPr>
+            <w:r>
+              <w:rPr>
+                <w:b w:val="false"/>
+                <w:bCs w:val="false"/>
+                <w:i w:val="false"/>
+                <w:iCs w:val="false"/>
+                <w:color w:val="222629"/>
+                <w:sz w:val="18"/>
+                <w:szCs w:val="18"/>
+              </w:rPr>
+              <w:t xml:space="preserve">This is the source Product reasons from by analogy for the rule that staff cannot enter the customer’s one-time password. Product does not claim it applies directly to consent.</w:t>
+            </w:r>
+          </w:p>
+        </w:tc>
+      </w:tr>
+    </w:tbl>
+    <w:p>
+      <w:pPr>
+        <w:spacing w:after="160"/>
+      </w:pPr>
+      <w:r>
+        <w:t xml:space="preserve"/>
+      </w:r>
+    </w:p>
+    <w:p>
+      <w:pPr>
+        <w:pStyle w:val="Heading2"/>
+        <w:keepNext/>
+        <w:keepLines/>
+        <w:spacing w:after="100" w:before="220"/>
+      </w:pPr>
+      <w:r>
+        <w:rPr>
+          <w:b/>
+          <w:bCs/>
+          <w:color w:val="0F6E6E"/>
+          <w:sz w:val="21"/>
+          <w:szCs w:val="21"/>
+        </w:rPr>
+        <w:t xml:space="preserve">Records and other</w:t>
+      </w:r>
+    </w:p>
+    <w:tbl>
+      <w:tblPr>
+        <w:tblW w:type="dxa" w:w="9638"/>
+        <w:tblBorders>
+          <w:top w:val="single" w:color="C7D2DC" w:sz="4"/>
+          <w:left w:val="single" w:color="C7D2DC" w:sz="4"/>
+          <w:bottom w:val="single" w:color="C7D2DC" w:sz="4"/>
+          <w:right w:val="single" w:color="C7D2DC" w:sz="4"/>
+          <w:insideH w:val="single" w:color="C7D2DC" w:sz="2"/>
+          <w:insideV w:val="single" w:color="C7D2DC" w:sz="2"/>
+        </w:tblBorders>
+      </w:tblPr>
+      <w:tblGrid>
+        <w:gridCol w:w="1349"/>
+        <w:gridCol w:w="2313"/>
+        <w:gridCol w:w="2891"/>
+        <w:gridCol w:w="3085"/>
+      </w:tblGrid>
+      <w:tr>
+        <w:trPr>
+          <w:cantSplit/>
+          <w:tblHeader/>
+        </w:trPr>
+        <w:tc>
+          <w:tcPr>
+            <w:tcW w:type="dxa" w:w="1349"/>
+            <w:shd w:fill="11304E" w:color="auto" w:val="clear"/>
+            <w:tcMar>
+              <w:top w:type="dxa" w:w="90"/>
+              <w:left w:type="dxa" w:w="130"/>
+              <w:bottom w:type="dxa" w:w="90"/>
+              <w:right w:type="dxa" w:w="130"/>
+            </w:tcMar>
+            <w:vAlign w:val="center"/>
+          </w:tcPr>
+          <w:p>
+            <w:pPr>
+              <w:spacing w:after="40" w:before="40" w:line="252"/>
+              <w:jc w:val="left"/>
+            </w:pPr>
+            <w:r>
+              <w:rPr>
+                <w:b/>
+                <w:bCs/>
+                <w:i w:val="false"/>
+                <w:iCs w:val="false"/>
+                <w:color w:val="FFFFFF"/>
+                <w:sz w:val="18"/>
+                <w:szCs w:val="18"/>
+              </w:rPr>
+              <w:t xml:space="preserve">Code</w:t>
+            </w:r>
+          </w:p>
+        </w:tc>
+        <w:tc>
+          <w:tcPr>
+            <w:tcW w:type="dxa" w:w="2313"/>
+            <w:shd w:fill="11304E" w:color="auto" w:val="clear"/>
+            <w:tcMar>
+              <w:top w:type="dxa" w:w="90"/>
+              <w:left w:type="dxa" w:w="130"/>
+              <w:bottom w:type="dxa" w:w="90"/>
+              <w:right w:type="dxa" w:w="130"/>
+            </w:tcMar>
+            <w:vAlign w:val="center"/>
+          </w:tcPr>
+          <w:p>
+            <w:pPr>
+              <w:spacing w:after="40" w:before="40" w:line="252"/>
+              <w:jc w:val="left"/>
+            </w:pPr>
+            <w:r>
+              <w:rPr>
+                <w:b/>
+                <w:bCs/>
+                <w:i w:val="false"/>
+                <w:iCs w:val="false"/>
+                <w:color w:val="FFFFFF"/>
+                <w:sz w:val="18"/>
+                <w:szCs w:val="18"/>
+              </w:rPr>
+              <w:t xml:space="preserve">Instrument as identified by Product</w:t>
+            </w:r>
+          </w:p>
+        </w:tc>
+        <w:tc>
+          <w:tcPr>
+            <w:tcW w:type="dxa" w:w="2891"/>
+            <w:shd w:fill="11304E" w:color="auto" w:val="clear"/>
+            <w:tcMar>
+              <w:top w:type="dxa" w:w="90"/>
+              <w:left w:type="dxa" w:w="130"/>
+              <w:bottom w:type="dxa" w:w="90"/>
+              <w:right w:type="dxa" w:w="130"/>
+            </w:tcMar>
+            <w:vAlign w:val="center"/>
+          </w:tcPr>
+          <w:p>
+            <w:pPr>
+              <w:spacing w:after="40" w:before="40" w:line="252"/>
+              <w:jc w:val="left"/>
+            </w:pPr>
+            <w:r>
+              <w:rPr>
+                <w:b/>
+                <w:bCs/>
+                <w:i w:val="false"/>
+                <w:iCs w:val="false"/>
+                <w:color w:val="FFFFFF"/>
+                <w:sz w:val="18"/>
+                <w:szCs w:val="18"/>
+              </w:rPr>
+              <w:t xml:space="preserve">What the obligation requires</w:t>
+            </w:r>
+          </w:p>
+        </w:tc>
+        <w:tc>
+          <w:tcPr>
+            <w:tcW w:type="dxa" w:w="3085"/>
+            <w:shd w:fill="11304E" w:color="auto" w:val="clear"/>
+            <w:tcMar>
+              <w:top w:type="dxa" w:w="90"/>
+              <w:left w:type="dxa" w:w="130"/>
+              <w:bottom w:type="dxa" w:w="90"/>
+              <w:right w:type="dxa" w:w="130"/>
+            </w:tcMar>
+            <w:vAlign w:val="center"/>
+          </w:tcPr>
+          <w:p>
+            <w:pPr>
+              <w:spacing w:after="40" w:before="40" w:line="252"/>
+              <w:jc w:val="left"/>
+            </w:pPr>
+            <w:r>
+              <w:rPr>
+                <w:b/>
+                <w:bCs/>
+                <w:i w:val="false"/>
+                <w:iCs w:val="false"/>
+                <w:color w:val="FFFFFF"/>
+                <w:sz w:val="18"/>
+                <w:szCs w:val="18"/>
+              </w:rPr>
+              <w:t xml:space="preserve">Citation status — for Compliance to complete</w:t>
+            </w:r>
+          </w:p>
+        </w:tc>
+      </w:tr>
+      <w:tr>
+        <w:trPr>
+          <w:cantSplit/>
+        </w:trPr>
+        <w:tc>
+          <w:tcPr>
+            <w:tcW w:type="dxa" w:w="1349"/>
+            <w:tcMar>
+              <w:top w:type="dxa" w:w="90"/>
+              <w:left w:type="dxa" w:w="130"/>
+              <w:bottom w:type="dxa" w:w="90"/>
+              <w:right w:type="dxa" w:w="130"/>
+            </w:tcMar>
+            <w:vAlign w:val="top"/>
+          </w:tcPr>
+          <w:p>
+            <w:pPr>
+              <w:spacing w:after="40" w:before="40" w:line="252"/>
+              <w:jc w:val="left"/>
+            </w:pPr>
+            <w:r>
+              <w:rPr>
+                <w:b/>
+                <w:bCs/>
+                <w:i w:val="false"/>
+                <w:iCs w:val="false"/>
+                <w:color w:val="11304E"/>
+                <w:sz w:val="17"/>
+                <w:szCs w:val="17"/>
+              </w:rPr>
+              <w:t xml:space="preserve">OBL-REC-01</w:t>
+            </w:r>
+          </w:p>
+        </w:tc>
+        <w:tc>
+          <w:tcPr>
+            <w:tcW w:type="dxa" w:w="2313"/>
+            <w:tcMar>
+              <w:top w:type="dxa" w:w="90"/>
+              <w:left w:type="dxa" w:w="130"/>
+              <w:bottom w:type="dxa" w:w="90"/>
+              <w:right w:type="dxa" w:w="130"/>
+            </w:tcMar>
+            <w:vAlign w:val="top"/>
+          </w:tcPr>
+          <w:p>
+            <w:pPr>
+              <w:spacing w:after="40" w:before="40" w:line="252"/>
+              <w:jc w:val="left"/>
+            </w:pPr>
+            <w:r>
+              <w:rPr>
+                <w:b w:val="false"/>
+                <w:bCs w:val="false"/>
+                <w:i w:val="false"/>
+                <w:iCs w:val="false"/>
+                <w:color w:val="222629"/>
+                <w:sz w:val="18"/>
+                <w:szCs w:val="18"/>
+              </w:rPr>
+              <w:t xml:space="preserve">Prevention of Money-Laundering (Maintenance of Records) Rules, 2005, as amended</w:t>
+            </w:r>
+          </w:p>
+        </w:tc>
+        <w:tc>
+          <w:tcPr>
+            <w:tcW w:type="dxa" w:w="2891"/>
+            <w:tcMar>
+              <w:top w:type="dxa" w:w="90"/>
+              <w:left w:type="dxa" w:w="130"/>
+              <w:bottom w:type="dxa" w:w="90"/>
+              <w:right w:type="dxa" w:w="130"/>
+            </w:tcMar>
+            <w:vAlign w:val="top"/>
+          </w:tcPr>
+          <w:p>
+            <w:pPr>
+              <w:spacing w:after="40" w:before="40" w:line="252"/>
+              <w:jc w:val="left"/>
+            </w:pPr>
+            <w:r>
+              <w:rPr>
+                <w:b w:val="false"/>
+                <w:bCs w:val="false"/>
+                <w:i w:val="false"/>
+                <w:iCs w:val="false"/>
+                <w:color w:val="222629"/>
+                <w:sz w:val="18"/>
+                <w:szCs w:val="18"/>
+              </w:rPr>
+              <w:t xml:space="preserve">Records of transactions and of customer identity must be maintained for the prescribed period.</w:t>
+            </w:r>
+          </w:p>
+        </w:tc>
+        <w:tc>
+          <w:tcPr>
+            <w:tcW w:type="dxa" w:w="3085"/>
+            <w:tcMar>
+              <w:top w:type="dxa" w:w="90"/>
+              <w:left w:type="dxa" w:w="130"/>
+              <w:bottom w:type="dxa" w:w="90"/>
+              <w:right w:type="dxa" w:w="130"/>
+            </w:tcMar>
+            <w:vAlign w:val="top"/>
+          </w:tcPr>
+          <w:p>
+            <w:pPr>
+              <w:spacing w:after="40" w:before="40" w:line="252"/>
+              <w:jc w:val="left"/>
+            </w:pPr>
+            <w:r>
+              <w:rPr>
+                <w:b w:val="false"/>
+                <w:bCs w:val="false"/>
+                <w:i w:val="false"/>
+                <w:iCs w:val="false"/>
+                <w:color w:val="222629"/>
+                <w:sz w:val="18"/>
+                <w:szCs w:val="18"/>
+              </w:rPr>
+              <w:t xml:space="preserve">Named because it is a candidate source for a retention period. Product notes the prescribed period here is commonly understood to be five years, which does not match the seven used in these packs — see §6.5.</w:t>
+            </w:r>
+          </w:p>
+        </w:tc>
+      </w:tr>
+      <w:tr>
+        <w:trPr>
+          <w:cantSplit/>
+        </w:trPr>
+        <w:tc>
+          <w:tcPr>
+            <w:tcW w:type="dxa" w:w="1349"/>
+            <w:shd w:fill="F1F5F8" w:color="auto" w:val="clear"/>
+            <w:tcMar>
+              <w:top w:type="dxa" w:w="90"/>
+              <w:left w:type="dxa" w:w="130"/>
+              <w:bottom w:type="dxa" w:w="90"/>
+              <w:right w:type="dxa" w:w="130"/>
+            </w:tcMar>
+            <w:vAlign w:val="top"/>
+          </w:tcPr>
+          <w:p>
+            <w:pPr>
+              <w:spacing w:after="40" w:before="40" w:line="252"/>
+              <w:jc w:val="left"/>
+            </w:pPr>
+            <w:r>
+              <w:rPr>
+                <w:b/>
+                <w:bCs/>
+                <w:i w:val="false"/>
+                <w:iCs w:val="false"/>
+                <w:color w:val="11304E"/>
+                <w:sz w:val="17"/>
+                <w:szCs w:val="17"/>
+              </w:rPr>
+              <w:t xml:space="preserve">OBL-REC-02</w:t>
+            </w:r>
+          </w:p>
+        </w:tc>
+        <w:tc>
+          <w:tcPr>
+            <w:tcW w:type="dxa" w:w="2313"/>
+            <w:shd w:fill="F1F5F8" w:color="auto" w:val="clear"/>
+            <w:tcMar>
+              <w:top w:type="dxa" w:w="90"/>
+              <w:left w:type="dxa" w:w="130"/>
+              <w:bottom w:type="dxa" w:w="90"/>
+              <w:right w:type="dxa" w:w="130"/>
+            </w:tcMar>
+            <w:vAlign w:val="top"/>
+          </w:tcPr>
+          <w:p>
+            <w:pPr>
+              <w:spacing w:after="40" w:before="40" w:line="252"/>
+              <w:jc w:val="left"/>
+            </w:pPr>
+            <w:r>
+              <w:rPr>
+                <w:b w:val="false"/>
+                <w:bCs w:val="false"/>
+                <w:i w:val="false"/>
+                <w:iCs w:val="false"/>
+                <w:color w:val="222629"/>
+                <w:sz w:val="18"/>
+                <w:szCs w:val="18"/>
+              </w:rPr>
+              <w:t xml:space="preserve">Information Technology Act, 2000, and the rules made under it on reasonable security practices</w:t>
+            </w:r>
+          </w:p>
+        </w:tc>
+        <w:tc>
+          <w:tcPr>
+            <w:tcW w:type="dxa" w:w="2891"/>
+            <w:shd w:fill="F1F5F8" w:color="auto" w:val="clear"/>
+            <w:tcMar>
+              <w:top w:type="dxa" w:w="90"/>
+              <w:left w:type="dxa" w:w="130"/>
+              <w:bottom w:type="dxa" w:w="90"/>
+              <w:right w:type="dxa" w:w="130"/>
+            </w:tcMar>
+            <w:vAlign w:val="top"/>
+          </w:tcPr>
+          <w:p>
+            <w:pPr>
+              <w:spacing w:after="40" w:before="40" w:line="252"/>
+              <w:jc w:val="left"/>
+            </w:pPr>
+            <w:r>
+              <w:rPr>
+                <w:b w:val="false"/>
+                <w:bCs w:val="false"/>
+                <w:i w:val="false"/>
+                <w:iCs w:val="false"/>
+                <w:color w:val="222629"/>
+                <w:sz w:val="18"/>
+                <w:szCs w:val="18"/>
+              </w:rPr>
+              <w:t xml:space="preserve">Security practices and procedures for sensitive personal data, to the extent still operative alongside the 2023 Act.</w:t>
+            </w:r>
+          </w:p>
+        </w:tc>
+        <w:tc>
+          <w:tcPr>
+            <w:tcW w:type="dxa" w:w="3085"/>
+            <w:shd w:fill="F1F5F8" w:color="auto" w:val="clear"/>
+            <w:tcMar>
+              <w:top w:type="dxa" w:w="90"/>
+              <w:left w:type="dxa" w:w="130"/>
+              <w:bottom w:type="dxa" w:w="90"/>
+              <w:right w:type="dxa" w:w="130"/>
+            </w:tcMar>
+            <w:vAlign w:val="top"/>
+          </w:tcPr>
+          <w:p>
+            <w:pPr>
+              <w:spacing w:after="40" w:before="40" w:line="252"/>
+              <w:jc w:val="left"/>
+            </w:pPr>
+            <w:r>
+              <w:rPr>
+                <w:b w:val="false"/>
+                <w:bCs w:val="false"/>
+                <w:i w:val="false"/>
+                <w:iCs w:val="false"/>
+                <w:color w:val="222629"/>
+                <w:sz w:val="18"/>
+                <w:szCs w:val="18"/>
+              </w:rPr>
+              <w:t xml:space="preserve">Whether and how far this remains operative after the 2023 Act is a question for Legal.</w:t>
+            </w:r>
+          </w:p>
+        </w:tc>
+      </w:tr>
+    </w:tbl>
+    <w:p>
+      <w:pPr>
+        <w:spacing w:after="160"/>
+      </w:pPr>
+      <w:r>
+        <w:t xml:space="preserve"/>
+      </w:r>
+    </w:p>
+    <w:p>
+      <w:pPr>
+        <w:pStyle w:val="Heading2"/>
+        <w:keepNext/>
+        <w:keepLines/>
+        <w:spacing w:after="100" w:before="220"/>
+      </w:pPr>
+      <w:r>
+        <w:rPr>
+          <w:b/>
+          <w:bCs/>
+          <w:color w:val="0F6E6E"/>
+          <w:sz w:val="21"/>
+          <w:szCs w:val="21"/>
+        </w:rPr>
+        <w:t xml:space="preserve">Internal</w:t>
+      </w:r>
+    </w:p>
+    <w:tbl>
+      <w:tblPr>
+        <w:tblW w:type="dxa" w:w="9638"/>
+        <w:tblBorders>
+          <w:top w:val="single" w:color="C7D2DC" w:sz="4"/>
+          <w:left w:val="single" w:color="C7D2DC" w:sz="4"/>
+          <w:bottom w:val="single" w:color="C7D2DC" w:sz="4"/>
+          <w:right w:val="single" w:color="C7D2DC" w:sz="4"/>
+          <w:insideH w:val="single" w:color="C7D2DC" w:sz="2"/>
+          <w:insideV w:val="single" w:color="C7D2DC" w:sz="2"/>
+        </w:tblBorders>
+      </w:tblPr>
+      <w:tblGrid>
+        <w:gridCol w:w="1349"/>
+        <w:gridCol w:w="2313"/>
+        <w:gridCol w:w="2891"/>
+        <w:gridCol w:w="3085"/>
+      </w:tblGrid>
+      <w:tr>
+        <w:trPr>
+          <w:cantSplit/>
+          <w:tblHeader/>
+        </w:trPr>
+        <w:tc>
+          <w:tcPr>
+            <w:tcW w:type="dxa" w:w="1349"/>
+            <w:shd w:fill="11304E" w:color="auto" w:val="clear"/>
+            <w:tcMar>
+              <w:top w:type="dxa" w:w="90"/>
+              <w:left w:type="dxa" w:w="130"/>
+              <w:bottom w:type="dxa" w:w="90"/>
+              <w:right w:type="dxa" w:w="130"/>
+            </w:tcMar>
+            <w:vAlign w:val="center"/>
+          </w:tcPr>
+          <w:p>
+            <w:pPr>
+              <w:spacing w:after="40" w:before="40" w:line="252"/>
+              <w:jc w:val="left"/>
+            </w:pPr>
+            <w:r>
+              <w:rPr>
+                <w:b/>
+                <w:bCs/>
+                <w:i w:val="false"/>
+                <w:iCs w:val="false"/>
+                <w:color w:val="FFFFFF"/>
+                <w:sz w:val="18"/>
+                <w:szCs w:val="18"/>
+              </w:rPr>
+              <w:t xml:space="preserve">Code</w:t>
+            </w:r>
+          </w:p>
+        </w:tc>
+        <w:tc>
+          <w:tcPr>
+            <w:tcW w:type="dxa" w:w="2313"/>
+            <w:shd w:fill="11304E" w:color="auto" w:val="clear"/>
+            <w:tcMar>
+              <w:top w:type="dxa" w:w="90"/>
+              <w:left w:type="dxa" w:w="130"/>
+              <w:bottom w:type="dxa" w:w="90"/>
+              <w:right w:type="dxa" w:w="130"/>
+            </w:tcMar>
+            <w:vAlign w:val="center"/>
+          </w:tcPr>
+          <w:p>
+            <w:pPr>
+              <w:spacing w:after="40" w:before="40" w:line="252"/>
+              <w:jc w:val="left"/>
+            </w:pPr>
+            <w:r>
+              <w:rPr>
+                <w:b/>
+                <w:bCs/>
+                <w:i w:val="false"/>
+                <w:iCs w:val="false"/>
+                <w:color w:val="FFFFFF"/>
+                <w:sz w:val="18"/>
+                <w:szCs w:val="18"/>
+              </w:rPr>
+              <w:t xml:space="preserve">Instrument as identified by Product</w:t>
+            </w:r>
+          </w:p>
+        </w:tc>
+        <w:tc>
+          <w:tcPr>
+            <w:tcW w:type="dxa" w:w="2891"/>
+            <w:shd w:fill="11304E" w:color="auto" w:val="clear"/>
+            <w:tcMar>
+              <w:top w:type="dxa" w:w="90"/>
+              <w:left w:type="dxa" w:w="130"/>
+              <w:bottom w:type="dxa" w:w="90"/>
+              <w:right w:type="dxa" w:w="130"/>
+            </w:tcMar>
+            <w:vAlign w:val="center"/>
+          </w:tcPr>
+          <w:p>
+            <w:pPr>
+              <w:spacing w:after="40" w:before="40" w:line="252"/>
+              <w:jc w:val="left"/>
+            </w:pPr>
+            <w:r>
+              <w:rPr>
+                <w:b/>
+                <w:bCs/>
+                <w:i w:val="false"/>
+                <w:iCs w:val="false"/>
+                <w:color w:val="FFFFFF"/>
+                <w:sz w:val="18"/>
+                <w:szCs w:val="18"/>
+              </w:rPr>
+              <w:t xml:space="preserve">What the obligation requires</w:t>
+            </w:r>
+          </w:p>
+        </w:tc>
+        <w:tc>
+          <w:tcPr>
+            <w:tcW w:type="dxa" w:w="3085"/>
+            <w:shd w:fill="11304E" w:color="auto" w:val="clear"/>
+            <w:tcMar>
+              <w:top w:type="dxa" w:w="90"/>
+              <w:left w:type="dxa" w:w="130"/>
+              <w:bottom w:type="dxa" w:w="90"/>
+              <w:right w:type="dxa" w:w="130"/>
+            </w:tcMar>
+            <w:vAlign w:val="center"/>
+          </w:tcPr>
+          <w:p>
+            <w:pPr>
+              <w:spacing w:after="40" w:before="40" w:line="252"/>
+              <w:jc w:val="left"/>
+            </w:pPr>
+            <w:r>
+              <w:rPr>
+                <w:b/>
+                <w:bCs/>
+                <w:i w:val="false"/>
+                <w:iCs w:val="false"/>
+                <w:color w:val="FFFFFF"/>
+                <w:sz w:val="18"/>
+                <w:szCs w:val="18"/>
+              </w:rPr>
+              <w:t xml:space="preserve">Citation status — for Compliance to complete</w:t>
+            </w:r>
+          </w:p>
+        </w:tc>
+      </w:tr>
+      <w:tr>
+        <w:trPr>
+          <w:cantSplit/>
+        </w:trPr>
+        <w:tc>
+          <w:tcPr>
+            <w:tcW w:type="dxa" w:w="1349"/>
+            <w:tcMar>
+              <w:top w:type="dxa" w:w="90"/>
+              <w:left w:type="dxa" w:w="130"/>
+              <w:bottom w:type="dxa" w:w="90"/>
+              <w:right w:type="dxa" w:w="130"/>
+            </w:tcMar>
+            <w:vAlign w:val="top"/>
+          </w:tcPr>
+          <w:p>
+            <w:pPr>
+              <w:spacing w:after="40" w:before="40" w:line="252"/>
+              <w:jc w:val="left"/>
+            </w:pPr>
+            <w:r>
+              <w:rPr>
+                <w:b/>
+                <w:bCs/>
+                <w:i w:val="false"/>
+                <w:iCs w:val="false"/>
+                <w:color w:val="11304E"/>
+                <w:sz w:val="17"/>
+                <w:szCs w:val="17"/>
+              </w:rPr>
+              <w:t xml:space="preserve">OBL-INT-01</w:t>
+            </w:r>
+          </w:p>
+        </w:tc>
+        <w:tc>
+          <w:tcPr>
+            <w:tcW w:type="dxa" w:w="2313"/>
+            <w:tcMar>
+              <w:top w:type="dxa" w:w="90"/>
+              <w:left w:type="dxa" w:w="130"/>
+              <w:bottom w:type="dxa" w:w="90"/>
+              <w:right w:type="dxa" w:w="130"/>
+            </w:tcMar>
+            <w:vAlign w:val="top"/>
+          </w:tcPr>
+          <w:p>
+            <w:pPr>
+              <w:spacing w:after="40" w:before="40" w:line="252"/>
+              <w:jc w:val="left"/>
+            </w:pPr>
+            <w:r>
+              <w:rPr>
+                <w:b w:val="false"/>
+                <w:bCs w:val="false"/>
+                <w:i w:val="false"/>
+                <w:iCs w:val="false"/>
+                <w:color w:val="222629"/>
+                <w:sz w:val="18"/>
+                <w:szCs w:val="18"/>
+              </w:rPr>
+              <w:t xml:space="preserve">Internal — the programme’s own non-waivable control list</w:t>
+            </w:r>
+          </w:p>
+        </w:tc>
+        <w:tc>
+          <w:tcPr>
+            <w:tcW w:type="dxa" w:w="2891"/>
+            <w:tcMar>
+              <w:top w:type="dxa" w:w="90"/>
+              <w:left w:type="dxa" w:w="130"/>
+              <w:bottom w:type="dxa" w:w="90"/>
+              <w:right w:type="dxa" w:w="130"/>
+            </w:tcMar>
+            <w:vAlign w:val="top"/>
+          </w:tcPr>
+          <w:p>
+            <w:pPr>
+              <w:spacing w:after="40" w:before="40" w:line="252"/>
+              <w:jc w:val="left"/>
+            </w:pPr>
+            <w:r>
+              <w:rPr>
+                <w:b w:val="false"/>
+                <w:bCs w:val="false"/>
+                <w:i w:val="false"/>
+                <w:iCs w:val="false"/>
+                <w:color w:val="222629"/>
+                <w:sz w:val="18"/>
+                <w:szCs w:val="18"/>
+              </w:rPr>
+              <w:t xml:space="preserve">Controls the programme has resolved that no authority within it may waive, whatever the external position turns out to be.</w:t>
+            </w:r>
+          </w:p>
+        </w:tc>
+        <w:tc>
+          <w:tcPr>
+            <w:tcW w:type="dxa" w:w="3085"/>
+            <w:tcMar>
+              <w:top w:type="dxa" w:w="90"/>
+              <w:left w:type="dxa" w:w="130"/>
+              <w:bottom w:type="dxa" w:w="90"/>
+              <w:right w:type="dxa" w:w="130"/>
+            </w:tcMar>
+            <w:vAlign w:val="top"/>
+          </w:tcPr>
+          <w:p>
+            <w:pPr>
+              <w:spacing w:after="40" w:before="40" w:line="252"/>
+              <w:jc w:val="left"/>
+            </w:pPr>
+            <w:r>
+              <w:rPr>
+                <w:b w:val="false"/>
+                <w:bCs w:val="false"/>
+                <w:i w:val="false"/>
+                <w:iCs w:val="false"/>
+                <w:color w:val="222629"/>
+                <w:sz w:val="18"/>
+                <w:szCs w:val="18"/>
+              </w:rPr>
+              <w:t xml:space="preserve">Binding internally by decision, not by law. Data residency and consent capture where legally required are both on this list.</w:t>
+            </w:r>
+          </w:p>
+        </w:tc>
+      </w:tr>
+    </w:tbl>
+    <w:p>
+      <w:pPr>
+        <w:pStyle w:val="Heading1"/>
+        <w:keepNext/>
+        <w:keepLines/>
+        <w:pageBreakBefore/>
+        <w:pBdr>
+          <w:bottom w:val="single" w:color="0F6E6E" w:sz="8" w:space="6"/>
+        </w:pBdr>
+        <w:spacing w:after="160" w:before="0"/>
+      </w:pPr>
+      <w:r>
+        <w:rPr>
+          <w:b/>
+          <w:bCs/>
+          <w:color w:val="11304E"/>
+          <w:sz w:val="30"/>
+          <w:szCs w:val="30"/>
+        </w:rPr>
+        <w:t xml:space="preserve">Appendix B — Terms and internal references</w:t>
       </w:r>
     </w:p>
     <w:p>
@@ -21142,7 +28238,7 @@
           <w:sz w:val="17"/>
           <w:szCs w:val="17"/>
         </w:rPr>
-        <w:t xml:space="preserve">Volume 3 of 3 — Suitability Rule Pack · Prepared by Rajal, Principal Insurance Platform Product Owner · AU Bank Insurance Distribution Platform · 17 August 2026 · Approval reference COMP-APPROVE-CNS-SUIT-v1.1</w:t>
+        <w:t xml:space="preserve">Volume 3 of 3 — Suitability Rule Pack · Prepared for the Principal Insurance Platform Product Owner · AU Bank Insurance Distribution Platform · 17 August 2026 · Approval reference COMP-APPROVE-CNS-SUIT-v1.1</w:t>
       </w:r>
     </w:p>
     <w:sectPr>

--- a/docs/au-bank-insurance-platform/rule-packs/approval/3-Suitability-Rule-Pack.docx
+++ b/docs/au-bank-insurance-platform/rule-packs/approval/3-Suitability-Rule-Pack.docx
@@ -30,7 +30,7 @@
     </w:p>
     <w:p>
       <w:pPr>
-        <w:spacing w:after="400" w:before="0" w:line="276"/>
+        <w:spacing w:after="60" w:before="0" w:line="276"/>
         <w:jc w:val="left"/>
       </w:pPr>
       <w:r>
@@ -44,6 +44,36 @@
           <w:szCs w:val="18"/>
         </w:rPr>
         <w:t xml:space="preserve">Volume 3 of 3  ·  Reference volume, read alongside Decision Schedule B</w:t>
+      </w:r>
+    </w:p>
+    <w:p>
+      <w:pPr>
+        <w:spacing w:after="400" w:before="0" w:line="276"/>
+        <w:jc w:val="left"/>
+      </w:pPr>
+      <w:r>
+        <w:rPr>
+          <w:b w:val="false"/>
+          <w:bCs w:val="false"/>
+          <w:i w:val="false"/>
+          <w:iCs w:val="false"/>
+          <w:color w:val="5A6570"/>
+          <w:sz w:val="17"/>
+          <w:szCs w:val="17"/>
+        </w:rPr>
+        <w:t xml:space="preserve">Companion files: </w:t>
+      </w:r>
+      <w:r>
+        <w:rPr>
+          <w:b/>
+          <w:bCs/>
+          <w:i w:val="false"/>
+          <w:iCs w:val="false"/>
+          <w:color w:val="0F6E6E"/>
+          <w:sz w:val="17"/>
+          <w:szCs w:val="17"/>
+        </w:rPr>
+        <w:t xml:space="preserve">1-Decision-Pack.docx  ·  2-Consent-Rule-Pack.docx</w:t>
       </w:r>
     </w:p>
     <w:p>
@@ -401,7 +431,7 @@
                 <w:sz w:val="18"/>
                 <w:szCs w:val="18"/>
               </w:rPr>
-              <w:t xml:space="preserve">62 rules — SUIT-R01 to SUIT-R48 with fourteen sub-numbered rules added at v1.1 — in 14 sections, together with the sixteen-input question set (four taken from bank records, twelve asked), the computation and its worked example, the outcome tables, the assessment record and the override policy</w:t>
+              <w:t xml:space="preserve">62 rules — SUIT-R01 to SUIT-R48 with fourteen sub-numbered rules added at v1.1 — in 14 sections, together with the sixteen-input question set (four taken from bank records, twelve asked), the computation and its worked example, the outcome tables, the 20-field assessment record and the override policy</w:t>
             </w:r>
           </w:p>
         </w:tc>
@@ -612,7 +642,7 @@
                 <w:sz w:val="18"/>
                 <w:szCs w:val="18"/>
               </w:rPr>
-              <w:t xml:space="preserve">The first release — Life products (Term, Savings/Endowment and unit-linked), sold to existing bank customers, assisted by a relationship manager</w:t>
+              <w:t xml:space="preserve">R0 execution — one Term Life sale to an existing bank customer, assisted by a relationship manager, through one insurer on the approved panel. The model also covers Savings/Endowment and unit-linked classes so a later governed release does not need a new model; approving it does not move those classes into R0.</w:t>
             </w:r>
           </w:p>
         </w:tc>
@@ -1431,7 +1461,7 @@
           <w:sz w:val="20"/>
           <w:szCs w:val="20"/>
         </w:rPr>
-        <w:t xml:space="preserve">That the gate exists at all is not in question — bypassing suitability before quote is described in the programme’s own baseline as unlawful. What was missing, and what this pack supplies, is the content: the questions, the arithmetic, the outcome bands, and what a valid assessment actually means.</w:t>
+        <w:t xml:space="preserve">The programme treats bypassing suitability before quote as a legal and compliance exposure it will not accept. Volume 1, §6 records that the legal characterisation itself still needs a source-backed Compliance determination. What this pack supplies is the control content: the questions, the arithmetic, the outcome bands, and what a valid assessment actually means.</w:t>
       </w:r>
     </w:p>
     <w:p>
@@ -10845,7 +10875,7 @@
                 <w:sz w:val="18"/>
                 <w:szCs w:val="18"/>
               </w:rPr>
-              <w:t xml:space="preserve">6a</w:t>
+              <w:t xml:space="preserve">7</w:t>
             </w:r>
           </w:p>
         </w:tc>
@@ -10941,7 +10971,7 @@
                 <w:sz w:val="18"/>
                 <w:szCs w:val="18"/>
               </w:rPr>
-              <w:t xml:space="preserve">6b</w:t>
+              <w:t xml:space="preserve">8</w:t>
             </w:r>
           </w:p>
         </w:tc>
@@ -11038,7 +11068,7 @@
                 <w:sz w:val="18"/>
                 <w:szCs w:val="18"/>
               </w:rPr>
-              <w:t xml:space="preserve">7</w:t>
+              <w:t xml:space="preserve">9</w:t>
             </w:r>
           </w:p>
         </w:tc>
@@ -11134,7 +11164,7 @@
                 <w:sz w:val="18"/>
                 <w:szCs w:val="18"/>
               </w:rPr>
-              <w:t xml:space="preserve">8</w:t>
+              <w:t xml:space="preserve">10</w:t>
             </w:r>
           </w:p>
         </w:tc>
@@ -11231,7 +11261,7 @@
                 <w:sz w:val="18"/>
                 <w:szCs w:val="18"/>
               </w:rPr>
-              <w:t xml:space="preserve">9</w:t>
+              <w:t xml:space="preserve">11</w:t>
             </w:r>
           </w:p>
         </w:tc>
@@ -11327,7 +11357,7 @@
                 <w:sz w:val="18"/>
                 <w:szCs w:val="18"/>
               </w:rPr>
-              <w:t xml:space="preserve">10</w:t>
+              <w:t xml:space="preserve">12</w:t>
             </w:r>
           </w:p>
         </w:tc>
@@ -11424,7 +11454,7 @@
                 <w:sz w:val="18"/>
                 <w:szCs w:val="18"/>
               </w:rPr>
-              <w:t xml:space="preserve">11</w:t>
+              <w:t xml:space="preserve">13</w:t>
             </w:r>
           </w:p>
         </w:tc>
@@ -11520,7 +11550,7 @@
                 <w:sz w:val="18"/>
                 <w:szCs w:val="18"/>
               </w:rPr>
-              <w:t xml:space="preserve">12</w:t>
+              <w:t xml:space="preserve">14</w:t>
             </w:r>
           </w:p>
         </w:tc>
@@ -11617,7 +11647,7 @@
                 <w:sz w:val="18"/>
                 <w:szCs w:val="18"/>
               </w:rPr>
-              <w:t xml:space="preserve">13</w:t>
+              <w:t xml:space="preserve">15</w:t>
             </w:r>
           </w:p>
         </w:tc>
@@ -11713,7 +11743,7 @@
                 <w:sz w:val="18"/>
                 <w:szCs w:val="18"/>
               </w:rPr>
-              <w:t xml:space="preserve">14</w:t>
+              <w:t xml:space="preserve">16</w:t>
             </w:r>
           </w:p>
         </w:tc>
@@ -11810,7 +11840,7 @@
                 <w:sz w:val="18"/>
                 <w:szCs w:val="18"/>
               </w:rPr>
-              <w:t xml:space="preserve">15</w:t>
+              <w:t xml:space="preserve">17</w:t>
             </w:r>
           </w:p>
         </w:tc>
@@ -11906,7 +11936,7 @@
                 <w:sz w:val="18"/>
                 <w:szCs w:val="18"/>
               </w:rPr>
-              <w:t xml:space="preserve">16</w:t>
+              <w:t xml:space="preserve">18</w:t>
             </w:r>
           </w:p>
         </w:tc>
@@ -12003,7 +12033,7 @@
                 <w:sz w:val="18"/>
                 <w:szCs w:val="18"/>
               </w:rPr>
-              <w:t xml:space="preserve">17</w:t>
+              <w:t xml:space="preserve">19</w:t>
             </w:r>
           </w:p>
         </w:tc>
@@ -12099,7 +12129,7 @@
                 <w:sz w:val="18"/>
                 <w:szCs w:val="18"/>
               </w:rPr>
-              <w:t xml:space="preserve">18</w:t>
+              <w:t xml:space="preserve">20</w:t>
             </w:r>
           </w:p>
         </w:tc>
@@ -14209,7 +14239,7 @@
                 <w:sz w:val="18"/>
                 <w:szCs w:val="18"/>
               </w:rPr>
-              <w:t xml:space="preserve">7</w:t>
+              <w:t xml:space="preserve">9</w:t>
             </w:r>
           </w:p>
         </w:tc>
@@ -17916,7 +17946,7 @@
           <w:sz w:val="20"/>
           <w:szCs w:val="20"/>
         </w:rPr>
-        <w:t xml:space="preserve">A customer may want a product the model did not put first, where that product is nonetheless permitted for them. This is legitimate and is not an override.</w:t>
+        <w:t xml:space="preserve">A customer may select any product whose class outcome permits a quote, including one in a class that carries a caution while another class does not. This is legitimate, it is the customer’s choice to make, and it is not an override of anything.</w:t>
       </w:r>
     </w:p>
     <w:tbl>
@@ -28238,7 +28268,7 @@
           <w:sz w:val="17"/>
           <w:szCs w:val="17"/>
         </w:rPr>
-        <w:t xml:space="preserve">Volume 3 of 3 — Suitability Rule Pack · Prepared for the Principal Insurance Platform Product Owner · AU Bank Insurance Distribution Platform · 17 August 2026 · Approval reference COMP-APPROVE-CNS-SUIT-v1.1</w:t>
+        <w:t xml:space="preserve">Volume 3 of 3 — Suitability Rule Pack · AI-drafted for Product and Compliance review — unsigned · AU Bank Insurance Distribution Platform · 17 August 2026 · Approval reference COMP-APPROVE-CNS-SUIT-v1.1</w:t>
       </w:r>
     </w:p>
     <w:sectPr>
